--- a/build/artigo.docx
+++ b/build/artigo.docx
@@ -4,13 +4,355 @@
   <w:body>
     <w:p>
       <w:pPr>
+        <w:pStyle w:val="Heading1"/>
+      </w:pPr>
+      <w:bookmarkStart w:id="20" w:name="Xf671d7ed50bd675ab70fcbba6a64610fd6a655a"/>
+      <w:r>
+        <w:t xml:space="preserve">Automação de certificação e recomendação pedagógica em programa de capacitação profissional: da geração de indicadores à camada de decisão</w:t>
+      </w:r>
+      <w:bookmarkEnd w:id="20"/>
+    </w:p>
+    <w:p>
+      <w:pPr>
         <w:pStyle w:val="Heading2"/>
       </w:pPr>
-      <w:bookmarkStart w:id="20" w:name="introdução"/>
+      <w:bookmarkStart w:id="21" w:name="resumo"/>
+      <w:r>
+        <w:t xml:space="preserve">Resumo</w:t>
+      </w:r>
+      <w:bookmarkEnd w:id="21"/>
+    </w:p>
+    <w:p>
+      <w:pPr>
+        <w:pStyle w:val="FirstParagraph"/>
+      </w:pPr>
+      <w:r>
+        <w:t xml:space="preserve">Programas de capacitação profissional que acompanham o desenvolvimento de competências</w:t>
+      </w:r>
+      <w:r>
+        <w:t xml:space="preserve"> </w:t>
+      </w:r>
+      <w:r>
+        <w:t xml:space="preserve">socioemocionais produzem, a cada unidade avaliativa, um volume de medições cuja</w:t>
+      </w:r>
+      <w:r>
+        <w:t xml:space="preserve"> </w:t>
+      </w:r>
+      <w:r>
+        <w:t xml:space="preserve">consolidação manual consumia cerca de quarenta minutos por discente. A automação</w:t>
+      </w:r>
+      <w:r>
+        <w:t xml:space="preserve"> </w:t>
+      </w:r>
+      <w:r>
+        <w:t xml:space="preserve">construída no ciclo anterior deste projeto reduziu esse tempo, mas encerrava-se na</w:t>
+      </w:r>
+      <w:r>
+        <w:t xml:space="preserve"> </w:t>
+      </w:r>
+      <w:r>
+        <w:t xml:space="preserve">produção dos indicadores de desempenho. O objetivo é descrever e avaliar a solução do</w:t>
+      </w:r>
+      <w:r>
+        <w:t xml:space="preserve"> </w:t>
+      </w:r>
+      <w:r>
+        <w:t xml:space="preserve">ciclo de 2025 do programa Capacitação 4.0, que estendeu essa automação com uma camada de</w:t>
+      </w:r>
+      <w:r>
+        <w:t xml:space="preserve"> </w:t>
+      </w:r>
+      <w:r>
+        <w:t xml:space="preserve">decisão e uma camada de intervenção. A primeira responde pela certificação por critério</w:t>
+      </w:r>
+      <w:r>
+        <w:t xml:space="preserve"> </w:t>
+      </w:r>
+      <w:r>
+        <w:t xml:space="preserve">objetivo, e a segunda pela recomendação pedagógica dirigida ao discente. Adotou-se</w:t>
+      </w:r>
+      <w:r>
+        <w:t xml:space="preserve"> </w:t>
+      </w:r>
+      <w:r>
+        <w:t xml:space="preserve">pesquisa aplicada de natureza descritiva sobre o sistema em operação real, com evidência</w:t>
+      </w:r>
+      <w:r>
+        <w:t xml:space="preserve"> </w:t>
+      </w:r>
+      <w:r>
+        <w:t xml:space="preserve">extraída do código da interface de programação de aplicações, das exportações dos fluxos</w:t>
+      </w:r>
+      <w:r>
+        <w:t xml:space="preserve"> </w:t>
+      </w:r>
+      <w:r>
+        <w:t xml:space="preserve">construídos em ferramenta de baixo código e de consulta agregada ao banco de produção</w:t>
+      </w:r>
+      <w:r>
+        <w:t xml:space="preserve"> </w:t>
+      </w:r>
+      <w:r>
+        <w:t xml:space="preserve">realizada em 27 de julho de 2026, sem que registro individual algum fosse reportado. A</w:t>
+      </w:r>
+      <w:r>
+        <w:t xml:space="preserve"> </w:t>
+      </w:r>
+      <w:r>
+        <w:t xml:space="preserve">base constituída reúne 33 discentes cadastrados, 177 registros de autoavaliação</w:t>
+      </w:r>
+      <w:r>
+        <w:t xml:space="preserve"> </w:t>
+      </w:r>
+      <w:r>
+        <w:t xml:space="preserve">distribuídos em nove unidades e 165 notas organizadas em quinze conjuntos completos de</w:t>
+      </w:r>
+      <w:r>
+        <w:t xml:space="preserve"> </w:t>
+      </w:r>
+      <w:r>
+        <w:t xml:space="preserve">medições, com média de 2,47 na escala de 0,00 a 4,00. Dela resultam 49 pares competência</w:t>
+      </w:r>
+      <w:r>
+        <w:t xml:space="preserve"> </w:t>
+      </w:r>
+      <w:r>
+        <w:t xml:space="preserve">× discente com duas ou mais medições, insumo longitudinal exigido pela regra de evolução</w:t>
+      </w:r>
+      <w:r>
+        <w:t xml:space="preserve"> </w:t>
+      </w:r>
+      <w:r>
+        <w:t xml:space="preserve">em dois terços das competências avaliadas. O registro de uma autoavaliação completa</w:t>
+      </w:r>
+      <w:r>
+        <w:t xml:space="preserve"> </w:t>
+      </w:r>
+      <w:r>
+        <w:t xml:space="preserve">passou a ocorrer em 2 a 3 segundos, e a geração do gráfico de perfil, em 12 a 15</w:t>
+      </w:r>
+      <w:r>
+        <w:t xml:space="preserve"> </w:t>
+      </w:r>
+      <w:r>
+        <w:t xml:space="preserve">segundos. Esses tempos preservam a ordem de magnitude do ciclo anterior mesmo com o</w:t>
+      </w:r>
+      <w:r>
+        <w:t xml:space="preserve"> </w:t>
+      </w:r>
+      <w:r>
+        <w:t xml:space="preserve">acréscimo das duas camadas e das garantias de integridade. Conclui-se que o encerramento</w:t>
+      </w:r>
+      <w:r>
+        <w:t xml:space="preserve"> </w:t>
+      </w:r>
+      <w:r>
+        <w:t xml:space="preserve">do ciclo formativo depende menos da orquestração do que da propriedade da camada de</w:t>
+      </w:r>
+      <w:r>
+        <w:t xml:space="preserve"> </w:t>
+      </w:r>
+      <w:r>
+        <w:t xml:space="preserve">dados que a sustenta, e que o demonstrado é viabilidade em condições reais de uso, não</w:t>
+      </w:r>
+      <w:r>
+        <w:t xml:space="preserve"> </w:t>
+      </w:r>
+      <w:r>
+        <w:t xml:space="preserve">escala.</w:t>
+      </w:r>
+    </w:p>
+    <w:p>
+      <w:pPr>
+        <w:pStyle w:val="BodyText"/>
+      </w:pPr>
+      <w:r>
+        <w:t xml:space="preserve">Palavras-chave: automação de processos; avaliação de competências socioemocionais; baixo</w:t>
+      </w:r>
+      <w:r>
+        <w:t xml:space="preserve"> </w:t>
+      </w:r>
+      <w:r>
+        <w:t xml:space="preserve">código; certificação; rastreabilidade histórica.</w:t>
+      </w:r>
+    </w:p>
+    <w:p>
+      <w:pPr>
+        <w:pStyle w:val="Heading1"/>
+      </w:pPr>
+      <w:bookmarkStart w:id="22" w:name="Xc4dbf117b6bc6e6cce9eafa38aec9f8ffed1b32"/>
+      <w:r>
+        <w:t xml:space="preserve">Automating certification and pedagogical recommendation in a professional training program: from indicator generation to the decision layer</w:t>
+      </w:r>
+      <w:bookmarkEnd w:id="22"/>
+    </w:p>
+    <w:p>
+      <w:pPr>
+        <w:pStyle w:val="Heading2"/>
+      </w:pPr>
+      <w:bookmarkStart w:id="23" w:name="abstract"/>
+      <w:r>
+        <w:t xml:space="preserve">Abstract</w:t>
+      </w:r>
+      <w:bookmarkEnd w:id="23"/>
+    </w:p>
+    <w:p>
+      <w:pPr>
+        <w:pStyle w:val="FirstParagraph"/>
+      </w:pPr>
+      <w:r>
+        <w:t xml:space="preserve">Professional training programs that monitor the development of socioemotional skills</w:t>
+      </w:r>
+      <w:r>
+        <w:t xml:space="preserve"> </w:t>
+      </w:r>
+      <w:r>
+        <w:t xml:space="preserve">produce, in each assessment unit, a volume of measurements whose manual consolidation</w:t>
+      </w:r>
+      <w:r>
+        <w:t xml:space="preserve"> </w:t>
+      </w:r>
+      <w:r>
+        <w:t xml:space="preserve">required about forty minutes per student. The automation built in the previous cycle of</w:t>
+      </w:r>
+      <w:r>
+        <w:t xml:space="preserve"> </w:t>
+      </w:r>
+      <w:r>
+        <w:t xml:space="preserve">this project reduced that time, but ended at the production of performance indicators.</w:t>
+      </w:r>
+      <w:r>
+        <w:t xml:space="preserve"> </w:t>
+      </w:r>
+      <w:r>
+        <w:t xml:space="preserve">The objective is to describe and evaluate the solution of the 2025 cycle of the</w:t>
+      </w:r>
+      <w:r>
+        <w:t xml:space="preserve"> </w:t>
+      </w:r>
+      <w:r>
+        <w:t xml:space="preserve">Capacitação 4.0 program, which extended that automation with a decision layer and an</w:t>
+      </w:r>
+      <w:r>
+        <w:t xml:space="preserve"> </w:t>
+      </w:r>
+      <w:r>
+        <w:t xml:space="preserve">intervention layer. The former is in charge of certification under an objective</w:t>
+      </w:r>
+      <w:r>
+        <w:t xml:space="preserve"> </w:t>
+      </w:r>
+      <w:r>
+        <w:t xml:space="preserve">criterion, and the latter of the pedagogical recommendation sent to the student. Applied</w:t>
+      </w:r>
+      <w:r>
+        <w:t xml:space="preserve"> </w:t>
+      </w:r>
+      <w:r>
+        <w:t xml:space="preserve">descriptive research was conducted on the system in real operation, with evidence taken</w:t>
+      </w:r>
+      <w:r>
+        <w:t xml:space="preserve"> </w:t>
+      </w:r>
+      <w:r>
+        <w:t xml:space="preserve">from the application programming interface source code, from the exports of the</w:t>
+      </w:r>
+      <w:r>
+        <w:t xml:space="preserve"> </w:t>
+      </w:r>
+      <w:r>
+        <w:t xml:space="preserve">workflows built in a low-code tool and from an aggregate query to the production</w:t>
+      </w:r>
+      <w:r>
+        <w:t xml:space="preserve"> </w:t>
+      </w:r>
+      <w:r>
+        <w:t xml:space="preserve">database performed on 27 July 2026, with no individual record reported. The resulting</w:t>
+      </w:r>
+      <w:r>
+        <w:t xml:space="preserve"> </w:t>
+      </w:r>
+      <w:r>
+        <w:t xml:space="preserve">base comprises 33 registered students, 177 self-assessment records distributed across</w:t>
+      </w:r>
+      <w:r>
+        <w:t xml:space="preserve"> </w:t>
+      </w:r>
+      <w:r>
+        <w:t xml:space="preserve">nine units and 165 scores organized into fifteen complete sets of measurements, with a</w:t>
+      </w:r>
+      <w:r>
+        <w:t xml:space="preserve"> </w:t>
+      </w:r>
+      <w:r>
+        <w:t xml:space="preserve">mean of 2.47 on a scale from 0.00 to 4.00. From that base come 49 skill-by-student pairs</w:t>
+      </w:r>
+      <w:r>
+        <w:t xml:space="preserve"> </w:t>
+      </w:r>
+      <w:r>
+        <w:t xml:space="preserve">with two or more measurements, the longitudinal input required by the rule of</w:t>
+      </w:r>
+      <w:r>
+        <w:t xml:space="preserve"> </w:t>
+      </w:r>
+      <w:r>
+        <w:t xml:space="preserve">improvement in two thirds of the assessed skills. Recording a complete self-assessment</w:t>
+      </w:r>
+      <w:r>
+        <w:t xml:space="preserve"> </w:t>
+      </w:r>
+      <w:r>
+        <w:t xml:space="preserve">takes 2 to 3 seconds, and generating the profile chart, 12 to 15 seconds. Those times</w:t>
+      </w:r>
+      <w:r>
+        <w:t xml:space="preserve"> </w:t>
+      </w:r>
+      <w:r>
+        <w:t xml:space="preserve">preserve the order of magnitude of the previous cycle even with the addition of the two</w:t>
+      </w:r>
+      <w:r>
+        <w:t xml:space="preserve"> </w:t>
+      </w:r>
+      <w:r>
+        <w:t xml:space="preserve">layers and of the integrity guarantees. It is concluded that closing the training cycle</w:t>
+      </w:r>
+      <w:r>
+        <w:t xml:space="preserve"> </w:t>
+      </w:r>
+      <w:r>
+        <w:t xml:space="preserve">depends less on orchestration than on the property of the data layer that sustains it,</w:t>
+      </w:r>
+      <w:r>
+        <w:t xml:space="preserve"> </w:t>
+      </w:r>
+      <w:r>
+        <w:t xml:space="preserve">and that what was demonstrated is feasibility under real conditions of use, not scale.</w:t>
+      </w:r>
+    </w:p>
+    <w:p>
+      <w:pPr>
+        <w:pStyle w:val="BodyText"/>
+      </w:pPr>
+      <w:r>
+        <w:t xml:space="preserve">Keywords: certification; historical traceability; low-code; process automation;</w:t>
+      </w:r>
+      <w:r>
+        <w:t xml:space="preserve"> </w:t>
+      </w:r>
+      <w:r>
+        <w:t xml:space="preserve">socioemotional skills assessment.</w:t>
+      </w:r>
+    </w:p>
+    <w:p>
+      <w:pPr>
+        <w:pStyle w:val="Heading2"/>
+      </w:pPr>
+      <w:bookmarkStart w:id="24" w:name="introdução"/>
       <w:r>
         <w:t xml:space="preserve">1 Introdução</w:t>
       </w:r>
-      <w:bookmarkEnd w:id="20"/>
+      <w:bookmarkEnd w:id="24"/>
     </w:p>
     <w:p>
       <w:pPr>
@@ -47,13 +389,13 @@
         <w:t xml:space="preserve"> </w:t>
       </w:r>
       <w:r>
-        <w:t xml:space="preserve">vinculadas à inteligência emocional e uma escala de zero a quatro pontos, aplicada ao final</w:t>
-      </w:r>
-      <w:r>
-        <w:t xml:space="preserve"> </w:t>
-      </w:r>
-      <w:r>
-        <w:t xml:space="preserve">de cada unidade avaliativa do percurso do discente (Embrapii, 2021).</w:t>
+        <w:t xml:space="preserve">vinculadas à inteligência emocional e uma escala de zero a quatro pontos, aplicada ao</w:t>
+      </w:r>
+      <w:r>
+        <w:t xml:space="preserve"> </w:t>
+      </w:r>
+      <w:r>
+        <w:t xml:space="preserve">final de cada unidade avaliativa do percurso do discente (Embrapii, 2021).</w:t>
       </w:r>
     </w:p>
     <w:p>
@@ -79,25 +421,31 @@
         <w:t xml:space="preserve"> </w:t>
       </w:r>
       <w:r>
-        <w:t xml:space="preserve">mantidas pelos mentores do programa. O registro do ciclo anterior do projeto indica um custo</w:t>
-      </w:r>
-      <w:r>
-        <w:t xml:space="preserve"> </w:t>
-      </w:r>
-      <w:r>
-        <w:t xml:space="preserve">aproximado de quarenta minutos por discente para reunir as notas, produzir os gráficos de</w:t>
-      </w:r>
-      <w:r>
-        <w:t xml:space="preserve"> </w:t>
-      </w:r>
-      <w:r>
-        <w:t xml:space="preserve">acompanhamento e organizar o material devolvido. A carga imposta à equipe era, assim,</w:t>
-      </w:r>
-      <w:r>
-        <w:t xml:space="preserve"> </w:t>
-      </w:r>
-      <w:r>
-        <w:t xml:space="preserve">proporcional ao tamanho da turma e independente do valor analítico do resultado obtido.</w:t>
+        <w:t xml:space="preserve">mantidas pelos mentores do programa. O registro do ciclo anterior do projeto indica um</w:t>
+      </w:r>
+      <w:r>
+        <w:t xml:space="preserve"> </w:t>
+      </w:r>
+      <w:r>
+        <w:t xml:space="preserve">custo aproximado de quarenta minutos por discente para reunir as notas, produzir os</w:t>
+      </w:r>
+      <w:r>
+        <w:t xml:space="preserve"> </w:t>
+      </w:r>
+      <w:r>
+        <w:t xml:space="preserve">gráficos de acompanhamento e organizar o material devolvido. A carga imposta à equipe era,</w:t>
+      </w:r>
+      <w:r>
+        <w:t xml:space="preserve"> </w:t>
+      </w:r>
+      <w:r>
+        <w:t xml:space="preserve">assim, proporcional ao tamanho da turma e independente do valor analítico do resultado</w:t>
+      </w:r>
+      <w:r>
+        <w:t xml:space="preserve"> </w:t>
+      </w:r>
+      <w:r>
+        <w:t xml:space="preserve">obtido.</w:t>
       </w:r>
     </w:p>
     <w:p>
@@ -117,75 +465,75 @@
         <w:t xml:space="preserve"> </w:t>
       </w:r>
       <w:r>
-        <w:t xml:space="preserve">integravam-se a uma interface de programação de aplicações responsável pelo armazenamento das</w:t>
-      </w:r>
-      <w:r>
-        <w:t xml:space="preserve"> </w:t>
-      </w:r>
-      <w:r>
-        <w:t xml:space="preserve">notas, e produziam automaticamente os gráficos radar e as tabelas de acompanhamento. O tempo</w:t>
-      </w:r>
-      <w:r>
-        <w:t xml:space="preserve"> </w:t>
-      </w:r>
-      <w:r>
-        <w:t xml:space="preserve">de processamento por discente caiu para cerca de doze segundos, e a produção dos indicadores</w:t>
-      </w:r>
-      <w:r>
-        <w:t xml:space="preserve"> </w:t>
-      </w:r>
-      <w:r>
-        <w:t xml:space="preserve">deixou de depender da disponibilidade do mentor. O ganho é expressivo no eixo em que foi</w:t>
-      </w:r>
-      <w:r>
-        <w:t xml:space="preserve"> </w:t>
-      </w:r>
-      <w:r>
-        <w:t xml:space="preserve">medido, e é justamente a delimitação desse eixo que motiva o presente trabalho.</w:t>
-      </w:r>
-    </w:p>
-    <w:p>
-      <w:pPr>
-        <w:pStyle w:val="BodyText"/>
-      </w:pPr>
-      <w:r>
-        <w:t xml:space="preserve">A automação entregue naquele ciclo encerrava-se na produção do indicador. O gráfico chegava</w:t>
-      </w:r>
-      <w:r>
-        <w:t xml:space="preserve"> </w:t>
-      </w:r>
-      <w:r>
-        <w:t xml:space="preserve">ao mentor, e permaneciam humanas as duas etapas que efetivamente fecham um ciclo formativo:</w:t>
-      </w:r>
-      <w:r>
-        <w:t xml:space="preserve"> </w:t>
-      </w:r>
-      <w:r>
-        <w:t xml:space="preserve">decidir se o percurso do discente satisfaz o critério que autoriza a certificação e devolver</w:t>
-      </w:r>
-      <w:r>
-        <w:t xml:space="preserve"> </w:t>
-      </w:r>
-      <w:r>
-        <w:t xml:space="preserve">a ele uma orientação capaz de alterar o desempenho antes da unidade seguinte. Ambas as</w:t>
-      </w:r>
-      <w:r>
-        <w:t xml:space="preserve"> </w:t>
-      </w:r>
-      <w:r>
-        <w:t xml:space="preserve">etapas eram executadas por leitura visual dos gráficos. A redução do tempo de consolidação</w:t>
-      </w:r>
-      <w:r>
-        <w:t xml:space="preserve"> </w:t>
-      </w:r>
-      <w:r>
-        <w:t xml:space="preserve">não se converteu, portanto, em redução do tempo até a decisão, que permanecia como gargalo</w:t>
-      </w:r>
-      <w:r>
-        <w:t xml:space="preserve"> </w:t>
-      </w:r>
-      <w:r>
-        <w:t xml:space="preserve">real do processo.</w:t>
+        <w:t xml:space="preserve">integravam-se a uma interface de programação de aplicações responsável pelo armazenamento</w:t>
+      </w:r>
+      <w:r>
+        <w:t xml:space="preserve"> </w:t>
+      </w:r>
+      <w:r>
+        <w:t xml:space="preserve">das notas, e produziam automaticamente os gráficos radar e as tabelas de acompanhamento. O</w:t>
+      </w:r>
+      <w:r>
+        <w:t xml:space="preserve"> </w:t>
+      </w:r>
+      <w:r>
+        <w:t xml:space="preserve">tempo de processamento por discente caiu para cerca de doze segundos, e a produção dos</w:t>
+      </w:r>
+      <w:r>
+        <w:t xml:space="preserve"> </w:t>
+      </w:r>
+      <w:r>
+        <w:t xml:space="preserve">indicadores deixou de depender da disponibilidade do mentor. O ganho é expressivo no eixo</w:t>
+      </w:r>
+      <w:r>
+        <w:t xml:space="preserve"> </w:t>
+      </w:r>
+      <w:r>
+        <w:t xml:space="preserve">em que foi medido, e é justamente a delimitação desse eixo que motiva o presente trabalho.</w:t>
+      </w:r>
+    </w:p>
+    <w:p>
+      <w:pPr>
+        <w:pStyle w:val="BodyText"/>
+      </w:pPr>
+      <w:r>
+        <w:t xml:space="preserve">A automação entregue naquele ciclo encerrava-se na produção do indicador. O gráfico</w:t>
+      </w:r>
+      <w:r>
+        <w:t xml:space="preserve"> </w:t>
+      </w:r>
+      <w:r>
+        <w:t xml:space="preserve">chegava ao mentor, e permaneciam humanas as duas etapas que efetivamente fecham um ciclo</w:t>
+      </w:r>
+      <w:r>
+        <w:t xml:space="preserve"> </w:t>
+      </w:r>
+      <w:r>
+        <w:t xml:space="preserve">formativo: decidir se o percurso do discente satisfaz o critério que autoriza a</w:t>
+      </w:r>
+      <w:r>
+        <w:t xml:space="preserve"> </w:t>
+      </w:r>
+      <w:r>
+        <w:t xml:space="preserve">certificação e devolver a ele uma orientação capaz de alterar o desempenho antes da</w:t>
+      </w:r>
+      <w:r>
+        <w:t xml:space="preserve"> </w:t>
+      </w:r>
+      <w:r>
+        <w:t xml:space="preserve">unidade seguinte. Ambas as etapas eram executadas por leitura visual dos gráficos. A</w:t>
+      </w:r>
+      <w:r>
+        <w:t xml:space="preserve"> </w:t>
+      </w:r>
+      <w:r>
+        <w:t xml:space="preserve">redução do tempo de consolidação não se converteu, portanto, em redução do tempo até a</w:t>
+      </w:r>
+      <w:r>
+        <w:t xml:space="preserve"> </w:t>
+      </w:r>
+      <w:r>
+        <w:t xml:space="preserve">decisão, que permanecia como gargalo real do processo.</w:t>
       </w:r>
     </w:p>
     <w:p>
@@ -205,45 +553,45 @@
         <w:t xml:space="preserve"> </w:t>
       </w:r>
       <w:r>
-        <w:t xml:space="preserve">camada de persistência sem oferecer as garantias que essa função exige. Nada impede que uma</w:t>
-      </w:r>
-      <w:r>
-        <w:t xml:space="preserve"> </w:t>
-      </w:r>
-      <w:r>
-        <w:t xml:space="preserve">medição anterior seja sobrescrita, a nota não fica formalmente vinculada ao discente e à</w:t>
-      </w:r>
-      <w:r>
-        <w:t xml:space="preserve"> </w:t>
-      </w:r>
-      <w:r>
-        <w:t xml:space="preserve">competência que a originaram, e o momento da coleta se perde quando o arquivo é reorganizado</w:t>
-      </w:r>
-      <w:r>
-        <w:t xml:space="preserve"> </w:t>
-      </w:r>
-      <w:r>
-        <w:t xml:space="preserve">entre unidades. A série histórica de cada participante existia, portanto, por convenção de</w:t>
-      </w:r>
-      <w:r>
-        <w:t xml:space="preserve"> </w:t>
-      </w:r>
-      <w:r>
-        <w:t xml:space="preserve">uso, e não por construção.</w:t>
-      </w:r>
-    </w:p>
-    <w:p>
-      <w:pPr>
-        <w:pStyle w:val="BodyText"/>
-      </w:pPr>
-      <w:r>
-        <w:t xml:space="preserve">Essa fragilidade importa porque os dois critérios que o programa formula são comparativos e</w:t>
-      </w:r>
-      <w:r>
-        <w:t xml:space="preserve"> </w:t>
-      </w:r>
-      <w:r>
-        <w:t xml:space="preserve">não pontuais. A certificação, tal como enunciada pela coordenação, exige evidência de</w:t>
+        <w:t xml:space="preserve">camada de persistência sem oferecer as garantias que essa função exige. Nada impede que</w:t>
+      </w:r>
+      <w:r>
+        <w:t xml:space="preserve"> </w:t>
+      </w:r>
+      <w:r>
+        <w:t xml:space="preserve">uma medição anterior seja sobrescrita, a nota não fica formalmente vinculada ao discente e</w:t>
+      </w:r>
+      <w:r>
+        <w:t xml:space="preserve"> </w:t>
+      </w:r>
+      <w:r>
+        <w:t xml:space="preserve">à competência que a originaram, e o momento da coleta se perde quando o arquivo é</w:t>
+      </w:r>
+      <w:r>
+        <w:t xml:space="preserve"> </w:t>
+      </w:r>
+      <w:r>
+        <w:t xml:space="preserve">reorganizado entre unidades. A série histórica de cada participante existia, portanto, por</w:t>
+      </w:r>
+      <w:r>
+        <w:t xml:space="preserve"> </w:t>
+      </w:r>
+      <w:r>
+        <w:t xml:space="preserve">convenção de uso, e não por construção.</w:t>
+      </w:r>
+    </w:p>
+    <w:p>
+      <w:pPr>
+        <w:pStyle w:val="BodyText"/>
+      </w:pPr>
+      <w:r>
+        <w:t xml:space="preserve">Essa fragilidade importa porque os dois critérios que o programa formula são comparativos</w:t>
+      </w:r>
+      <w:r>
+        <w:t xml:space="preserve"> </w:t>
+      </w:r>
+      <w:r>
+        <w:t xml:space="preserve">e não pontuais. A certificação, tal como enunciada pela coordenação, exige evidência de</w:t>
       </w:r>
       <w:r>
         <w:t xml:space="preserve"> </w:t>
@@ -255,45 +603,45 @@
         <w:t xml:space="preserve"> </w:t>
       </w:r>
       <w:r>
-        <w:t xml:space="preserve">deve alcançar o discente cujo desempenho caiu em relação à unidade anterior, mesmo quando a</w:t>
-      </w:r>
-      <w:r>
-        <w:t xml:space="preserve"> </w:t>
-      </w:r>
-      <w:r>
-        <w:t xml:space="preserve">nota permanece dentro da faixa considerada adequada. Nenhum dos dois pode ser computado sobre</w:t>
-      </w:r>
-      <w:r>
-        <w:t xml:space="preserve"> </w:t>
-      </w:r>
-      <w:r>
-        <w:t xml:space="preserve">a medição mais recente isoladamente. Ambos perguntam como a competência variou entre unidades</w:t>
-      </w:r>
-      <w:r>
-        <w:t xml:space="preserve"> </w:t>
-      </w:r>
-      <w:r>
-        <w:t xml:space="preserve">sucessivas, e não em que ponto ela se encontra agora.</w:t>
-      </w:r>
-    </w:p>
-    <w:p>
-      <w:pPr>
-        <w:pStyle w:val="BodyText"/>
-      </w:pPr>
-      <w:r>
-        <w:t xml:space="preserve">Diante disso, o problema que orienta este trabalho pode ser formulado nos seguintes termos:</w:t>
-      </w:r>
-      <w:r>
-        <w:t xml:space="preserve"> </w:t>
-      </w:r>
-      <w:r>
-        <w:t xml:space="preserve">quais componentes uma automação de ciclo formativo precisa incorporar para que a decisão de</w:t>
-      </w:r>
-      <w:r>
-        <w:t xml:space="preserve"> </w:t>
-      </w:r>
-      <w:r>
-        <w:t xml:space="preserve">certificação e a devolutiva ao discente deixem de depender de leitura manual de</w:t>
+        <w:t xml:space="preserve">deve alcançar o discente cujo desempenho caiu em relação à unidade anterior, mesmo quando</w:t>
+      </w:r>
+      <w:r>
+        <w:t xml:space="preserve"> </w:t>
+      </w:r>
+      <w:r>
+        <w:t xml:space="preserve">a nota permanece dentro da faixa considerada adequada. Nenhum dos dois pode ser computado</w:t>
+      </w:r>
+      <w:r>
+        <w:t xml:space="preserve"> </w:t>
+      </w:r>
+      <w:r>
+        <w:t xml:space="preserve">sobre a medição mais recente isoladamente. Ambos perguntam como a competência variou entre</w:t>
+      </w:r>
+      <w:r>
+        <w:t xml:space="preserve"> </w:t>
+      </w:r>
+      <w:r>
+        <w:t xml:space="preserve">unidades sucessivas, e não em que ponto ela se encontra agora.</w:t>
+      </w:r>
+    </w:p>
+    <w:p>
+      <w:pPr>
+        <w:pStyle w:val="BodyText"/>
+      </w:pPr>
+      <w:r>
+        <w:t xml:space="preserve">Diante disso, o problema que orienta este trabalho pode ser formulado nos seguintes</w:t>
+      </w:r>
+      <w:r>
+        <w:t xml:space="preserve"> </w:t>
+      </w:r>
+      <w:r>
+        <w:t xml:space="preserve">termos: quais componentes uma automação de ciclo formativo precisa incorporar para que a</w:t>
+      </w:r>
+      <w:r>
+        <w:t xml:space="preserve"> </w:t>
+      </w:r>
+      <w:r>
+        <w:t xml:space="preserve">decisão de certificação e a devolutiva ao discente deixem de depender de leitura manual de</w:t>
       </w:r>
       <w:r>
         <w:t xml:space="preserve"> </w:t>
@@ -305,19 +653,19 @@
         <w:t xml:space="preserve"> </w:t>
       </w:r>
       <w:r>
-        <w:t xml:space="preserve">arquitetura que as sustenta. A pergunta é de natureza arquitetural antes de ser de natureza</w:t>
-      </w:r>
-      <w:r>
-        <w:t xml:space="preserve"> </w:t>
-      </w:r>
-      <w:r>
-        <w:t xml:space="preserve">pedagógica, porque a viabilidade de ambas as camadas depende de uma propriedade da base de</w:t>
-      </w:r>
-      <w:r>
-        <w:t xml:space="preserve"> </w:t>
-      </w:r>
-      <w:r>
-        <w:t xml:space="preserve">dados que a planilha não oferece.</w:t>
+        <w:t xml:space="preserve">arquitetura que as sustenta. A pergunta é de natureza arquitetural antes de ser de</w:t>
+      </w:r>
+      <w:r>
+        <w:t xml:space="preserve"> </w:t>
+      </w:r>
+      <w:r>
+        <w:t xml:space="preserve">natureza pedagógica, porque a viabilidade de ambas as camadas depende de uma propriedade</w:t>
+      </w:r>
+      <w:r>
+        <w:t xml:space="preserve"> </w:t>
+      </w:r>
+      <w:r>
+        <w:t xml:space="preserve">da base de dados que a planilha não oferece.</w:t>
       </w:r>
     </w:p>
     <w:p>
@@ -343,75 +691,81 @@
         <w:t xml:space="preserve"> </w:t>
       </w:r>
       <w:r>
-        <w:t xml:space="preserve">Especificamente, o trabalho descreve o modelo de dados adotado e as restrições de integridade</w:t>
-      </w:r>
-      <w:r>
-        <w:t xml:space="preserve"> </w:t>
-      </w:r>
-      <w:r>
-        <w:t xml:space="preserve">que preservam a série de medições. Apresenta também a operacionalização do critério de</w:t>
-      </w:r>
-      <w:r>
-        <w:t xml:space="preserve"> </w:t>
-      </w:r>
-      <w:r>
-        <w:t xml:space="preserve">certificação como consulta computável exposta em serviço, o fluxo de recomendação pedagógica</w:t>
-      </w:r>
-      <w:r>
-        <w:t xml:space="preserve"> </w:t>
-      </w:r>
-      <w:r>
-        <w:t xml:space="preserve">com envio autônomo por correio eletrônico e a caracterização da base efetivamente constituída</w:t>
-      </w:r>
-      <w:r>
-        <w:t xml:space="preserve"> </w:t>
-      </w:r>
-      <w:r>
-        <w:t xml:space="preserve">durante a operação.</w:t>
-      </w:r>
-    </w:p>
-    <w:p>
-      <w:pPr>
-        <w:pStyle w:val="BodyText"/>
-      </w:pPr>
-      <w:r>
-        <w:t xml:space="preserve">A contribuição sobre o ciclo anterior está no deslocamento do limite da automação. Enquanto</w:t>
-      </w:r>
-      <w:r>
-        <w:t xml:space="preserve"> </w:t>
-      </w:r>
-      <w:r>
-        <w:t xml:space="preserve">o trabalho de 2024 respondia à pergunta de como produzir o indicador em menos tempo, o de</w:t>
-      </w:r>
-      <w:r>
-        <w:t xml:space="preserve"> </w:t>
-      </w:r>
-      <w:r>
-        <w:t xml:space="preserve">2025 responde à de como produzir a decisão e a intervenção a partir dele. Esse deslocamento</w:t>
-      </w:r>
-      <w:r>
-        <w:t xml:space="preserve"> </w:t>
-      </w:r>
-      <w:r>
-        <w:t xml:space="preserve">exige tanto a formalização do critério em código auditável quanto a substituição da planilha</w:t>
-      </w:r>
-      <w:r>
-        <w:t xml:space="preserve"> </w:t>
-      </w:r>
-      <w:r>
-        <w:t xml:space="preserve">por um banco de dados relacional capaz de responder pela trajetória de cada competência.</w:t>
-      </w:r>
-      <w:r>
-        <w:t xml:space="preserve"> </w:t>
-      </w:r>
-      <w:r>
-        <w:t xml:space="preserve">Somam-se a isso a migração da infraestrutura de hospedagem, conduzida no mesmo período, e a</w:t>
-      </w:r>
-      <w:r>
-        <w:t xml:space="preserve"> </w:t>
-      </w:r>
-      <w:r>
-        <w:t xml:space="preserve">exposição da regra de certificação como serviço consumível por qualquer cliente autorizado.</w:t>
+        <w:t xml:space="preserve">Especificamente, o trabalho descreve o modelo de dados adotado e as restrições de</w:t>
+      </w:r>
+      <w:r>
+        <w:t xml:space="preserve"> </w:t>
+      </w:r>
+      <w:r>
+        <w:t xml:space="preserve">integridade que preservam a série de medições. Apresenta também a operacionalização do</w:t>
+      </w:r>
+      <w:r>
+        <w:t xml:space="preserve"> </w:t>
+      </w:r>
+      <w:r>
+        <w:t xml:space="preserve">critério de certificação como consulta computável exposta em serviço, o fluxo de</w:t>
+      </w:r>
+      <w:r>
+        <w:t xml:space="preserve"> </w:t>
+      </w:r>
+      <w:r>
+        <w:t xml:space="preserve">recomendação pedagógica com envio autônomo por correio eletrônico e a caracterização da</w:t>
+      </w:r>
+      <w:r>
+        <w:t xml:space="preserve"> </w:t>
+      </w:r>
+      <w:r>
+        <w:t xml:space="preserve">base efetivamente constituída durante a operação.</w:t>
+      </w:r>
+    </w:p>
+    <w:p>
+      <w:pPr>
+        <w:pStyle w:val="BodyText"/>
+      </w:pPr>
+      <w:r>
+        <w:t xml:space="preserve">A contribuição sobre o ciclo anterior está no deslocamento do limite da automação.</w:t>
+      </w:r>
+      <w:r>
+        <w:t xml:space="preserve"> </w:t>
+      </w:r>
+      <w:r>
+        <w:t xml:space="preserve">Enquanto o trabalho de 2024 respondia à pergunta de como produzir o indicador em menos</w:t>
+      </w:r>
+      <w:r>
+        <w:t xml:space="preserve"> </w:t>
+      </w:r>
+      <w:r>
+        <w:t xml:space="preserve">tempo, o de 2025 responde à de como produzir a decisão e a intervenção a partir dele. Esse</w:t>
+      </w:r>
+      <w:r>
+        <w:t xml:space="preserve"> </w:t>
+      </w:r>
+      <w:r>
+        <w:t xml:space="preserve">deslocamento exige tanto a formalização do critério em código auditável quanto a</w:t>
+      </w:r>
+      <w:r>
+        <w:t xml:space="preserve"> </w:t>
+      </w:r>
+      <w:r>
+        <w:t xml:space="preserve">substituição da planilha por um banco de dados relacional capaz de responder pela</w:t>
+      </w:r>
+      <w:r>
+        <w:t xml:space="preserve"> </w:t>
+      </w:r>
+      <w:r>
+        <w:t xml:space="preserve">trajetória de cada competência. Somam-se a isso a migração da infraestrutura de</w:t>
+      </w:r>
+      <w:r>
+        <w:t xml:space="preserve"> </w:t>
+      </w:r>
+      <w:r>
+        <w:t xml:space="preserve">hospedagem, conduzida no mesmo período, e a exposição da regra de certificação como</w:t>
+      </w:r>
+      <w:r>
+        <w:t xml:space="preserve"> </w:t>
+      </w:r>
+      <w:r>
+        <w:t xml:space="preserve">serviço consumível por qualquer cliente autorizado.</w:t>
       </w:r>
     </w:p>
     <w:p>
@@ -425,37 +779,49 @@
         <w:t xml:space="preserve"> </w:t>
       </w:r>
       <w:r>
-        <w:t xml:space="preserve">experimento, o que define tanto o seu alcance quanto os seus limites. A base analisada reúne</w:t>
-      </w:r>
-      <w:r>
-        <w:t xml:space="preserve"> </w:t>
-      </w:r>
-      <w:r>
-        <w:t xml:space="preserve">as autoavaliações registradas por trinta e três discentes ao longo de nove unidades</w:t>
-      </w:r>
-      <w:r>
-        <w:t xml:space="preserve"> </w:t>
-      </w:r>
-      <w:r>
-        <w:t xml:space="preserve">avaliativas do ciclo de 2025. Ela sustenta afirmações sobre a viabilidade das camadas</w:t>
-      </w:r>
-      <w:r>
-        <w:t xml:space="preserve"> </w:t>
-      </w:r>
-      <w:r>
-        <w:t xml:space="preserve">propostas em condições de uso, sem autorizar afirmação sobre escala ou sobre efeito</w:t>
-      </w:r>
-      <w:r>
-        <w:t xml:space="preserve"> </w:t>
-      </w:r>
-      <w:r>
-        <w:t xml:space="preserve">pedagógico da intervenção. Todos os dados utilizados são operacionais do próprio programa e</w:t>
-      </w:r>
-      <w:r>
-        <w:t xml:space="preserve"> </w:t>
-      </w:r>
-      <w:r>
-        <w:t xml:space="preserve">foram tratados de forma agregada, sem que qualquer registro individual seja reportado.</w:t>
+        <w:t xml:space="preserve">experimento, o que define tanto o seu alcance quanto os seus limites. A base analisada</w:t>
+      </w:r>
+      <w:r>
+        <w:t xml:space="preserve"> </w:t>
+      </w:r>
+      <w:r>
+        <w:t xml:space="preserve">reúne os registros de autoavaliação acumulados por trinta e três discentes ao longo de</w:t>
+      </w:r>
+      <w:r>
+        <w:t xml:space="preserve"> </w:t>
+      </w:r>
+      <w:r>
+        <w:t xml:space="preserve">nove unidades do ciclo de 2025, dos quais quinze conjuntos completos de medições,</w:t>
+      </w:r>
+      <w:r>
+        <w:t xml:space="preserve"> </w:t>
+      </w:r>
+      <w:r>
+        <w:t xml:space="preserve">concentrados em sete participantes, constituem o material efetivamente comparável. Ela</w:t>
+      </w:r>
+      <w:r>
+        <w:t xml:space="preserve"> </w:t>
+      </w:r>
+      <w:r>
+        <w:t xml:space="preserve">sustenta afirmações sobre a viabilidade das camadas propostas em condições de uso, sem</w:t>
+      </w:r>
+      <w:r>
+        <w:t xml:space="preserve"> </w:t>
+      </w:r>
+      <w:r>
+        <w:t xml:space="preserve">autorizar afirmação sobre escala ou sobre efeito pedagógico da intervenção. Todos os dados</w:t>
+      </w:r>
+      <w:r>
+        <w:t xml:space="preserve"> </w:t>
+      </w:r>
+      <w:r>
+        <w:t xml:space="preserve">utilizados são operacionais do próprio programa e foram tratados de forma agregada, sem</w:t>
+      </w:r>
+      <w:r>
+        <w:t xml:space="preserve"> </w:t>
+      </w:r>
+      <w:r>
+        <w:t xml:space="preserve">que qualquer registro individual seja reportado.</w:t>
       </w:r>
     </w:p>
     <w:p>
@@ -493,48 +859,48 @@
         <w:t xml:space="preserve"> </w:t>
       </w:r>
       <w:r>
-        <w:t xml:space="preserve">exata das regras de certificação e de recomendação. Nela também se registra o tratamento dado</w:t>
-      </w:r>
-      <w:r>
-        <w:t xml:space="preserve"> </w:t>
-      </w:r>
-      <w:r>
-        <w:t xml:space="preserve">aos dados pessoais. A seção 4 apresenta a base constituída, a cobertura longitudinal que ela</w:t>
-      </w:r>
-      <w:r>
-        <w:t xml:space="preserve"> </w:t>
-      </w:r>
-      <w:r>
-        <w:t xml:space="preserve">oferece, o comportamento observado das duas camadas e os tempos de execução, seguidos da</w:t>
-      </w:r>
-      <w:r>
-        <w:t xml:space="preserve"> </w:t>
-      </w:r>
-      <w:r>
-        <w:t xml:space="preserve">discussão desses resultados à luz da literatura e das limitações do estudo. A seção 5 retoma o</w:t>
-      </w:r>
-      <w:r>
-        <w:t xml:space="preserve"> </w:t>
-      </w:r>
-      <w:r>
-        <w:t xml:space="preserve">objetivo, sintetiza o que a evidência sustenta e aponta os desdobramentos previstos para os</w:t>
-      </w:r>
-      <w:r>
-        <w:t xml:space="preserve"> </w:t>
-      </w:r>
-      <w:r>
-        <w:t xml:space="preserve">ciclos seguintes.</w:t>
+        <w:t xml:space="preserve">exata das regras de certificação e de recomendação. Nela também se registra o tratamento</w:t>
+      </w:r>
+      <w:r>
+        <w:t xml:space="preserve"> </w:t>
+      </w:r>
+      <w:r>
+        <w:t xml:space="preserve">dado aos dados pessoais. A seção 4 apresenta a base constituída, a cobertura longitudinal</w:t>
+      </w:r>
+      <w:r>
+        <w:t xml:space="preserve"> </w:t>
+      </w:r>
+      <w:r>
+        <w:t xml:space="preserve">que ela oferece, o comportamento observado das duas camadas e os tempos de execução,</w:t>
+      </w:r>
+      <w:r>
+        <w:t xml:space="preserve"> </w:t>
+      </w:r>
+      <w:r>
+        <w:t xml:space="preserve">seguidos da discussão desses resultados à luz da literatura e das limitações do estudo. A</w:t>
+      </w:r>
+      <w:r>
+        <w:t xml:space="preserve"> </w:t>
+      </w:r>
+      <w:r>
+        <w:t xml:space="preserve">seção 5 retoma o objetivo, sintetiza o que a evidência sustenta e aponta os desdobramentos</w:t>
+      </w:r>
+      <w:r>
+        <w:t xml:space="preserve"> </w:t>
+      </w:r>
+      <w:r>
+        <w:t xml:space="preserve">previstos para os ciclos seguintes.</w:t>
       </w:r>
     </w:p>
     <w:p>
       <w:pPr>
         <w:pStyle w:val="Heading2"/>
       </w:pPr>
-      <w:bookmarkStart w:id="21" w:name="referencial-teórico"/>
+      <w:bookmarkStart w:id="25" w:name="referencial-teórico"/>
       <w:r>
         <w:t xml:space="preserve">2 Referencial teórico</w:t>
       </w:r>
-      <w:bookmarkEnd w:id="21"/>
+      <w:bookmarkEnd w:id="25"/>
     </w:p>
     <w:p>
       <w:pPr>
@@ -590,11 +956,11 @@
       <w:pPr>
         <w:pStyle w:val="Heading3"/>
       </w:pPr>
-      <w:bookmarkStart w:id="22" w:name="Xa79ce898157e97e792d66d218d2f335bfb8b41d"/>
+      <w:bookmarkStart w:id="26" w:name="Xa79ce898157e97e792d66d218d2f335bfb8b41d"/>
       <w:r>
         <w:t xml:space="preserve">2.1 Automação de processos e sua aplicação em instituições de ensino</w:t>
       </w:r>
-      <w:bookmarkEnd w:id="22"/>
+      <w:bookmarkEnd w:id="26"/>
     </w:p>
     <w:p>
       <w:pPr>
@@ -782,11 +1148,11 @@
       <w:pPr>
         <w:pStyle w:val="Heading3"/>
       </w:pPr>
-      <w:bookmarkStart w:id="23" w:name="Xe2a1abc01141e0c43829b9ca2da57e826ce1bd1"/>
+      <w:bookmarkStart w:id="27" w:name="Xe2a1abc01141e0c43829b9ca2da57e826ce1bd1"/>
       <w:r>
         <w:t xml:space="preserve">2.2 Plataformas de baixo código e a fronteira entre orquestração e regra de negócio</w:t>
       </w:r>
-      <w:bookmarkEnd w:id="23"/>
+      <w:bookmarkEnd w:id="27"/>
     </w:p>
     <w:p>
       <w:pPr>
@@ -974,11 +1340,11 @@
       <w:pPr>
         <w:pStyle w:val="Heading3"/>
       </w:pPr>
-      <w:bookmarkStart w:id="24" w:name="X4ea4c045a4a03ac7debfa8deba3de2723df5210"/>
+      <w:bookmarkStart w:id="28" w:name="X4ea4c045a4a03ac7debfa8deba3de2723df5210"/>
       <w:r>
         <w:t xml:space="preserve">2.3 Competências socioemocionais e as condições de sua mensuração</w:t>
       </w:r>
-      <w:bookmarkEnd w:id="24"/>
+      <w:bookmarkEnd w:id="28"/>
     </w:p>
     <w:p>
       <w:pPr>
@@ -1172,11 +1538,11 @@
       <w:pPr>
         <w:pStyle w:val="Heading3"/>
       </w:pPr>
-      <w:bookmarkStart w:id="25" w:name="X6a2ee9b9dc9881776778de04fe2bdea5724f6f6"/>
+      <w:bookmarkStart w:id="29" w:name="X6a2ee9b9dc9881776778de04fe2bdea5724f6f6"/>
       <w:r>
         <w:t xml:space="preserve">2.4 Da geração de indicadores à devolutiva acionável</w:t>
       </w:r>
-      <w:bookmarkEnd w:id="25"/>
+      <w:bookmarkEnd w:id="29"/>
     </w:p>
     <w:p>
       <w:pPr>
@@ -1195,25 +1561,25 @@
         <w:t xml:space="preserve"> </w:t>
       </w:r>
       <w:r>
-        <w:t xml:space="preserve">difundido. Uma revisão de painéis recentes verifica que a quase</w:t>
-      </w:r>
-      <w:r>
-        <w:t xml:space="preserve"> </w:t>
-      </w:r>
-      <w:r>
-        <w:t xml:space="preserve">totalidade deles opera em nível descritivo, apresentando ao estudante a sua posição atual</w:t>
-      </w:r>
-      <w:r>
-        <w:t xml:space="preserve"> </w:t>
-      </w:r>
-      <w:r>
-        <w:t xml:space="preserve">sem indicar que providência tomar, lacuna que os autores caracterizam como ausência de</w:t>
-      </w:r>
-      <w:r>
-        <w:t xml:space="preserve"> </w:t>
-      </w:r>
-      <w:r>
-        <w:t xml:space="preserve">análise prescritiva (Susnjak; Ramaswami; Mathrani, 2022). A apresentação de indicadores,</w:t>
+        <w:t xml:space="preserve">difundido. Uma revisão de painéis recentes (Susnjak; Ramaswami; Mathrani, 2022) verifica</w:t>
+      </w:r>
+      <w:r>
+        <w:t xml:space="preserve"> </w:t>
+      </w:r>
+      <w:r>
+        <w:t xml:space="preserve">que a quase totalidade deles opera em nível descritivo, apresentando ao estudante a sua</w:t>
+      </w:r>
+      <w:r>
+        <w:t xml:space="preserve"> </w:t>
+      </w:r>
+      <w:r>
+        <w:t xml:space="preserve">posição atual sem indicar que providência tomar, lacuna que os autores caracterizam como</w:t>
+      </w:r>
+      <w:r>
+        <w:t xml:space="preserve"> </w:t>
+      </w:r>
+      <w:r>
+        <w:t xml:space="preserve">ausência de análise prescritiva. A apresentação de indicadores,</w:t>
       </w:r>
       <w:r>
         <w:t xml:space="preserve"> </w:t>
@@ -1346,11 +1712,11 @@
       <w:pPr>
         <w:pStyle w:val="Heading2"/>
       </w:pPr>
-      <w:bookmarkStart w:id="26" w:name="método-da-pesquisa"/>
+      <w:bookmarkStart w:id="30" w:name="método-da-pesquisa"/>
       <w:r>
         <w:t xml:space="preserve">3 Método da pesquisa</w:t>
       </w:r>
-      <w:bookmarkEnd w:id="26"/>
+      <w:bookmarkEnd w:id="30"/>
     </w:p>
     <w:p>
       <w:pPr>
@@ -1387,13 +1753,13 @@
         <w:t xml:space="preserve"> </w:t>
       </w:r>
       <w:r>
-        <w:t xml:space="preserve">descrição que segue privilegia o nível de detalhe necessário para que um terceiro reproduza</w:t>
-      </w:r>
-      <w:r>
-        <w:t xml:space="preserve"> </w:t>
-      </w:r>
-      <w:r>
-        <w:t xml:space="preserve">a solução em contexto equivalente, sem transcrever rotinas de implementação.</w:t>
+        <w:t xml:space="preserve">descrição que segue privilegia o nível de detalhe necessário para que um terceiro</w:t>
+      </w:r>
+      <w:r>
+        <w:t xml:space="preserve"> </w:t>
+      </w:r>
+      <w:r>
+        <w:t xml:space="preserve">reproduza a solução em contexto equivalente, sem transcrever rotinas de implementação.</w:t>
       </w:r>
     </w:p>
     <w:p>
@@ -1444,11 +1810,11 @@
       <w:pPr>
         <w:pStyle w:val="Heading3"/>
       </w:pPr>
-      <w:bookmarkStart w:id="27" w:name="contexto-e-recorte-do-estudo"/>
+      <w:bookmarkStart w:id="31" w:name="contexto-e-recorte-do-estudo"/>
       <w:r>
         <w:t xml:space="preserve">3.1 Contexto e recorte do estudo</w:t>
       </w:r>
-      <w:bookmarkEnd w:id="27"/>
+      <w:bookmarkEnd w:id="31"/>
     </w:p>
     <w:p>
       <w:pPr>
@@ -1517,97 +1883,532 @@
         <w:t xml:space="preserve"> </w:t>
       </w:r>
       <w:r>
-        <w:t xml:space="preserve">emocional. No processamento, a competência inteligência emocional é substituída por suas</w:t>
-      </w:r>
-      <w:r>
-        <w:t xml:space="preserve"> </w:t>
-      </w:r>
-      <w:r>
-        <w:t xml:space="preserve">quatro subcompetências, o que produz o conjunto de dez itens comparáveis apresentado na</w:t>
-      </w:r>
-      <w:r>
-        <w:t xml:space="preserve"> </w:t>
-      </w:r>
-      <w:r>
-        <w:t xml:space="preserve">Tabela 1. Esse achatamento é o que torna as medições homogêneas entre si e viabiliza</w:t>
-      </w:r>
-      <w:r>
-        <w:t xml:space="preserve"> </w:t>
-      </w:r>
-      <w:r>
-        <w:t xml:space="preserve">tanto a comparação longitudinal quanto as regras descritas nas subseções 3.4 e 3.5.</w:t>
-      </w:r>
-    </w:p>
-    <w:p>
-      <w:pPr>
-        <w:pStyle w:val="BlockText"/>
-      </w:pPr>
-      <w:r>
-        <w:t xml:space="preserve">⚠️ IMAGEM AUSENTE:</w:t>
-      </w:r>
-      <w:r>
-        <w:t xml:space="preserve"> </w:t>
-      </w:r>
-      <w:r>
-        <w:rPr>
-          <w:rStyle w:val="VerbatimChar"/>
-        </w:rPr>
-        <w:t xml:space="preserve">figuras/tab-03-1.md</w:t>
-      </w:r>
-      <w:r>
-        <w:t xml:space="preserve"> </w:t>
-      </w:r>
-      <w:r>
-        <w:t xml:space="preserve">— Quadro editável com as dez competências avaliadas, indicando quais são macro e quais são subcompetências de inteligência emocional. Corpo em TNR 10.</w:t>
-      </w:r>
-    </w:p>
-    <w:p>
-      <w:pPr>
-        <w:pStyle w:val="FirstParagraph"/>
+        <w:t xml:space="preserve">emocional. No fluxo de recomendação, a competência inteligência emocional é substituída</w:t>
+      </w:r>
+      <w:r>
+        <w:t xml:space="preserve"> </w:t>
+      </w:r>
+      <w:r>
+        <w:t xml:space="preserve">por suas quatro subcompetências, o que produz o conjunto de dez itens comparáveis</w:t>
+      </w:r>
+      <w:r>
+        <w:t xml:space="preserve"> </w:t>
+      </w:r>
+      <w:r>
+        <w:t xml:space="preserve">apresentado no Quadro 1. A regra de certificação agrega as subcompetências por média</w:t>
+      </w:r>
+      <w:r>
+        <w:t xml:space="preserve"> </w:t>
+      </w:r>
+      <w:r>
+        <w:t xml:space="preserve">e conta as competências avaliadas sobre as sete da matriz, conforme detalhado na subseção</w:t>
+      </w:r>
+      <w:r>
+        <w:t xml:space="preserve"> </w:t>
+      </w:r>
+      <w:r>
+        <w:t xml:space="preserve">3.4. As duas formas de agrupamento derivam do mesmo registro</w:t>
+      </w:r>
+      <w:r>
+        <w:t xml:space="preserve"> </w:t>
+      </w:r>
+      <w:r>
+        <w:t xml:space="preserve">persistido, e é a preservação simultânea dos dois níveis na base que permite alternar</w:t>
+      </w:r>
+      <w:r>
+        <w:t xml:space="preserve"> </w:t>
+      </w:r>
+      <w:r>
+        <w:t xml:space="preserve">entre elas sem nova coleta.</w:t>
+      </w:r>
+    </w:p>
+    <w:p>
+      <w:pPr>
+        <w:pStyle w:val="BodyText"/>
       </w:pPr>
       <w:r>
         <w:rPr>
           <w:b/>
         </w:rPr>
-        <w:t xml:space="preserve">Tabela 1 — Competências socioemocionais avaliadas no ciclo de 2025, após o desdobramento da inteligência emocional em subcompetências. Fonte: elaborado pelos autores.</w:t>
-      </w:r>
-    </w:p>
-    <w:p>
-      <w:pPr>
-        <w:pStyle w:val="BodyText"/>
-      </w:pPr>
-      <w:r>
-        <w:t xml:space="preserve">Cada discente registra, ao final de cada unidade avaliativa, uma autoavaliação com uma nota</w:t>
-      </w:r>
-      <w:r>
-        <w:t xml:space="preserve"> </w:t>
-      </w:r>
-      <w:r>
-        <w:t xml:space="preserve">de 0 a 4 para cada competência. A nota é convertida em quatro níveis qualitativos: abaixo</w:t>
-      </w:r>
-      <w:r>
-        <w:t xml:space="preserve"> </w:t>
-      </w:r>
-      <w:r>
-        <w:t xml:space="preserve">do básico, de 0 a 1; básico, de 1 a 2; adequado, de 2 a 3; e avançado, de 3 a 4. A unidade</w:t>
-      </w:r>
-      <w:r>
-        <w:t xml:space="preserve"> </w:t>
-      </w:r>
-      <w:r>
-        <w:t xml:space="preserve">é o ciclo avaliativo do programa e funciona como o eixo temporal de todas as comparações</w:t>
-      </w:r>
-      <w:r>
-        <w:t xml:space="preserve"> </w:t>
-      </w:r>
-      <w:r>
-        <w:t xml:space="preserve">feitas pelo sistema. O recorte analisado corresponde às autoavaliações registradas entre 23</w:t>
-      </w:r>
-      <w:r>
-        <w:t xml:space="preserve"> </w:t>
-      </w:r>
-      <w:r>
-        <w:t xml:space="preserve">de janeiro e 6 de setembro de 2025, distribuídas em nove unidades, conforme detalhado na</w:t>
+        <w:t xml:space="preserve">Quadro 1 — Competências socioemocionais avaliadas no ciclo de 2025, após o desdobramento da inteligência emocional em subcompetências.</w:t>
+      </w:r>
+    </w:p>
+    <w:tbl>
+      <w:tblPr>
+        <w:tblStyle w:val="Table"/>
+        <w:tblW w:type="pct" w:w="0.0"/>
+        <w:tblLook w:firstRow="1"/>
+      </w:tblPr>
+      <w:tblGrid/>
+      <w:tr>
+        <w:trPr>
+          <w:cnfStyle w:firstRow="1"/>
+        </w:trPr>
+        <w:tc>
+          <w:tcPr>
+            <w:tcBorders>
+              <w:bottom w:val="single"/>
+            </w:tcBorders>
+            <w:vAlign w:val="bottom"/>
+          </w:tcPr>
+          <w:p>
+            <w:pPr>
+              <w:pStyle w:val="Compact"/>
+              <w:jc w:val="left"/>
+            </w:pPr>
+            <w:r>
+              <w:t xml:space="preserve">#</w:t>
+            </w:r>
+          </w:p>
+        </w:tc>
+        <w:tc>
+          <w:tcPr>
+            <w:tcBorders>
+              <w:bottom w:val="single"/>
+            </w:tcBorders>
+            <w:vAlign w:val="bottom"/>
+          </w:tcPr>
+          <w:p>
+            <w:pPr>
+              <w:pStyle w:val="Compact"/>
+              <w:jc w:val="left"/>
+            </w:pPr>
+            <w:r>
+              <w:t xml:space="preserve">Competência</w:t>
+            </w:r>
+          </w:p>
+        </w:tc>
+        <w:tc>
+          <w:tcPr>
+            <w:tcBorders>
+              <w:bottom w:val="single"/>
+            </w:tcBorders>
+            <w:vAlign w:val="bottom"/>
+          </w:tcPr>
+          <w:p>
+            <w:pPr>
+              <w:pStyle w:val="Compact"/>
+              <w:jc w:val="left"/>
+            </w:pPr>
+            <w:r>
+              <w:t xml:space="preserve">Nível na matriz</w:t>
+            </w:r>
+          </w:p>
+        </w:tc>
+      </w:tr>
+      <w:tr>
+        <w:tc>
+          <w:p>
+            <w:pPr>
+              <w:pStyle w:val="Compact"/>
+              <w:jc w:val="left"/>
+            </w:pPr>
+            <w:r>
+              <w:t xml:space="preserve">1</w:t>
+            </w:r>
+          </w:p>
+        </w:tc>
+        <w:tc>
+          <w:p>
+            <w:pPr>
+              <w:pStyle w:val="Compact"/>
+              <w:jc w:val="left"/>
+            </w:pPr>
+            <w:r>
+              <w:t xml:space="preserve">Pensamento crítico e inovação</w:t>
+            </w:r>
+          </w:p>
+        </w:tc>
+        <w:tc>
+          <w:p>
+            <w:pPr>
+              <w:pStyle w:val="Compact"/>
+              <w:jc w:val="left"/>
+            </w:pPr>
+            <w:r>
+              <w:t xml:space="preserve">macro</w:t>
+            </w:r>
+          </w:p>
+        </w:tc>
+      </w:tr>
+      <w:tr>
+        <w:tc>
+          <w:p>
+            <w:pPr>
+              <w:pStyle w:val="Compact"/>
+              <w:jc w:val="left"/>
+            </w:pPr>
+            <w:r>
+              <w:t xml:space="preserve">2</w:t>
+            </w:r>
+          </w:p>
+        </w:tc>
+        <w:tc>
+          <w:p>
+            <w:pPr>
+              <w:pStyle w:val="Compact"/>
+              <w:jc w:val="left"/>
+            </w:pPr>
+            <w:r>
+              <w:t xml:space="preserve">Aprendizagem ativa e estratégias de aprendizagem</w:t>
+            </w:r>
+          </w:p>
+        </w:tc>
+        <w:tc>
+          <w:p>
+            <w:pPr>
+              <w:pStyle w:val="Compact"/>
+              <w:jc w:val="left"/>
+            </w:pPr>
+            <w:r>
+              <w:t xml:space="preserve">macro</w:t>
+            </w:r>
+          </w:p>
+        </w:tc>
+      </w:tr>
+      <w:tr>
+        <w:tc>
+          <w:p>
+            <w:pPr>
+              <w:pStyle w:val="Compact"/>
+              <w:jc w:val="left"/>
+            </w:pPr>
+            <w:r>
+              <w:t xml:space="preserve">3</w:t>
+            </w:r>
+          </w:p>
+        </w:tc>
+        <w:tc>
+          <w:p>
+            <w:pPr>
+              <w:pStyle w:val="Compact"/>
+              <w:jc w:val="left"/>
+            </w:pPr>
+            <w:r>
+              <w:t xml:space="preserve">Empreendedorismo</w:t>
+            </w:r>
+          </w:p>
+        </w:tc>
+        <w:tc>
+          <w:p>
+            <w:pPr>
+              <w:pStyle w:val="Compact"/>
+              <w:jc w:val="left"/>
+            </w:pPr>
+            <w:r>
+              <w:t xml:space="preserve">macro</w:t>
+            </w:r>
+          </w:p>
+        </w:tc>
+      </w:tr>
+      <w:tr>
+        <w:tc>
+          <w:p>
+            <w:pPr>
+              <w:pStyle w:val="Compact"/>
+              <w:jc w:val="left"/>
+            </w:pPr>
+            <w:r>
+              <w:t xml:space="preserve">4</w:t>
+            </w:r>
+          </w:p>
+        </w:tc>
+        <w:tc>
+          <w:p>
+            <w:pPr>
+              <w:pStyle w:val="Compact"/>
+              <w:jc w:val="left"/>
+            </w:pPr>
+            <w:r>
+              <w:t xml:space="preserve">Criatividade, originalidade e iniciativa</w:t>
+            </w:r>
+          </w:p>
+        </w:tc>
+        <w:tc>
+          <w:p>
+            <w:pPr>
+              <w:pStyle w:val="Compact"/>
+              <w:jc w:val="left"/>
+            </w:pPr>
+            <w:r>
+              <w:t xml:space="preserve">macro</w:t>
+            </w:r>
+          </w:p>
+        </w:tc>
+      </w:tr>
+      <w:tr>
+        <w:tc>
+          <w:p>
+            <w:pPr>
+              <w:pStyle w:val="Compact"/>
+              <w:jc w:val="left"/>
+            </w:pPr>
+            <w:r>
+              <w:t xml:space="preserve">5</w:t>
+            </w:r>
+          </w:p>
+        </w:tc>
+        <w:tc>
+          <w:p>
+            <w:pPr>
+              <w:pStyle w:val="Compact"/>
+              <w:jc w:val="left"/>
+            </w:pPr>
+            <w:r>
+              <w:t xml:space="preserve">Liderança e influência social</w:t>
+            </w:r>
+          </w:p>
+        </w:tc>
+        <w:tc>
+          <w:p>
+            <w:pPr>
+              <w:pStyle w:val="Compact"/>
+              <w:jc w:val="left"/>
+            </w:pPr>
+            <w:r>
+              <w:t xml:space="preserve">macro</w:t>
+            </w:r>
+          </w:p>
+        </w:tc>
+      </w:tr>
+      <w:tr>
+        <w:tc>
+          <w:p>
+            <w:pPr>
+              <w:pStyle w:val="Compact"/>
+              <w:jc w:val="left"/>
+            </w:pPr>
+            <w:r>
+              <w:t xml:space="preserve">6</w:t>
+            </w:r>
+          </w:p>
+        </w:tc>
+        <w:tc>
+          <w:p>
+            <w:pPr>
+              <w:pStyle w:val="Compact"/>
+              <w:jc w:val="left"/>
+            </w:pPr>
+            <w:r>
+              <w:t xml:space="preserve">Resolução de problemas complexos</w:t>
+            </w:r>
+          </w:p>
+        </w:tc>
+        <w:tc>
+          <w:p>
+            <w:pPr>
+              <w:pStyle w:val="Compact"/>
+              <w:jc w:val="left"/>
+            </w:pPr>
+            <w:r>
+              <w:t xml:space="preserve">macro</w:t>
+            </w:r>
+          </w:p>
+        </w:tc>
+      </w:tr>
+      <w:tr>
+        <w:tc>
+          <w:p>
+            <w:pPr>
+              <w:pStyle w:val="Compact"/>
+              <w:jc w:val="left"/>
+            </w:pPr>
+            <w:r>
+              <w:t xml:space="preserve">7</w:t>
+            </w:r>
+          </w:p>
+        </w:tc>
+        <w:tc>
+          <w:p>
+            <w:pPr>
+              <w:pStyle w:val="Compact"/>
+              <w:jc w:val="left"/>
+            </w:pPr>
+            <w:r>
+              <w:t xml:space="preserve">Inteligência emocional: autorregulação</w:t>
+            </w:r>
+          </w:p>
+        </w:tc>
+        <w:tc>
+          <w:p>
+            <w:pPr>
+              <w:pStyle w:val="Compact"/>
+              <w:jc w:val="left"/>
+            </w:pPr>
+            <w:r>
+              <w:t xml:space="preserve">subcompetência</w:t>
+            </w:r>
+          </w:p>
+        </w:tc>
+      </w:tr>
+      <w:tr>
+        <w:tc>
+          <w:p>
+            <w:pPr>
+              <w:pStyle w:val="Compact"/>
+              <w:jc w:val="left"/>
+            </w:pPr>
+            <w:r>
+              <w:t xml:space="preserve">8</w:t>
+            </w:r>
+          </w:p>
+        </w:tc>
+        <w:tc>
+          <w:p>
+            <w:pPr>
+              <w:pStyle w:val="Compact"/>
+              <w:jc w:val="left"/>
+            </w:pPr>
+            <w:r>
+              <w:t xml:space="preserve">Inteligência emocional: percepção social</w:t>
+            </w:r>
+          </w:p>
+        </w:tc>
+        <w:tc>
+          <w:p>
+            <w:pPr>
+              <w:pStyle w:val="Compact"/>
+              <w:jc w:val="left"/>
+            </w:pPr>
+            <w:r>
+              <w:t xml:space="preserve">subcompetência</w:t>
+            </w:r>
+          </w:p>
+        </w:tc>
+      </w:tr>
+      <w:tr>
+        <w:tc>
+          <w:p>
+            <w:pPr>
+              <w:pStyle w:val="Compact"/>
+              <w:jc w:val="left"/>
+            </w:pPr>
+            <w:r>
+              <w:t xml:space="preserve">9</w:t>
+            </w:r>
+          </w:p>
+        </w:tc>
+        <w:tc>
+          <w:p>
+            <w:pPr>
+              <w:pStyle w:val="Compact"/>
+              <w:jc w:val="left"/>
+            </w:pPr>
+            <w:r>
+              <w:t xml:space="preserve">Inteligência emocional: autoconhecimento</w:t>
+            </w:r>
+          </w:p>
+        </w:tc>
+        <w:tc>
+          <w:p>
+            <w:pPr>
+              <w:pStyle w:val="Compact"/>
+              <w:jc w:val="left"/>
+            </w:pPr>
+            <w:r>
+              <w:t xml:space="preserve">subcompetência</w:t>
+            </w:r>
+          </w:p>
+        </w:tc>
+      </w:tr>
+      <w:tr>
+        <w:tc>
+          <w:p>
+            <w:pPr>
+              <w:pStyle w:val="Compact"/>
+              <w:jc w:val="left"/>
+            </w:pPr>
+            <w:r>
+              <w:t xml:space="preserve">10</w:t>
+            </w:r>
+          </w:p>
+        </w:tc>
+        <w:tc>
+          <w:p>
+            <w:pPr>
+              <w:pStyle w:val="Compact"/>
+              <w:jc w:val="left"/>
+            </w:pPr>
+            <w:r>
+              <w:t xml:space="preserve">Inteligência emocional: habilidades de relacionamento</w:t>
+            </w:r>
+          </w:p>
+        </w:tc>
+        <w:tc>
+          <w:p>
+            <w:pPr>
+              <w:pStyle w:val="Compact"/>
+              <w:jc w:val="left"/>
+            </w:pPr>
+            <w:r>
+              <w:t xml:space="preserve">subcompetência</w:t>
+            </w:r>
+          </w:p>
+        </w:tc>
+      </w:tr>
+    </w:tbl>
+    <w:p>
+      <w:pPr>
+        <w:pStyle w:val="BodyText"/>
+      </w:pPr>
+      <w:r>
+        <w:t xml:space="preserve">Fonte: elaborado pelos autores.</w:t>
+      </w:r>
+    </w:p>
+    <w:p>
+      <w:pPr>
+        <w:pStyle w:val="BodyText"/>
+      </w:pPr>
+      <w:r>
+        <w:t xml:space="preserve">Cada discente registra, ao final de cada unidade avaliativa, uma autoavaliação com uma</w:t>
+      </w:r>
+      <w:r>
+        <w:t xml:space="preserve"> </w:t>
+      </w:r>
+      <w:r>
+        <w:t xml:space="preserve">nota de 0 a 4 para cada competência. A nota é convertida em quatro níveis qualitativos:</w:t>
+      </w:r>
+      <w:r>
+        <w:t xml:space="preserve"> </w:t>
+      </w:r>
+      <w:r>
+        <w:t xml:space="preserve">abaixo do básico, de 0 a 1; básico, de 1 a 2; adequado, de 2 a 3; e avançado, de 3 a 4. A</w:t>
+      </w:r>
+      <w:r>
+        <w:t xml:space="preserve"> </w:t>
+      </w:r>
+      <w:r>
+        <w:t xml:space="preserve">unidade corresponde ao ciclo avaliativo do programa e funciona como o eixo temporal de</w:t>
+      </w:r>
+      <w:r>
+        <w:t xml:space="preserve"> </w:t>
+      </w:r>
+      <w:r>
+        <w:t xml:space="preserve">todas as comparações feitas pelo sistema; seu valor não é informado no formulário, e sim</w:t>
+      </w:r>
+      <w:r>
+        <w:t xml:space="preserve"> </w:t>
+      </w:r>
+      <w:r>
+        <w:t xml:space="preserve">atribuído pela interface como o sucessor da maior unidade já registrada para aquele</w:t>
+      </w:r>
+      <w:r>
+        <w:t xml:space="preserve"> </w:t>
+      </w:r>
+      <w:r>
+        <w:t xml:space="preserve">discente, de modo que o número armazenado expressa a contagem de submissões acumuladas por</w:t>
+      </w:r>
+      <w:r>
+        <w:t xml:space="preserve"> </w:t>
+      </w:r>
+      <w:r>
+        <w:t xml:space="preserve">participante. O recorte analisado corresponde às autoavaliações registradas entre 23 de</w:t>
+      </w:r>
+      <w:r>
+        <w:t xml:space="preserve"> </w:t>
+      </w:r>
+      <w:r>
+        <w:t xml:space="preserve">janeiro e 6 de setembro de 2025, distribuídas em nove unidades, conforme detalhado na</w:t>
       </w:r>
       <w:r>
         <w:t xml:space="preserve"> </w:t>
@@ -1620,11 +2421,11 @@
       <w:pPr>
         <w:pStyle w:val="Heading3"/>
       </w:pPr>
-      <w:bookmarkStart w:id="28" w:name="arquitetura-da-solução"/>
+      <w:bookmarkStart w:id="32" w:name="arquitetura-da-solução"/>
       <w:r>
         <w:t xml:space="preserve">3.2 Arquitetura da solução</w:t>
       </w:r>
-      <w:bookmarkEnd w:id="28"/>
+      <w:bookmarkEnd w:id="32"/>
     </w:p>
     <w:p>
       <w:pPr>
@@ -1678,36 +2479,68 @@
     </w:p>
     <w:p>
       <w:pPr>
-        <w:pStyle w:val="BlockText"/>
-      </w:pPr>
-      <w:r>
-        <w:t xml:space="preserve">⚠️ IMAGEM AUSENTE:</w:t>
-      </w:r>
-      <w:r>
-        <w:t xml:space="preserve"> </w:t>
-      </w:r>
-      <w:r>
-        <w:rPr>
-          <w:rStyle w:val="VerbatimChar"/>
-        </w:rPr>
-        <w:t xml:space="preserve">figuras/fig-03-1.png</w:t>
-      </w:r>
-      <w:r>
-        <w:t xml:space="preserve"> </w:t>
-      </w:r>
-      <w:r>
-        <w:t xml:space="preserve">— Diagrama esquemático em três faixas. Entrada, formulário e planilha de respostas. Orquestração, os quatro fluxos do n8n auto-hospedado. Núcleo, a API Django sobre PostgreSQL gerenciado. Saída, planilhas, gráficos, certificados em PDF no Drive e mensagens de correio eletrônico. Sem captura de tela e sem hostname. Texto interno em TNR 18 ou maior.</w:t>
-      </w:r>
-    </w:p>
-    <w:p>
-      <w:pPr>
-        <w:pStyle w:val="FirstParagraph"/>
+        <w:pStyle w:val="BodyText"/>
+      </w:pPr>
+      <w:r>
+        <w:drawing>
+          <wp:inline>
+            <wp:extent cx="5334000" cy="2665588"/>
+            <wp:effectExtent b="0" l="0" r="0" t="0"/>
+            <wp:docPr descr="" title="" id="1" name="Picture"/>
+            <a:graphic>
+              <a:graphicData uri="http://schemas.openxmlformats.org/drawingml/2006/picture">
+                <pic:pic>
+                  <pic:nvPicPr>
+                    <pic:cNvPr descr="figuras/fig-03-1.png" id="0" name="Picture"/>
+                    <pic:cNvPicPr>
+                      <a:picLocks noChangeArrowheads="1" noChangeAspect="1"/>
+                    </pic:cNvPicPr>
+                  </pic:nvPicPr>
+                  <pic:blipFill>
+                    <a:blip r:embed="rId33"/>
+                    <a:stretch>
+                      <a:fillRect/>
+                    </a:stretch>
+                  </pic:blipFill>
+                  <pic:spPr bwMode="auto">
+                    <a:xfrm>
+                      <a:off x="0" y="0"/>
+                      <a:ext cx="5334000" cy="2665588"/>
+                    </a:xfrm>
+                    <a:prstGeom prst="rect">
+                      <a:avLst/>
+                    </a:prstGeom>
+                    <a:noFill/>
+                    <a:ln w="9525">
+                      <a:noFill/>
+                      <a:headEnd/>
+                      <a:tailEnd/>
+                    </a:ln>
+                  </pic:spPr>
+                </pic:pic>
+              </a:graphicData>
+            </a:graphic>
+          </wp:inline>
+        </w:drawing>
+      </w:r>
+    </w:p>
+    <w:p>
+      <w:pPr>
+        <w:pStyle w:val="BodyText"/>
       </w:pPr>
       <w:r>
         <w:rPr>
           <w:b/>
         </w:rPr>
-        <w:t xml:space="preserve">Figura 1 — Arquitetura da solução no ciclo de 2025, com a orquestração em n8n e a interface de programação de aplicações como núcleo de persistência e de decisão. Fonte: elaborado pelos autores.</w:t>
+        <w:t xml:space="preserve">Figura 1 — Arquitetura da solução no ciclo de 2025, com a orquestração em n8n e a interface de programação de aplicações como núcleo de persistência e de decisão.</w:t>
+      </w:r>
+    </w:p>
+    <w:p>
+      <w:pPr>
+        <w:pStyle w:val="BodyText"/>
+      </w:pPr>
+      <w:r>
+        <w:t xml:space="preserve">Fonte: elaborado pelos autores.</w:t>
       </w:r>
     </w:p>
     <w:p>
@@ -1727,31 +2560,31 @@
         <w:t xml:space="preserve"> </w:t>
       </w:r>
       <w:r>
-        <w:t xml:space="preserve">devolve os resultados a uma planilha. O segundo gera os gráficos de perfil e os armazena em</w:t>
-      </w:r>
-      <w:r>
-        <w:t xml:space="preserve"> </w:t>
-      </w:r>
-      <w:r>
-        <w:t xml:space="preserve">serviço de arquivos em nuvem. O terceiro identifica discentes com desempenho insatisfatório</w:t>
-      </w:r>
-      <w:r>
-        <w:t xml:space="preserve"> </w:t>
-      </w:r>
-      <w:r>
-        <w:t xml:space="preserve">e envia recomendações pedagógicas por correio eletrônico. O quarto emite os certificados de</w:t>
-      </w:r>
-      <w:r>
-        <w:t xml:space="preserve"> </w:t>
-      </w:r>
-      <w:r>
-        <w:t xml:space="preserve">participação. Os dois últimos constituem a contribuição do ciclo de 2025 e são detalhados</w:t>
-      </w:r>
-      <w:r>
-        <w:t xml:space="preserve"> </w:t>
-      </w:r>
-      <w:r>
-        <w:t xml:space="preserve">nas subseções 3.4 e 3.5.</w:t>
+        <w:t xml:space="preserve">devolve os resultados a uma planilha. O segundo gera os gráficos de perfil e os armazena</w:t>
+      </w:r>
+      <w:r>
+        <w:t xml:space="preserve"> </w:t>
+      </w:r>
+      <w:r>
+        <w:t xml:space="preserve">em serviço de arquivos em nuvem. O terceiro identifica discentes com desempenho</w:t>
+      </w:r>
+      <w:r>
+        <w:t xml:space="preserve"> </w:t>
+      </w:r>
+      <w:r>
+        <w:t xml:space="preserve">insatisfatório e envia recomendações pedagógicas por correio eletrônico. O quarto emite os</w:t>
+      </w:r>
+      <w:r>
+        <w:t xml:space="preserve"> </w:t>
+      </w:r>
+      <w:r>
+        <w:t xml:space="preserve">certificados de participação. Os dois últimos constituem a contribuição do ciclo de 2025 e</w:t>
+      </w:r>
+      <w:r>
+        <w:t xml:space="preserve"> </w:t>
+      </w:r>
+      <w:r>
+        <w:t xml:space="preserve">são detalhados nas subseções 3.4 e 3.5.</w:t>
       </w:r>
     </w:p>
     <w:p>
@@ -1821,13 +2654,7 @@
         <w:t xml:space="preserve"> </w:t>
       </w:r>
       <w:r>
-        <w:rPr>
-          <w:rStyle w:val="VerbatimChar"/>
-        </w:rPr>
-        <w:t xml:space="preserve">us-east-1</w:t>
-      </w:r>
-      <w:r>
-        <w:t xml:space="preserve">. A migração não alterou o modelo de dados nem as regras de negócio. O que ela</w:t>
+        <w:t xml:space="preserve">us-east-1. A migração não alterou o modelo de dados nem as regras de negócio. O que ela</w:t>
       </w:r>
       <w:r>
         <w:t xml:space="preserve"> </w:t>
@@ -1839,31 +2666,31 @@
         <w:t xml:space="preserve"> </w:t>
       </w:r>
       <w:r>
-        <w:t xml:space="preserve">demanda. Essa mudança reduziu o custo de operação, mas introduziu latência de inicialização</w:t>
-      </w:r>
-      <w:r>
-        <w:t xml:space="preserve"> </w:t>
-      </w:r>
-      <w:r>
-        <w:t xml:space="preserve">a frio nas primeiras requisições após período de inatividade.</w:t>
+        <w:t xml:space="preserve">demanda. Essa mudança reduziu o custo de operação, mas introduziu latência de</w:t>
+      </w:r>
+      <w:r>
+        <w:t xml:space="preserve"> </w:t>
+      </w:r>
+      <w:r>
+        <w:t xml:space="preserve">inicialização a frio nas primeiras requisições após período de inatividade.</w:t>
       </w:r>
     </w:p>
     <w:p>
       <w:pPr>
         <w:pStyle w:val="Heading3"/>
       </w:pPr>
-      <w:bookmarkStart w:id="29" w:name="X432f340a773f8c4fc3d9eabcc57821e86b0cf9d"/>
+      <w:bookmarkStart w:id="34" w:name="X432f340a773f8c4fc3d9eabcc57821e86b0cf9d"/>
       <w:r>
         <w:t xml:space="preserve">3.3 Modelo de dados e rastreabilidade histórica</w:t>
       </w:r>
-      <w:bookmarkEnd w:id="29"/>
+      <w:bookmarkEnd w:id="34"/>
     </w:p>
     <w:p>
       <w:pPr>
         <w:pStyle w:val="FirstParagraph"/>
       </w:pPr>
       <w:r>
-        <w:t xml:space="preserve">O modelo relacional organiza-se em torno de sete entidades, apresentadas na Figura 2.</w:t>
+        <w:t xml:space="preserve">O modelo relacional organiza-se em torno de oito entidades, apresentadas na Figura 2.</w:t>
       </w:r>
       <w:r>
         <w:t xml:space="preserve"> </w:t>
@@ -1875,13 +2702,13 @@
         <w:t xml:space="preserve"> </w:t>
       </w:r>
       <w:r>
-        <w:t xml:space="preserve">projeto classifica a iniciativa entre real e espelho e vincula-a a um mentor responsável. A</w:t>
-      </w:r>
-      <w:r>
-        <w:t xml:space="preserve"> </w:t>
-      </w:r>
-      <w:r>
-        <w:t xml:space="preserve">entidade associativa entre discente e projeto registra o tipo de vínculo e a data de</w:t>
+        <w:t xml:space="preserve">projeto classifica a iniciativa entre real e espelho e vincula-a a um mentor responsável.</w:t>
+      </w:r>
+      <w:r>
+        <w:t xml:space="preserve"> </w:t>
+      </w:r>
+      <w:r>
+        <w:t xml:space="preserve">A entidade associativa entre discente e projeto registra o tipo de vínculo e a data de</w:t>
       </w:r>
       <w:r>
         <w:t xml:space="preserve"> </w:t>
@@ -1910,51 +2737,68 @@
     </w:p>
     <w:p>
       <w:pPr>
-        <w:pStyle w:val="BlockText"/>
-      </w:pPr>
-      <w:r>
-        <w:t xml:space="preserve">⚠️ IMAGEM AUSENTE:</w:t>
-      </w:r>
-      <w:r>
-        <w:t xml:space="preserve"> </w:t>
-      </w:r>
-      <w:r>
-        <w:rPr>
-          <w:rStyle w:val="VerbatimChar"/>
-        </w:rPr>
-        <w:t xml:space="preserve">figuras/fig-03-2.png</w:t>
-      </w:r>
-      <w:r>
-        <w:t xml:space="preserve"> </w:t>
-      </w:r>
-      <w:r>
-        <w:t xml:space="preserve">— Diagrama entidade-relacionamento das sete entidades do domínio, com cardinalidades e a indicação dos campos de auditoria. Redesenhar, não capturar tela de ferramenta. Omitir os atributos que armazenam dado pessoal identificável, representando-os como</w:t>
-      </w:r>
-      <w:r>
-        <w:t xml:space="preserve"> </w:t>
-      </w:r>
-      <w:r>
-        <w:t xml:space="preserve">“</w:t>
-      </w:r>
-      <w:r>
-        <w:t xml:space="preserve">dados de identificação</w:t>
-      </w:r>
-      <w:r>
-        <w:t xml:space="preserve">”</w:t>
-      </w:r>
-      <w:r>
-        <w:t xml:space="preserve">. Texto interno em TNR 18 ou maior.</w:t>
-      </w:r>
-    </w:p>
-    <w:p>
-      <w:pPr>
-        <w:pStyle w:val="FirstParagraph"/>
+        <w:pStyle w:val="BodyText"/>
+      </w:pPr>
+      <w:r>
+        <w:drawing>
+          <wp:inline>
+            <wp:extent cx="5334000" cy="2998786"/>
+            <wp:effectExtent b="0" l="0" r="0" t="0"/>
+            <wp:docPr descr="" title="" id="1" name="Picture"/>
+            <a:graphic>
+              <a:graphicData uri="http://schemas.openxmlformats.org/drawingml/2006/picture">
+                <pic:pic>
+                  <pic:nvPicPr>
+                    <pic:cNvPr descr="figuras/fig-03-2.png" id="0" name="Picture"/>
+                    <pic:cNvPicPr>
+                      <a:picLocks noChangeArrowheads="1" noChangeAspect="1"/>
+                    </pic:cNvPicPr>
+                  </pic:nvPicPr>
+                  <pic:blipFill>
+                    <a:blip r:embed="rId35"/>
+                    <a:stretch>
+                      <a:fillRect/>
+                    </a:stretch>
+                  </pic:blipFill>
+                  <pic:spPr bwMode="auto">
+                    <a:xfrm>
+                      <a:off x="0" y="0"/>
+                      <a:ext cx="5334000" cy="2998786"/>
+                    </a:xfrm>
+                    <a:prstGeom prst="rect">
+                      <a:avLst/>
+                    </a:prstGeom>
+                    <a:noFill/>
+                    <a:ln w="9525">
+                      <a:noFill/>
+                      <a:headEnd/>
+                      <a:tailEnd/>
+                    </a:ln>
+                  </pic:spPr>
+                </pic:pic>
+              </a:graphicData>
+            </a:graphic>
+          </wp:inline>
+        </w:drawing>
+      </w:r>
+    </w:p>
+    <w:p>
+      <w:pPr>
+        <w:pStyle w:val="BodyText"/>
       </w:pPr>
       <w:r>
         <w:rPr>
           <w:b/>
         </w:rPr>
-        <w:t xml:space="preserve">Figura 2 — Modelo entidade-relacionamento do domínio de avaliação de competências socioemocionais. Fonte: elaborado pelos autores.</w:t>
+        <w:t xml:space="preserve">Figura 2 — Modelo entidade-relacionamento do domínio de avaliação de competências socioemocionais.</w:t>
+      </w:r>
+    </w:p>
+    <w:p>
+      <w:pPr>
+        <w:pStyle w:val="BodyText"/>
+      </w:pPr>
+      <w:r>
+        <w:t xml:space="preserve">Fonte: elaborado pelos autores.</w:t>
       </w:r>
     </w:p>
     <w:p>
@@ -1986,19 +2830,25 @@
         <w:t xml:space="preserve"> </w:t>
       </w:r>
       <w:r>
-        <w:t xml:space="preserve">repetidamente ao longo das unidades, sem sobrescrita do valor anterior. É também a condição</w:t>
-      </w:r>
-      <w:r>
-        <w:t xml:space="preserve"> </w:t>
-      </w:r>
-      <w:r>
-        <w:t xml:space="preserve">técnica que sustenta a tese defendida neste trabalho, pois nenhuma das duas regras descritas</w:t>
-      </w:r>
-      <w:r>
-        <w:t xml:space="preserve"> </w:t>
-      </w:r>
-      <w:r>
-        <w:t xml:space="preserve">adiante é computável sobre uma estrutura que guarde apenas o estado corrente.</w:t>
+        <w:t xml:space="preserve">repetidamente ao longo das unidades, sem sobrescrita do valor anterior. É também a</w:t>
+      </w:r>
+      <w:r>
+        <w:t xml:space="preserve"> </w:t>
+      </w:r>
+      <w:r>
+        <w:t xml:space="preserve">condição técnica que sustenta a tese defendida neste trabalho, pois nenhuma das duas</w:t>
+      </w:r>
+      <w:r>
+        <w:t xml:space="preserve"> </w:t>
+      </w:r>
+      <w:r>
+        <w:t xml:space="preserve">regras descritas adiante é computável sobre uma estrutura que guarde apenas o estado</w:t>
+      </w:r>
+      <w:r>
+        <w:t xml:space="preserve"> </w:t>
+      </w:r>
+      <w:r>
+        <w:t xml:space="preserve">corrente.</w:t>
       </w:r>
     </w:p>
     <w:p>
@@ -2024,25 +2874,25 @@
         <w:t xml:space="preserve"> </w:t>
       </w:r>
       <w:r>
-        <w:t xml:space="preserve">cascata. Somam-se a isso quatro campos de auditoria em cada entidade, que registram data de</w:t>
-      </w:r>
-      <w:r>
-        <w:t xml:space="preserve"> </w:t>
-      </w:r>
-      <w:r>
-        <w:t xml:space="preserve">criação, data de atualização e o usuário responsável por cada uma das duas operações. Por</w:t>
-      </w:r>
-      <w:r>
-        <w:t xml:space="preserve"> </w:t>
-      </w:r>
-      <w:r>
-        <w:t xml:space="preserve">meio dessa combinação, todo valor exibido em um relatório pode ser rastreado até a operação</w:t>
-      </w:r>
-      <w:r>
-        <w:t xml:space="preserve"> </w:t>
-      </w:r>
-      <w:r>
-        <w:t xml:space="preserve">de escrita que o produziu.</w:t>
+        <w:t xml:space="preserve">cascata. Somam-se a isso quatro campos de auditoria em cada entidade, que registram data</w:t>
+      </w:r>
+      <w:r>
+        <w:t xml:space="preserve"> </w:t>
+      </w:r>
+      <w:r>
+        <w:t xml:space="preserve">de criação, data de atualização e o usuário responsável por cada uma das duas operações.</w:t>
+      </w:r>
+      <w:r>
+        <w:t xml:space="preserve"> </w:t>
+      </w:r>
+      <w:r>
+        <w:t xml:space="preserve">Por meio dessa combinação, todo valor exibido em um relatório pode ser rastreado até a</w:t>
+      </w:r>
+      <w:r>
+        <w:t xml:space="preserve"> </w:t>
+      </w:r>
+      <w:r>
+        <w:t xml:space="preserve">operação de escrita que o produziu.</w:t>
       </w:r>
     </w:p>
     <w:p>
@@ -2068,36 +2918,36 @@
         <w:t xml:space="preserve"> </w:t>
       </w:r>
       <w:r>
-        <w:t xml:space="preserve">percorrer os vínculos do discente com projeto e mentor. O acesso é restrito a requisições autenticadas por token,</w:t>
-      </w:r>
-      <w:r>
-        <w:t xml:space="preserve"> </w:t>
-      </w:r>
-      <w:r>
-        <w:t xml:space="preserve">com credenciais e chaves mantidas em variáveis de ambiente. A interface é documentada no</w:t>
-      </w:r>
-      <w:r>
-        <w:t xml:space="preserve"> </w:t>
-      </w:r>
-      <w:r>
-        <w:t xml:space="preserve">padrão OpenAPI, o que permite que a camada de orquestração descubra o contrato dos</w:t>
-      </w:r>
-      <w:r>
-        <w:t xml:space="preserve"> </w:t>
-      </w:r>
-      <w:r>
-        <w:t xml:space="preserve">endpoints sem depender de documentação externa.</w:t>
+        <w:t xml:space="preserve">percorrer os vínculos do discente com projeto e mentor. O acesso é restrito a requisições</w:t>
+      </w:r>
+      <w:r>
+        <w:t xml:space="preserve"> </w:t>
+      </w:r>
+      <w:r>
+        <w:t xml:space="preserve">autenticadas por token, com credenciais e chaves mantidas em variáveis de ambiente. A</w:t>
+      </w:r>
+      <w:r>
+        <w:t xml:space="preserve"> </w:t>
+      </w:r>
+      <w:r>
+        <w:t xml:space="preserve">interface é documentada no padrão OpenAPI, o que permite que a camada de orquestração</w:t>
+      </w:r>
+      <w:r>
+        <w:t xml:space="preserve"> </w:t>
+      </w:r>
+      <w:r>
+        <w:t xml:space="preserve">descubra o contrato dos endpoints sem depender de documentação externa.</w:t>
       </w:r>
     </w:p>
     <w:p>
       <w:pPr>
         <w:pStyle w:val="Heading3"/>
       </w:pPr>
-      <w:bookmarkStart w:id="30" w:name="Xb000eb2aec60c83f34d357bc038343543b0a61f"/>
+      <w:bookmarkStart w:id="36" w:name="Xb000eb2aec60c83f34d357bc038343543b0a61f"/>
       <w:r>
         <w:t xml:space="preserve">3.4 Camada de decisão: operacionalização da regra de certificação</w:t>
       </w:r>
-      <w:bookmarkEnd w:id="30"/>
+      <w:bookmarkEnd w:id="36"/>
     </w:p>
     <w:p>
       <w:pPr>
@@ -2116,40 +2966,25 @@
         <w:t xml:space="preserve"> </w:t>
       </w:r>
       <w:r>
-        <w:t xml:space="preserve">está implementada na interface, no método de classe</w:t>
-      </w:r>
-      <w:r>
-        <w:t xml:space="preserve"> </w:t>
-      </w:r>
-      <w:r>
-        <w:rPr>
-          <w:rStyle w:val="VerbatimChar"/>
-        </w:rPr>
-        <w:t xml:space="preserve">aptosCertificacao</w:t>
-      </w:r>
-      <w:r>
-        <w:t xml:space="preserve"> </w:t>
-      </w:r>
-      <w:r>
-        <w:t xml:space="preserve">da entidade</w:t>
-      </w:r>
-      <w:r>
-        <w:t xml:space="preserve"> </w:t>
-      </w:r>
-      <w:r>
-        <w:t xml:space="preserve">discente, e é exposta em endpoint dedicado que devolve a relação de aptos. O algoritmo</w:t>
-      </w:r>
-      <w:r>
-        <w:t xml:space="preserve"> </w:t>
-      </w:r>
-      <w:r>
-        <w:t xml:space="preserve">encadeia quatro filtros, e o critério de dois terços é aplicado em dois níveis distintos,</w:t>
-      </w:r>
-      <w:r>
-        <w:t xml:space="preserve"> </w:t>
-      </w:r>
-      <w:r>
-        <w:t xml:space="preserve">primeiro dentro de cada competência e depois no conjunto delas, conforme o pseudocódigo</w:t>
+        <w:t xml:space="preserve">está implementada na interface, em método de classe da entidade discente, e é exposta em</w:t>
+      </w:r>
+      <w:r>
+        <w:t xml:space="preserve"> </w:t>
+      </w:r>
+      <w:r>
+        <w:t xml:space="preserve">endpoint dedicado que devolve a relação de aptos. O algoritmo encadeia quatro filtros, e o</w:t>
+      </w:r>
+      <w:r>
+        <w:t xml:space="preserve"> </w:t>
+      </w:r>
+      <w:r>
+        <w:t xml:space="preserve">critério de dois terços é aplicado em dois níveis distintos, primeiro dentro de cada</w:t>
+      </w:r>
+      <w:r>
+        <w:t xml:space="preserve"> </w:t>
+      </w:r>
+      <w:r>
+        <w:t xml:space="preserve">conjunto de medições e depois no total de competências avaliadas, conforme o pseudocódigo</w:t>
       </w:r>
       <w:r>
         <w:t xml:space="preserve"> </w:t>
@@ -2181,10 +3016,13 @@
         <w:br/>
       </w:r>
       <w:r>
+        <w:br/>
+      </w:r>
+      <w:r>
         <w:rPr>
           <w:rStyle w:val="VerbatimChar"/>
         </w:rPr>
-        <w:t xml:space="preserve">    agrupar as notas por competencia macro, agregando por media as subcompetencias</w:t>
+        <w:t xml:space="preserve">    agrupar as notas em conjuntos:</w:t>
       </w:r>
       <w:r>
         <w:br/>
@@ -2193,7 +3031,7 @@
         <w:rPr>
           <w:rStyle w:val="VerbatimChar"/>
         </w:rPr>
-        <w:t xml:space="preserve">    se numero de competencias avaliadas &lt; 3: descartar</w:t>
+        <w:t xml:space="preserve">        um conjunto por competencia macro, com as medicoes da propria competencia</w:t>
       </w:r>
       <w:r>
         <w:br/>
@@ -2202,10 +3040,7 @@
         <w:rPr>
           <w:rStyle w:val="VerbatimChar"/>
         </w:rPr>
-        <w:t xml:space="preserve">    se alguma competencia tem medicao abaixo de 1,0: descartar</w:t>
-      </w:r>
-      <w:r>
-        <w:br/>
+        <w:t xml:space="preserve">        um conjunto por competencia macro que tenha subcompetencias, com as</w:t>
       </w:r>
       <w:r>
         <w:br/>
@@ -2214,7 +3049,7 @@
         <w:rPr>
           <w:rStyle w:val="VerbatimChar"/>
         </w:rPr>
-        <w:t xml:space="preserve">    competencias_aprovadas &lt;- 0</w:t>
+        <w:t xml:space="preserve">        medicoes das subcompetencias que a compoem</w:t>
       </w:r>
       <w:r>
         <w:br/>
@@ -2223,7 +3058,7 @@
         <w:rPr>
           <w:rStyle w:val="VerbatimChar"/>
         </w:rPr>
-        <w:t xml:space="preserve">    para cada competencia com ao menos 2 medicoes:</w:t>
+        <w:t xml:space="preserve">    competencias_avaliadas &lt;- numero de competencias macro distintas</w:t>
       </w:r>
       <w:r>
         <w:br/>
@@ -2232,7 +3067,10 @@
         <w:rPr>
           <w:rStyle w:val="VerbatimChar"/>
         </w:rPr>
-        <w:t xml:space="preserve">        referencia &lt;- menor medicao da competencia</w:t>
+        <w:t xml:space="preserve">    se competencias_avaliadas &lt; 3: descartar</w:t>
+      </w:r>
+      <w:r>
+        <w:br/>
       </w:r>
       <w:r>
         <w:br/>
@@ -2241,7 +3079,7 @@
         <w:rPr>
           <w:rStyle w:val="VerbatimChar"/>
         </w:rPr>
-        <w:t xml:space="preserve">        restantes  &lt;- demais medicoes</w:t>
+        <w:t xml:space="preserve">    se alguma medicao de competencia macro &lt; 1,0: descartar</w:t>
       </w:r>
       <w:r>
         <w:br/>
@@ -2250,7 +3088,10 @@
         <w:rPr>
           <w:rStyle w:val="VerbatimChar"/>
         </w:rPr>
-        <w:t xml:space="preserve">        saltos &lt;- quantidade de medicoes em restantes tais que</w:t>
+        <w:t xml:space="preserve">    se a media de alguma subcompetencia &lt; 1,0: descartar</w:t>
+      </w:r>
+      <w:r>
+        <w:br/>
       </w:r>
       <w:r>
         <w:br/>
@@ -2259,7 +3100,88 @@
         <w:rPr>
           <w:rStyle w:val="VerbatimChar"/>
         </w:rPr>
-        <w:t xml:space="preserve">                  medicao &gt;= referencia + 2  ou  medicao = 4</w:t>
+        <w:t xml:space="preserve">    conjuntos_aprovados &lt;- 0</w:t>
+      </w:r>
+      <w:r>
+        <w:br/>
+      </w:r>
+      <w:r>
+        <w:rPr>
+          <w:rStyle w:val="VerbatimChar"/>
+        </w:rPr>
+        <w:t xml:space="preserve">    para cada conjunto com ao menos 2 medicoes:</w:t>
+      </w:r>
+      <w:r>
+        <w:br/>
+      </w:r>
+      <w:r>
+        <w:rPr>
+          <w:rStyle w:val="VerbatimChar"/>
+        </w:rPr>
+        <w:t xml:space="preserve">        se o conjunto for de subcompetencias:</w:t>
+      </w:r>
+      <w:r>
+        <w:br/>
+      </w:r>
+      <w:r>
+        <w:rPr>
+          <w:rStyle w:val="VerbatimChar"/>
+        </w:rPr>
+        <w:t xml:space="preserve">            valores &lt;- media de cada subcompetencia ao longo das unidades</w:t>
+      </w:r>
+      <w:r>
+        <w:br/>
+      </w:r>
+      <w:r>
+        <w:rPr>
+          <w:rStyle w:val="VerbatimChar"/>
+        </w:rPr>
+        <w:t xml:space="preserve">        senao:</w:t>
+      </w:r>
+      <w:r>
+        <w:br/>
+      </w:r>
+      <w:r>
+        <w:rPr>
+          <w:rStyle w:val="VerbatimChar"/>
+        </w:rPr>
+        <w:t xml:space="preserve">            valores &lt;- as medicoes da competencia ao longo das unidades</w:t>
+      </w:r>
+      <w:r>
+        <w:br/>
+      </w:r>
+      <w:r>
+        <w:rPr>
+          <w:rStyle w:val="VerbatimChar"/>
+        </w:rPr>
+        <w:t xml:space="preserve">        referencia &lt;- menor valor</w:t>
+      </w:r>
+      <w:r>
+        <w:br/>
+      </w:r>
+      <w:r>
+        <w:rPr>
+          <w:rStyle w:val="VerbatimChar"/>
+        </w:rPr>
+        <w:t xml:space="preserve">        restantes  &lt;- demais valores</w:t>
+      </w:r>
+      <w:r>
+        <w:br/>
+      </w:r>
+      <w:r>
+        <w:rPr>
+          <w:rStyle w:val="VerbatimChar"/>
+        </w:rPr>
+        <w:t xml:space="preserve">        saltos &lt;- quantidade de valores em restantes tais que</w:t>
+      </w:r>
+      <w:r>
+        <w:br/>
+      </w:r>
+      <w:r>
+        <w:rPr>
+          <w:rStyle w:val="VerbatimChar"/>
+        </w:rPr>
+        <w:t xml:space="preserve">                  valor &gt;= referencia + 2  ou  valor = 4</w:t>
       </w:r>
       <w:r>
         <w:br/>
@@ -2277,7 +3199,7 @@
         <w:rPr>
           <w:rStyle w:val="VerbatimChar"/>
         </w:rPr>
-        <w:t xml:space="preserve">            competencias_aprovadas &lt;- competencias_aprovadas + 1</w:t>
+        <w:t xml:space="preserve">            conjuntos_aprovados &lt;- conjuntos_aprovados + 1</w:t>
       </w:r>
       <w:r>
         <w:br/>
@@ -2289,7 +3211,7 @@
         <w:rPr>
           <w:rStyle w:val="VerbatimChar"/>
         </w:rPr>
-        <w:t xml:space="preserve">    se competencias_aprovadas &gt;= arredondar(competencias_avaliadas x 2/3):</w:t>
+        <w:t xml:space="preserve">    se conjuntos_aprovados &gt;= arredondar(competencias_avaliadas x 2/3):</w:t>
       </w:r>
       <w:r>
         <w:br/>
@@ -2306,7 +3228,7 @@
         <w:pStyle w:val="FirstParagraph"/>
       </w:pPr>
       <w:r>
-        <w:t xml:space="preserve">Três aspectos do critério merecem registro, por não serem evidentes em seu enunciado</w:t>
+        <w:t xml:space="preserve">Quatro aspectos do critério merecem registro, por não serem evidentes em seu enunciado</w:t>
       </w:r>
       <w:r>
         <w:t xml:space="preserve"> </w:t>
@@ -2336,13 +3258,13 @@
         <w:t xml:space="preserve"> </w:t>
       </w:r>
       <w:r>
-        <w:t xml:space="preserve">medição registrada para aquela competência, e não a medição da primeira unidade. O critério</w:t>
-      </w:r>
-      <w:r>
-        <w:t xml:space="preserve"> </w:t>
-      </w:r>
-      <w:r>
-        <w:t xml:space="preserve">mede, portanto, a amplitude entre o pior desempenho e os demais, não a evolução</w:t>
+        <w:t xml:space="preserve">medição registrada para aquela competência, e não a medição da primeira unidade. O</w:t>
+      </w:r>
+      <w:r>
+        <w:t xml:space="preserve"> </w:t>
+      </w:r>
+      <w:r>
+        <w:t xml:space="preserve">critério mede, portanto, a amplitude entre o pior desempenho e os demais, não a evolução</w:t>
       </w:r>
       <w:r>
         <w:t xml:space="preserve"> </w:t>
@@ -2374,54 +3296,60 @@
         <w:t xml:space="preserve"> </w:t>
       </w:r>
       <w:r>
-        <w:t xml:space="preserve">nome, que é armazenado em caixa baixa na origem. Em seguida preenche um modelo de documento</w:t>
-      </w:r>
-      <w:r>
-        <w:t xml:space="preserve"> </w:t>
-      </w:r>
-      <w:r>
-        <w:t xml:space="preserve">mantido em nuvem, converte o resultado em PDF e concede aos orientadores permissão de</w:t>
-      </w:r>
-      <w:r>
-        <w:t xml:space="preserve"> </w:t>
-      </w:r>
-      <w:r>
-        <w:t xml:space="preserve">edição sobre a versão editável do arquivo. Convém explicitar o alcance dessa etapa. A versão</w:t>
-      </w:r>
-      <w:r>
-        <w:t xml:space="preserve"> </w:t>
-      </w:r>
-      <w:r>
-        <w:t xml:space="preserve">exportada do fluxo consome a listagem geral de discentes, e não o endpoint que aplica a</w:t>
-      </w:r>
-      <w:r>
-        <w:t xml:space="preserve"> </w:t>
-      </w:r>
-      <w:r>
-        <w:t xml:space="preserve">regra de dois terços, de forma que os documentos emitidos são certificados de participação.</w:t>
-      </w:r>
-      <w:r>
-        <w:t xml:space="preserve"> </w:t>
-      </w:r>
-      <w:r>
-        <w:t xml:space="preserve">A camada de decisão está implementada e disponível como serviço, mas seu acoplamento ao</w:t>
-      </w:r>
-      <w:r>
-        <w:t xml:space="preserve"> </w:t>
-      </w:r>
-      <w:r>
-        <w:t xml:space="preserve">fluxo de emissão não está demonstrado pela evidência reunida.</w:t>
+        <w:t xml:space="preserve">nome, que é armazenado em caixa baixa na origem. Em seguida preenche um modelo de</w:t>
+      </w:r>
+      <w:r>
+        <w:t xml:space="preserve"> </w:t>
+      </w:r>
+      <w:r>
+        <w:t xml:space="preserve">documento mantido em nuvem, converte o resultado em PDF e concede aos orientadores</w:t>
+      </w:r>
+      <w:r>
+        <w:t xml:space="preserve"> </w:t>
+      </w:r>
+      <w:r>
+        <w:t xml:space="preserve">permissão de edição sobre a versão editável do arquivo. O alcance dessa etapa precisa ser</w:t>
+      </w:r>
+      <w:r>
+        <w:t xml:space="preserve"> </w:t>
+      </w:r>
+      <w:r>
+        <w:t xml:space="preserve">explicitado. A versão exportada do fluxo consome a listagem geral de discentes, e não o</w:t>
+      </w:r>
+      <w:r>
+        <w:t xml:space="preserve"> </w:t>
+      </w:r>
+      <w:r>
+        <w:t xml:space="preserve">endpoint que aplica a regra de dois terços, de forma que os documentos emitidos são</w:t>
+      </w:r>
+      <w:r>
+        <w:t xml:space="preserve"> </w:t>
+      </w:r>
+      <w:r>
+        <w:t xml:space="preserve">certificados de participação. A camada de decisão está implementada e disponível como</w:t>
+      </w:r>
+      <w:r>
+        <w:t xml:space="preserve"> </w:t>
+      </w:r>
+      <w:r>
+        <w:t xml:space="preserve">serviço, mas seu acoplamento ao fluxo de emissão não está demonstrado pela evidência</w:t>
+      </w:r>
+      <w:r>
+        <w:t xml:space="preserve"> </w:t>
+      </w:r>
+      <w:r>
+        <w:t xml:space="preserve">reunida.</w:t>
       </w:r>
     </w:p>
     <w:p>
       <w:pPr>
         <w:pStyle w:val="Heading3"/>
       </w:pPr>
-      <w:bookmarkStart w:id="31" w:name="X1b424eb77056e7c315bd9f8d1b751b10aeb7605"/>
+      <w:bookmarkStart w:id="37" w:name="X1b424eb77056e7c315bd9f8d1b751b10aeb7605"/>
       <w:r>
         <w:t xml:space="preserve">3.5 Camada de intervenção: a regra de recomendação pedagógica</w:t>
       </w:r>
-      <w:bookmarkEnd w:id="31"/>
+      <w:bookmarkEnd w:id="37"/>
     </w:p>
     <w:p>
       <w:pPr>
@@ -2522,54 +3450,54 @@
         <w:pStyle w:val="BodyText"/>
       </w:pPr>
       <w:r>
-        <w:t xml:space="preserve">O conjunto de apontamentos é composto em documento estruturado, convertido em PDF e enviado</w:t>
-      </w:r>
-      <w:r>
-        <w:t xml:space="preserve"> </w:t>
-      </w:r>
-      <w:r>
-        <w:t xml:space="preserve">por correio eletrônico ao destinatário. Duas características dessa camada precisam ser</w:t>
-      </w:r>
-      <w:r>
-        <w:t xml:space="preserve"> </w:t>
-      </w:r>
-      <w:r>
-        <w:t xml:space="preserve">consideradas na leitura dos resultados. A seleção do texto é aleatória dentro da competência</w:t>
-      </w:r>
-      <w:r>
-        <w:t xml:space="preserve"> </w:t>
-      </w:r>
-      <w:r>
-        <w:t xml:space="preserve">apontada, e não adaptada ao perfil do discente, o que significa que a personalização</w:t>
-      </w:r>
-      <w:r>
-        <w:t xml:space="preserve"> </w:t>
-      </w:r>
-      <w:r>
-        <w:t xml:space="preserve">alcançada é de nível de competência, não de nível individual. Além disso, o envio não é</w:t>
-      </w:r>
-      <w:r>
-        <w:t xml:space="preserve"> </w:t>
-      </w:r>
-      <w:r>
-        <w:t xml:space="preserve">registrado em tabela do banco, de modo que o volume de mensagens efetivamente entregues não</w:t>
-      </w:r>
-      <w:r>
-        <w:t xml:space="preserve"> </w:t>
-      </w:r>
-      <w:r>
-        <w:t xml:space="preserve">dispõe de evidência transacional.</w:t>
+        <w:t xml:space="preserve">O conjunto de apontamentos é composto em documento estruturado, convertido em PDF e</w:t>
+      </w:r>
+      <w:r>
+        <w:t xml:space="preserve"> </w:t>
+      </w:r>
+      <w:r>
+        <w:t xml:space="preserve">enviado por correio eletrônico ao destinatário. Duas características dessa camada precisam</w:t>
+      </w:r>
+      <w:r>
+        <w:t xml:space="preserve"> </w:t>
+      </w:r>
+      <w:r>
+        <w:t xml:space="preserve">ser consideradas na leitura dos resultados. A seleção do texto é aleatória dentro da</w:t>
+      </w:r>
+      <w:r>
+        <w:t xml:space="preserve"> </w:t>
+      </w:r>
+      <w:r>
+        <w:t xml:space="preserve">competência apontada, e não adaptada ao perfil do discente, o que significa que a</w:t>
+      </w:r>
+      <w:r>
+        <w:t xml:space="preserve"> </w:t>
+      </w:r>
+      <w:r>
+        <w:t xml:space="preserve">personalização alcançada é de nível de competência, não de nível individual. Além disso, o</w:t>
+      </w:r>
+      <w:r>
+        <w:t xml:space="preserve"> </w:t>
+      </w:r>
+      <w:r>
+        <w:t xml:space="preserve">envio não é registrado em tabela do banco, de modo que o volume de mensagens efetivamente</w:t>
+      </w:r>
+      <w:r>
+        <w:t xml:space="preserve"> </w:t>
+      </w:r>
+      <w:r>
+        <w:t xml:space="preserve">entregues não dispõe de evidência transacional.</w:t>
       </w:r>
     </w:p>
     <w:p>
       <w:pPr>
         <w:pStyle w:val="Heading3"/>
       </w:pPr>
-      <w:bookmarkStart w:id="32" w:name="X96218a0cfe79e2a8e3d58ce5a3560ef33371d22"/>
+      <w:bookmarkStart w:id="38" w:name="X96218a0cfe79e2a8e3d58ce5a3560ef33371d22"/>
       <w:r>
         <w:t xml:space="preserve">3.6 Tratamento dos dados e procedimentos éticos</w:t>
       </w:r>
-      <w:bookmarkEnd w:id="32"/>
+      <w:bookmarkEnd w:id="38"/>
     </w:p>
     <w:p>
       <w:pPr>
@@ -2594,25 +3522,19 @@
         <w:t xml:space="preserve"> </w:t>
       </w:r>
       <w:r>
-        <w:t xml:space="preserve">institucional. Os dados</w:t>
-      </w:r>
-      <w:r>
-        <w:t xml:space="preserve"> </w:t>
-      </w:r>
-      <w:r>
-        <w:t xml:space="preserve">analisados neste trabalho são operacionais do programa de capacitação, produzidos como</w:t>
-      </w:r>
-      <w:r>
-        <w:t xml:space="preserve"> </w:t>
-      </w:r>
-      <w:r>
-        <w:t xml:space="preserve">registro ordinário de sua governança, e não foram coletados para finalidade de pesquisa com</w:t>
-      </w:r>
-      <w:r>
-        <w:t xml:space="preserve"> </w:t>
-      </w:r>
-      <w:r>
-        <w:t xml:space="preserve">seres humanos.</w:t>
+        <w:t xml:space="preserve">institucional. Os dados analisados neste trabalho são operacionais do programa de</w:t>
+      </w:r>
+      <w:r>
+        <w:t xml:space="preserve"> </w:t>
+      </w:r>
+      <w:r>
+        <w:t xml:space="preserve">capacitação, produzidos como registro ordinário de sua governança, e não foram coletados</w:t>
+      </w:r>
+      <w:r>
+        <w:t xml:space="preserve"> </w:t>
+      </w:r>
+      <w:r>
+        <w:t xml:space="preserve">para finalidade de pesquisa com seres humanos.</w:t>
       </w:r>
     </w:p>
     <w:p>
@@ -2663,11 +3585,11 @@
       <w:pPr>
         <w:pStyle w:val="Heading2"/>
       </w:pPr>
-      <w:bookmarkStart w:id="33" w:name="resultados-e-discussões"/>
+      <w:bookmarkStart w:id="39" w:name="resultados-e-discussões"/>
       <w:r>
         <w:t xml:space="preserve">4 Resultados e discussões</w:t>
       </w:r>
-      <w:bookmarkEnd w:id="33"/>
+      <w:bookmarkEnd w:id="39"/>
     </w:p>
     <w:p>
       <w:pPr>
@@ -2724,137 +3646,577 @@
         <w:pStyle w:val="BodyText"/>
       </w:pPr>
       <w:r>
-        <w:t xml:space="preserve">A ordem de apresentação acompanha o argumento construído nas seções anteriores. Descreve-se</w:t>
-      </w:r>
-      <w:r>
-        <w:t xml:space="preserve"> </w:t>
-      </w:r>
-      <w:r>
-        <w:t xml:space="preserve">primeiro a base de dados constituída, depois a cobertura longitudinal que ela oferece e a</w:t>
-      </w:r>
-      <w:r>
-        <w:t xml:space="preserve"> </w:t>
-      </w:r>
-      <w:r>
-        <w:t xml:space="preserve">consequente computabilidade da regra de certificação, em seguida o comportamento observado</w:t>
-      </w:r>
-      <w:r>
-        <w:t xml:space="preserve"> </w:t>
-      </w:r>
-      <w:r>
-        <w:t xml:space="preserve">da camada de intervenção e os tempos de execução, e por fim a discussão do conjunto e as</w:t>
-      </w:r>
-      <w:r>
-        <w:t xml:space="preserve"> </w:t>
-      </w:r>
-      <w:r>
-        <w:t xml:space="preserve">limitações que ele impõe. Os dados são reportados sem interpretação nas subseções 4.1 a</w:t>
-      </w:r>
-      <w:r>
-        <w:t xml:space="preserve"> </w:t>
-      </w:r>
-      <w:r>
-        <w:t xml:space="preserve">4.4; a leitura à luz do problema formulado na introdução concentra-se nas subseções 4.5 e</w:t>
-      </w:r>
-      <w:r>
-        <w:t xml:space="preserve"> </w:t>
-      </w:r>
-      <w:r>
-        <w:t xml:space="preserve">4.6.</w:t>
+        <w:t xml:space="preserve">A ordem de apresentação acompanha o argumento construído nas seções anteriores.</w:t>
+      </w:r>
+      <w:r>
+        <w:t xml:space="preserve"> </w:t>
+      </w:r>
+      <w:r>
+        <w:t xml:space="preserve">Descreve-se primeiro a base de dados constituída, depois a cobertura longitudinal que ela</w:t>
+      </w:r>
+      <w:r>
+        <w:t xml:space="preserve"> </w:t>
+      </w:r>
+      <w:r>
+        <w:t xml:space="preserve">oferece e a consequente computabilidade da regra de certificação, em seguida o</w:t>
+      </w:r>
+      <w:r>
+        <w:t xml:space="preserve"> </w:t>
+      </w:r>
+      <w:r>
+        <w:t xml:space="preserve">comportamento observado da camada de intervenção e os tempos de execução, e por fim a</w:t>
+      </w:r>
+      <w:r>
+        <w:t xml:space="preserve"> </w:t>
+      </w:r>
+      <w:r>
+        <w:t xml:space="preserve">discussão do conjunto e as limitações que ele impõe. Os dados são reportados sem</w:t>
+      </w:r>
+      <w:r>
+        <w:t xml:space="preserve"> </w:t>
+      </w:r>
+      <w:r>
+        <w:t xml:space="preserve">interpretação nas subseções 4.1 a 4.4; a leitura à luz do problema formulado na introdução</w:t>
+      </w:r>
+      <w:r>
+        <w:t xml:space="preserve"> </w:t>
+      </w:r>
+      <w:r>
+        <w:t xml:space="preserve">concentra-se nas subseções 4.5 e 4.6.</w:t>
       </w:r>
     </w:p>
     <w:p>
       <w:pPr>
         <w:pStyle w:val="Heading3"/>
       </w:pPr>
-      <w:bookmarkStart w:id="34" w:name="Xe60b372d3dfb883306b8f4f6f44c96d36304449"/>
+      <w:bookmarkStart w:id="40" w:name="Xe60b372d3dfb883306b8f4f6f44c96d36304449"/>
       <w:r>
         <w:t xml:space="preserve">4.1 A base de dados constituída no ciclo de 2025</w:t>
       </w:r>
-      <w:bookmarkEnd w:id="34"/>
+      <w:bookmarkEnd w:id="40"/>
     </w:p>
     <w:p>
       <w:pPr>
         <w:pStyle w:val="FirstParagraph"/>
       </w:pPr>
       <w:r>
-        <w:t xml:space="preserve">A consulta de 27 de julho de 2026 encontrou 33</w:t>
-      </w:r>
-      <w:r>
-        <w:t xml:space="preserve"> </w:t>
-      </w:r>
-      <w:r>
-        <w:t xml:space="preserve">discentes cadastrados, com datas de registro entre 23 de janeiro e 1º de abril de 2025,</w:t>
-      </w:r>
-      <w:r>
-        <w:t xml:space="preserve"> </w:t>
-      </w:r>
-      <w:r>
-        <w:t xml:space="preserve">vinculados a três projetos sob acompanhamento de dois mentores. Foram contabilizadas 177 autoavaliações, registradas entre 23 de janeiro e 6</w:t>
-      </w:r>
-      <w:r>
-        <w:t xml:space="preserve"> </w:t>
-      </w:r>
-      <w:r>
-        <w:t xml:space="preserve">de setembro de 2025 e distribuídas em nove unidades avaliativas. A tabela de notas reúne</w:t>
-      </w:r>
-      <w:r>
-        <w:t xml:space="preserve"> </w:t>
-      </w:r>
-      <w:r>
-        <w:t xml:space="preserve">165 registros, dos quais 105 vinculados a competências macro e 60 a subcompetências de</w:t>
-      </w:r>
-      <w:r>
-        <w:t xml:space="preserve"> </w:t>
-      </w:r>
-      <w:r>
-        <w:t xml:space="preserve">inteligência emocional. As notas ocupam integralmente a escala prevista, de 0,00 a 4,00,</w:t>
-      </w:r>
-      <w:r>
-        <w:t xml:space="preserve"> </w:t>
-      </w:r>
-      <w:r>
-        <w:t xml:space="preserve">com média de 2,47, valor situado na faixa qualitativa adequada. A Tabela 2 consolida o</w:t>
-      </w:r>
-      <w:r>
-        <w:t xml:space="preserve"> </w:t>
-      </w:r>
-      <w:r>
-        <w:t xml:space="preserve">conjunto.</w:t>
-      </w:r>
-    </w:p>
-    <w:p>
-      <w:pPr>
-        <w:pStyle w:val="BlockText"/>
-      </w:pPr>
-      <w:r>
-        <w:t xml:space="preserve">⚠️ IMAGEM AUSENTE:</w:t>
-      </w:r>
-      <w:r>
-        <w:t xml:space="preserve"> </w:t>
-      </w:r>
-      <w:r>
-        <w:rPr>
-          <w:rStyle w:val="VerbatimChar"/>
-        </w:rPr>
-        <w:t xml:space="preserve">figuras/tab-04-1.md</w:t>
-      </w:r>
-      <w:r>
-        <w:t xml:space="preserve"> </w:t>
-      </w:r>
-      <w:r>
-        <w:t xml:space="preserve">— Quadro editável com as métricas agregadas do banco em 27/07/2026 — discentes, autoavaliações, unidades, notas por tipo, faixa e média das notas, mentores, projetos e registros de auditoria. Uma coluna para a métrica e outra para o valor. Nenhum dado individual. Corpo em TNR 10.</w:t>
-      </w:r>
-    </w:p>
-    <w:p>
-      <w:pPr>
-        <w:pStyle w:val="FirstParagraph"/>
+        <w:t xml:space="preserve">A consulta de 27 de julho de 2026 encontrou 33 discentes cadastrados, com datas de</w:t>
+      </w:r>
+      <w:r>
+        <w:t xml:space="preserve"> </w:t>
+      </w:r>
+      <w:r>
+        <w:t xml:space="preserve">registro entre 23 de janeiro e 1º de abril de 2025, vinculados a três projetos sob</w:t>
+      </w:r>
+      <w:r>
+        <w:t xml:space="preserve"> </w:t>
+      </w:r>
+      <w:r>
+        <w:t xml:space="preserve">acompanhamento de dois mentores. Foram contabilizados 177 registros de autoavaliação,</w:t>
+      </w:r>
+      <w:r>
+        <w:t xml:space="preserve"> </w:t>
+      </w:r>
+      <w:r>
+        <w:t xml:space="preserve">abertos entre 23 de janeiro e 6 de setembro de 2025 e distribuídos em nove unidades. A</w:t>
+      </w:r>
+      <w:r>
+        <w:t xml:space="preserve"> </w:t>
+      </w:r>
+      <w:r>
+        <w:t xml:space="preserve">tabela de notas reúne 165 registros, dos quais 105 vinculados a competências macro e 60 a</w:t>
+      </w:r>
+      <w:r>
+        <w:t xml:space="preserve"> </w:t>
+      </w:r>
+      <w:r>
+        <w:t xml:space="preserve">subcompetências de inteligência emocional. As notas ocupam integralmente a escala</w:t>
+      </w:r>
+      <w:r>
+        <w:t xml:space="preserve"> </w:t>
+      </w:r>
+      <w:r>
+        <w:t xml:space="preserve">prevista, de 0,00 a 4,00, com média de 2,47, valor situado na faixa qualitativa adequada.</w:t>
+      </w:r>
+      <w:r>
+        <w:t xml:space="preserve"> </w:t>
+      </w:r>
+      <w:r>
+        <w:t xml:space="preserve">A Tabela 1 consolida o conjunto.</w:t>
+      </w:r>
+    </w:p>
+    <w:p>
+      <w:pPr>
+        <w:pStyle w:val="BodyText"/>
       </w:pPr>
       <w:r>
         <w:rPr>
           <w:b/>
         </w:rPr>
-        <w:t xml:space="preserve">Tabela 2 — Caracterização agregada da base de produção do ciclo de 2025, apurada em 27 de julho de 2026 (n=33 discentes). Fonte: dados da pesquisa.</w:t>
+        <w:t xml:space="preserve">Tabela 1 — Caracterização agregada da base de produção do ciclo de 2025, apurada em 27 de julho de 2026 (n=33 discentes), incluindo a distribuição dos registros de autoavaliação pelas nove unidades.</w:t>
+      </w:r>
+    </w:p>
+    <w:tbl>
+      <w:tblPr>
+        <w:tblStyle w:val="Table"/>
+        <w:tblW w:type="pct" w:w="0.0"/>
+        <w:tblLook w:firstRow="1"/>
+      </w:tblPr>
+      <w:tblGrid/>
+      <w:tr>
+        <w:trPr>
+          <w:cnfStyle w:firstRow="1"/>
+        </w:trPr>
+        <w:tc>
+          <w:tcPr>
+            <w:tcBorders>
+              <w:bottom w:val="single"/>
+            </w:tcBorders>
+            <w:vAlign w:val="bottom"/>
+          </w:tcPr>
+          <w:p>
+            <w:pPr>
+              <w:pStyle w:val="Compact"/>
+              <w:jc w:val="left"/>
+            </w:pPr>
+            <w:r>
+              <w:t xml:space="preserve">Métrica</w:t>
+            </w:r>
+          </w:p>
+        </w:tc>
+        <w:tc>
+          <w:tcPr>
+            <w:tcBorders>
+              <w:bottom w:val="single"/>
+            </w:tcBorders>
+            <w:vAlign w:val="bottom"/>
+          </w:tcPr>
+          <w:p>
+            <w:pPr>
+              <w:pStyle w:val="Compact"/>
+              <w:jc w:val="left"/>
+            </w:pPr>
+            <w:r>
+              <w:t xml:space="preserve">Valor</w:t>
+            </w:r>
+          </w:p>
+        </w:tc>
+      </w:tr>
+      <w:tr>
+        <w:tc>
+          <w:p>
+            <w:pPr>
+              <w:pStyle w:val="Compact"/>
+              <w:jc w:val="left"/>
+            </w:pPr>
+            <w:r>
+              <w:t xml:space="preserve">Discentes cadastrados</w:t>
+            </w:r>
+          </w:p>
+        </w:tc>
+        <w:tc>
+          <w:p>
+            <w:pPr>
+              <w:pStyle w:val="Compact"/>
+              <w:jc w:val="left"/>
+            </w:pPr>
+            <w:r>
+              <w:t xml:space="preserve">33</w:t>
+            </w:r>
+          </w:p>
+        </w:tc>
+      </w:tr>
+      <w:tr>
+        <w:tc>
+          <w:p>
+            <w:pPr>
+              <w:pStyle w:val="Compact"/>
+              <w:jc w:val="left"/>
+            </w:pPr>
+            <w:r>
+              <w:t xml:space="preserve">Período dos cadastros</w:t>
+            </w:r>
+          </w:p>
+        </w:tc>
+        <w:tc>
+          <w:p>
+            <w:pPr>
+              <w:pStyle w:val="Compact"/>
+              <w:jc w:val="left"/>
+            </w:pPr>
+            <w:r>
+              <w:t xml:space="preserve">23/01/2025 a 01/04/2025</w:t>
+            </w:r>
+          </w:p>
+        </w:tc>
+      </w:tr>
+      <w:tr>
+        <w:tc>
+          <w:p>
+            <w:pPr>
+              <w:pStyle w:val="Compact"/>
+              <w:jc w:val="left"/>
+            </w:pPr>
+            <w:r>
+              <w:t xml:space="preserve">Registros de autoavaliação</w:t>
+            </w:r>
+          </w:p>
+        </w:tc>
+        <w:tc>
+          <w:p>
+            <w:pPr>
+              <w:pStyle w:val="Compact"/>
+              <w:jc w:val="left"/>
+            </w:pPr>
+            <w:r>
+              <w:t xml:space="preserve">177</w:t>
+            </w:r>
+          </w:p>
+        </w:tc>
+      </w:tr>
+      <w:tr>
+        <w:tc>
+          <w:p>
+            <w:pPr>
+              <w:pStyle w:val="Compact"/>
+              <w:jc w:val="left"/>
+            </w:pPr>
+            <w:r>
+              <w:t xml:space="preserve">Período das autoavaliações</w:t>
+            </w:r>
+          </w:p>
+        </w:tc>
+        <w:tc>
+          <w:p>
+            <w:pPr>
+              <w:pStyle w:val="Compact"/>
+              <w:jc w:val="left"/>
+            </w:pPr>
+            <w:r>
+              <w:t xml:space="preserve">23/01/2025 a 06/09/2025</w:t>
+            </w:r>
+          </w:p>
+        </w:tc>
+      </w:tr>
+      <w:tr>
+        <w:tc>
+          <w:p>
+            <w:pPr>
+              <w:pStyle w:val="Compact"/>
+              <w:jc w:val="left"/>
+            </w:pPr>
+            <w:r>
+              <w:t xml:space="preserve">Unidades avaliativas</w:t>
+            </w:r>
+          </w:p>
+        </w:tc>
+        <w:tc>
+          <w:p>
+            <w:pPr>
+              <w:pStyle w:val="Compact"/>
+              <w:jc w:val="left"/>
+            </w:pPr>
+            <w:r>
+              <w:t xml:space="preserve">9</w:t>
+            </w:r>
+          </w:p>
+        </w:tc>
+      </w:tr>
+      <w:tr>
+        <w:tc>
+          <w:p>
+            <w:pPr>
+              <w:pStyle w:val="Compact"/>
+              <w:jc w:val="left"/>
+            </w:pPr>
+            <w:r>
+              <w:t xml:space="preserve">Registros por unidade, da 1ª à 9ª</w:t>
+            </w:r>
+          </w:p>
+        </w:tc>
+        <w:tc>
+          <w:p>
+            <w:pPr>
+              <w:pStyle w:val="Compact"/>
+              <w:jc w:val="left"/>
+            </w:pPr>
+            <w:r>
+              <w:t xml:space="preserve">33 · 33 · 33 · 33 · 33 · 7 · 3 · 1 · 1</w:t>
+            </w:r>
+          </w:p>
+        </w:tc>
+      </w:tr>
+      <w:tr>
+        <w:tc>
+          <w:p>
+            <w:pPr>
+              <w:pStyle w:val="Compact"/>
+              <w:jc w:val="left"/>
+            </w:pPr>
+            <w:r>
+              <w:t xml:space="preserve">Notas registradas</w:t>
+            </w:r>
+          </w:p>
+        </w:tc>
+        <w:tc>
+          <w:p>
+            <w:pPr>
+              <w:pStyle w:val="Compact"/>
+              <w:jc w:val="left"/>
+            </w:pPr>
+            <w:r>
+              <w:t xml:space="preserve">165</w:t>
+            </w:r>
+          </w:p>
+        </w:tc>
+      </w:tr>
+      <w:tr>
+        <w:tc>
+          <w:p>
+            <w:pPr>
+              <w:pStyle w:val="Compact"/>
+              <w:jc w:val="left"/>
+            </w:pPr>
+            <w:r>
+              <w:t xml:space="preserve">Notas de competência macro</w:t>
+            </w:r>
+          </w:p>
+        </w:tc>
+        <w:tc>
+          <w:p>
+            <w:pPr>
+              <w:pStyle w:val="Compact"/>
+              <w:jc w:val="left"/>
+            </w:pPr>
+            <w:r>
+              <w:t xml:space="preserve">105</w:t>
+            </w:r>
+          </w:p>
+        </w:tc>
+      </w:tr>
+      <w:tr>
+        <w:tc>
+          <w:p>
+            <w:pPr>
+              <w:pStyle w:val="Compact"/>
+              <w:jc w:val="left"/>
+            </w:pPr>
+            <w:r>
+              <w:t xml:space="preserve">Notas de subcompetência</w:t>
+            </w:r>
+          </w:p>
+        </w:tc>
+        <w:tc>
+          <w:p>
+            <w:pPr>
+              <w:pStyle w:val="Compact"/>
+              <w:jc w:val="left"/>
+            </w:pPr>
+            <w:r>
+              <w:t xml:space="preserve">60</w:t>
+            </w:r>
+          </w:p>
+        </w:tc>
+      </w:tr>
+      <w:tr>
+        <w:tc>
+          <w:p>
+            <w:pPr>
+              <w:pStyle w:val="Compact"/>
+              <w:jc w:val="left"/>
+            </w:pPr>
+            <w:r>
+              <w:t xml:space="preserve">Conjuntos completos de medições</w:t>
+            </w:r>
+          </w:p>
+        </w:tc>
+        <w:tc>
+          <w:p>
+            <w:pPr>
+              <w:pStyle w:val="Compact"/>
+              <w:jc w:val="left"/>
+            </w:pPr>
+            <w:r>
+              <w:t xml:space="preserve">15</w:t>
+            </w:r>
+          </w:p>
+        </w:tc>
+      </w:tr>
+      <w:tr>
+        <w:tc>
+          <w:p>
+            <w:pPr>
+              <w:pStyle w:val="Compact"/>
+              <w:jc w:val="left"/>
+            </w:pPr>
+            <w:r>
+              <w:t xml:space="preserve">Discentes com notas lançadas</w:t>
+            </w:r>
+          </w:p>
+        </w:tc>
+        <w:tc>
+          <w:p>
+            <w:pPr>
+              <w:pStyle w:val="Compact"/>
+              <w:jc w:val="left"/>
+            </w:pPr>
+            <w:r>
+              <w:t xml:space="preserve">7</w:t>
+            </w:r>
+          </w:p>
+        </w:tc>
+      </w:tr>
+      <w:tr>
+        <w:tc>
+          <w:p>
+            <w:pPr>
+              <w:pStyle w:val="Compact"/>
+              <w:jc w:val="left"/>
+            </w:pPr>
+            <w:r>
+              <w:t xml:space="preserve">Faixa das notas</w:t>
+            </w:r>
+          </w:p>
+        </w:tc>
+        <w:tc>
+          <w:p>
+            <w:pPr>
+              <w:pStyle w:val="Compact"/>
+              <w:jc w:val="left"/>
+            </w:pPr>
+            <w:r>
+              <w:t xml:space="preserve">0,00 a 4,00</w:t>
+            </w:r>
+          </w:p>
+        </w:tc>
+      </w:tr>
+      <w:tr>
+        <w:tc>
+          <w:p>
+            <w:pPr>
+              <w:pStyle w:val="Compact"/>
+              <w:jc w:val="left"/>
+            </w:pPr>
+            <w:r>
+              <w:t xml:space="preserve">Média das notas</w:t>
+            </w:r>
+          </w:p>
+        </w:tc>
+        <w:tc>
+          <w:p>
+            <w:pPr>
+              <w:pStyle w:val="Compact"/>
+              <w:jc w:val="left"/>
+            </w:pPr>
+            <w:r>
+              <w:t xml:space="preserve">2,47</w:t>
+            </w:r>
+          </w:p>
+        </w:tc>
+      </w:tr>
+      <w:tr>
+        <w:tc>
+          <w:p>
+            <w:pPr>
+              <w:pStyle w:val="Compact"/>
+              <w:jc w:val="left"/>
+            </w:pPr>
+            <w:r>
+              <w:t xml:space="preserve">Pares competência × discente com duas ou mais medições</w:t>
+            </w:r>
+          </w:p>
+        </w:tc>
+        <w:tc>
+          <w:p>
+            <w:pPr>
+              <w:pStyle w:val="Compact"/>
+              <w:jc w:val="left"/>
+            </w:pPr>
+            <w:r>
+              <w:t xml:space="preserve">49</w:t>
+            </w:r>
+          </w:p>
+        </w:tc>
+      </w:tr>
+      <w:tr>
+        <w:tc>
+          <w:p>
+            <w:pPr>
+              <w:pStyle w:val="Compact"/>
+              <w:jc w:val="left"/>
+            </w:pPr>
+            <w:r>
+              <w:t xml:space="preserve">Mentores</w:t>
+            </w:r>
+          </w:p>
+        </w:tc>
+        <w:tc>
+          <w:p>
+            <w:pPr>
+              <w:pStyle w:val="Compact"/>
+              <w:jc w:val="left"/>
+            </w:pPr>
+            <w:r>
+              <w:t xml:space="preserve">2</w:t>
+            </w:r>
+          </w:p>
+        </w:tc>
+      </w:tr>
+      <w:tr>
+        <w:tc>
+          <w:p>
+            <w:pPr>
+              <w:pStyle w:val="Compact"/>
+              <w:jc w:val="left"/>
+            </w:pPr>
+            <w:r>
+              <w:t xml:space="preserve">Projetos</w:t>
+            </w:r>
+          </w:p>
+        </w:tc>
+        <w:tc>
+          <w:p>
+            <w:pPr>
+              <w:pStyle w:val="Compact"/>
+              <w:jc w:val="left"/>
+            </w:pPr>
+            <w:r>
+              <w:t xml:space="preserve">3</w:t>
+            </w:r>
+          </w:p>
+        </w:tc>
+      </w:tr>
+      <w:tr>
+        <w:tc>
+          <w:p>
+            <w:pPr>
+              <w:pStyle w:val="Compact"/>
+              <w:jc w:val="left"/>
+            </w:pPr>
+            <w:r>
+              <w:t xml:space="preserve">Registros de auditoria do painel administrativo</w:t>
+            </w:r>
+          </w:p>
+        </w:tc>
+        <w:tc>
+          <w:p>
+            <w:pPr>
+              <w:pStyle w:val="Compact"/>
+              <w:jc w:val="left"/>
+            </w:pPr>
+            <w:r>
+              <w:t xml:space="preserve">1.792</w:t>
+            </w:r>
+          </w:p>
+        </w:tc>
+      </w:tr>
+    </w:tbl>
+    <w:p>
+      <w:pPr>
+        <w:pStyle w:val="BodyText"/>
+      </w:pPr>
+      <w:r>
+        <w:t xml:space="preserve">Fonte: dados da pesquisa.</w:t>
       </w:r>
     </w:p>
     <w:p>
@@ -2868,43 +4230,87 @@
         <w:t xml:space="preserve"> </w:t>
       </w:r>
       <w:r>
-        <w:t xml:space="preserve">consistência do desdobramento descrito na subseção 3.1. As 105 notas de competência macro</w:t>
-      </w:r>
-      <w:r>
-        <w:t xml:space="preserve"> </w:t>
-      </w:r>
-      <w:r>
-        <w:t xml:space="preserve">correspondem a quinze conjuntos completos de sete medições, e as 60 notas de subcompetência</w:t>
-      </w:r>
-      <w:r>
-        <w:t xml:space="preserve"> </w:t>
-      </w:r>
-      <w:r>
-        <w:t xml:space="preserve">correspondem aos mesmos quinze conjuntos de quatro medições. A base contém, portanto,</w:t>
-      </w:r>
-      <w:r>
-        <w:t xml:space="preserve"> </w:t>
-      </w:r>
-      <w:r>
-        <w:t xml:space="preserve">quinze conjuntos íntegros de dez itens comparáveis, sem registro parcial que exigisse</w:t>
-      </w:r>
-      <w:r>
-        <w:t xml:space="preserve"> </w:t>
-      </w:r>
-      <w:r>
-        <w:t xml:space="preserve">tratamento de valor ausente no cálculo das duas regras. As notas lançadas concentram-se em</w:t>
-      </w:r>
-      <w:r>
-        <w:t xml:space="preserve"> </w:t>
-      </w:r>
-      <w:r>
-        <w:t xml:space="preserve">sete discentes, o que separa a população cadastrada da população efetivamente medida e</w:t>
-      </w:r>
-      <w:r>
-        <w:t xml:space="preserve"> </w:t>
-      </w:r>
-      <w:r>
-        <w:t xml:space="preserve">condiciona toda leitura de escala.</w:t>
+        <w:t xml:space="preserve">consistência do desdobramento descrito na subseção 3.1. Cada conjunto completo ocupa onze</w:t>
+      </w:r>
+      <w:r>
+        <w:t xml:space="preserve"> </w:t>
+      </w:r>
+      <w:r>
+        <w:t xml:space="preserve">linhas na tabela de notas: seis notas de competência macro, quatro notas de subcompetência</w:t>
+      </w:r>
+      <w:r>
+        <w:t xml:space="preserve"> </w:t>
+      </w:r>
+      <w:r>
+        <w:t xml:space="preserve">e uma nota macro adicional para inteligência emocional, que a interface calcula como a</w:t>
+      </w:r>
+      <w:r>
+        <w:t xml:space="preserve"> </w:t>
+      </w:r>
+      <w:r>
+        <w:t xml:space="preserve">média das quatro subcompetências no momento da gravação. As 105 notas macro e as 60 de</w:t>
+      </w:r>
+      <w:r>
+        <w:t xml:space="preserve"> </w:t>
+      </w:r>
+      <w:r>
+        <w:t xml:space="preserve">subcompetência correspondem, assim, a quinze conjuntos completos, cada um reunindo dez</w:t>
+      </w:r>
+      <w:r>
+        <w:t xml:space="preserve"> </w:t>
+      </w:r>
+      <w:r>
+        <w:t xml:space="preserve">medições independentes, sem registro parcial que exigisse tratamento de valor ausente no</w:t>
+      </w:r>
+      <w:r>
+        <w:t xml:space="preserve"> </w:t>
+      </w:r>
+      <w:r>
+        <w:t xml:space="preserve">cálculo das duas regras.</w:t>
+      </w:r>
+    </w:p>
+    <w:p>
+      <w:pPr>
+        <w:pStyle w:val="BodyText"/>
+      </w:pPr>
+      <w:r>
+        <w:t xml:space="preserve">Esses quinze conjuntos distribuem-se por sete discentes e correspondem a quinze dos 177</w:t>
+      </w:r>
+      <w:r>
+        <w:t xml:space="preserve"> </w:t>
+      </w:r>
+      <w:r>
+        <w:t xml:space="preserve">registros de autoavaliação contabilizados. Os demais registros não têm notas associadas,</w:t>
+      </w:r>
+      <w:r>
+        <w:t xml:space="preserve"> </w:t>
+      </w:r>
+      <w:r>
+        <w:t xml:space="preserve">condição coerente com o uso da mesma instância como ambiente de operação e de</w:t>
+      </w:r>
+      <w:r>
+        <w:t xml:space="preserve"> </w:t>
+      </w:r>
+      <w:r>
+        <w:t xml:space="preserve">desenvolvimento, discutido na subseção 4.6. A consequência para a leitura dos resultados é</w:t>
+      </w:r>
+      <w:r>
+        <w:t xml:space="preserve"> </w:t>
+      </w:r>
+      <w:r>
+        <w:t xml:space="preserve">direta: a contagem de autoavaliações mede o volume de eventos gravados, ao passo que a</w:t>
+      </w:r>
+      <w:r>
+        <w:t xml:space="preserve"> </w:t>
+      </w:r>
+      <w:r>
+        <w:t xml:space="preserve">contagem de notas mede o material efetivamente disponível para análise, e é esta segunda</w:t>
+      </w:r>
+      <w:r>
+        <w:t xml:space="preserve"> </w:t>
+      </w:r>
+      <w:r>
+        <w:t xml:space="preserve">grandeza que limita todas as afirmações das subseções seguintes.</w:t>
       </w:r>
     </w:p>
     <w:p>
@@ -2956,1212 +4362,1883 @@
         <w:pStyle w:val="BodyText"/>
       </w:pPr>
       <w:r>
-        <w:t xml:space="preserve">A tabela de auditoria do painel administrativo acumulou 1.792 registros de operação no</w:t>
-      </w:r>
-      <w:r>
-        <w:t xml:space="preserve"> </w:t>
-      </w:r>
-      <w:r>
-        <w:t xml:space="preserve">período, contra 177 autoavaliações persistidas. A razão entre os dois números não expressa</w:t>
-      </w:r>
-      <w:r>
-        <w:t xml:space="preserve"> </w:t>
-      </w:r>
-      <w:r>
-        <w:t xml:space="preserve">retrabalho: o painel foi o instrumento de conferência e de correção usado pela equipe</w:t>
-      </w:r>
-      <w:r>
-        <w:t xml:space="preserve"> </w:t>
-      </w:r>
-      <w:r>
-        <w:t xml:space="preserve">durante a estabilização do fluxo de cadastro, e cada consulta ou ajuste manual deixa</w:t>
-      </w:r>
-      <w:r>
-        <w:t xml:space="preserve"> </w:t>
-      </w:r>
-      <w:r>
-        <w:t xml:space="preserve">registro próprio. O valor interessa como demonstração de que a trilha de auditoria descrita</w:t>
-      </w:r>
-      <w:r>
-        <w:t xml:space="preserve"> </w:t>
-      </w:r>
-      <w:r>
-        <w:t xml:space="preserve">na subseção 3.3 opera de fato, e não apenas como declaração de esquema.</w:t>
+        <w:t xml:space="preserve">A tabela de auditoria do painel administrativo acumulou 1.792 registros no período, contra</w:t>
+      </w:r>
+      <w:r>
+        <w:t xml:space="preserve"> </w:t>
+      </w:r>
+      <w:r>
+        <w:t xml:space="preserve">177 registros de autoavaliação persistidos. Cada entrada corresponde a uma operação de</w:t>
+      </w:r>
+      <w:r>
+        <w:t xml:space="preserve"> </w:t>
+      </w:r>
+      <w:r>
+        <w:t xml:space="preserve">escrita conduzida por meio do painel, e não a uma consulta, de modo que o número</w:t>
+      </w:r>
+      <w:r>
+        <w:t xml:space="preserve"> </w:t>
+      </w:r>
+      <w:r>
+        <w:t xml:space="preserve">dimensiona a intervenção manual sobre a base durante a estabilização do fluxo de cadastro.</w:t>
+      </w:r>
+      <w:r>
+        <w:t xml:space="preserve"> </w:t>
+      </w:r>
+      <w:r>
+        <w:t xml:space="preserve">O valor interessa em dois sentidos: demonstra que a trilha de auditoria descrita na</w:t>
+      </w:r>
+      <w:r>
+        <w:t xml:space="preserve"> </w:t>
+      </w:r>
+      <w:r>
+        <w:t xml:space="preserve">subseção 3.3 opera de fato, e não apenas como declaração de esquema, e quantifica o</w:t>
+      </w:r>
+      <w:r>
+        <w:t xml:space="preserve"> </w:t>
+      </w:r>
+      <w:r>
+        <w:t xml:space="preserve">trabalho de correção que acompanhou o uso da instância também como ambiente de</w:t>
+      </w:r>
+      <w:r>
+        <w:t xml:space="preserve"> </w:t>
+      </w:r>
+      <w:r>
+        <w:t xml:space="preserve">desenvolvimento.</w:t>
       </w:r>
     </w:p>
     <w:p>
       <w:pPr>
         <w:pStyle w:val="Heading3"/>
       </w:pPr>
-      <w:bookmarkStart w:id="35" w:name="Xc80a5d285d2374a13b72f4c5d054adf8e2400ee"/>
+      <w:bookmarkStart w:id="41" w:name="Xc80a5d285d2374a13b72f4c5d054adf8e2400ee"/>
       <w:r>
         <w:t xml:space="preserve">4.2 Cobertura longitudinal e computabilidade da regra de certificação</w:t>
       </w:r>
-      <w:bookmarkEnd w:id="35"/>
+      <w:bookmarkEnd w:id="41"/>
     </w:p>
     <w:p>
       <w:pPr>
         <w:pStyle w:val="FirstParagraph"/>
       </w:pPr>
       <w:r>
-        <w:t xml:space="preserve">A distribuição das autoavaliações pelas nove unidades é fortemente assimétrica, conforme a</w:t>
-      </w:r>
-      <w:r>
-        <w:t xml:space="preserve"> </w:t>
-      </w:r>
-      <w:r>
-        <w:t xml:space="preserve">Figura 3. As cinco primeiras unidades apresentam 33 registros cada, cobertura completa</w:t>
-      </w:r>
-      <w:r>
-        <w:t xml:space="preserve"> </w:t>
-      </w:r>
-      <w:r>
-        <w:t xml:space="preserve">da turma cadastrada. Da sexta unidade em diante o número decai para 7, 3, 1 e 1 registros.</w:t>
-      </w:r>
-      <w:r>
-        <w:t xml:space="preserve"> </w:t>
-      </w:r>
-      <w:r>
-        <w:t xml:space="preserve">O programa manteve, portanto, cobertura integral da turma cadastrada por cinco ciclos</w:t>
-      </w:r>
-      <w:r>
-        <w:t xml:space="preserve"> </w:t>
-      </w:r>
-      <w:r>
-        <w:t xml:space="preserve">avaliativos consecutivos, e o decaimento a partir do sexto acompanha o encerramento das</w:t>
-      </w:r>
-      <w:r>
-        <w:t xml:space="preserve"> </w:t>
-      </w:r>
-      <w:r>
-        <w:t xml:space="preserve">atividades previstas no edital.</w:t>
-      </w:r>
-    </w:p>
-    <w:p>
-      <w:pPr>
-        <w:pStyle w:val="BlockText"/>
-      </w:pPr>
-      <w:r>
-        <w:t xml:space="preserve">⚠️ IMAGEM AUSENTE:</w:t>
-      </w:r>
-      <w:r>
-        <w:t xml:space="preserve"> </w:t>
-      </w:r>
-      <w:r>
-        <w:rPr>
-          <w:rStyle w:val="VerbatimChar"/>
-        </w:rPr>
-        <w:t xml:space="preserve">figuras/fig-04-1.png</w:t>
-      </w:r>
-      <w:r>
-        <w:t xml:space="preserve"> </w:t>
-      </w:r>
-      <w:r>
-        <w:t xml:space="preserve">— Gráfico de barras verticais com o número de autoavaliações registradas por unidade avaliativa, das unidades 1 a 9. Valores 33, 33, 33, 33, 33, 7, 3, 1 e 1. Eixo vertical rotulado em número de autoavaliações. Sem qualquer identificação de discente. Texto interno em TNR 18 ou maior, 300 dpi.</w:t>
-      </w:r>
+        <w:t xml:space="preserve">A distribuição dos registros de autoavaliação pelas nove unidades é fortemente</w:t>
+      </w:r>
+      <w:r>
+        <w:t xml:space="preserve"> </w:t>
+      </w:r>
+      <w:r>
+        <w:t xml:space="preserve">assimétrica, conforme a Tabela 1. As cinco primeiras unidades apresentam 33 registros</w:t>
+      </w:r>
+      <w:r>
+        <w:t xml:space="preserve"> </w:t>
+      </w:r>
+      <w:r>
+        <w:t xml:space="preserve">cada, e da sexta em diante o número decai para 7, 3, 1 e 1. Esses valores contam eventos</w:t>
+      </w:r>
+      <w:r>
+        <w:t xml:space="preserve"> </w:t>
+      </w:r>
+      <w:r>
+        <w:t xml:space="preserve">de avaliação gravados, e não medições realizadas: como as 165 notas se distribuem em</w:t>
+      </w:r>
+      <w:r>
+        <w:t xml:space="preserve"> </w:t>
+      </w:r>
+      <w:r>
+        <w:t xml:space="preserve">quinze conjuntos, no máximo quinze dos 165 registros das cinco primeiras unidades carregam</w:t>
+      </w:r>
+      <w:r>
+        <w:t xml:space="preserve"> </w:t>
+      </w:r>
+      <w:r>
+        <w:t xml:space="preserve">nota associada. A assimetria descreve, portanto, o conteúdo da base, e não a adesão dos</w:t>
+      </w:r>
+      <w:r>
+        <w:t xml:space="preserve"> </w:t>
+      </w:r>
+      <w:r>
+        <w:t xml:space="preserve">participantes ao instrumento ao longo do tempo.</w:t>
+      </w:r>
+    </w:p>
+    <w:p>
+      <w:pPr>
+        <w:pStyle w:val="BodyText"/>
+      </w:pPr>
+      <w:r>
+        <w:t xml:space="preserve">O decaimento observado a partir da sexta unidade tem consequência direta sobre as duas</w:t>
+      </w:r>
+      <w:r>
+        <w:t xml:space="preserve"> </w:t>
+      </w:r>
+      <w:r>
+        <w:t xml:space="preserve">regras. A condição de queda depende de comparação com a unidade imediatamente anterior, e</w:t>
+      </w:r>
+      <w:r>
+        <w:t xml:space="preserve"> </w:t>
+      </w:r>
+      <w:r>
+        <w:t xml:space="preserve">a regra de certificação depende do número de medições disponíveis por competência, de modo</w:t>
+      </w:r>
+      <w:r>
+        <w:t xml:space="preserve"> </w:t>
+      </w:r>
+      <w:r>
+        <w:t xml:space="preserve">que ambas perdem poder de discriminação à medida que as medições se rarefazem. Os quinze</w:t>
+      </w:r>
+      <w:r>
+        <w:t xml:space="preserve"> </w:t>
+      </w:r>
+      <w:r>
+        <w:t xml:space="preserve">conjuntos completos concentram, assim, toda a capacidade analítica da base, e é sobre eles</w:t>
+      </w:r>
+      <w:r>
+        <w:t xml:space="preserve"> </w:t>
+      </w:r>
+      <w:r>
+        <w:t xml:space="preserve">que os resultados das subseções seguintes devem ser lidos.</w:t>
+      </w:r>
+    </w:p>
+    <w:p>
+      <w:pPr>
+        <w:pStyle w:val="BodyText"/>
+      </w:pPr>
+      <w:r>
+        <w:t xml:space="preserve">O resultado que sustenta diretamente a tese deste trabalho está no cruzamento entre</w:t>
+      </w:r>
+      <w:r>
+        <w:t xml:space="preserve"> </w:t>
+      </w:r>
+      <w:r>
+        <w:t xml:space="preserve">competência e discente. A consulta identificou 49 pares competência × discente com duas ou</w:t>
+      </w:r>
+      <w:r>
+        <w:t xml:space="preserve"> </w:t>
+      </w:r>
+      <w:r>
+        <w:t xml:space="preserve">mais medições registradas, insumo exatamente equivalente ao que o algoritmo de</w:t>
+      </w:r>
+      <w:r>
+        <w:t xml:space="preserve"> </w:t>
+      </w:r>
+      <w:r>
+        <w:t xml:space="preserve">certificação exige para comparar a menor medição às demais. Sem esses 49 pares não haveria</w:t>
+      </w:r>
+      <w:r>
+        <w:t xml:space="preserve"> </w:t>
+      </w:r>
+      <w:r>
+        <w:t xml:space="preserve">o que comparar, e a regra de dois terços permaneceria enunciado normativo sem</w:t>
+      </w:r>
+      <w:r>
+        <w:t xml:space="preserve"> </w:t>
+      </w:r>
+      <w:r>
+        <w:t xml:space="preserve">correspondente computável. A existência do conjunto demonstra que a estrutura de</w:t>
+      </w:r>
+      <w:r>
+        <w:t xml:space="preserve"> </w:t>
+      </w:r>
+      <w:r>
+        <w:t xml:space="preserve">persistência descrita na subseção 3.3 produz, em operação real, o insumo longitudinal que</w:t>
+      </w:r>
+      <w:r>
+        <w:t xml:space="preserve"> </w:t>
+      </w:r>
+      <w:r>
+        <w:t xml:space="preserve">a camada de decisão consome.</w:t>
+      </w:r>
+    </w:p>
+    <w:p>
+      <w:pPr>
+        <w:pStyle w:val="BodyText"/>
+      </w:pPr>
+      <w:r>
+        <w:t xml:space="preserve">O contraste com a organização anterior dos dados é o ponto central. Uma planilha em que</w:t>
+      </w:r>
+      <w:r>
+        <w:t xml:space="preserve"> </w:t>
+      </w:r>
+      <w:r>
+        <w:t xml:space="preserve">cada unidade sobrescreve a nota da competência preserva apenas o estado corrente e reduz a</w:t>
+      </w:r>
+      <w:r>
+        <w:t xml:space="preserve"> </w:t>
+      </w:r>
+      <w:r>
+        <w:t xml:space="preserve">zero o número de pares comparáveis, independentemente de quantas avaliações tenham sido</w:t>
+      </w:r>
+      <w:r>
+        <w:t xml:space="preserve"> </w:t>
+      </w:r>
+      <w:r>
+        <w:t xml:space="preserve">efetivamente conduzidas. Por meio da separação entre o evento de avaliação e o valor</w:t>
+      </w:r>
+      <w:r>
+        <w:t xml:space="preserve"> </w:t>
+      </w:r>
+      <w:r>
+        <w:t xml:space="preserve">medido, a mesma competência do mesmo discente passa a ocupar tantas linhas quantas forem</w:t>
+      </w:r>
+      <w:r>
+        <w:t xml:space="preserve"> </w:t>
+      </w:r>
+      <w:r>
+        <w:t xml:space="preserve">as unidades, e é essa multiplicação que converte um requisito de regulamento em consulta</w:t>
+      </w:r>
+      <w:r>
+        <w:t xml:space="preserve"> </w:t>
+      </w:r>
+      <w:r>
+        <w:t xml:space="preserve">executável.</w:t>
+      </w:r>
+    </w:p>
+    <w:p>
+      <w:pPr>
+        <w:pStyle w:val="BodyText"/>
+      </w:pPr>
+      <w:r>
+        <w:t xml:space="preserve">A verificação da aptidão propriamente dita não pôde ser reportada. O filtro de permanência</w:t>
+      </w:r>
+      <w:r>
+        <w:t xml:space="preserve"> </w:t>
+      </w:r>
+      <w:r>
+        <w:t xml:space="preserve">mínima de 365 dias opera sobre a data de entrada do vínculo mais recente do discente com</w:t>
+      </w:r>
+      <w:r>
+        <w:t xml:space="preserve"> </w:t>
+      </w:r>
+      <w:r>
+        <w:t xml:space="preserve">um projeto, e os cadastros analisados concentram-se no primeiro trimestre de 2025, de</w:t>
+      </w:r>
+      <w:r>
+        <w:t xml:space="preserve"> </w:t>
+      </w:r>
+      <w:r>
+        <w:t xml:space="preserve">forma que o resultado do endpoint depende da data em que ele é consultado. A instância de</w:t>
+      </w:r>
+      <w:r>
+        <w:t xml:space="preserve"> </w:t>
+      </w:r>
+      <w:r>
+        <w:t xml:space="preserve">banco utilizada no ciclo foi posteriormente desativada, de modo que a contagem de</w:t>
+      </w:r>
+      <w:r>
+        <w:t xml:space="preserve"> </w:t>
+      </w:r>
+      <w:r>
+        <w:t xml:space="preserve">discentes retornada pelo endpoint não pôde ser apurada nem reproduzida. O que a base</w:t>
+      </w:r>
+      <w:r>
+        <w:t xml:space="preserve"> </w:t>
+      </w:r>
+      <w:r>
+        <w:t xml:space="preserve">sustenta é a computabilidade da regra, evidenciada pelos 49 pares competência × discente</w:t>
+      </w:r>
+      <w:r>
+        <w:t xml:space="preserve"> </w:t>
+      </w:r>
+      <w:r>
+        <w:t xml:space="preserve">com duas ou mais medições, e não o número de discentes que a satisfariam em uma data</w:t>
+      </w:r>
+      <w:r>
+        <w:t xml:space="preserve"> </w:t>
+      </w:r>
+      <w:r>
+        <w:t xml:space="preserve">determinada.</w:t>
+      </w:r>
+    </w:p>
+    <w:p>
+      <w:pPr>
+        <w:pStyle w:val="Heading3"/>
+      </w:pPr>
+      <w:bookmarkStart w:id="42" w:name="X4c2c2f052d6b2bf03a9e2fdbda407addf68e42a"/>
+      <w:r>
+        <w:t xml:space="preserve">4.3 Comportamento observado das camadas de decisão e de intervenção</w:t>
+      </w:r>
+      <w:bookmarkEnd w:id="42"/>
     </w:p>
     <w:p>
       <w:pPr>
         <w:pStyle w:val="FirstParagraph"/>
+      </w:pPr>
+      <w:r>
+        <w:t xml:space="preserve">A camada de decisão foi verificada por inspeção do código do método que a implementa e do</w:t>
+      </w:r>
+      <w:r>
+        <w:t xml:space="preserve"> </w:t>
+      </w:r>
+      <w:r>
+        <w:t xml:space="preserve">endpoint que a expõe, e não por observação de emissões efetivamente filtradas. A regra</w:t>
+      </w:r>
+      <w:r>
+        <w:t xml:space="preserve"> </w:t>
+      </w:r>
+      <w:r>
+        <w:t xml:space="preserve">está disponível como serviço autenticado e devolve a relação de aptos a partir dos quatro</w:t>
+      </w:r>
+      <w:r>
+        <w:t xml:space="preserve"> </w:t>
+      </w:r>
+      <w:r>
+        <w:t xml:space="preserve">filtros descritos na subseção 3.4. Já o fluxo de emissão exportado consome a listagem</w:t>
+      </w:r>
+      <w:r>
+        <w:t xml:space="preserve"> </w:t>
+      </w:r>
+      <w:r>
+        <w:t xml:space="preserve">geral de discentes e produz certificados de participação para todos os retornados, sem</w:t>
+      </w:r>
+      <w:r>
+        <w:t xml:space="preserve"> </w:t>
+      </w:r>
+      <w:r>
+        <w:t xml:space="preserve">aplicar o filtro. O resultado defensável, portanto, é a disponibilidade da camada de</w:t>
+      </w:r>
+      <w:r>
+        <w:t xml:space="preserve"> </w:t>
+      </w:r>
+      <w:r>
+        <w:t xml:space="preserve">decisão como serviço, não seu emprego no ato de emissão.</w:t>
+      </w:r>
+    </w:p>
+    <w:p>
+      <w:pPr>
+        <w:pStyle w:val="BodyText"/>
+      </w:pPr>
+      <w:r>
+        <w:t xml:space="preserve">A camada de intervenção opera sobre a mesma base longitudinal e dispensa intervenção</w:t>
+      </w:r>
+      <w:r>
+        <w:t xml:space="preserve"> </w:t>
+      </w:r>
+      <w:r>
+        <w:t xml:space="preserve">humana entre a leitura das notas e a entrega da mensagem. O fluxo recupera o histórico</w:t>
+      </w:r>
+      <w:r>
+        <w:t xml:space="preserve"> </w:t>
+      </w:r>
+      <w:r>
+        <w:t xml:space="preserve">completo, ordena as autoavaliações por unidade, aplica as duas condições de disparo,</w:t>
+      </w:r>
+      <w:r>
+        <w:t xml:space="preserve"> </w:t>
+      </w:r>
+      <w:r>
+        <w:t xml:space="preserve">compõe o documento e o envia por correio eletrônico. A condição de queda depende de</w:t>
+      </w:r>
+      <w:r>
+        <w:t xml:space="preserve"> </w:t>
+      </w:r>
+      <w:r>
+        <w:t xml:space="preserve">medição anterior persistida e só se torna avaliável a partir da segunda unidade, o que faz</w:t>
+      </w:r>
+      <w:r>
+        <w:t xml:space="preserve"> </w:t>
+      </w:r>
+      <w:r>
+        <w:t xml:space="preserve">do volume de medições descrito na subseção 4.2 o limite superior do que essa camada</w:t>
+      </w:r>
+      <w:r>
+        <w:t xml:space="preserve"> </w:t>
+      </w:r>
+      <w:r>
+        <w:t xml:space="preserve">consegue detectar. O conjunto sobre o qual a condição pode ser verificada corresponde aos</w:t>
+      </w:r>
+      <w:r>
+        <w:t xml:space="preserve"> </w:t>
+      </w:r>
+      <w:r>
+        <w:t xml:space="preserve">49 pares competência × discente com duas ou mais medições.</w:t>
+      </w:r>
+    </w:p>
+    <w:p>
+      <w:pPr>
+        <w:pStyle w:val="BodyText"/>
+      </w:pPr>
+      <w:r>
+        <w:t xml:space="preserve">O envio das mensagens não é persistido em tabela do banco, de modo que o volume entregue</w:t>
+      </w:r>
+      <w:r>
+        <w:t xml:space="preserve"> </w:t>
+      </w:r>
+      <w:r>
+        <w:t xml:space="preserve">não dispõe de evidência transacional e não é reportado aqui. O mesmo vale para a emissão</w:t>
+      </w:r>
+      <w:r>
+        <w:t xml:space="preserve"> </w:t>
+      </w:r>
+      <w:r>
+        <w:t xml:space="preserve">dos certificados, cujos artefatos residem em serviço de armazenamento em nuvem, fora do</w:t>
+      </w:r>
+      <w:r>
+        <w:t xml:space="preserve"> </w:t>
+      </w:r>
+      <w:r>
+        <w:t xml:space="preserve">domínio transacional da aplicação. Ambas as camadas são reportadas como funcionalidades</w:t>
+      </w:r>
+      <w:r>
+        <w:t xml:space="preserve"> </w:t>
+      </w:r>
+      <w:r>
+        <w:t xml:space="preserve">implementadas e demonstradas em operação, sem afirmação de volume — uma escolha de</w:t>
+      </w:r>
+      <w:r>
+        <w:t xml:space="preserve"> </w:t>
+      </w:r>
+      <w:r>
+        <w:t xml:space="preserve">enunciação que preserva a correspondência entre o que se afirma e o que a evidência</w:t>
+      </w:r>
+      <w:r>
+        <w:t xml:space="preserve"> </w:t>
+      </w:r>
+      <w:r>
+        <w:t xml:space="preserve">disponível sustenta.</w:t>
+      </w:r>
+    </w:p>
+    <w:p>
+      <w:pPr>
+        <w:pStyle w:val="Heading3"/>
+      </w:pPr>
+      <w:bookmarkStart w:id="43" w:name="tempo-de-execução"/>
+      <w:r>
+        <w:t xml:space="preserve">4.4 Tempo de execução</w:t>
+      </w:r>
+      <w:bookmarkEnd w:id="43"/>
+    </w:p>
+    <w:p>
+      <w:pPr>
+        <w:pStyle w:val="FirstParagraph"/>
+      </w:pPr>
+      <w:r>
+        <w:t xml:space="preserve">O processo manual que antecedeu a automação consumia 40 minutos por discente, considerando</w:t>
+      </w:r>
+      <w:r>
+        <w:t xml:space="preserve"> </w:t>
+      </w:r>
+      <w:r>
+        <w:t xml:space="preserve">a coleta das respostas, o cálculo das médias, a produção do gráfico de perfil e a</w:t>
+      </w:r>
+      <w:r>
+        <w:t xml:space="preserve"> </w:t>
+      </w:r>
+      <w:r>
+        <w:t xml:space="preserve">organização do material para o mentor. No ciclo anterior do projeto, a execução</w:t>
+      </w:r>
+      <w:r>
+        <w:t xml:space="preserve"> </w:t>
+      </w:r>
+      <w:r>
+        <w:t xml:space="preserve">automatizada do mesmo conjunto de etapas passou a demandar cerca de 12 segundos por</w:t>
+      </w:r>
+      <w:r>
+        <w:t xml:space="preserve"> </w:t>
+      </w:r>
+      <w:r>
+        <w:t xml:space="preserve">discente, redução superior a 99% do tempo empregado, e produziu mais de 160 relatórios de</w:t>
+      </w:r>
+      <w:r>
+        <w:t xml:space="preserve"> </w:t>
+      </w:r>
+      <w:r>
+        <w:t xml:space="preserve">perfil. No ciclo de 2025, o registro das notas de uma autoavaliação completa passou a</w:t>
+      </w:r>
+      <w:r>
+        <w:t xml:space="preserve"> </w:t>
+      </w:r>
+      <w:r>
+        <w:t xml:space="preserve">ocorrer em 2 a 3 segundos, e a geração do gráfico com o consequente armazenamento em</w:t>
+      </w:r>
+      <w:r>
+        <w:t xml:space="preserve"> </w:t>
+      </w:r>
+      <w:r>
+        <w:t xml:space="preserve">nuvem, em 12 a 15 segundos. A Tabela 2 reúne as medições.</w:t>
+      </w:r>
+    </w:p>
+    <w:p>
+      <w:pPr>
+        <w:pStyle w:val="BodyText"/>
       </w:pPr>
       <w:r>
         <w:rPr>
           <w:b/>
         </w:rPr>
-        <w:t xml:space="preserve">Figura 3 — Autoavaliações registradas por unidade avaliativa no ciclo de 2025, entre 23 de janeiro e 6 de setembro (n=177). Fonte: dados da pesquisa.</w:t>
-      </w:r>
-    </w:p>
-    <w:p>
-      <w:pPr>
-        <w:pStyle w:val="BodyText"/>
-      </w:pPr>
-      <w:r>
-        <w:t xml:space="preserve">O decaimento observado a partir da sexta unidade tem consequência direta sobre as duas</w:t>
-      </w:r>
-      <w:r>
-        <w:t xml:space="preserve"> </w:t>
-      </w:r>
-      <w:r>
-        <w:t xml:space="preserve">regras. A condição de queda depende de comparação com a unidade imediatamente anterior, e a</w:t>
-      </w:r>
-      <w:r>
-        <w:t xml:space="preserve"> </w:t>
-      </w:r>
-      <w:r>
-        <w:t xml:space="preserve">regra de certificação depende do número de medições disponíveis por competência, de modo</w:t>
-      </w:r>
-      <w:r>
-        <w:t xml:space="preserve"> </w:t>
-      </w:r>
-      <w:r>
-        <w:t xml:space="preserve">que ambas perdem poder de discriminação à medida que a cobertura se rarefaz. As cinco</w:t>
-      </w:r>
-      <w:r>
-        <w:t xml:space="preserve"> </w:t>
-      </w:r>
-      <w:r>
-        <w:t xml:space="preserve">unidades de cobertura integral concentram, assim, praticamente toda a capacidade analítica</w:t>
-      </w:r>
-      <w:r>
-        <w:t xml:space="preserve"> </w:t>
-      </w:r>
-      <w:r>
-        <w:t xml:space="preserve">da base, e é sobre elas que os resultados das subseções seguintes devem ser lidos.</w:t>
-      </w:r>
-    </w:p>
-    <w:p>
-      <w:pPr>
-        <w:pStyle w:val="BodyText"/>
-      </w:pPr>
-      <w:r>
-        <w:t xml:space="preserve">O resultado que sustenta diretamente a tese deste trabalho está no cruzamento entre</w:t>
-      </w:r>
-      <w:r>
-        <w:t xml:space="preserve"> </w:t>
-      </w:r>
-      <w:r>
-        <w:t xml:space="preserve">competência e discente. A consulta identificou 49 pares competência × discente com duas ou</w:t>
-      </w:r>
-      <w:r>
-        <w:t xml:space="preserve"> </w:t>
-      </w:r>
-      <w:r>
-        <w:t xml:space="preserve">mais medições registradas, insumo exatamente equivalente ao que o algoritmo de certificação</w:t>
-      </w:r>
-      <w:r>
-        <w:t xml:space="preserve"> </w:t>
-      </w:r>
-      <w:r>
-        <w:t xml:space="preserve">exige para comparar a menor medição às demais. Sem esses 49 pares não haveria o que</w:t>
-      </w:r>
-      <w:r>
-        <w:t xml:space="preserve"> </w:t>
-      </w:r>
-      <w:r>
-        <w:t xml:space="preserve">comparar, e a regra de dois terços permaneceria enunciado normativo sem correspondente</w:t>
-      </w:r>
-      <w:r>
-        <w:t xml:space="preserve"> </w:t>
-      </w:r>
-      <w:r>
-        <w:t xml:space="preserve">computável. A existência do conjunto demonstra que a estrutura de persistência descrita na</w:t>
-      </w:r>
-      <w:r>
-        <w:t xml:space="preserve"> </w:t>
-      </w:r>
-      <w:r>
-        <w:t xml:space="preserve">subseção 3.3 produz, em operação real, o insumo longitudinal que a camada de decisão</w:t>
-      </w:r>
-      <w:r>
-        <w:t xml:space="preserve"> </w:t>
-      </w:r>
-      <w:r>
-        <w:t xml:space="preserve">consome.</w:t>
-      </w:r>
-    </w:p>
-    <w:p>
-      <w:pPr>
-        <w:pStyle w:val="BodyText"/>
-      </w:pPr>
-      <w:r>
-        <w:t xml:space="preserve">O contraste com a organização anterior dos dados é o ponto central. Uma planilha em que</w:t>
-      </w:r>
-      <w:r>
-        <w:t xml:space="preserve"> </w:t>
-      </w:r>
-      <w:r>
-        <w:t xml:space="preserve">cada unidade sobrescreve a nota da competência preserva apenas o estado corrente e reduz a</w:t>
-      </w:r>
-      <w:r>
-        <w:t xml:space="preserve"> </w:t>
-      </w:r>
-      <w:r>
-        <w:t xml:space="preserve">zero o número de pares comparáveis, independentemente de quantas avaliações tenham sido</w:t>
-      </w:r>
-      <w:r>
-        <w:t xml:space="preserve"> </w:t>
-      </w:r>
-      <w:r>
-        <w:t xml:space="preserve">efetivamente conduzidas. Por meio da separação entre o evento de avaliação e o valor medido,</w:t>
-      </w:r>
-      <w:r>
-        <w:t xml:space="preserve"> </w:t>
-      </w:r>
-      <w:r>
-        <w:t xml:space="preserve">a mesma competência do mesmo discente passa a ocupar tantas linhas quantas forem as</w:t>
-      </w:r>
-      <w:r>
-        <w:t xml:space="preserve"> </w:t>
-      </w:r>
-      <w:r>
-        <w:t xml:space="preserve">unidades, e é essa multiplicação que converte um requisito de regulamento em consulta</w:t>
-      </w:r>
-      <w:r>
-        <w:t xml:space="preserve"> </w:t>
-      </w:r>
-      <w:r>
-        <w:t xml:space="preserve">executável.</w:t>
-      </w:r>
-    </w:p>
-    <w:p>
-      <w:pPr>
-        <w:pStyle w:val="BodyText"/>
-      </w:pPr>
-      <w:r>
-        <w:t xml:space="preserve">A verificação da aptidão propriamente dita não pôde ser reportada. O filtro de permanência</w:t>
-      </w:r>
-      <w:r>
-        <w:t xml:space="preserve"> </w:t>
-      </w:r>
-      <w:r>
-        <w:t xml:space="preserve">mínima de 365 dias opera sobre a data de entrada do vínculo mais recente do discente com um</w:t>
-      </w:r>
-      <w:r>
-        <w:t xml:space="preserve"> </w:t>
-      </w:r>
-      <w:r>
-        <w:t xml:space="preserve">projeto, e os cadastros analisados concentram-se no primeiro trimestre de 2025, de forma que</w:t>
-      </w:r>
-      <w:r>
-        <w:t xml:space="preserve"> </w:t>
-      </w:r>
-      <w:r>
-        <w:t xml:space="preserve">o resultado do endpoint depende da data em que ele é consultado. A instância de banco</w:t>
-      </w:r>
-      <w:r>
-        <w:t xml:space="preserve"> </w:t>
-      </w:r>
-      <w:r>
-        <w:t xml:space="preserve">utilizada no ciclo foi posteriormente desativada, de modo que a contagem de discentes</w:t>
-      </w:r>
-      <w:r>
-        <w:t xml:space="preserve"> </w:t>
-      </w:r>
-      <w:r>
-        <w:t xml:space="preserve">retornada pelo endpoint não pôde ser apurada nem reproduzida. O que a base sustenta é a</w:t>
-      </w:r>
-      <w:r>
-        <w:t xml:space="preserve"> </w:t>
-      </w:r>
-      <w:r>
-        <w:t xml:space="preserve">computabilidade da regra, evidenciada pelos 49 pares competência × discente com duas ou mais</w:t>
-      </w:r>
-      <w:r>
-        <w:t xml:space="preserve"> </w:t>
-      </w:r>
-      <w:r>
-        <w:t xml:space="preserve">medições, e não o número de discentes que a satisfariam em uma data determinada.</w:t>
+        <w:t xml:space="preserve">Tabela 2 — Tempo de execução por etapa, do processo manual às etapas automatizadas dos ciclos de 2024 e de 2025.</w:t>
+      </w:r>
+    </w:p>
+    <w:tbl>
+      <w:tblPr>
+        <w:tblStyle w:val="Table"/>
+        <w:tblW w:type="pct" w:w="5000.0"/>
+        <w:tblLook w:firstRow="1"/>
+      </w:tblPr>
+      <w:tblGrid>
+        <w:gridCol w:w="2640"/>
+        <w:gridCol w:w="2640"/>
+        <w:gridCol w:w="2640"/>
+      </w:tblGrid>
+      <w:tr>
+        <w:trPr>
+          <w:cnfStyle w:firstRow="1"/>
+        </w:trPr>
+        <w:tc>
+          <w:tcPr>
+            <w:tcBorders>
+              <w:bottom w:val="single"/>
+            </w:tcBorders>
+            <w:vAlign w:val="bottom"/>
+          </w:tcPr>
+          <w:p>
+            <w:pPr>
+              <w:pStyle w:val="Compact"/>
+              <w:jc w:val="left"/>
+            </w:pPr>
+            <w:r>
+              <w:t xml:space="preserve">Etapa</w:t>
+            </w:r>
+          </w:p>
+        </w:tc>
+        <w:tc>
+          <w:tcPr>
+            <w:tcBorders>
+              <w:bottom w:val="single"/>
+            </w:tcBorders>
+            <w:vAlign w:val="bottom"/>
+          </w:tcPr>
+          <w:p>
+            <w:pPr>
+              <w:pStyle w:val="Compact"/>
+              <w:jc w:val="left"/>
+            </w:pPr>
+            <w:r>
+              <w:t xml:space="preserve">Tempo</w:t>
+            </w:r>
+          </w:p>
+        </w:tc>
+        <w:tc>
+          <w:tcPr>
+            <w:tcBorders>
+              <w:bottom w:val="single"/>
+            </w:tcBorders>
+            <w:vAlign w:val="bottom"/>
+          </w:tcPr>
+          <w:p>
+            <w:pPr>
+              <w:pStyle w:val="Compact"/>
+              <w:jc w:val="left"/>
+            </w:pPr>
+            <w:r>
+              <w:t xml:space="preserve">Ciclo</w:t>
+            </w:r>
+          </w:p>
+        </w:tc>
+      </w:tr>
+      <w:tr>
+        <w:tc>
+          <w:p>
+            <w:pPr>
+              <w:pStyle w:val="Compact"/>
+              <w:jc w:val="left"/>
+            </w:pPr>
+            <w:r>
+              <w:t xml:space="preserve">Consolidação manual das notas, gráficos e material do mentor</w:t>
+            </w:r>
+          </w:p>
+        </w:tc>
+        <w:tc>
+          <w:p>
+            <w:pPr>
+              <w:pStyle w:val="Compact"/>
+              <w:jc w:val="left"/>
+            </w:pPr>
+            <w:r>
+              <w:t xml:space="preserve">40 min por discente</w:t>
+            </w:r>
+          </w:p>
+        </w:tc>
+        <w:tc>
+          <w:p>
+            <w:pPr>
+              <w:pStyle w:val="Compact"/>
+              <w:jc w:val="left"/>
+            </w:pPr>
+            <w:r>
+              <w:t xml:space="preserve">anterior à automação</w:t>
+            </w:r>
+          </w:p>
+        </w:tc>
+      </w:tr>
+      <w:tr>
+        <w:tc>
+          <w:p>
+            <w:pPr>
+              <w:pStyle w:val="Compact"/>
+              <w:jc w:val="left"/>
+            </w:pPr>
+            <w:r>
+              <w:t xml:space="preserve">Execução automatizada do mesmo conjunto de etapas</w:t>
+            </w:r>
+          </w:p>
+        </w:tc>
+        <w:tc>
+          <w:p>
+            <w:pPr>
+              <w:pStyle w:val="Compact"/>
+              <w:jc w:val="left"/>
+            </w:pPr>
+            <w:r>
+              <w:t xml:space="preserve">≈ 12 s por discente</w:t>
+            </w:r>
+          </w:p>
+        </w:tc>
+        <w:tc>
+          <w:p>
+            <w:pPr>
+              <w:pStyle w:val="Compact"/>
+              <w:jc w:val="left"/>
+            </w:pPr>
+            <w:r>
+              <w:t xml:space="preserve">2024</w:t>
+            </w:r>
+          </w:p>
+        </w:tc>
+      </w:tr>
+      <w:tr>
+        <w:tc>
+          <w:p>
+            <w:pPr>
+              <w:pStyle w:val="Compact"/>
+              <w:jc w:val="left"/>
+            </w:pPr>
+            <w:r>
+              <w:t xml:space="preserve">Registro de uma autoavaliação completa</w:t>
+            </w:r>
+          </w:p>
+        </w:tc>
+        <w:tc>
+          <w:p>
+            <w:pPr>
+              <w:pStyle w:val="Compact"/>
+              <w:jc w:val="left"/>
+            </w:pPr>
+            <w:r>
+              <w:t xml:space="preserve">2 a 3 s</w:t>
+            </w:r>
+          </w:p>
+        </w:tc>
+        <w:tc>
+          <w:p>
+            <w:pPr>
+              <w:pStyle w:val="Compact"/>
+              <w:jc w:val="left"/>
+            </w:pPr>
+            <w:r>
+              <w:t xml:space="preserve">2025</w:t>
+            </w:r>
+          </w:p>
+        </w:tc>
+      </w:tr>
+      <w:tr>
+        <w:tc>
+          <w:p>
+            <w:pPr>
+              <w:pStyle w:val="Compact"/>
+              <w:jc w:val="left"/>
+            </w:pPr>
+            <w:r>
+              <w:t xml:space="preserve">Geração do gráfico de perfil e armazenamento em nuvem</w:t>
+            </w:r>
+          </w:p>
+        </w:tc>
+        <w:tc>
+          <w:p>
+            <w:pPr>
+              <w:pStyle w:val="Compact"/>
+              <w:jc w:val="left"/>
+            </w:pPr>
+            <w:r>
+              <w:t xml:space="preserve">12 a 15 s</w:t>
+            </w:r>
+          </w:p>
+        </w:tc>
+        <w:tc>
+          <w:p>
+            <w:pPr>
+              <w:pStyle w:val="Compact"/>
+              <w:jc w:val="left"/>
+            </w:pPr>
+            <w:r>
+              <w:t xml:space="preserve">2025</w:t>
+            </w:r>
+          </w:p>
+        </w:tc>
+      </w:tr>
+    </w:tbl>
+    <w:p>
+      <w:pPr>
+        <w:pStyle w:val="BodyText"/>
+      </w:pPr>
+      <w:r>
+        <w:t xml:space="preserve">Fonte: dados da pesquisa.</w:t>
+      </w:r>
+    </w:p>
+    <w:p>
+      <w:pPr>
+        <w:pStyle w:val="BodyText"/>
+      </w:pPr>
+      <w:r>
+        <w:t xml:space="preserve">Os tempos do ciclo de 2025 não são diretamente comparáveis aos 12 segundos do ciclo</w:t>
+      </w:r>
+      <w:r>
+        <w:t xml:space="preserve"> </w:t>
+      </w:r>
+      <w:r>
+        <w:t xml:space="preserve">anterior, porque medem etapas distintas de um fluxo que foi reorganizado: o cálculo migrou</w:t>
+      </w:r>
+      <w:r>
+        <w:t xml:space="preserve"> </w:t>
+      </w:r>
+      <w:r>
+        <w:t xml:space="preserve">das planilhas para a interface, e a operação de escrita passou a gravar as medições de uma</w:t>
+      </w:r>
+      <w:r>
+        <w:t xml:space="preserve"> </w:t>
+      </w:r>
+      <w:r>
+        <w:t xml:space="preserve">autoavaliação dentro de uma única transação. A grandeza que interessa aqui não é o ganho</w:t>
+      </w:r>
+      <w:r>
+        <w:t xml:space="preserve"> </w:t>
+      </w:r>
+      <w:r>
+        <w:t xml:space="preserve">adicional sobre a automação anterior, que seria marginal, e sim a preservação da ordem de</w:t>
+      </w:r>
+      <w:r>
+        <w:t xml:space="preserve"> </w:t>
+      </w:r>
+      <w:r>
+        <w:t xml:space="preserve">magnitude alcançada em 2024 mesmo com o acréscimo das duas camadas descritas neste</w:t>
+      </w:r>
+      <w:r>
+        <w:t xml:space="preserve"> </w:t>
+      </w:r>
+      <w:r>
+        <w:t xml:space="preserve">trabalho, das garantias de integridade referencial e da trilha de auditoria.</w:t>
+      </w:r>
+    </w:p>
+    <w:p>
+      <w:pPr>
+        <w:pStyle w:val="BodyText"/>
+      </w:pPr>
+      <w:r>
+        <w:t xml:space="preserve">Essas medições cobrem um recorte específico. Elas dizem respeito ao tempo de execução das</w:t>
+      </w:r>
+      <w:r>
+        <w:t xml:space="preserve"> </w:t>
+      </w:r>
+      <w:r>
+        <w:t xml:space="preserve">etapas automatizadas, e não ao tempo total do ciclo avaliativo, que permanece determinado</w:t>
+      </w:r>
+      <w:r>
+        <w:t xml:space="preserve"> </w:t>
+      </w:r>
+      <w:r>
+        <w:t xml:space="preserve">pela disponibilidade dos discentes para responder ao formulário e pela decisão humana de</w:t>
+      </w:r>
+      <w:r>
+        <w:t xml:space="preserve"> </w:t>
+      </w:r>
+      <w:r>
+        <w:t xml:space="preserve">disparar cada fluxo. O ganho reportado é, portanto, de esforço da equipe, não de duração</w:t>
+      </w:r>
+      <w:r>
+        <w:t xml:space="preserve"> </w:t>
+      </w:r>
+      <w:r>
+        <w:t xml:space="preserve">do ciclo formativo. Essa distinção importa porque o processo manual de 40 minutos por</w:t>
+      </w:r>
+      <w:r>
+        <w:t xml:space="preserve"> </w:t>
+      </w:r>
+      <w:r>
+        <w:t xml:space="preserve">discente consumia trabalho qualificado de mentores, que passou a ser realocado para a</w:t>
+      </w:r>
+      <w:r>
+        <w:t xml:space="preserve"> </w:t>
+      </w:r>
+      <w:r>
+        <w:t xml:space="preserve">leitura dos perfis e para o acompanhamento propriamente dito.</w:t>
+      </w:r>
+    </w:p>
+    <w:p>
+      <w:pPr>
+        <w:pStyle w:val="BodyText"/>
+      </w:pPr>
+      <w:r>
+        <w:t xml:space="preserve">A migração da persistência para a plataforma sem servidor introduziu latência de</w:t>
+      </w:r>
+      <w:r>
+        <w:t xml:space="preserve"> </w:t>
+      </w:r>
+      <w:r>
+        <w:t xml:space="preserve">inicialização a frio nas primeiras requisições após período de inatividade, característica</w:t>
+      </w:r>
+      <w:r>
+        <w:t xml:space="preserve"> </w:t>
+      </w:r>
+      <w:r>
+        <w:t xml:space="preserve">esperada desse modelo de execução. Como os fluxos são disparados sob demanda e não em</w:t>
+      </w:r>
+      <w:r>
+        <w:t xml:space="preserve"> </w:t>
+      </w:r>
+      <w:r>
+        <w:t xml:space="preserve">regime contínuo, essa latência incide com frequência apreciável no início de cada sessão</w:t>
+      </w:r>
+      <w:r>
+        <w:t xml:space="preserve"> </w:t>
+      </w:r>
+      <w:r>
+        <w:t xml:space="preserve">de trabalho. Os tempos reportados nesta subseção foram cronometrados em condições</w:t>
+      </w:r>
+      <w:r>
+        <w:t xml:space="preserve"> </w:t>
+      </w:r>
+      <w:r>
+        <w:t xml:space="preserve">correntes de uso, sem que a primeira requisição após inatividade fosse isolada das demais,</w:t>
+      </w:r>
+      <w:r>
+        <w:t xml:space="preserve"> </w:t>
+      </w:r>
+      <w:r>
+        <w:t xml:space="preserve">e portanto já incorporam a inicialização a frio quando ela ocorreu. Os valores descrevem,</w:t>
+      </w:r>
+      <w:r>
+        <w:t xml:space="preserve"> </w:t>
+      </w:r>
+      <w:r>
+        <w:t xml:space="preserve">assim, o comportamento percebido pelo operador, e não o melhor caso com a função</w:t>
+      </w:r>
+      <w:r>
+        <w:t xml:space="preserve"> </w:t>
+      </w:r>
+      <w:r>
+        <w:t xml:space="preserve">previamente ativa.</w:t>
       </w:r>
     </w:p>
     <w:p>
       <w:pPr>
         <w:pStyle w:val="Heading3"/>
       </w:pPr>
-      <w:bookmarkStart w:id="36" w:name="X4c2c2f052d6b2bf03a9e2fdbda407addf68e42a"/>
-      <w:r>
-        <w:t xml:space="preserve">4.3 Comportamento observado das camadas de decisão e de intervenção</w:t>
-      </w:r>
-      <w:bookmarkEnd w:id="36"/>
+      <w:bookmarkStart w:id="44" w:name="discussão"/>
+      <w:r>
+        <w:t xml:space="preserve">4.5 Discussão</w:t>
+      </w:r>
+      <w:bookmarkEnd w:id="44"/>
     </w:p>
     <w:p>
       <w:pPr>
         <w:pStyle w:val="FirstParagraph"/>
       </w:pPr>
       <w:r>
-        <w:t xml:space="preserve">A camada de decisão foi verificada por inspeção do código do método que a implementa e do</w:t>
-      </w:r>
-      <w:r>
-        <w:t xml:space="preserve"> </w:t>
-      </w:r>
-      <w:r>
-        <w:t xml:space="preserve">endpoint que a expõe, e não por observação de emissões efetivamente filtradas. A regra está</w:t>
-      </w:r>
-      <w:r>
-        <w:t xml:space="preserve"> </w:t>
-      </w:r>
-      <w:r>
-        <w:t xml:space="preserve">disponível como serviço autenticado e devolve a relação de aptos a partir dos quatro</w:t>
-      </w:r>
-      <w:r>
-        <w:t xml:space="preserve"> </w:t>
-      </w:r>
-      <w:r>
-        <w:t xml:space="preserve">filtros descritos na subseção 3.4. Já o fluxo de emissão exportado consome a listagem geral</w:t>
-      </w:r>
-      <w:r>
-        <w:t xml:space="preserve"> </w:t>
-      </w:r>
-      <w:r>
-        <w:t xml:space="preserve">de discentes e produz certificados de participação para todos os retornados, sem aplicar o</w:t>
-      </w:r>
-      <w:r>
-        <w:t xml:space="preserve"> </w:t>
-      </w:r>
-      <w:r>
-        <w:t xml:space="preserve">filtro. O resultado defensável, portanto, é a disponibilidade da camada de decisão como</w:t>
-      </w:r>
-      <w:r>
-        <w:t xml:space="preserve"> </w:t>
-      </w:r>
-      <w:r>
-        <w:t xml:space="preserve">serviço, não seu emprego no ato de emissão.</w:t>
-      </w:r>
-    </w:p>
-    <w:p>
-      <w:pPr>
-        <w:pStyle w:val="BodyText"/>
-      </w:pPr>
-      <w:r>
-        <w:t xml:space="preserve">A camada de intervenção opera sobre a mesma base longitudinal e dispensa intervenção humana</w:t>
-      </w:r>
-      <w:r>
-        <w:t xml:space="preserve"> </w:t>
-      </w:r>
-      <w:r>
-        <w:t xml:space="preserve">entre a leitura das notas e a entrega da mensagem. O fluxo recupera o histórico completo,</w:t>
-      </w:r>
-      <w:r>
-        <w:t xml:space="preserve"> </w:t>
-      </w:r>
-      <w:r>
-        <w:t xml:space="preserve">ordena as autoavaliações por unidade, aplica as duas condições de disparo, compõe o</w:t>
-      </w:r>
-      <w:r>
-        <w:t xml:space="preserve"> </w:t>
-      </w:r>
-      <w:r>
-        <w:t xml:space="preserve">documento e o envia por correio eletrônico. A condição de queda depende de medição anterior</w:t>
-      </w:r>
-      <w:r>
-        <w:t xml:space="preserve"> </w:t>
-      </w:r>
-      <w:r>
-        <w:t xml:space="preserve">persistida e só se torna avaliável a partir da segunda unidade, o que faz da cobertura</w:t>
-      </w:r>
-      <w:r>
-        <w:t xml:space="preserve"> </w:t>
-      </w:r>
-      <w:r>
-        <w:t xml:space="preserve">descrita na subseção 4.2 o limite superior do que essa camada consegue detectar. Nas cinco</w:t>
-      </w:r>
-      <w:r>
-        <w:t xml:space="preserve"> </w:t>
-      </w:r>
-      <w:r>
-        <w:t xml:space="preserve">primeiras unidades, com 33 registros cada, a condição esteve disponível em quatro delas.</w:t>
-      </w:r>
-    </w:p>
-    <w:p>
-      <w:pPr>
-        <w:pStyle w:val="BodyText"/>
-      </w:pPr>
-      <w:r>
-        <w:t xml:space="preserve">O envio das mensagens não é persistido em tabela do banco, de modo que o volume entregue</w:t>
-      </w:r>
-      <w:r>
-        <w:t xml:space="preserve"> </w:t>
-      </w:r>
-      <w:r>
-        <w:t xml:space="preserve">não dispõe de evidência transacional e não é reportado aqui. O mesmo vale para a emissão dos</w:t>
-      </w:r>
-      <w:r>
-        <w:t xml:space="preserve"> </w:t>
-      </w:r>
-      <w:r>
-        <w:t xml:space="preserve">certificados, cujos artefatos residem em serviço de armazenamento em nuvem, fora do domínio</w:t>
-      </w:r>
-      <w:r>
-        <w:t xml:space="preserve"> </w:t>
-      </w:r>
-      <w:r>
-        <w:t xml:space="preserve">transacional da aplicação. Ambas as camadas são reportadas como funcionalidades</w:t>
-      </w:r>
-      <w:r>
-        <w:t xml:space="preserve"> </w:t>
-      </w:r>
-      <w:r>
-        <w:t xml:space="preserve">implementadas e demonstradas em operação, sem afirmação de volume — uma escolha de</w:t>
-      </w:r>
-      <w:r>
-        <w:t xml:space="preserve"> </w:t>
-      </w:r>
-      <w:r>
-        <w:t xml:space="preserve">enunciação que preserva a correspondência entre o que se afirma e o que a evidência</w:t>
-      </w:r>
-      <w:r>
-        <w:t xml:space="preserve"> </w:t>
-      </w:r>
-      <w:r>
-        <w:t xml:space="preserve">disponível sustenta.</w:t>
+        <w:t xml:space="preserve">O conjunto dos resultados delimita com precisão o que foi demonstrado. Há uma base</w:t>
+      </w:r>
+      <w:r>
+        <w:t xml:space="preserve"> </w:t>
+      </w:r>
+      <w:r>
+        <w:t xml:space="preserve">constituída em operação real, com 165 notas reunidas em quinze conjuntos completos de</w:t>
+      </w:r>
+      <w:r>
+        <w:t xml:space="preserve"> </w:t>
+      </w:r>
+      <w:r>
+        <w:t xml:space="preserve">medições e 49 pares competência × discente comparáveis longitudinalmente. Sobre essa base,</w:t>
+      </w:r>
+      <w:r>
+        <w:t xml:space="preserve"> </w:t>
+      </w:r>
+      <w:r>
+        <w:t xml:space="preserve">as duas camadas propostas estão implementadas: a de decisão como serviço consultável e a</w:t>
+      </w:r>
+      <w:r>
+        <w:t xml:space="preserve"> </w:t>
+      </w:r>
+      <w:r>
+        <w:t xml:space="preserve">de intervenção em execução autônoma até a entrega da mensagem. O que não foi demonstrado é</w:t>
+      </w:r>
+      <w:r>
+        <w:t xml:space="preserve"> </w:t>
+      </w:r>
+      <w:r>
+        <w:t xml:space="preserve">a escala, e tampouco o efeito pedagógico da devolutiva sobre o desempenho subsequente dos</w:t>
+      </w:r>
+      <w:r>
+        <w:t xml:space="preserve"> </w:t>
+      </w:r>
+      <w:r>
+        <w:t xml:space="preserve">discentes.</w:t>
+      </w:r>
+    </w:p>
+    <w:p>
+      <w:pPr>
+        <w:pStyle w:val="BodyText"/>
+      </w:pPr>
+      <w:r>
+        <w:t xml:space="preserve">A separação entre esses dois planos é o que permite avaliar a contribuição sem</w:t>
+      </w:r>
+      <w:r>
+        <w:t xml:space="preserve"> </w:t>
+      </w:r>
+      <w:r>
+        <w:t xml:space="preserve">superestimá-la. O ciclo anterior do projeto já havia demonstrado que a produção de</w:t>
+      </w:r>
+      <w:r>
+        <w:t xml:space="preserve"> </w:t>
+      </w:r>
+      <w:r>
+        <w:t xml:space="preserve">indicadores é automatizável, com ganho de tempo superior a 99% e mais de 160 relatórios</w:t>
+      </w:r>
+      <w:r>
+        <w:t xml:space="preserve"> </w:t>
+      </w:r>
+      <w:r>
+        <w:t xml:space="preserve">gerados. O que os resultados acrescentam é que o encerramento do ciclo formativo, que</w:t>
+      </w:r>
+      <w:r>
+        <w:t xml:space="preserve"> </w:t>
+      </w:r>
+      <w:r>
+        <w:t xml:space="preserve">consiste em decidir quem cumpriu o critério e devolver orientação a quem não o cumpriu,</w:t>
+      </w:r>
+      <w:r>
+        <w:t xml:space="preserve"> </w:t>
+      </w:r>
+      <w:r>
+        <w:t xml:space="preserve">depende de uma propriedade da camada de dados, e não de sofisticação adicional na camada</w:t>
+      </w:r>
+      <w:r>
+        <w:t xml:space="preserve"> </w:t>
+      </w:r>
+      <w:r>
+        <w:t xml:space="preserve">de orquestração. Os 49 pares comparáveis são a forma mensurável dessa dependência.</w:t>
+      </w:r>
+    </w:p>
+    <w:p>
+      <w:pPr>
+        <w:pStyle w:val="BodyText"/>
+      </w:pPr>
+      <w:r>
+        <w:t xml:space="preserve">A regra de certificação, ao ser explicitada como algoritmo, revelou-se mais restritiva do</w:t>
+      </w:r>
+      <w:r>
+        <w:t xml:space="preserve"> </w:t>
+      </w:r>
+      <w:r>
+        <w:t xml:space="preserve">que seu enunciado verbal sugere. Exigir salto de dois pontos na escala, tomar a menor</w:t>
+      </w:r>
+      <w:r>
+        <w:t xml:space="preserve"> </w:t>
+      </w:r>
+      <w:r>
+        <w:t xml:space="preserve">medição como referência e impor permanência mínima de um ano são decisões que permaneciam</w:t>
+      </w:r>
+      <w:r>
+        <w:t xml:space="preserve"> </w:t>
+      </w:r>
+      <w:r>
+        <w:t xml:space="preserve">implícitas enquanto o critério era aplicado por leitura de planilha, e que se tornaram</w:t>
+      </w:r>
+      <w:r>
+        <w:t xml:space="preserve"> </w:t>
+      </w:r>
+      <w:r>
+        <w:t xml:space="preserve">auditáveis ao serem codificadas. Esse ganho de explicitação é independente do ganho de</w:t>
+      </w:r>
+      <w:r>
+        <w:t xml:space="preserve"> </w:t>
+      </w:r>
+      <w:r>
+        <w:t xml:space="preserve">tempo, e provavelmente o mais relevante para a governança do programa, ainda que o</w:t>
+      </w:r>
+      <w:r>
+        <w:t xml:space="preserve"> </w:t>
+      </w:r>
+      <w:r>
+        <w:t xml:space="preserve">presente recorte não permita quantificá-lo. A separação entre a lógica de decisão e o</w:t>
+      </w:r>
+      <w:r>
+        <w:t xml:space="preserve"> </w:t>
+      </w:r>
+      <w:r>
+        <w:t xml:space="preserve">fluxo que a executa é tratada na literatura de gestão de processos como condição para que</w:t>
+      </w:r>
+      <w:r>
+        <w:t xml:space="preserve"> </w:t>
+      </w:r>
+      <w:r>
+        <w:t xml:space="preserve">o critério possa ser inspecionado e alterado sem que o processo precise ser reconstruído</w:t>
+      </w:r>
+      <w:r>
+        <w:t xml:space="preserve"> </w:t>
+      </w:r>
+      <w:r>
+        <w:t xml:space="preserve">(Bazhenova et al., 2019).</w:t>
+      </w:r>
+    </w:p>
+    <w:p>
+      <w:pPr>
+        <w:pStyle w:val="BodyText"/>
+      </w:pPr>
+      <w:r>
+        <w:t xml:space="preserve">A divisão de responsabilidades entre orquestração e interface é o que torna o arranjo</w:t>
+      </w:r>
+      <w:r>
+        <w:t xml:space="preserve"> </w:t>
+      </w:r>
+      <w:r>
+        <w:t xml:space="preserve">transferível para outro programa formativo. Os fluxos de automação não contêm regra de</w:t>
+      </w:r>
+      <w:r>
+        <w:t xml:space="preserve"> </w:t>
+      </w:r>
+      <w:r>
+        <w:t xml:space="preserve">negócio: eles iteram sobre a relação de discentes e formatam a entrega, enquanto o cálculo</w:t>
+      </w:r>
+      <w:r>
+        <w:t xml:space="preserve"> </w:t>
+      </w:r>
+      <w:r>
+        <w:t xml:space="preserve">das médias, a agregação das subcompetências e os dois critérios de disparo residem na</w:t>
+      </w:r>
+      <w:r>
+        <w:t xml:space="preserve"> </w:t>
+      </w:r>
+      <w:r>
+        <w:t xml:space="preserve">interface, atrás de um contrato uniforme que oculta do cliente a implementação do serviço</w:t>
+      </w:r>
+      <w:r>
+        <w:t xml:space="preserve"> </w:t>
+      </w:r>
+      <w:r>
+        <w:t xml:space="preserve">consumido (Fielding, 2000) e é publicado em padrão aberto de documentação. Substituir a</w:t>
+      </w:r>
+      <w:r>
+        <w:t xml:space="preserve"> </w:t>
+      </w:r>
+      <w:r>
+        <w:t xml:space="preserve">matriz de competências ou o limiar de disparo é alteração localizada, que não exige</w:t>
+      </w:r>
+      <w:r>
+        <w:t xml:space="preserve"> </w:t>
+      </w:r>
+      <w:r>
+        <w:t xml:space="preserve">reconstruir os fluxos; substituir a ferramenta de orquestração, do mesmo modo, não afeta</w:t>
+      </w:r>
+      <w:r>
+        <w:t xml:space="preserve"> </w:t>
+      </w:r>
+      <w:r>
+        <w:t xml:space="preserve">as regras. Essa propriedade não foi testada em segundo contexto e permanece como</w:t>
+      </w:r>
+      <w:r>
+        <w:t xml:space="preserve"> </w:t>
+      </w:r>
+      <w:r>
+        <w:t xml:space="preserve">expectativa de projeto, ainda que a revisão sobre adoção de plataformas de baixo código</w:t>
+      </w:r>
+      <w:r>
+        <w:t xml:space="preserve"> </w:t>
+      </w:r>
+      <w:r>
+        <w:t xml:space="preserve">registre que manter a regra de negócio fora da ferramenta de orquestração é o que reduz a</w:t>
+      </w:r>
+      <w:r>
+        <w:t xml:space="preserve"> </w:t>
+      </w:r>
+      <w:r>
+        <w:t xml:space="preserve">dependência do fornecedor e preserva a possibilidade de migração (Ajimati; Carroll; Maher,</w:t>
+      </w:r>
+      <w:r>
+        <w:t xml:space="preserve"> </w:t>
+      </w:r>
+      <w:r>
+        <w:t xml:space="preserve">2025).</w:t>
+      </w:r>
+    </w:p>
+    <w:p>
+      <w:pPr>
+        <w:pStyle w:val="BodyText"/>
+      </w:pPr>
+      <w:r>
+        <w:t xml:space="preserve">A camada de intervenção, por sua vez, alcança personalização de nível de competência, não</w:t>
+      </w:r>
+      <w:r>
+        <w:t xml:space="preserve"> </w:t>
+      </w:r>
+      <w:r>
+        <w:t xml:space="preserve">de nível individual. O sistema identifica corretamente qual competência motivou o</w:t>
+      </w:r>
+      <w:r>
+        <w:t xml:space="preserve"> </w:t>
+      </w:r>
+      <w:r>
+        <w:t xml:space="preserve">apontamento e distingue desempenho baixo estável de trajetória de queda, mas o texto</w:t>
+      </w:r>
+      <w:r>
+        <w:t xml:space="preserve"> </w:t>
+      </w:r>
+      <w:r>
+        <w:t xml:space="preserve">entregue é sorteado de um banco de práticas organizado por competência. Trata-se de</w:t>
+      </w:r>
+      <w:r>
+        <w:t xml:space="preserve"> </w:t>
+      </w:r>
+      <w:r>
+        <w:t xml:space="preserve">devolutiva dirigida, e não adaptativa, distinção que precisa acompanhar qualquer leitura</w:t>
+      </w:r>
+      <w:r>
+        <w:t xml:space="preserve"> </w:t>
+      </w:r>
+      <w:r>
+        <w:t xml:space="preserve">dos resultados desta camada. O limite corresponde ao que a literatura de análise da</w:t>
+      </w:r>
+      <w:r>
+        <w:t xml:space="preserve"> </w:t>
+      </w:r>
+      <w:r>
+        <w:t xml:space="preserve">aprendizagem atribui aos painéis de natureza descritiva, cuja orientação não decorre de</w:t>
+      </w:r>
+      <w:r>
+        <w:t xml:space="preserve"> </w:t>
+      </w:r>
+      <w:r>
+        <w:t xml:space="preserve">modelo ajustado ao percurso individual (Susnjak; Ramaswami; Mathrani, 2022), e que os</w:t>
+      </w:r>
+      <w:r>
+        <w:t xml:space="preserve"> </w:t>
+      </w:r>
+      <w:r>
+        <w:t xml:space="preserve">trabalhos de recomendação explicável procuram superar por meio da vinculação entre a</w:t>
+      </w:r>
+      <w:r>
+        <w:t xml:space="preserve"> </w:t>
+      </w:r>
+      <w:r>
+        <w:t xml:space="preserve">orientação entregue e os fatores identificados como responsáveis pelo desempenho de cada</w:t>
+      </w:r>
+      <w:r>
+        <w:t xml:space="preserve"> </w:t>
+      </w:r>
+      <w:r>
+        <w:t xml:space="preserve">discente (Afzaal et al., 2021).</w:t>
+      </w:r>
+    </w:p>
+    <w:p>
+      <w:pPr>
+        <w:pStyle w:val="BodyText"/>
+      </w:pPr>
+      <w:r>
+        <w:t xml:space="preserve">A integridade referencial por proteção, adotada em todas as chaves estrangeiras,</w:t>
+      </w:r>
+      <w:r>
+        <w:t xml:space="preserve"> </w:t>
+      </w:r>
+      <w:r>
+        <w:t xml:space="preserve">mostrou-se compatível com a operação e não produziu bloqueio que exigisse contorno durante</w:t>
+      </w:r>
+      <w:r>
+        <w:t xml:space="preserve"> </w:t>
+      </w:r>
+      <w:r>
+        <w:t xml:space="preserve">o ciclo. A recusa de exclusão em cascata é o que garante que nenhuma medição desapareça</w:t>
+      </w:r>
+      <w:r>
+        <w:t xml:space="preserve"> </w:t>
+      </w:r>
+      <w:r>
+        <w:t xml:space="preserve">pela remoção de uma competência ou de um vínculo, condição sem a qual a comparação</w:t>
+      </w:r>
+      <w:r>
+        <w:t xml:space="preserve"> </w:t>
+      </w:r>
+      <w:r>
+        <w:t xml:space="preserve">longitudinal ficaria sujeita a lacunas silenciosas (Elmasri; Navathe, 2018). Em um domínio</w:t>
+      </w:r>
+      <w:r>
+        <w:t xml:space="preserve"> </w:t>
+      </w:r>
+      <w:r>
+        <w:t xml:space="preserve">cujo objeto é justamente a variação de um valor ao longo do tempo, a preservação do</w:t>
+      </w:r>
+      <w:r>
+        <w:t xml:space="preserve"> </w:t>
+      </w:r>
+      <w:r>
+        <w:t xml:space="preserve">histórico é requisito funcional, e não precaução administrativa.</w:t>
       </w:r>
     </w:p>
     <w:p>
       <w:pPr>
         <w:pStyle w:val="Heading3"/>
       </w:pPr>
-      <w:bookmarkStart w:id="37" w:name="tempo-de-execução"/>
-      <w:r>
-        <w:t xml:space="preserve">4.4 Tempo de execução</w:t>
-      </w:r>
-      <w:bookmarkEnd w:id="37"/>
+      <w:bookmarkStart w:id="45" w:name="limitações"/>
+      <w:r>
+        <w:t xml:space="preserve">4.6 Limitações</w:t>
+      </w:r>
+      <w:bookmarkEnd w:id="45"/>
     </w:p>
     <w:p>
       <w:pPr>
         <w:pStyle w:val="FirstParagraph"/>
       </w:pPr>
       <w:r>
-        <w:t xml:space="preserve">O processo manual que antecedeu a automação consumia 40 minutos por discente, considerando</w:t>
-      </w:r>
-      <w:r>
-        <w:t xml:space="preserve"> </w:t>
-      </w:r>
-      <w:r>
-        <w:t xml:space="preserve">a coleta das respostas, o cálculo das médias, a produção do gráfico de perfil e a</w:t>
-      </w:r>
-      <w:r>
-        <w:t xml:space="preserve"> </w:t>
-      </w:r>
-      <w:r>
-        <w:t xml:space="preserve">organização do material para o mentor. No ciclo anterior do projeto, a execução automatizada</w:t>
-      </w:r>
-      <w:r>
-        <w:t xml:space="preserve"> </w:t>
-      </w:r>
-      <w:r>
-        <w:t xml:space="preserve">do mesmo conjunto de etapas passou a demandar cerca de 12 segundos por discente, redução</w:t>
-      </w:r>
-      <w:r>
-        <w:t xml:space="preserve"> </w:t>
-      </w:r>
-      <w:r>
-        <w:t xml:space="preserve">superior a 99% do tempo empregado, e produziu mais de 160 relatórios de perfil. No ciclo de</w:t>
-      </w:r>
-      <w:r>
-        <w:t xml:space="preserve"> </w:t>
-      </w:r>
-      <w:r>
-        <w:t xml:space="preserve">2025, o registro das notas de uma autoavaliação completa passou a ocorrer em 2 a 3 segundos,</w:t>
-      </w:r>
-      <w:r>
-        <w:t xml:space="preserve"> </w:t>
-      </w:r>
-      <w:r>
-        <w:t xml:space="preserve">e a geração do gráfico com o consequente armazenamento em nuvem, em 12 a 15 segundos. A</w:t>
-      </w:r>
-      <w:r>
-        <w:t xml:space="preserve"> </w:t>
-      </w:r>
-      <w:r>
-        <w:t xml:space="preserve">Tabela 3 reúne as medições.</w:t>
-      </w:r>
-    </w:p>
-    <w:p>
-      <w:pPr>
-        <w:pStyle w:val="BlockText"/>
-      </w:pPr>
-      <w:r>
-        <w:t xml:space="preserve">⚠️ IMAGEM AUSENTE:</w:t>
-      </w:r>
-      <w:r>
-        <w:t xml:space="preserve"> </w:t>
-      </w:r>
-      <w:r>
-        <w:rPr>
-          <w:rStyle w:val="VerbatimChar"/>
-        </w:rPr>
-        <w:t xml:space="preserve">figuras/tab-04-2.md</w:t>
-      </w:r>
-      <w:r>
-        <w:t xml:space="preserve"> </w:t>
-      </w:r>
-      <w:r>
-        <w:t xml:space="preserve">— Quadro editável comparando o tempo do processo manual, o tempo do ciclo automatizado anterior e os tempos das etapas do ciclo de 2025. Colunas para a etapa, o tempo e o ciclo a que a medição pertence. Corpo em TNR 10.</w:t>
-      </w:r>
+        <w:t xml:space="preserve">A instância analisada serviu simultaneamente à operação e ao desenvolvimento da solução,</w:t>
+      </w:r>
+      <w:r>
+        <w:t xml:space="preserve"> </w:t>
+      </w:r>
+      <w:r>
+        <w:t xml:space="preserve">de modo que as contagens de cadastro descrevem o conteúdo da base e não o universo do</w:t>
+      </w:r>
+      <w:r>
+        <w:t xml:space="preserve"> </w:t>
+      </w:r>
+      <w:r>
+        <w:t xml:space="preserve">programa. Os valores empregados nas análises desta seção não dependem dessa distinção,</w:t>
+      </w:r>
+      <w:r>
+        <w:t xml:space="preserve"> </w:t>
+      </w:r>
+      <w:r>
+        <w:t xml:space="preserve">porque exigem integridade interna do registro para existir: as 165 notas, os quinze</w:t>
+      </w:r>
+      <w:r>
+        <w:t xml:space="preserve"> </w:t>
+      </w:r>
+      <w:r>
+        <w:t xml:space="preserve">conjuntos completos de dez itens e os 49 pares competência × discente comparáveis são</w:t>
+      </w:r>
+      <w:r>
+        <w:t xml:space="preserve"> </w:t>
+      </w:r>
+      <w:r>
+        <w:t xml:space="preserve">pisos verificáveis. Nenhuma inferência sobre desempenho da turma, sobre efeito da</w:t>
+      </w:r>
+      <w:r>
+        <w:t xml:space="preserve"> </w:t>
+      </w:r>
+      <w:r>
+        <w:t xml:space="preserve">intervenção ou sobre comportamento do sistema em volume maior se sustenta sobre essa base,</w:t>
+      </w:r>
+      <w:r>
+        <w:t xml:space="preserve"> </w:t>
+      </w:r>
+      <w:r>
+        <w:t xml:space="preserve">e o que ela demonstra é a viabilidade das duas camadas em condições reais de uso.</w:t>
+      </w:r>
+    </w:p>
+    <w:p>
+      <w:pPr>
+        <w:pStyle w:val="BodyText"/>
+      </w:pPr>
+      <w:r>
+        <w:t xml:space="preserve">O instrumento é a autoavaliação, e nenhum mecanismo de controle contra superestimação das</w:t>
+      </w:r>
+      <w:r>
+        <w:t xml:space="preserve"> </w:t>
+      </w:r>
+      <w:r>
+        <w:t xml:space="preserve">notas foi implementado. A média de 2,47 e o uso integral da escala, de 0,00 a 4,00,</w:t>
+      </w:r>
+      <w:r>
+        <w:t xml:space="preserve"> </w:t>
+      </w:r>
+      <w:r>
+        <w:t xml:space="preserve">indicam que não houve concentração no extremo superior, mas isso não substitui um</w:t>
+      </w:r>
+      <w:r>
+        <w:t xml:space="preserve"> </w:t>
+      </w:r>
+      <w:r>
+        <w:t xml:space="preserve">procedimento de validação. A observação textual do mentor, prevista no modelo de dados,</w:t>
+      </w:r>
+      <w:r>
+        <w:t xml:space="preserve"> </w:t>
+      </w:r>
+      <w:r>
+        <w:t xml:space="preserve">oferece o ponto de ancoragem para essa validação e não foi explorada neste ciclo.</w:t>
+      </w:r>
+    </w:p>
+    <w:p>
+      <w:pPr>
+        <w:pStyle w:val="BodyText"/>
+      </w:pPr>
+      <w:r>
+        <w:t xml:space="preserve">O desenho do estudo também impõe limites. Trata-se de relato de uma implantação conduzida</w:t>
+      </w:r>
+      <w:r>
+        <w:t xml:space="preserve"> </w:t>
+      </w:r>
+      <w:r>
+        <w:t xml:space="preserve">pela própria equipe que a avalia, sem grupo de comparação e sem instrumento externo de</w:t>
+      </w:r>
+      <w:r>
+        <w:t xml:space="preserve"> </w:t>
+      </w:r>
+      <w:r>
+        <w:t xml:space="preserve">verificação, condição usual em pesquisa aplicada sobre sistema em operação, mas que</w:t>
+      </w:r>
+      <w:r>
+        <w:t xml:space="preserve"> </w:t>
+      </w:r>
+      <w:r>
+        <w:t xml:space="preserve">restringe as conclusões ao que é diretamente observável nos artefatos e nos dados</w:t>
+      </w:r>
+      <w:r>
+        <w:t xml:space="preserve"> </w:t>
+      </w:r>
+      <w:r>
+        <w:t xml:space="preserve">persistidos. Os tempos do processo manual, em particular, provêm do registro do ciclo</w:t>
+      </w:r>
+      <w:r>
+        <w:t xml:space="preserve"> </w:t>
+      </w:r>
+      <w:r>
+        <w:t xml:space="preserve">anterior do projeto e não foram remedidos neste ciclo, de modo que funcionam como linha de</w:t>
+      </w:r>
+      <w:r>
+        <w:t xml:space="preserve"> </w:t>
+      </w:r>
+      <w:r>
+        <w:t xml:space="preserve">base histórica, e não como medição controlada.</w:t>
+      </w:r>
+    </w:p>
+    <w:p>
+      <w:pPr>
+        <w:pStyle w:val="BodyText"/>
+      </w:pPr>
+      <w:r>
+        <w:t xml:space="preserve">O acoplamento entre a camada de decisão e a emissão do certificado não está demonstrado, e</w:t>
+      </w:r>
+      <w:r>
+        <w:t xml:space="preserve"> </w:t>
+      </w:r>
+      <w:r>
+        <w:t xml:space="preserve">a apuração dos artefatos emitidos dependeria de contagem de arquivos em serviço de</w:t>
+      </w:r>
+      <w:r>
+        <w:t xml:space="preserve"> </w:t>
+      </w:r>
+      <w:r>
+        <w:t xml:space="preserve">armazenamento, não de registro transacional. Somam-se a isso a ausência de agendamento</w:t>
+      </w:r>
+      <w:r>
+        <w:t xml:space="preserve"> </w:t>
+      </w:r>
+      <w:r>
+        <w:t xml:space="preserve">periódico nos fluxos, que mantém a periodicidade do ciclo sob controle humano, e a</w:t>
+      </w:r>
+      <w:r>
+        <w:t xml:space="preserve"> </w:t>
+      </w:r>
+      <w:r>
+        <w:t xml:space="preserve">latência decorrente da hospedagem da interface e do banco em região geograficamente</w:t>
+      </w:r>
+      <w:r>
+        <w:t xml:space="preserve"> </w:t>
+      </w:r>
+      <w:r>
+        <w:t xml:space="preserve">distante dos usuários, para a qual a equipe apontou a hospedagem institucional local como</w:t>
+      </w:r>
+      <w:r>
+        <w:t xml:space="preserve"> </w:t>
+      </w:r>
+      <w:r>
+        <w:t xml:space="preserve">mitigação. O orquestrador, por sua vez, foi executado em contêiner instalado em estação de</w:t>
+      </w:r>
+      <w:r>
+        <w:t xml:space="preserve"> </w:t>
+      </w:r>
+      <w:r>
+        <w:t xml:space="preserve">trabalho de um integrante da equipe, e não em serviço mantido pela instituição, condição</w:t>
+      </w:r>
+      <w:r>
+        <w:t xml:space="preserve"> </w:t>
+      </w:r>
+      <w:r>
+        <w:t xml:space="preserve">que limita a continuidade da operação para além do período do vínculo desse integrante.</w:t>
+      </w:r>
+    </w:p>
+    <w:p>
+      <w:pPr>
+        <w:pStyle w:val="Heading2"/>
+      </w:pPr>
+      <w:bookmarkStart w:id="46" w:name="conclusão"/>
+      <w:r>
+        <w:t xml:space="preserve">5 Conclusão</w:t>
+      </w:r>
+      <w:bookmarkEnd w:id="46"/>
     </w:p>
     <w:p>
       <w:pPr>
         <w:pStyle w:val="FirstParagraph"/>
       </w:pPr>
       <w:r>
-        <w:rPr>
-          <w:b/>
-        </w:rPr>
-        <w:t xml:space="preserve">Tabela 3 — Tempo de execução por etapa, do processo manual às etapas automatizadas dos ciclos de 2024 e de 2025. Fonte: dados da pesquisa.</w:t>
-      </w:r>
-    </w:p>
-    <w:p>
-      <w:pPr>
-        <w:pStyle w:val="BodyText"/>
-      </w:pPr>
-      <w:r>
-        <w:t xml:space="preserve">Os tempos do ciclo de 2025 não são diretamente comparáveis aos 12 segundos do ciclo</w:t>
-      </w:r>
-      <w:r>
-        <w:t xml:space="preserve"> </w:t>
-      </w:r>
-      <w:r>
-        <w:t xml:space="preserve">anterior, porque medem etapas distintas de um fluxo que foi reorganizado: o cálculo migrou</w:t>
-      </w:r>
-      <w:r>
-        <w:t xml:space="preserve"> </w:t>
-      </w:r>
-      <w:r>
-        <w:t xml:space="preserve">das planilhas para a interface, e a operação de escrita passou a inserir as dez medições em</w:t>
-      </w:r>
-      <w:r>
-        <w:t xml:space="preserve"> </w:t>
-      </w:r>
-      <w:r>
-        <w:t xml:space="preserve">lote, dentro de uma única transação. A grandeza que interessa aqui não é o ganho adicional</w:t>
-      </w:r>
-      <w:r>
-        <w:t xml:space="preserve"> </w:t>
-      </w:r>
-      <w:r>
-        <w:t xml:space="preserve">sobre a automação anterior, que seria marginal, e sim a preservação da ordem de magnitude</w:t>
-      </w:r>
-      <w:r>
-        <w:t xml:space="preserve"> </w:t>
-      </w:r>
-      <w:r>
-        <w:t xml:space="preserve">alcançada em 2024 mesmo com o acréscimo das duas camadas descritas neste trabalho, das</w:t>
-      </w:r>
-      <w:r>
-        <w:t xml:space="preserve"> </w:t>
-      </w:r>
-      <w:r>
-        <w:t xml:space="preserve">garantias de integridade referencial e da trilha de auditoria.</w:t>
-      </w:r>
-    </w:p>
-    <w:p>
-      <w:pPr>
-        <w:pStyle w:val="BodyText"/>
-      </w:pPr>
-      <w:r>
-        <w:t xml:space="preserve">Convém delimitar o que essas medições cobrem. Elas dizem respeito ao tempo de execução das</w:t>
-      </w:r>
-      <w:r>
-        <w:t xml:space="preserve"> </w:t>
-      </w:r>
-      <w:r>
-        <w:t xml:space="preserve">etapas automatizadas, e não ao tempo total do ciclo avaliativo, que permanece determinado</w:t>
-      </w:r>
-      <w:r>
-        <w:t xml:space="preserve"> </w:t>
-      </w:r>
-      <w:r>
-        <w:t xml:space="preserve">pela disponibilidade dos discentes para responder ao formulário e pela decisão humana de</w:t>
-      </w:r>
-      <w:r>
-        <w:t xml:space="preserve"> </w:t>
-      </w:r>
-      <w:r>
-        <w:t xml:space="preserve">disparar cada fluxo. O ganho reportado é, portanto, de esforço da equipe, não de duração do</w:t>
-      </w:r>
-      <w:r>
-        <w:t xml:space="preserve"> </w:t>
-      </w:r>
-      <w:r>
-        <w:t xml:space="preserve">ciclo formativo. Essa distinção importa porque o processo manual de 40 minutos por discente</w:t>
-      </w:r>
-      <w:r>
-        <w:t xml:space="preserve"> </w:t>
-      </w:r>
-      <w:r>
-        <w:t xml:space="preserve">consumia trabalho qualificado de mentores, que passou a ser realocado para a leitura dos</w:t>
-      </w:r>
-      <w:r>
-        <w:t xml:space="preserve"> </w:t>
-      </w:r>
-      <w:r>
-        <w:t xml:space="preserve">perfis e para o acompanhamento propriamente dito.</w:t>
-      </w:r>
-    </w:p>
-    <w:p>
-      <w:pPr>
-        <w:pStyle w:val="BodyText"/>
-      </w:pPr>
-      <w:r>
-        <w:t xml:space="preserve">A migração da persistência para a plataforma sem servidor introduziu latência de</w:t>
-      </w:r>
-      <w:r>
-        <w:t xml:space="preserve"> </w:t>
-      </w:r>
-      <w:r>
-        <w:t xml:space="preserve">inicialização a frio nas primeiras requisições após período de inatividade, característica</w:t>
-      </w:r>
-      <w:r>
-        <w:t xml:space="preserve"> </w:t>
-      </w:r>
-      <w:r>
-        <w:t xml:space="preserve">esperada desse modelo de execução. Como os fluxos são disparados sob demanda e não em</w:t>
-      </w:r>
-      <w:r>
-        <w:t xml:space="preserve"> </w:t>
-      </w:r>
-      <w:r>
-        <w:t xml:space="preserve">regime contínuo, essa latência incide com frequência apreciável no início de cada sessão de</w:t>
-      </w:r>
-      <w:r>
-        <w:t xml:space="preserve"> </w:t>
-      </w:r>
-      <w:r>
-        <w:t xml:space="preserve">trabalho. Os tempos reportados nesta subseção foram cronometrados em condições correntes de</w:t>
-      </w:r>
-      <w:r>
-        <w:t xml:space="preserve"> </w:t>
-      </w:r>
-      <w:r>
-        <w:t xml:space="preserve">uso, sem que a primeira requisição após inatividade fosse isolada das demais, e portanto já</w:t>
-      </w:r>
-      <w:r>
-        <w:t xml:space="preserve"> </w:t>
-      </w:r>
-      <w:r>
-        <w:t xml:space="preserve">incorporam a inicialização a frio quando ela ocorreu. Os valores descrevem, assim, o</w:t>
-      </w:r>
-      <w:r>
-        <w:t xml:space="preserve"> </w:t>
-      </w:r>
-      <w:r>
-        <w:t xml:space="preserve">comportamento percebido pelo operador, e não o melhor caso com a função previamente ativa.</w:t>
-      </w:r>
-    </w:p>
-    <w:p>
-      <w:pPr>
-        <w:pStyle w:val="Heading3"/>
-      </w:pPr>
-      <w:bookmarkStart w:id="38" w:name="discussão"/>
-      <w:r>
-        <w:t xml:space="preserve">4.5 Discussão</w:t>
-      </w:r>
-      <w:bookmarkEnd w:id="38"/>
+        <w:t xml:space="preserve">Este trabalho teve por objetivo descrever e avaliar a solução construída no ciclo de 2025</w:t>
+      </w:r>
+      <w:r>
+        <w:t xml:space="preserve"> </w:t>
+      </w:r>
+      <w:r>
+        <w:t xml:space="preserve">do projeto de automação do programa Capacitação 4.0. A solução estendeu a automação de</w:t>
+      </w:r>
+      <w:r>
+        <w:t xml:space="preserve"> </w:t>
+      </w:r>
+      <w:r>
+        <w:t xml:space="preserve">indicadores já existente com uma camada de decisão e uma camada de intervenção assentadas</w:t>
+      </w:r>
+      <w:r>
+        <w:t xml:space="preserve"> </w:t>
+      </w:r>
+      <w:r>
+        <w:t xml:space="preserve">sobre persistência relacional com rastreabilidade histórica. A introdução indagava quais</w:t>
+      </w:r>
+      <w:r>
+        <w:t xml:space="preserve"> </w:t>
+      </w:r>
+      <w:r>
+        <w:t xml:space="preserve">componentes uma automação de ciclo formativo precisa incorporar para que a certificação e</w:t>
+      </w:r>
+      <w:r>
+        <w:t xml:space="preserve"> </w:t>
+      </w:r>
+      <w:r>
+        <w:t xml:space="preserve">a devolutiva ao discente deixem de depender de leitura manual de indicadores, e que</w:t>
+      </w:r>
+      <w:r>
+        <w:t xml:space="preserve"> </w:t>
+      </w:r>
+      <w:r>
+        <w:t xml:space="preserve">condições de persistência essas duas camadas impõem à arquitetura.</w:t>
+      </w:r>
+    </w:p>
+    <w:p>
+      <w:pPr>
+        <w:pStyle w:val="BodyText"/>
+      </w:pPr>
+      <w:r>
+        <w:t xml:space="preserve">A resposta ao primeiro termo da pergunta está nos componentes descritos na seção 3. O</w:t>
+      </w:r>
+      <w:r>
+        <w:t xml:space="preserve"> </w:t>
+      </w:r>
+      <w:r>
+        <w:t xml:space="preserve">modelo de dados separa o evento de avaliação do valor medido e recusa a exclusão em</w:t>
+      </w:r>
+      <w:r>
+        <w:t xml:space="preserve"> </w:t>
+      </w:r>
+      <w:r>
+        <w:t xml:space="preserve">cascata em todas as chaves estrangeiras, de modo que nenhuma medição desaparece pela</w:t>
+      </w:r>
+      <w:r>
+        <w:t xml:space="preserve"> </w:t>
+      </w:r>
+      <w:r>
+        <w:t xml:space="preserve">remoção de uma competência ou de um vínculo. O critério de certificação foi formalizado</w:t>
+      </w:r>
+      <w:r>
+        <w:t xml:space="preserve"> </w:t>
+      </w:r>
+      <w:r>
+        <w:t xml:space="preserve">como algoritmo e exposto em endpoint autenticado, e o fluxo de recomendação pedagógica</w:t>
+      </w:r>
+      <w:r>
+        <w:t xml:space="preserve"> </w:t>
+      </w:r>
+      <w:r>
+        <w:t xml:space="preserve">percorre o histórico de cada discente, aplica as duas condições de disparo e entrega o</w:t>
+      </w:r>
+      <w:r>
+        <w:t xml:space="preserve"> </w:t>
+      </w:r>
+      <w:r>
+        <w:t xml:space="preserve">documento por correio eletrônico sem intervenção humana no percurso.</w:t>
+      </w:r>
+    </w:p>
+    <w:p>
+      <w:pPr>
+        <w:pStyle w:val="BodyText"/>
+      </w:pPr>
+      <w:r>
+        <w:t xml:space="preserve">A base constituída durante a operação sustenta o que foi afirmado sobre viabilidade. A</w:t>
+      </w:r>
+      <w:r>
+        <w:t xml:space="preserve"> </w:t>
+      </w:r>
+      <w:r>
+        <w:t xml:space="preserve">consulta agregada de 27 de julho de 2026 encontrou 33 discentes cadastrados, 177 registros</w:t>
+      </w:r>
+      <w:r>
+        <w:t xml:space="preserve"> </w:t>
+      </w:r>
+      <w:r>
+        <w:t xml:space="preserve">de autoavaliação distribuídos em nove unidades e 165 notas reunidas em quinze conjuntos</w:t>
+      </w:r>
+      <w:r>
+        <w:t xml:space="preserve"> </w:t>
+      </w:r>
+      <w:r>
+        <w:t xml:space="preserve">completos de medições, concentrados em sete discentes. A média das notas ficou em 2,47 numa</w:t>
+      </w:r>
+      <w:r>
+        <w:t xml:space="preserve"> </w:t>
+      </w:r>
+      <w:r>
+        <w:t xml:space="preserve">escala de 0,00 a 4,00. Os 49 pares competência × discente com duas ou mais medições são o</w:t>
+      </w:r>
+      <w:r>
+        <w:t xml:space="preserve"> </w:t>
+      </w:r>
+      <w:r>
+        <w:t xml:space="preserve">insumo longitudinal que o algoritmo de certificação consome, e sua existência demonstra</w:t>
+      </w:r>
+      <w:r>
+        <w:t xml:space="preserve"> </w:t>
+      </w:r>
+      <w:r>
+        <w:t xml:space="preserve">que a estrutura de persistência produz, em operação real, aquilo que a regra exige.</w:t>
+      </w:r>
+    </w:p>
+    <w:p>
+      <w:pPr>
+        <w:pStyle w:val="BodyText"/>
+      </w:pPr>
+      <w:r>
+        <w:t xml:space="preserve">Os tempos medidos preservam a ordem de magnitude alcançada no ciclo anterior. O processo</w:t>
+      </w:r>
+      <w:r>
+        <w:t xml:space="preserve"> </w:t>
+      </w:r>
+      <w:r>
+        <w:t xml:space="preserve">manual consumia 40 minutos por discente e passou a cerca de 12 segundos com a automação de</w:t>
+      </w:r>
+      <w:r>
+        <w:t xml:space="preserve"> </w:t>
+      </w:r>
+      <w:r>
+        <w:t xml:space="preserve">2024. No ciclo de 2025, o registro de uma autoavaliação completa ocorre em 2 a 3 segundos,</w:t>
+      </w:r>
+      <w:r>
+        <w:t xml:space="preserve"> </w:t>
+      </w:r>
+      <w:r>
+        <w:t xml:space="preserve">e a geração do gráfico com o consequente armazenamento em nuvem, em 12 a 15 segundos. O</w:t>
+      </w:r>
+      <w:r>
+        <w:t xml:space="preserve"> </w:t>
+      </w:r>
+      <w:r>
+        <w:t xml:space="preserve">acréscimo das duas camadas, somado às garantias de integridade referencial e de auditoria,</w:t>
+      </w:r>
+      <w:r>
+        <w:t xml:space="preserve"> </w:t>
+      </w:r>
+      <w:r>
+        <w:t xml:space="preserve">não devolveu o custo de tempo ao patamar anterior.</w:t>
+      </w:r>
+    </w:p>
+    <w:p>
+      <w:pPr>
+        <w:pStyle w:val="BodyText"/>
+      </w:pPr>
+      <w:r>
+        <w:t xml:space="preserve">O segundo termo da pergunta encontra resposta na comparação com o arranjo que antecedeu a</w:t>
+      </w:r>
+      <w:r>
+        <w:t xml:space="preserve"> </w:t>
+      </w:r>
+      <w:r>
+        <w:t xml:space="preserve">solução. A planilha que sobrescreve a nota a cada unidade preserva apenas o estado</w:t>
+      </w:r>
+      <w:r>
+        <w:t xml:space="preserve"> </w:t>
+      </w:r>
+      <w:r>
+        <w:t xml:space="preserve">corrente e reduz a zero o conjunto de medições comparáveis, por mais avaliações que o</w:t>
+      </w:r>
+      <w:r>
+        <w:t xml:space="preserve"> </w:t>
+      </w:r>
+      <w:r>
+        <w:t xml:space="preserve">programa venha a conduzir. O registro de cada medição como linha própria, vinculada ao</w:t>
+      </w:r>
+      <w:r>
+        <w:t xml:space="preserve"> </w:t>
+      </w:r>
+      <w:r>
+        <w:t xml:space="preserve">discente e à competência que a originaram, é o que torna a regra executável. A</w:t>
+      </w:r>
+      <w:r>
+        <w:t xml:space="preserve"> </w:t>
+      </w:r>
+      <w:r>
+        <w:t xml:space="preserve">contribuição deste ciclo está, assim, menos na sofisticação da orquestração do que na</w:t>
+      </w:r>
+      <w:r>
+        <w:t xml:space="preserve"> </w:t>
+      </w:r>
+      <w:r>
+        <w:t xml:space="preserve">propriedade da camada de dados que a sustenta.</w:t>
+      </w:r>
+    </w:p>
+    <w:p>
+      <w:pPr>
+        <w:pStyle w:val="BodyText"/>
+      </w:pPr>
+      <w:r>
+        <w:t xml:space="preserve">Os limites do que foi demonstrado acompanham essa afirmação. As notas lançadas</w:t>
+      </w:r>
+      <w:r>
+        <w:t xml:space="preserve"> </w:t>
+      </w:r>
+      <w:r>
+        <w:t xml:space="preserve">concentram-se em sete discentes, de modo que o resultado é de viabilidade em condições</w:t>
+      </w:r>
+      <w:r>
+        <w:t xml:space="preserve"> </w:t>
+      </w:r>
+      <w:r>
+        <w:t xml:space="preserve">reais de uso e não autoriza afirmação sobre escala nem sobre o efeito pedagógico da</w:t>
+      </w:r>
+      <w:r>
+        <w:t xml:space="preserve"> </w:t>
+      </w:r>
+      <w:r>
+        <w:t xml:space="preserve">devolutiva no desempenho posterior. A versão exportada do fluxo de emissão consome a</w:t>
+      </w:r>
+      <w:r>
+        <w:t xml:space="preserve"> </w:t>
+      </w:r>
+      <w:r>
+        <w:t xml:space="preserve">listagem geral de discentes, e o acoplamento entre a camada de decisão e a emissão do</w:t>
+      </w:r>
+      <w:r>
+        <w:t xml:space="preserve"> </w:t>
+      </w:r>
+      <w:r>
+        <w:t xml:space="preserve">certificado permanece sem demonstração. O instrumento é a autoavaliação, sem mecanismo de</w:t>
+      </w:r>
+      <w:r>
+        <w:t xml:space="preserve"> </w:t>
+      </w:r>
+      <w:r>
+        <w:t xml:space="preserve">controle contra superestimação das notas, e o relato foi conduzido pela própria equipe que</w:t>
+      </w:r>
+      <w:r>
+        <w:t xml:space="preserve"> </w:t>
+      </w:r>
+      <w:r>
+        <w:t xml:space="preserve">implantou a solução.</w:t>
+      </w:r>
+    </w:p>
+    <w:p>
+      <w:pPr>
+        <w:pStyle w:val="BodyText"/>
+      </w:pPr>
+      <w:r>
+        <w:t xml:space="preserve">Os desdobramentos previstos para os ciclos seguintes decorrem desses limites. O consumo do</w:t>
+      </w:r>
+      <w:r>
+        <w:t xml:space="preserve"> </w:t>
+      </w:r>
+      <w:r>
+        <w:t xml:space="preserve">endpoint de aptidão pelo fluxo de emissão fecharia o acoplamento entre decidir e emitir, e</w:t>
+      </w:r>
+      <w:r>
+        <w:t xml:space="preserve"> </w:t>
+      </w:r>
+      <w:r>
+        <w:t xml:space="preserve">o registro dos eventos de emissão e de envio daria evidência transacional a um volume hoje</w:t>
+      </w:r>
+      <w:r>
+        <w:t xml:space="preserve"> </w:t>
+      </w:r>
+      <w:r>
+        <w:t xml:space="preserve">apurável somente por contagem de artefatos em serviço de armazenamento. A hospedagem da</w:t>
+      </w:r>
+      <w:r>
+        <w:t xml:space="preserve"> </w:t>
+      </w:r>
+      <w:r>
+        <w:t xml:space="preserve">interface e do banco em infraestrutura institucional reduziria a latência decorrente da</w:t>
+      </w:r>
+      <w:r>
+        <w:t xml:space="preserve"> </w:t>
+      </w:r>
+      <w:r>
+        <w:t xml:space="preserve">distância geográfica e retiraria o orquestrador da estação de trabalho em que foi</w:t>
+      </w:r>
+      <w:r>
+        <w:t xml:space="preserve"> </w:t>
+      </w:r>
+      <w:r>
+        <w:t xml:space="preserve">executado. A observação textual do mentor, prevista no modelo de dados e não explorada</w:t>
+      </w:r>
+      <w:r>
+        <w:t xml:space="preserve"> </w:t>
+      </w:r>
+      <w:r>
+        <w:t xml:space="preserve">neste ciclo, oferece o ponto de ancoragem para validar as notas autoatribuídas.</w:t>
+      </w:r>
+    </w:p>
+    <w:p>
+      <w:pPr>
+        <w:pStyle w:val="BodyText"/>
+      </w:pPr>
+      <w:r>
+        <w:t xml:space="preserve">A extensão do recorte a turmas sucessivas permitiria substituir a demonstração de</w:t>
+      </w:r>
+      <w:r>
+        <w:t xml:space="preserve"> </w:t>
+      </w:r>
+      <w:r>
+        <w:t xml:space="preserve">viabilidade por evidência de escala, e converter a série acumulada de medições em</w:t>
+      </w:r>
+      <w:r>
+        <w:t xml:space="preserve"> </w:t>
+      </w:r>
+      <w:r>
+        <w:t xml:space="preserve">avaliação do efeito da recomendação sobre as unidades seguintes. Por meio da manutenção</w:t>
+      </w:r>
+      <w:r>
+        <w:t xml:space="preserve"> </w:t>
+      </w:r>
+      <w:r>
+        <w:t xml:space="preserve">das regras fora da ferramenta de orquestração e documentadas em contrato aberto, a</w:t>
+      </w:r>
+      <w:r>
+        <w:t xml:space="preserve"> </w:t>
+      </w:r>
+      <w:r>
+        <w:t xml:space="preserve">transposição do arranjo para outro programa formativo se reduz à substituição da matriz de</w:t>
+      </w:r>
+      <w:r>
+        <w:t xml:space="preserve"> </w:t>
+      </w:r>
+      <w:r>
+        <w:t xml:space="preserve">competências e dos limiares de disparo, sem reconstrução dos fluxos.</w:t>
+      </w:r>
+    </w:p>
+    <w:p>
+      <w:pPr>
+        <w:pStyle w:val="Heading2"/>
+      </w:pPr>
+      <w:bookmarkStart w:id="47" w:name="agradecimentos"/>
+      <w:r>
+        <w:t xml:space="preserve">Agradecimentos</w:t>
+      </w:r>
+      <w:bookmarkEnd w:id="47"/>
     </w:p>
     <w:p>
       <w:pPr>
         <w:pStyle w:val="FirstParagraph"/>
       </w:pPr>
       <w:r>
-        <w:t xml:space="preserve">O conjunto dos resultados delimita com precisão o que foi demonstrado. Há uma base</w:t>
-      </w:r>
-      <w:r>
-        <w:t xml:space="preserve"> </w:t>
-      </w:r>
-      <w:r>
-        <w:t xml:space="preserve">constituída em operação real, com 165 notas íntegras, cobertura completa da turma em cinco</w:t>
-      </w:r>
-      <w:r>
-        <w:t xml:space="preserve"> </w:t>
-      </w:r>
-      <w:r>
-        <w:t xml:space="preserve">unidades consecutivas e 49 pares competência × discente comparáveis longitudinalmente. Sobre</w:t>
-      </w:r>
-      <w:r>
-        <w:t xml:space="preserve"> </w:t>
-      </w:r>
-      <w:r>
-        <w:t xml:space="preserve">essa base, as duas camadas propostas estão implementadas: a de decisão como serviço</w:t>
-      </w:r>
-      <w:r>
-        <w:t xml:space="preserve"> </w:t>
-      </w:r>
-      <w:r>
-        <w:t xml:space="preserve">consultável e a de intervenção em execução autônoma até a entrega da mensagem. O que não foi</w:t>
-      </w:r>
-      <w:r>
-        <w:t xml:space="preserve"> </w:t>
-      </w:r>
-      <w:r>
-        <w:t xml:space="preserve">demonstrado é a escala, e tampouco o efeito pedagógico da devolutiva sobre o desempenho</w:t>
-      </w:r>
-      <w:r>
-        <w:t xml:space="preserve"> </w:t>
-      </w:r>
-      <w:r>
-        <w:t xml:space="preserve">subsequente dos discentes.</w:t>
-      </w:r>
-    </w:p>
-    <w:p>
-      <w:pPr>
-        <w:pStyle w:val="BodyText"/>
-      </w:pPr>
-      <w:r>
-        <w:t xml:space="preserve">A separação entre esses dois planos é o que permite avaliar a contribuição sem</w:t>
-      </w:r>
-      <w:r>
-        <w:t xml:space="preserve"> </w:t>
-      </w:r>
-      <w:r>
-        <w:t xml:space="preserve">superestimá-la. O ciclo anterior do projeto já havia demonstrado que a produção de</w:t>
-      </w:r>
-      <w:r>
-        <w:t xml:space="preserve"> </w:t>
-      </w:r>
-      <w:r>
-        <w:t xml:space="preserve">indicadores é automatizável, com ganho de tempo superior a 99% e mais de 160 relatórios</w:t>
-      </w:r>
-      <w:r>
-        <w:t xml:space="preserve"> </w:t>
-      </w:r>
-      <w:r>
-        <w:t xml:space="preserve">gerados. O que os resultados acrescentam é que o encerramento do ciclo formativo, que consiste em decidir</w:t>
-      </w:r>
-      <w:r>
-        <w:t xml:space="preserve"> </w:t>
-      </w:r>
-      <w:r>
-        <w:t xml:space="preserve">quem cumpriu o critério e devolver orientação a quem não o cumpriu, depende de uma</w:t>
-      </w:r>
-      <w:r>
-        <w:t xml:space="preserve"> </w:t>
-      </w:r>
-      <w:r>
-        <w:t xml:space="preserve">propriedade da camada de dados, e não de sofisticação adicional na camada de orquestração.</w:t>
-      </w:r>
-      <w:r>
-        <w:t xml:space="preserve"> </w:t>
-      </w:r>
-      <w:r>
-        <w:t xml:space="preserve">Os 49 pares comparáveis são a forma mensurável dessa dependência.</w:t>
-      </w:r>
-    </w:p>
-    <w:p>
-      <w:pPr>
-        <w:pStyle w:val="BodyText"/>
-      </w:pPr>
-      <w:r>
-        <w:t xml:space="preserve">A regra de certificação, ao ser explicitada como algoritmo, revelou-se mais restritiva do</w:t>
-      </w:r>
-      <w:r>
-        <w:t xml:space="preserve"> </w:t>
-      </w:r>
-      <w:r>
-        <w:t xml:space="preserve">que seu enunciado verbal sugere. Exigir salto de dois pontos na escala, tomar a menor</w:t>
-      </w:r>
-      <w:r>
-        <w:t xml:space="preserve"> </w:t>
-      </w:r>
-      <w:r>
-        <w:t xml:space="preserve">medição como referência e impor permanência mínima de um ano são decisões que permaneciam</w:t>
-      </w:r>
-      <w:r>
-        <w:t xml:space="preserve"> </w:t>
-      </w:r>
-      <w:r>
-        <w:t xml:space="preserve">implícitas enquanto o critério era aplicado por leitura de planilha, e que se tornaram</w:t>
-      </w:r>
-      <w:r>
-        <w:t xml:space="preserve"> </w:t>
-      </w:r>
-      <w:r>
-        <w:t xml:space="preserve">auditáveis ao serem codificadas. Esse ganho de explicitação é independente do ganho de</w:t>
-      </w:r>
-      <w:r>
-        <w:t xml:space="preserve"> </w:t>
-      </w:r>
-      <w:r>
-        <w:t xml:space="preserve">tempo, e provavelmente o mais relevante para a governança do programa, ainda que o presente</w:t>
-      </w:r>
-      <w:r>
-        <w:t xml:space="preserve"> </w:t>
-      </w:r>
-      <w:r>
-        <w:t xml:space="preserve">recorte não permita quantificá-lo. A separação entre a lógica de decisão e o fluxo que a</w:t>
-      </w:r>
-      <w:r>
-        <w:t xml:space="preserve"> </w:t>
-      </w:r>
-      <w:r>
-        <w:t xml:space="preserve">executa é tratada na literatura de gestão de processos como condição para que o critério</w:t>
-      </w:r>
-      <w:r>
-        <w:t xml:space="preserve"> </w:t>
-      </w:r>
-      <w:r>
-        <w:t xml:space="preserve">possa ser inspecionado e alterado sem que o processo precise ser reconstruído (Bazhenova</w:t>
-      </w:r>
-      <w:r>
-        <w:t xml:space="preserve"> </w:t>
-      </w:r>
-      <w:r>
-        <w:t xml:space="preserve">et al., 2019).</w:t>
-      </w:r>
-    </w:p>
-    <w:p>
-      <w:pPr>
-        <w:pStyle w:val="BodyText"/>
-      </w:pPr>
-      <w:r>
-        <w:t xml:space="preserve">A divisão de responsabilidades entre orquestração e interface é o que torna o arranjo</w:t>
-      </w:r>
-      <w:r>
-        <w:t xml:space="preserve"> </w:t>
-      </w:r>
-      <w:r>
-        <w:t xml:space="preserve">transferível para outro programa formativo. Os fluxos de automação não contêm regra de</w:t>
-      </w:r>
-      <w:r>
-        <w:t xml:space="preserve"> </w:t>
-      </w:r>
-      <w:r>
-        <w:t xml:space="preserve">negócio: eles iteram sobre a relação de discentes e formatam a entrega, enquanto o cálculo das médias, a</w:t>
-      </w:r>
-      <w:r>
-        <w:t xml:space="preserve"> </w:t>
-      </w:r>
-      <w:r>
-        <w:t xml:space="preserve">agregação das subcompetências e os dois critérios de disparo residem na interface, atrás de</w:t>
-      </w:r>
-      <w:r>
-        <w:t xml:space="preserve"> </w:t>
-      </w:r>
-      <w:r>
-        <w:t xml:space="preserve">um contrato documentado em padrão aberto (Fielding, 2000). Substituir a matriz de</w:t>
-      </w:r>
-      <w:r>
-        <w:t xml:space="preserve"> </w:t>
-      </w:r>
-      <w:r>
-        <w:t xml:space="preserve">competências ou o limiar de disparo é alteração localizada, que não exige reconstruir os</w:t>
-      </w:r>
-      <w:r>
-        <w:t xml:space="preserve"> </w:t>
-      </w:r>
-      <w:r>
-        <w:t xml:space="preserve">fluxos; substituir a ferramenta de orquestração, do mesmo modo, não afeta as regras. Essa</w:t>
-      </w:r>
-      <w:r>
-        <w:t xml:space="preserve"> </w:t>
-      </w:r>
-      <w:r>
-        <w:t xml:space="preserve">propriedade não foi testada em segundo contexto e permanece como expectativa de projeto,</w:t>
-      </w:r>
-      <w:r>
-        <w:t xml:space="preserve"> </w:t>
-      </w:r>
-      <w:r>
-        <w:t xml:space="preserve">ainda que a revisão sobre adoção de plataformas de baixo código registre que manter a regra</w:t>
-      </w:r>
-      <w:r>
-        <w:t xml:space="preserve"> </w:t>
-      </w:r>
-      <w:r>
-        <w:t xml:space="preserve">de negócio fora da ferramenta de orquestração é o que reduz a dependência do fornecedor e</w:t>
-      </w:r>
-      <w:r>
-        <w:t xml:space="preserve"> </w:t>
-      </w:r>
-      <w:r>
-        <w:t xml:space="preserve">preserva a possibilidade de migração (Ajimati; Carroll; Maher, 2025).</w:t>
-      </w:r>
-    </w:p>
-    <w:p>
-      <w:pPr>
-        <w:pStyle w:val="BodyText"/>
-      </w:pPr>
-      <w:r>
-        <w:t xml:space="preserve">A camada de intervenção, por sua vez, alcança personalização de nível de competência, não de</w:t>
-      </w:r>
-      <w:r>
-        <w:t xml:space="preserve"> </w:t>
-      </w:r>
-      <w:r>
-        <w:t xml:space="preserve">nível individual. O sistema identifica corretamente qual competência motivou o apontamento e</w:t>
-      </w:r>
-      <w:r>
-        <w:t xml:space="preserve"> </w:t>
-      </w:r>
-      <w:r>
-        <w:t xml:space="preserve">distingue desempenho baixo estável de trajetória de queda, mas o texto entregue é sorteado</w:t>
-      </w:r>
-      <w:r>
-        <w:t xml:space="preserve"> </w:t>
-      </w:r>
-      <w:r>
-        <w:t xml:space="preserve">de um banco de práticas organizado por competência. Trata-se de devolutiva dirigida, e não</w:t>
-      </w:r>
-      <w:r>
-        <w:t xml:space="preserve"> </w:t>
-      </w:r>
-      <w:r>
-        <w:t xml:space="preserve">adaptativa, distinção que precisa acompanhar qualquer leitura dos resultados desta camada.</w:t>
-      </w:r>
-      <w:r>
-        <w:t xml:space="preserve"> </w:t>
-      </w:r>
-      <w:r>
-        <w:t xml:space="preserve">O limite corresponde ao que a literatura de análise da aprendizagem atribui aos painéis de</w:t>
-      </w:r>
-      <w:r>
-        <w:t xml:space="preserve"> </w:t>
-      </w:r>
-      <w:r>
-        <w:t xml:space="preserve">natureza descritiva, cuja orientação não decorre de modelo ajustado ao percurso individual</w:t>
-      </w:r>
-      <w:r>
-        <w:t xml:space="preserve"> </w:t>
-      </w:r>
-      <w:r>
-        <w:t xml:space="preserve">(Susnjak; Ramaswami; Mathrani, 2022), e que os trabalhos de recomendação explicável</w:t>
-      </w:r>
-      <w:r>
-        <w:t xml:space="preserve"> </w:t>
-      </w:r>
-      <w:r>
-        <w:t xml:space="preserve">procuram superar por meio da vinculação entre a orientação entregue e os fatores</w:t>
-      </w:r>
-      <w:r>
-        <w:t xml:space="preserve"> </w:t>
-      </w:r>
-      <w:r>
-        <w:t xml:space="preserve">identificados como responsáveis pelo desempenho de cada discente (Afzaal et al., 2021).</w:t>
-      </w:r>
-    </w:p>
-    <w:p>
-      <w:pPr>
-        <w:pStyle w:val="BodyText"/>
-      </w:pPr>
-      <w:r>
-        <w:t xml:space="preserve">A integridade referencial por proteção, adotada em todas as chaves estrangeiras, mostrou-se</w:t>
-      </w:r>
-      <w:r>
-        <w:t xml:space="preserve"> </w:t>
-      </w:r>
-      <w:r>
-        <w:t xml:space="preserve">compatível com a operação e não produziu bloqueio que exigisse contorno durante o ciclo. A</w:t>
-      </w:r>
-      <w:r>
-        <w:t xml:space="preserve"> </w:t>
-      </w:r>
-      <w:r>
-        <w:t xml:space="preserve">recusa de exclusão em cascata é o que garante que nenhuma medição desapareça pela remoção de</w:t>
-      </w:r>
-      <w:r>
-        <w:t xml:space="preserve"> </w:t>
-      </w:r>
-      <w:r>
-        <w:t xml:space="preserve">uma competência ou de um vínculo, condição sem a qual a comparação longitudinal ficaria</w:t>
-      </w:r>
-      <w:r>
-        <w:t xml:space="preserve"> </w:t>
-      </w:r>
-      <w:r>
-        <w:t xml:space="preserve">sujeita a lacunas silenciosas (Elmasri, 2018). Em um domínio cujo objeto é justamente a</w:t>
-      </w:r>
-      <w:r>
-        <w:t xml:space="preserve"> </w:t>
-      </w:r>
-      <w:r>
-        <w:t xml:space="preserve">variação de um valor ao longo do tempo, a preservação do histórico é requisito funcional, e</w:t>
-      </w:r>
-      <w:r>
-        <w:t xml:space="preserve"> </w:t>
-      </w:r>
-      <w:r>
-        <w:t xml:space="preserve">não precaução administrativa.</w:t>
-      </w:r>
-    </w:p>
-    <w:p>
-      <w:pPr>
-        <w:pStyle w:val="Heading3"/>
-      </w:pPr>
-      <w:bookmarkStart w:id="39" w:name="limitações"/>
-      <w:r>
-        <w:t xml:space="preserve">4.6 Limitações</w:t>
-      </w:r>
-      <w:bookmarkEnd w:id="39"/>
+        <w:t xml:space="preserve">Agradece-se aos demais integrantes da equipe do projeto de automação, cujo trabalho de</w:t>
+      </w:r>
+      <w:r>
+        <w:t xml:space="preserve"> </w:t>
+      </w:r>
+      <w:r>
+        <w:t xml:space="preserve">desenvolvimento e de operação ao longo dos dois ciclos sustentou as atividades relatadas</w:t>
+      </w:r>
+      <w:r>
+        <w:t xml:space="preserve"> </w:t>
+      </w:r>
+      <w:r>
+        <w:t xml:space="preserve">neste artigo, e aos mentores do programa de capacitação, responsáveis pelo acompanhamento</w:t>
+      </w:r>
+      <w:r>
+        <w:t xml:space="preserve"> </w:t>
+      </w:r>
+      <w:r>
+        <w:t xml:space="preserve">dos discentes durante as unidades avaliativas. A leitura crítica dos relatórios produzidos</w:t>
+      </w:r>
+      <w:r>
+        <w:t xml:space="preserve"> </w:t>
+      </w:r>
+      <w:r>
+        <w:t xml:space="preserve">pela solução, conduzida por esses mentores ao longo de sucessivas iterações, orientou a</w:t>
+      </w:r>
+      <w:r>
+        <w:t xml:space="preserve"> </w:t>
+      </w:r>
+      <w:r>
+        <w:t xml:space="preserve">forma de apresentação dos indicadores devolvidos ao programa; o reconhecimento nominal da</w:t>
+      </w:r>
+      <w:r>
+        <w:t xml:space="preserve"> </w:t>
+      </w:r>
+      <w:r>
+        <w:t xml:space="preserve">equipe foi omitido desta versão do manuscrito em razão do procedimento de avaliação cega</w:t>
+      </w:r>
+      <w:r>
+        <w:t xml:space="preserve"> </w:t>
+      </w:r>
+      <w:r>
+        <w:t xml:space="preserve">adotado pelo periódico.</w:t>
+      </w:r>
+    </w:p>
+    <w:p>
+      <w:pPr>
+        <w:pStyle w:val="Heading2"/>
+      </w:pPr>
+      <w:bookmarkStart w:id="48" w:name="financiamento"/>
+      <w:r>
+        <w:t xml:space="preserve">Financiamento</w:t>
+      </w:r>
+      <w:bookmarkEnd w:id="48"/>
     </w:p>
     <w:p>
       <w:pPr>
         <w:pStyle w:val="FirstParagraph"/>
       </w:pPr>
       <w:r>
-        <w:t xml:space="preserve">A instância analisada serviu simultaneamente à operação e ao desenvolvimento da solução, de</w:t>
-      </w:r>
-      <w:r>
-        <w:t xml:space="preserve"> </w:t>
-      </w:r>
-      <w:r>
-        <w:t xml:space="preserve">modo que as contagens de cadastro descrevem o conteúdo da base e não o universo do programa.</w:t>
-      </w:r>
-      <w:r>
-        <w:t xml:space="preserve"> </w:t>
-      </w:r>
-      <w:r>
-        <w:t xml:space="preserve">Os valores empregados nas análises desta seção não dependem dessa distinção, porque exigem</w:t>
-      </w:r>
-      <w:r>
-        <w:t xml:space="preserve"> </w:t>
-      </w:r>
-      <w:r>
-        <w:t xml:space="preserve">integridade interna do registro para existir: as 165 notas, os quinze conjuntos completos de</w:t>
-      </w:r>
-      <w:r>
-        <w:t xml:space="preserve"> </w:t>
-      </w:r>
-      <w:r>
-        <w:t xml:space="preserve">dez itens e os 49 pares competência × discente comparáveis são pisos verificáveis. Nenhuma</w:t>
-      </w:r>
-      <w:r>
-        <w:t xml:space="preserve"> </w:t>
-      </w:r>
-      <w:r>
-        <w:t xml:space="preserve">inferência sobre desempenho da turma, sobre efeito da intervenção ou sobre comportamento do</w:t>
-      </w:r>
-      <w:r>
-        <w:t xml:space="preserve"> </w:t>
-      </w:r>
-      <w:r>
-        <w:t xml:space="preserve">sistema em volume maior se sustenta sobre essa base, e o que ela demonstra é a viabilidade</w:t>
-      </w:r>
-      <w:r>
-        <w:t xml:space="preserve"> </w:t>
-      </w:r>
-      <w:r>
-        <w:t xml:space="preserve">das duas camadas em condições reais de uso.</w:t>
-      </w:r>
-    </w:p>
-    <w:p>
-      <w:pPr>
-        <w:pStyle w:val="BodyText"/>
-      </w:pPr>
-      <w:r>
-        <w:t xml:space="preserve">O instrumento é a autoavaliação, e nenhum mecanismo de controle contra superestimação das</w:t>
-      </w:r>
-      <w:r>
-        <w:t xml:space="preserve"> </w:t>
-      </w:r>
-      <w:r>
-        <w:t xml:space="preserve">notas foi implementado. A média de 2,47 e o uso integral da escala, de 0,00 a 4,00, indicam</w:t>
-      </w:r>
-      <w:r>
-        <w:t xml:space="preserve"> </w:t>
-      </w:r>
-      <w:r>
-        <w:t xml:space="preserve">que não houve concentração no extremo superior, mas isso não substitui um procedimento de</w:t>
-      </w:r>
-      <w:r>
-        <w:t xml:space="preserve"> </w:t>
-      </w:r>
-      <w:r>
-        <w:t xml:space="preserve">validação. A observação textual do mentor, prevista no modelo de dados, oferece o ponto de</w:t>
-      </w:r>
-      <w:r>
-        <w:t xml:space="preserve"> </w:t>
-      </w:r>
-      <w:r>
-        <w:t xml:space="preserve">ancoragem para essa validação e não foi explorada neste ciclo.</w:t>
-      </w:r>
-    </w:p>
-    <w:p>
-      <w:pPr>
-        <w:pStyle w:val="BodyText"/>
-      </w:pPr>
-      <w:r>
-        <w:t xml:space="preserve">O desenho do estudo também impõe limites. Trata-se de relato de uma implantação conduzida</w:t>
-      </w:r>
-      <w:r>
-        <w:t xml:space="preserve"> </w:t>
-      </w:r>
-      <w:r>
-        <w:t xml:space="preserve">pela própria equipe que a avalia, sem grupo de comparação e sem instrumento externo de</w:t>
-      </w:r>
-      <w:r>
-        <w:t xml:space="preserve"> </w:t>
-      </w:r>
-      <w:r>
-        <w:t xml:space="preserve">verificação, condição usual em pesquisa aplicada sobre sistema em operação, mas que restringe</w:t>
-      </w:r>
-      <w:r>
-        <w:t xml:space="preserve"> </w:t>
-      </w:r>
-      <w:r>
-        <w:t xml:space="preserve">as conclusões ao que é diretamente observável nos artefatos e nos dados persistidos. Os</w:t>
-      </w:r>
-      <w:r>
-        <w:t xml:space="preserve"> </w:t>
-      </w:r>
-      <w:r>
-        <w:t xml:space="preserve">tempos do processo manual, em particular, provêm do registro do ciclo anterior do projeto e</w:t>
-      </w:r>
-      <w:r>
-        <w:t xml:space="preserve"> </w:t>
-      </w:r>
-      <w:r>
-        <w:t xml:space="preserve">não foram remedidos neste ciclo, de modo que funcionam como linha de base histórica, e não</w:t>
-      </w:r>
-      <w:r>
-        <w:t xml:space="preserve"> </w:t>
-      </w:r>
-      <w:r>
-        <w:t xml:space="preserve">como medição controlada.</w:t>
-      </w:r>
-    </w:p>
-    <w:p>
-      <w:pPr>
-        <w:pStyle w:val="BodyText"/>
-      </w:pPr>
-      <w:r>
-        <w:t xml:space="preserve">O acoplamento entre a camada de decisão e a emissão do certificado não está demonstrado, e a</w:t>
-      </w:r>
-      <w:r>
-        <w:t xml:space="preserve"> </w:t>
-      </w:r>
-      <w:r>
-        <w:t xml:space="preserve">apuração dos artefatos emitidos dependeria de contagem de arquivos em serviço de</w:t>
-      </w:r>
-      <w:r>
-        <w:t xml:space="preserve"> </w:t>
-      </w:r>
-      <w:r>
-        <w:t xml:space="preserve">armazenamento, não de registro transacional. Somam-se a isso a ausência de agendamento</w:t>
-      </w:r>
-      <w:r>
-        <w:t xml:space="preserve"> </w:t>
-      </w:r>
-      <w:r>
-        <w:t xml:space="preserve">periódico nos fluxos, que mantém a periodicidade do ciclo sob controle humano, e a latência</w:t>
-      </w:r>
-      <w:r>
-        <w:t xml:space="preserve"> </w:t>
-      </w:r>
-      <w:r>
-        <w:t xml:space="preserve">decorrente da hospedagem da interface e do banco em região geograficamente distante dos</w:t>
-      </w:r>
-      <w:r>
-        <w:t xml:space="preserve"> </w:t>
-      </w:r>
-      <w:r>
-        <w:t xml:space="preserve">usuários, para a qual a equipe apontou a hospedagem institucional local como mitigação. O</w:t>
-      </w:r>
-      <w:r>
-        <w:t xml:space="preserve"> </w:t>
-      </w:r>
-      <w:r>
-        <w:t xml:space="preserve">orquestrador, por sua vez, foi executado em contêiner instalado em estação de trabalho de um</w:t>
-      </w:r>
-      <w:r>
-        <w:t xml:space="preserve"> </w:t>
-      </w:r>
-      <w:r>
-        <w:t xml:space="preserve">integrante da equipe, e não em serviço mantido pela instituição, condição que limita a</w:t>
-      </w:r>
-      <w:r>
-        <w:t xml:space="preserve"> </w:t>
-      </w:r>
-      <w:r>
-        <w:t xml:space="preserve">continuidade da operação para além do período do vínculo desse integrante.</w:t>
+        <w:t xml:space="preserve">Esta pesquisa não recebeu financiamento.</w:t>
+      </w:r>
+    </w:p>
+    <w:p>
+      <w:pPr>
+        <w:pStyle w:val="Heading2"/>
+      </w:pPr>
+      <w:bookmarkStart w:id="49" w:name="conflito-de-interesses"/>
+      <w:r>
+        <w:t xml:space="preserve">Conflito de interesses</w:t>
+      </w:r>
+      <w:bookmarkEnd w:id="49"/>
+    </w:p>
+    <w:p>
+      <w:pPr>
+        <w:pStyle w:val="FirstParagraph"/>
+      </w:pPr>
+      <w:r>
+        <w:t xml:space="preserve">Os autores declaram não haver conflito de interesses.</w:t>
       </w:r>
     </w:p>
     <w:p>
       <w:pPr>
         <w:pStyle w:val="Heading1"/>
       </w:pPr>
-      <w:bookmarkStart w:id="40" w:name="referências"/>
+      <w:bookmarkStart w:id="50" w:name="referências"/>
       <w:r>
         <w:t xml:space="preserve">REFERÊNCIAS</w:t>
       </w:r>
-      <w:bookmarkEnd w:id="40"/>
+      <w:bookmarkEnd w:id="50"/>
     </w:p>
     <w:p>
       <w:pPr>

--- a/build/artigo.docx
+++ b/build/artigo.docx
@@ -198,1629 +198,1629 @@
     </w:p>
     <w:p>
       <w:pPr>
+        <w:pStyle w:val="AbstractEN"/>
+      </w:pPr>
+      <w:r>
+        <w:t xml:space="preserve">Professional training programs that monitor the development of socioemotional skills</w:t>
+      </w:r>
+      <w:r>
+        <w:t xml:space="preserve"> </w:t>
+      </w:r>
+      <w:r>
+        <w:t xml:space="preserve">produce, in each assessment unit, a volume of measurements whose manual consolidation</w:t>
+      </w:r>
+      <w:r>
+        <w:t xml:space="preserve"> </w:t>
+      </w:r>
+      <w:r>
+        <w:t xml:space="preserve">required about forty minutes per student. The automation built in the previous cycle of</w:t>
+      </w:r>
+      <w:r>
+        <w:t xml:space="preserve"> </w:t>
+      </w:r>
+      <w:r>
+        <w:t xml:space="preserve">this project reduced that time, but ended at the production of performance indicators.</w:t>
+      </w:r>
+      <w:r>
+        <w:t xml:space="preserve"> </w:t>
+      </w:r>
+      <w:r>
+        <w:t xml:space="preserve">The objective is to describe and evaluate the solution of the 2025 cycle of the</w:t>
+      </w:r>
+      <w:r>
+        <w:t xml:space="preserve"> </w:t>
+      </w:r>
+      <w:r>
+        <w:t xml:space="preserve">Capacitação 4.0 program, which extended that automation with a decision layer and an</w:t>
+      </w:r>
+      <w:r>
+        <w:t xml:space="preserve"> </w:t>
+      </w:r>
+      <w:r>
+        <w:t xml:space="preserve">intervention layer. The former is in charge of certification under an objective</w:t>
+      </w:r>
+      <w:r>
+        <w:t xml:space="preserve"> </w:t>
+      </w:r>
+      <w:r>
+        <w:t xml:space="preserve">criterion, and the latter of the pedagogical recommendation sent to the student. Applied</w:t>
+      </w:r>
+      <w:r>
+        <w:t xml:space="preserve"> </w:t>
+      </w:r>
+      <w:r>
+        <w:t xml:space="preserve">descriptive research was conducted on the system in real operation, with evidence taken</w:t>
+      </w:r>
+      <w:r>
+        <w:t xml:space="preserve"> </w:t>
+      </w:r>
+      <w:r>
+        <w:t xml:space="preserve">from the application programming interface source code, from the exports of the</w:t>
+      </w:r>
+      <w:r>
+        <w:t xml:space="preserve"> </w:t>
+      </w:r>
+      <w:r>
+        <w:t xml:space="preserve">workflows built in a low-code tool and from an aggregate query to the production</w:t>
+      </w:r>
+      <w:r>
+        <w:t xml:space="preserve"> </w:t>
+      </w:r>
+      <w:r>
+        <w:t xml:space="preserve">database performed on 27 July 2026, with no individual record reported. The resulting</w:t>
+      </w:r>
+      <w:r>
+        <w:t xml:space="preserve"> </w:t>
+      </w:r>
+      <w:r>
+        <w:t xml:space="preserve">base comprises 33 registered students, 177 self-assessment records distributed across</w:t>
+      </w:r>
+      <w:r>
+        <w:t xml:space="preserve"> </w:t>
+      </w:r>
+      <w:r>
+        <w:t xml:space="preserve">nine units and 165 scores organized into fifteen complete sets of measurements, with a</w:t>
+      </w:r>
+      <w:r>
+        <w:t xml:space="preserve"> </w:t>
+      </w:r>
+      <w:r>
+        <w:t xml:space="preserve">mean of 2.47 on a scale from 0.00 to 4.00. From that base come 49 skill-by-student pairs</w:t>
+      </w:r>
+      <w:r>
+        <w:t xml:space="preserve"> </w:t>
+      </w:r>
+      <w:r>
+        <w:t xml:space="preserve">with two or more measurements, the longitudinal input required by the rule of</w:t>
+      </w:r>
+      <w:r>
+        <w:t xml:space="preserve"> </w:t>
+      </w:r>
+      <w:r>
+        <w:t xml:space="preserve">improvement in two thirds of the assessed skills. Recording a complete self-assessment</w:t>
+      </w:r>
+      <w:r>
+        <w:t xml:space="preserve"> </w:t>
+      </w:r>
+      <w:r>
+        <w:t xml:space="preserve">takes 2 to 3 seconds, and generating the profile chart, 12 to 15 seconds. Those times</w:t>
+      </w:r>
+      <w:r>
+        <w:t xml:space="preserve"> </w:t>
+      </w:r>
+      <w:r>
+        <w:t xml:space="preserve">preserve the order of magnitude of the previous cycle even with the addition of the two</w:t>
+      </w:r>
+      <w:r>
+        <w:t xml:space="preserve"> </w:t>
+      </w:r>
+      <w:r>
+        <w:t xml:space="preserve">layers and of the integrity guarantees. It is concluded that closing the training cycle</w:t>
+      </w:r>
+      <w:r>
+        <w:t xml:space="preserve"> </w:t>
+      </w:r>
+      <w:r>
+        <w:t xml:space="preserve">depends less on orchestration than on the property of the data layer that sustains it,</w:t>
+      </w:r>
+      <w:r>
+        <w:t xml:space="preserve"> </w:t>
+      </w:r>
+      <w:r>
+        <w:t xml:space="preserve">and that what was demonstrated is feasibility under real conditions of use, not scale.</w:t>
+      </w:r>
+    </w:p>
+    <w:p>
+      <w:pPr>
+        <w:pStyle w:val="AbstractEN"/>
+      </w:pPr>
+      <w:r>
+        <w:t xml:space="preserve">Keywords: certification; historical traceability; low-code; process automation;</w:t>
+      </w:r>
+      <w:r>
+        <w:t xml:space="preserve"> </w:t>
+      </w:r>
+      <w:r>
+        <w:t xml:space="preserve">socioemotional skills assessment.</w:t>
+      </w:r>
+    </w:p>
+    <w:p>
+      <w:pPr>
+        <w:pStyle w:val="Heading2"/>
+      </w:pPr>
+      <w:bookmarkStart w:id="24" w:name="introdução"/>
+      <w:r>
+        <w:t xml:space="preserve">1 Introdução</w:t>
+      </w:r>
+      <w:bookmarkEnd w:id="24"/>
+    </w:p>
+    <w:p>
+      <w:pPr>
         <w:pStyle w:val="FirstParagraph"/>
       </w:pPr>
       <w:r>
-        <w:t xml:space="preserve">Professional training programs that monitor the development of socioemotional skills</w:t>
-      </w:r>
-      <w:r>
-        <w:t xml:space="preserve"> </w:t>
-      </w:r>
-      <w:r>
-        <w:t xml:space="preserve">produce, in each assessment unit, a volume of measurements whose manual consolidation</w:t>
-      </w:r>
-      <w:r>
-        <w:t xml:space="preserve"> </w:t>
-      </w:r>
-      <w:r>
-        <w:t xml:space="preserve">required about forty minutes per student. The automation built in the previous cycle of</w:t>
-      </w:r>
-      <w:r>
-        <w:t xml:space="preserve"> </w:t>
-      </w:r>
-      <w:r>
-        <w:t xml:space="preserve">this project reduced that time, but ended at the production of performance indicators.</w:t>
-      </w:r>
-      <w:r>
-        <w:t xml:space="preserve"> </w:t>
-      </w:r>
-      <w:r>
-        <w:t xml:space="preserve">The objective is to describe and evaluate the solution of the 2025 cycle of the</w:t>
-      </w:r>
-      <w:r>
-        <w:t xml:space="preserve"> </w:t>
-      </w:r>
-      <w:r>
-        <w:t xml:space="preserve">Capacitação 4.0 program, which extended that automation with a decision layer and an</w:t>
-      </w:r>
-      <w:r>
-        <w:t xml:space="preserve"> </w:t>
-      </w:r>
-      <w:r>
-        <w:t xml:space="preserve">intervention layer. The former is in charge of certification under an objective</w:t>
-      </w:r>
-      <w:r>
-        <w:t xml:space="preserve"> </w:t>
-      </w:r>
-      <w:r>
-        <w:t xml:space="preserve">criterion, and the latter of the pedagogical recommendation sent to the student. Applied</w:t>
-      </w:r>
-      <w:r>
-        <w:t xml:space="preserve"> </w:t>
-      </w:r>
-      <w:r>
-        <w:t xml:space="preserve">descriptive research was conducted on the system in real operation, with evidence taken</w:t>
-      </w:r>
-      <w:r>
-        <w:t xml:space="preserve"> </w:t>
-      </w:r>
-      <w:r>
-        <w:t xml:space="preserve">from the application programming interface source code, from the exports of the</w:t>
-      </w:r>
-      <w:r>
-        <w:t xml:space="preserve"> </w:t>
-      </w:r>
-      <w:r>
-        <w:t xml:space="preserve">workflows built in a low-code tool and from an aggregate query to the production</w:t>
-      </w:r>
-      <w:r>
-        <w:t xml:space="preserve"> </w:t>
-      </w:r>
-      <w:r>
-        <w:t xml:space="preserve">database performed on 27 July 2026, with no individual record reported. The resulting</w:t>
-      </w:r>
-      <w:r>
-        <w:t xml:space="preserve"> </w:t>
-      </w:r>
-      <w:r>
-        <w:t xml:space="preserve">base comprises 33 registered students, 177 self-assessment records distributed across</w:t>
-      </w:r>
-      <w:r>
-        <w:t xml:space="preserve"> </w:t>
-      </w:r>
-      <w:r>
-        <w:t xml:space="preserve">nine units and 165 scores organized into fifteen complete sets of measurements, with a</w:t>
-      </w:r>
-      <w:r>
-        <w:t xml:space="preserve"> </w:t>
-      </w:r>
-      <w:r>
-        <w:t xml:space="preserve">mean of 2.47 on a scale from 0.00 to 4.00. From that base come 49 skill-by-student pairs</w:t>
-      </w:r>
-      <w:r>
-        <w:t xml:space="preserve"> </w:t>
-      </w:r>
-      <w:r>
-        <w:t xml:space="preserve">with two or more measurements, the longitudinal input required by the rule of</w:t>
-      </w:r>
-      <w:r>
-        <w:t xml:space="preserve"> </w:t>
-      </w:r>
-      <w:r>
-        <w:t xml:space="preserve">improvement in two thirds of the assessed skills. Recording a complete self-assessment</w:t>
-      </w:r>
-      <w:r>
-        <w:t xml:space="preserve"> </w:t>
-      </w:r>
-      <w:r>
-        <w:t xml:space="preserve">takes 2 to 3 seconds, and generating the profile chart, 12 to 15 seconds. Those times</w:t>
-      </w:r>
-      <w:r>
-        <w:t xml:space="preserve"> </w:t>
-      </w:r>
-      <w:r>
-        <w:t xml:space="preserve">preserve the order of magnitude of the previous cycle even with the addition of the two</w:t>
-      </w:r>
-      <w:r>
-        <w:t xml:space="preserve"> </w:t>
-      </w:r>
-      <w:r>
-        <w:t xml:space="preserve">layers and of the integrity guarantees. It is concluded that closing the training cycle</w:t>
-      </w:r>
-      <w:r>
-        <w:t xml:space="preserve"> </w:t>
-      </w:r>
-      <w:r>
-        <w:t xml:space="preserve">depends less on orchestration than on the property of the data layer that sustains it,</w:t>
-      </w:r>
-      <w:r>
-        <w:t xml:space="preserve"> </w:t>
-      </w:r>
-      <w:r>
-        <w:t xml:space="preserve">and that what was demonstrated is feasibility under real conditions of use, not scale.</w:t>
-      </w:r>
-    </w:p>
-    <w:p>
-      <w:pPr>
-        <w:pStyle w:val="BodyText"/>
-      </w:pPr>
-      <w:r>
-        <w:t xml:space="preserve">Keywords: certification; historical traceability; low-code; process automation;</w:t>
-      </w:r>
-      <w:r>
-        <w:t xml:space="preserve"> </w:t>
-      </w:r>
-      <w:r>
-        <w:t xml:space="preserve">socioemotional skills assessment.</w:t>
+        <w:t xml:space="preserve">Programas de capacitação profissional voltados à formação para a inovação têm incorporado</w:t>
+      </w:r>
+      <w:r>
+        <w:t xml:space="preserve"> </w:t>
+      </w:r>
+      <w:r>
+        <w:t xml:space="preserve">ao seu desenho o acompanhamento sistemático de competências socioemocionais, tratadas como</w:t>
+      </w:r>
+      <w:r>
+        <w:t xml:space="preserve"> </w:t>
+      </w:r>
+      <w:r>
+        <w:t xml:space="preserve">objeto de avaliação periódica e não como resultado tácito da convivência em projeto. O</w:t>
+      </w:r>
+      <w:r>
+        <w:t xml:space="preserve"> </w:t>
+      </w:r>
+      <w:r>
+        <w:t xml:space="preserve">programa Capacitação 4.0, que constitui o contexto deste trabalho, opera segundo essa</w:t>
+      </w:r>
+      <w:r>
+        <w:t xml:space="preserve"> </w:t>
+      </w:r>
+      <w:r>
+        <w:t xml:space="preserve">orientação e estabelece uma matriz de sete competências macro, quatro subcompetências</w:t>
+      </w:r>
+      <w:r>
+        <w:t xml:space="preserve"> </w:t>
+      </w:r>
+      <w:r>
+        <w:t xml:space="preserve">vinculadas à inteligência emocional e uma escala de zero a quatro pontos, aplicada ao</w:t>
+      </w:r>
+      <w:r>
+        <w:t xml:space="preserve"> </w:t>
+      </w:r>
+      <w:r>
+        <w:t xml:space="preserve">final de cada unidade avaliativa do percurso do discente (Embrapii, 2021).</w:t>
+      </w:r>
+    </w:p>
+    <w:p>
+      <w:pPr>
+        <w:pStyle w:val="BodyText"/>
+      </w:pPr>
+      <w:r>
+        <w:t xml:space="preserve">O acompanhamento assim desenhado produz, a cada unidade, um volume de medições que cresce</w:t>
+      </w:r>
+      <w:r>
+        <w:t xml:space="preserve"> </w:t>
+      </w:r>
+      <w:r>
+        <w:t xml:space="preserve">com o produto entre o número de participantes e o número de competências avaliadas, e o</w:t>
+      </w:r>
+      <w:r>
+        <w:t xml:space="preserve"> </w:t>
+      </w:r>
+      <w:r>
+        <w:t xml:space="preserve">trabalho de consolidação desse volume era conduzido manualmente em planilhas eletrônicas</w:t>
+      </w:r>
+      <w:r>
+        <w:t xml:space="preserve"> </w:t>
+      </w:r>
+      <w:r>
+        <w:t xml:space="preserve">mantidas pelos mentores do programa. O registro do ciclo anterior do projeto indica um</w:t>
+      </w:r>
+      <w:r>
+        <w:t xml:space="preserve"> </w:t>
+      </w:r>
+      <w:r>
+        <w:t xml:space="preserve">custo aproximado de quarenta minutos por discente para reunir as notas, produzir os</w:t>
+      </w:r>
+      <w:r>
+        <w:t xml:space="preserve"> </w:t>
+      </w:r>
+      <w:r>
+        <w:t xml:space="preserve">gráficos de acompanhamento e organizar o material devolvido. A carga imposta à equipe era,</w:t>
+      </w:r>
+      <w:r>
+        <w:t xml:space="preserve"> </w:t>
+      </w:r>
+      <w:r>
+        <w:t xml:space="preserve">assim, proporcional ao tamanho da turma e independente do valor analítico do resultado</w:t>
+      </w:r>
+      <w:r>
+        <w:t xml:space="preserve"> </w:t>
+      </w:r>
+      <w:r>
+        <w:t xml:space="preserve">obtido.</w:t>
+      </w:r>
+    </w:p>
+    <w:p>
+      <w:pPr>
+        <w:pStyle w:val="BodyText"/>
+      </w:pPr>
+      <w:r>
+        <w:t xml:space="preserve">Esse arranjo foi o alvo do ciclo de 2024 do projeto, que automatizou a coleta e a</w:t>
+      </w:r>
+      <w:r>
+        <w:t xml:space="preserve"> </w:t>
+      </w:r>
+      <w:r>
+        <w:t xml:space="preserve">consolidação por meio de fluxos construídos em ferramenta de baixo código. Esses fluxos</w:t>
+      </w:r>
+      <w:r>
+        <w:t xml:space="preserve"> </w:t>
+      </w:r>
+      <w:r>
+        <w:t xml:space="preserve">integravam-se a uma interface de programação de aplicações responsável pelo armazenamento</w:t>
+      </w:r>
+      <w:r>
+        <w:t xml:space="preserve"> </w:t>
+      </w:r>
+      <w:r>
+        <w:t xml:space="preserve">das notas, e produziam automaticamente os gráficos radar e as tabelas de acompanhamento. O</w:t>
+      </w:r>
+      <w:r>
+        <w:t xml:space="preserve"> </w:t>
+      </w:r>
+      <w:r>
+        <w:t xml:space="preserve">tempo de processamento por discente caiu para cerca de doze segundos, e a produção dos</w:t>
+      </w:r>
+      <w:r>
+        <w:t xml:space="preserve"> </w:t>
+      </w:r>
+      <w:r>
+        <w:t xml:space="preserve">indicadores deixou de depender da disponibilidade do mentor. O ganho é expressivo no eixo</w:t>
+      </w:r>
+      <w:r>
+        <w:t xml:space="preserve"> </w:t>
+      </w:r>
+      <w:r>
+        <w:t xml:space="preserve">em que foi medido, e é justamente a delimitação desse eixo que motiva o presente trabalho.</w:t>
+      </w:r>
+    </w:p>
+    <w:p>
+      <w:pPr>
+        <w:pStyle w:val="BodyText"/>
+      </w:pPr>
+      <w:r>
+        <w:t xml:space="preserve">A automação entregue naquele ciclo encerrava-se na produção do indicador. O gráfico</w:t>
+      </w:r>
+      <w:r>
+        <w:t xml:space="preserve"> </w:t>
+      </w:r>
+      <w:r>
+        <w:t xml:space="preserve">chegava ao mentor, e permaneciam humanas as duas etapas que efetivamente fecham um ciclo</w:t>
+      </w:r>
+      <w:r>
+        <w:t xml:space="preserve"> </w:t>
+      </w:r>
+      <w:r>
+        <w:t xml:space="preserve">formativo: decidir se o percurso do discente satisfaz o critério que autoriza a</w:t>
+      </w:r>
+      <w:r>
+        <w:t xml:space="preserve"> </w:t>
+      </w:r>
+      <w:r>
+        <w:t xml:space="preserve">certificação e devolver a ele uma orientação capaz de alterar o desempenho antes da</w:t>
+      </w:r>
+      <w:r>
+        <w:t xml:space="preserve"> </w:t>
+      </w:r>
+      <w:r>
+        <w:t xml:space="preserve">unidade seguinte. Ambas as etapas eram executadas por leitura visual dos gráficos. A</w:t>
+      </w:r>
+      <w:r>
+        <w:t xml:space="preserve"> </w:t>
+      </w:r>
+      <w:r>
+        <w:t xml:space="preserve">redução do tempo de consolidação não se converteu, portanto, em redução do tempo até a</w:t>
+      </w:r>
+      <w:r>
+        <w:t xml:space="preserve"> </w:t>
+      </w:r>
+      <w:r>
+        <w:t xml:space="preserve">decisão, que permanecia como gargalo real do processo.</w:t>
+      </w:r>
+    </w:p>
+    <w:p>
+      <w:pPr>
+        <w:pStyle w:val="BodyText"/>
+      </w:pPr>
+      <w:r>
+        <w:t xml:space="preserve">Há uma segunda limitação, menos visível e de consequência mais ampla, que diz respeito ao</w:t>
+      </w:r>
+      <w:r>
+        <w:t xml:space="preserve"> </w:t>
+      </w:r>
+      <w:r>
+        <w:t xml:space="preserve">meio em que as medições passaram a residir. A planilha eletrônica acumulava a função de</w:t>
+      </w:r>
+      <w:r>
+        <w:t xml:space="preserve"> </w:t>
+      </w:r>
+      <w:r>
+        <w:t xml:space="preserve">camada de persistência sem oferecer as garantias que essa função exige. Nada impede que</w:t>
+      </w:r>
+      <w:r>
+        <w:t xml:space="preserve"> </w:t>
+      </w:r>
+      <w:r>
+        <w:t xml:space="preserve">uma medição anterior seja sobrescrita, a nota não fica formalmente vinculada ao discente e</w:t>
+      </w:r>
+      <w:r>
+        <w:t xml:space="preserve"> </w:t>
+      </w:r>
+      <w:r>
+        <w:t xml:space="preserve">à competência que a originaram, e o momento da coleta se perde quando o arquivo é</w:t>
+      </w:r>
+      <w:r>
+        <w:t xml:space="preserve"> </w:t>
+      </w:r>
+      <w:r>
+        <w:t xml:space="preserve">reorganizado entre unidades. A série histórica de cada participante existia, portanto, por</w:t>
+      </w:r>
+      <w:r>
+        <w:t xml:space="preserve"> </w:t>
+      </w:r>
+      <w:r>
+        <w:t xml:space="preserve">convenção de uso, e não por construção.</w:t>
+      </w:r>
+    </w:p>
+    <w:p>
+      <w:pPr>
+        <w:pStyle w:val="BodyText"/>
+      </w:pPr>
+      <w:r>
+        <w:t xml:space="preserve">Essa fragilidade importa porque os dois critérios que o programa formula são comparativos</w:t>
+      </w:r>
+      <w:r>
+        <w:t xml:space="preserve"> </w:t>
+      </w:r>
+      <w:r>
+        <w:t xml:space="preserve">e não pontuais. A certificação, tal como enunciada pela coordenação, exige evidência de</w:t>
+      </w:r>
+      <w:r>
+        <w:t xml:space="preserve"> </w:t>
+      </w:r>
+      <w:r>
+        <w:t xml:space="preserve">evolução em pelo menos dois terços das competências avaliadas, e a recomendação pedagógica</w:t>
+      </w:r>
+      <w:r>
+        <w:t xml:space="preserve"> </w:t>
+      </w:r>
+      <w:r>
+        <w:t xml:space="preserve">deve alcançar o discente cujo desempenho caiu em relação à unidade anterior, mesmo quando</w:t>
+      </w:r>
+      <w:r>
+        <w:t xml:space="preserve"> </w:t>
+      </w:r>
+      <w:r>
+        <w:t xml:space="preserve">a nota permanece dentro da faixa considerada adequada. Nenhum dos dois pode ser computado</w:t>
+      </w:r>
+      <w:r>
+        <w:t xml:space="preserve"> </w:t>
+      </w:r>
+      <w:r>
+        <w:t xml:space="preserve">sobre a medição mais recente isoladamente. Ambos perguntam como a competência variou entre</w:t>
+      </w:r>
+      <w:r>
+        <w:t xml:space="preserve"> </w:t>
+      </w:r>
+      <w:r>
+        <w:t xml:space="preserve">unidades sucessivas, e não em que ponto ela se encontra agora.</w:t>
+      </w:r>
+    </w:p>
+    <w:p>
+      <w:pPr>
+        <w:pStyle w:val="BodyText"/>
+      </w:pPr>
+      <w:r>
+        <w:t xml:space="preserve">Diante disso, o problema que orienta este trabalho pode ser formulado nos seguintes</w:t>
+      </w:r>
+      <w:r>
+        <w:t xml:space="preserve"> </w:t>
+      </w:r>
+      <w:r>
+        <w:t xml:space="preserve">termos: quais componentes uma automação de ciclo formativo precisa incorporar para que a</w:t>
+      </w:r>
+      <w:r>
+        <w:t xml:space="preserve"> </w:t>
+      </w:r>
+      <w:r>
+        <w:t xml:space="preserve">decisão de certificação e a devolutiva ao discente deixem de depender de leitura manual de</w:t>
+      </w:r>
+      <w:r>
+        <w:t xml:space="preserve"> </w:t>
+      </w:r>
+      <w:r>
+        <w:t xml:space="preserve">indicadores, e que condições de persistência de dados essas duas camadas impõem à</w:t>
+      </w:r>
+      <w:r>
+        <w:t xml:space="preserve"> </w:t>
+      </w:r>
+      <w:r>
+        <w:t xml:space="preserve">arquitetura que as sustenta. A pergunta é de natureza arquitetural antes de ser de</w:t>
+      </w:r>
+      <w:r>
+        <w:t xml:space="preserve"> </w:t>
+      </w:r>
+      <w:r>
+        <w:t xml:space="preserve">natureza pedagógica, porque a viabilidade de ambas as camadas depende de uma propriedade</w:t>
+      </w:r>
+      <w:r>
+        <w:t xml:space="preserve"> </w:t>
+      </w:r>
+      <w:r>
+        <w:t xml:space="preserve">da base de dados que a planilha não oferece.</w:t>
+      </w:r>
+    </w:p>
+    <w:p>
+      <w:pPr>
+        <w:pStyle w:val="BodyText"/>
+      </w:pPr>
+      <w:r>
+        <w:t xml:space="preserve">O objetivo geral consiste em descrever e avaliar a solução construída no ciclo de 2025 do</w:t>
+      </w:r>
+      <w:r>
+        <w:t xml:space="preserve"> </w:t>
+      </w:r>
+      <w:r>
+        <w:t xml:space="preserve">projeto, que estendeu a automação existente com uma camada de decisão e uma camada de</w:t>
+      </w:r>
+      <w:r>
+        <w:t xml:space="preserve"> </w:t>
+      </w:r>
+      <w:r>
+        <w:t xml:space="preserve">intervenção assentadas sobre persistência relacional com rastreabilidade histórica.</w:t>
+      </w:r>
+      <w:r>
+        <w:t xml:space="preserve"> </w:t>
+      </w:r>
+      <w:r>
+        <w:t xml:space="preserve">Especificamente, o trabalho descreve o modelo de dados adotado e as restrições de</w:t>
+      </w:r>
+      <w:r>
+        <w:t xml:space="preserve"> </w:t>
+      </w:r>
+      <w:r>
+        <w:t xml:space="preserve">integridade que preservam a série de medições. Apresenta também a operacionalização do</w:t>
+      </w:r>
+      <w:r>
+        <w:t xml:space="preserve"> </w:t>
+      </w:r>
+      <w:r>
+        <w:t xml:space="preserve">critério de certificação como consulta computável exposta em serviço, o fluxo de</w:t>
+      </w:r>
+      <w:r>
+        <w:t xml:space="preserve"> </w:t>
+      </w:r>
+      <w:r>
+        <w:t xml:space="preserve">recomendação pedagógica com envio autônomo por correio eletrônico e a caracterização da</w:t>
+      </w:r>
+      <w:r>
+        <w:t xml:space="preserve"> </w:t>
+      </w:r>
+      <w:r>
+        <w:t xml:space="preserve">base efetivamente constituída durante a operação.</w:t>
+      </w:r>
+    </w:p>
+    <w:p>
+      <w:pPr>
+        <w:pStyle w:val="BodyText"/>
+      </w:pPr>
+      <w:r>
+        <w:t xml:space="preserve">A contribuição sobre o ciclo anterior está no deslocamento do limite da automação.</w:t>
+      </w:r>
+      <w:r>
+        <w:t xml:space="preserve"> </w:t>
+      </w:r>
+      <w:r>
+        <w:t xml:space="preserve">Enquanto o trabalho de 2024 respondia à pergunta de como produzir o indicador em menos</w:t>
+      </w:r>
+      <w:r>
+        <w:t xml:space="preserve"> </w:t>
+      </w:r>
+      <w:r>
+        <w:t xml:space="preserve">tempo, o de 2025 responde à de como produzir a decisão e a intervenção a partir dele. Esse</w:t>
+      </w:r>
+      <w:r>
+        <w:t xml:space="preserve"> </w:t>
+      </w:r>
+      <w:r>
+        <w:t xml:space="preserve">deslocamento exige tanto a formalização do critério em código auditável quanto a</w:t>
+      </w:r>
+      <w:r>
+        <w:t xml:space="preserve"> </w:t>
+      </w:r>
+      <w:r>
+        <w:t xml:space="preserve">substituição da planilha por um banco de dados relacional capaz de responder pela</w:t>
+      </w:r>
+      <w:r>
+        <w:t xml:space="preserve"> </w:t>
+      </w:r>
+      <w:r>
+        <w:t xml:space="preserve">trajetória de cada competência. Somam-se a isso a migração da infraestrutura de</w:t>
+      </w:r>
+      <w:r>
+        <w:t xml:space="preserve"> </w:t>
+      </w:r>
+      <w:r>
+        <w:t xml:space="preserve">hospedagem, conduzida no mesmo período, e a exposição da regra de certificação como</w:t>
+      </w:r>
+      <w:r>
+        <w:t xml:space="preserve"> </w:t>
+      </w:r>
+      <w:r>
+        <w:t xml:space="preserve">serviço consumível por qualquer cliente autorizado.</w:t>
+      </w:r>
+    </w:p>
+    <w:p>
+      <w:pPr>
+        <w:pStyle w:val="BodyText"/>
+      </w:pPr>
+      <w:r>
+        <w:t xml:space="preserve">O relato apoia-se em evidência de operação real e não em ambiente construído para o</w:t>
+      </w:r>
+      <w:r>
+        <w:t xml:space="preserve"> </w:t>
+      </w:r>
+      <w:r>
+        <w:t xml:space="preserve">experimento, o que define tanto o seu alcance quanto os seus limites. A base analisada</w:t>
+      </w:r>
+      <w:r>
+        <w:t xml:space="preserve"> </w:t>
+      </w:r>
+      <w:r>
+        <w:t xml:space="preserve">reúne os registros de autoavaliação acumulados por trinta e três discentes ao longo de</w:t>
+      </w:r>
+      <w:r>
+        <w:t xml:space="preserve"> </w:t>
+      </w:r>
+      <w:r>
+        <w:t xml:space="preserve">nove unidades do ciclo de 2025, dos quais quinze conjuntos completos de medições,</w:t>
+      </w:r>
+      <w:r>
+        <w:t xml:space="preserve"> </w:t>
+      </w:r>
+      <w:r>
+        <w:t xml:space="preserve">concentrados em sete participantes, constituem o material efetivamente comparável. Ela</w:t>
+      </w:r>
+      <w:r>
+        <w:t xml:space="preserve"> </w:t>
+      </w:r>
+      <w:r>
+        <w:t xml:space="preserve">sustenta afirmações sobre a viabilidade das camadas propostas em condições de uso, sem</w:t>
+      </w:r>
+      <w:r>
+        <w:t xml:space="preserve"> </w:t>
+      </w:r>
+      <w:r>
+        <w:t xml:space="preserve">autorizar afirmação sobre escala ou sobre efeito pedagógico da intervenção. Todos os dados</w:t>
+      </w:r>
+      <w:r>
+        <w:t xml:space="preserve"> </w:t>
+      </w:r>
+      <w:r>
+        <w:t xml:space="preserve">utilizados são operacionais do próprio programa e foram tratados de forma agregada, sem</w:t>
+      </w:r>
+      <w:r>
+        <w:t xml:space="preserve"> </w:t>
+      </w:r>
+      <w:r>
+        <w:t xml:space="preserve">que qualquer registro individual seja reportado.</w:t>
+      </w:r>
+    </w:p>
+    <w:p>
+      <w:pPr>
+        <w:pStyle w:val="BodyText"/>
+      </w:pPr>
+      <w:r>
+        <w:t xml:space="preserve">O texto está organizado em cinco seções. A seção 2 reúne a literatura sobre automação de</w:t>
+      </w:r>
+      <w:r>
+        <w:t xml:space="preserve"> </w:t>
+      </w:r>
+      <w:r>
+        <w:t xml:space="preserve">processos em instituições de ensino, sobre plataformas de baixo código e a fronteira entre</w:t>
+      </w:r>
+      <w:r>
+        <w:t xml:space="preserve"> </w:t>
+      </w:r>
+      <w:r>
+        <w:t xml:space="preserve">orquestração e regra de negócio, e sobre as condições de mensuração de competências</w:t>
+      </w:r>
+      <w:r>
+        <w:t xml:space="preserve"> </w:t>
+      </w:r>
+      <w:r>
+        <w:t xml:space="preserve">socioemocionais, delimitando a lacuna que o trabalho ocupa. A seção 3 descreve o método,</w:t>
+      </w:r>
+      <w:r>
+        <w:t xml:space="preserve"> </w:t>
+      </w:r>
+      <w:r>
+        <w:t xml:space="preserve">incluindo o recorte do estudo, a arquitetura da solução, o modelo de dados e a formulação</w:t>
+      </w:r>
+      <w:r>
+        <w:t xml:space="preserve"> </w:t>
+      </w:r>
+      <w:r>
+        <w:t xml:space="preserve">exata das regras de certificação e de recomendação. Nela também se registra o tratamento</w:t>
+      </w:r>
+      <w:r>
+        <w:t xml:space="preserve"> </w:t>
+      </w:r>
+      <w:r>
+        <w:t xml:space="preserve">dado aos dados pessoais. A seção 4 apresenta a base constituída, a cobertura longitudinal</w:t>
+      </w:r>
+      <w:r>
+        <w:t xml:space="preserve"> </w:t>
+      </w:r>
+      <w:r>
+        <w:t xml:space="preserve">que ela oferece, o comportamento observado das duas camadas e os tempos de execução,</w:t>
+      </w:r>
+      <w:r>
+        <w:t xml:space="preserve"> </w:t>
+      </w:r>
+      <w:r>
+        <w:t xml:space="preserve">seguidos da discussão desses resultados à luz da literatura e das limitações do estudo. A</w:t>
+      </w:r>
+      <w:r>
+        <w:t xml:space="preserve"> </w:t>
+      </w:r>
+      <w:r>
+        <w:t xml:space="preserve">seção 5 retoma o objetivo, sintetiza o que a evidência sustenta e aponta os desdobramentos</w:t>
+      </w:r>
+      <w:r>
+        <w:t xml:space="preserve"> </w:t>
+      </w:r>
+      <w:r>
+        <w:t xml:space="preserve">previstos para os ciclos seguintes.</w:t>
       </w:r>
     </w:p>
     <w:p>
       <w:pPr>
         <w:pStyle w:val="Heading2"/>
       </w:pPr>
-      <w:bookmarkStart w:id="24" w:name="introdução"/>
-      <w:r>
-        <w:t xml:space="preserve">1 Introdução</w:t>
-      </w:r>
-      <w:bookmarkEnd w:id="24"/>
+      <w:bookmarkStart w:id="25" w:name="referencial-teórico"/>
+      <w:r>
+        <w:t xml:space="preserve">2 Referencial teórico</w:t>
+      </w:r>
+      <w:bookmarkEnd w:id="25"/>
     </w:p>
     <w:p>
       <w:pPr>
         <w:pStyle w:val="FirstParagraph"/>
       </w:pPr>
       <w:r>
-        <w:t xml:space="preserve">Programas de capacitação profissional voltados à formação para a inovação têm incorporado</w:t>
-      </w:r>
-      <w:r>
-        <w:t xml:space="preserve"> </w:t>
-      </w:r>
-      <w:r>
-        <w:t xml:space="preserve">ao seu desenho o acompanhamento sistemático de competências socioemocionais, tratadas como</w:t>
-      </w:r>
-      <w:r>
-        <w:t xml:space="preserve"> </w:t>
-      </w:r>
-      <w:r>
-        <w:t xml:space="preserve">objeto de avaliação periódica e não como resultado tácito da convivência em projeto. O</w:t>
-      </w:r>
-      <w:r>
-        <w:t xml:space="preserve"> </w:t>
-      </w:r>
-      <w:r>
-        <w:t xml:space="preserve">programa Capacitação 4.0, que constitui o contexto deste trabalho, opera segundo essa</w:t>
-      </w:r>
-      <w:r>
-        <w:t xml:space="preserve"> </w:t>
-      </w:r>
-      <w:r>
-        <w:t xml:space="preserve">orientação e estabelece uma matriz de sete competências macro, quatro subcompetências</w:t>
-      </w:r>
-      <w:r>
-        <w:t xml:space="preserve"> </w:t>
-      </w:r>
-      <w:r>
-        <w:t xml:space="preserve">vinculadas à inteligência emocional e uma escala de zero a quatro pontos, aplicada ao</w:t>
-      </w:r>
-      <w:r>
-        <w:t xml:space="preserve"> </w:t>
-      </w:r>
-      <w:r>
-        <w:t xml:space="preserve">final de cada unidade avaliativa do percurso do discente (Embrapii, 2021).</w:t>
-      </w:r>
-    </w:p>
-    <w:p>
-      <w:pPr>
-        <w:pStyle w:val="BodyText"/>
-      </w:pPr>
-      <w:r>
-        <w:t xml:space="preserve">O acompanhamento assim desenhado produz, a cada unidade, um volume de medições que cresce</w:t>
-      </w:r>
-      <w:r>
-        <w:t xml:space="preserve"> </w:t>
-      </w:r>
-      <w:r>
-        <w:t xml:space="preserve">com o produto entre o número de participantes e o número de competências avaliadas, e o</w:t>
-      </w:r>
-      <w:r>
-        <w:t xml:space="preserve"> </w:t>
-      </w:r>
-      <w:r>
-        <w:t xml:space="preserve">trabalho de consolidação desse volume era conduzido manualmente em planilhas eletrônicas</w:t>
-      </w:r>
-      <w:r>
-        <w:t xml:space="preserve"> </w:t>
-      </w:r>
-      <w:r>
-        <w:t xml:space="preserve">mantidas pelos mentores do programa. O registro do ciclo anterior do projeto indica um</w:t>
-      </w:r>
-      <w:r>
-        <w:t xml:space="preserve"> </w:t>
-      </w:r>
-      <w:r>
-        <w:t xml:space="preserve">custo aproximado de quarenta minutos por discente para reunir as notas, produzir os</w:t>
-      </w:r>
-      <w:r>
-        <w:t xml:space="preserve"> </w:t>
-      </w:r>
-      <w:r>
-        <w:t xml:space="preserve">gráficos de acompanhamento e organizar o material devolvido. A carga imposta à equipe era,</w:t>
-      </w:r>
-      <w:r>
-        <w:t xml:space="preserve"> </w:t>
-      </w:r>
-      <w:r>
-        <w:t xml:space="preserve">assim, proporcional ao tamanho da turma e independente do valor analítico do resultado</w:t>
-      </w:r>
-      <w:r>
-        <w:t xml:space="preserve"> </w:t>
-      </w:r>
-      <w:r>
-        <w:t xml:space="preserve">obtido.</w:t>
-      </w:r>
-    </w:p>
-    <w:p>
-      <w:pPr>
-        <w:pStyle w:val="BodyText"/>
-      </w:pPr>
-      <w:r>
-        <w:t xml:space="preserve">Esse arranjo foi o alvo do ciclo de 2024 do projeto, que automatizou a coleta e a</w:t>
-      </w:r>
-      <w:r>
-        <w:t xml:space="preserve"> </w:t>
-      </w:r>
-      <w:r>
-        <w:t xml:space="preserve">consolidação por meio de fluxos construídos em ferramenta de baixo código. Esses fluxos</w:t>
-      </w:r>
-      <w:r>
-        <w:t xml:space="preserve"> </w:t>
-      </w:r>
-      <w:r>
-        <w:t xml:space="preserve">integravam-se a uma interface de programação de aplicações responsável pelo armazenamento</w:t>
-      </w:r>
-      <w:r>
-        <w:t xml:space="preserve"> </w:t>
-      </w:r>
-      <w:r>
-        <w:t xml:space="preserve">das notas, e produziam automaticamente os gráficos radar e as tabelas de acompanhamento. O</w:t>
-      </w:r>
-      <w:r>
-        <w:t xml:space="preserve"> </w:t>
-      </w:r>
-      <w:r>
-        <w:t xml:space="preserve">tempo de processamento por discente caiu para cerca de doze segundos, e a produção dos</w:t>
-      </w:r>
-      <w:r>
-        <w:t xml:space="preserve"> </w:t>
-      </w:r>
-      <w:r>
-        <w:t xml:space="preserve">indicadores deixou de depender da disponibilidade do mentor. O ganho é expressivo no eixo</w:t>
-      </w:r>
-      <w:r>
-        <w:t xml:space="preserve"> </w:t>
-      </w:r>
-      <w:r>
-        <w:t xml:space="preserve">em que foi medido, e é justamente a delimitação desse eixo que motiva o presente trabalho.</w:t>
-      </w:r>
-    </w:p>
-    <w:p>
-      <w:pPr>
-        <w:pStyle w:val="BodyText"/>
-      </w:pPr>
-      <w:r>
-        <w:t xml:space="preserve">A automação entregue naquele ciclo encerrava-se na produção do indicador. O gráfico</w:t>
-      </w:r>
-      <w:r>
-        <w:t xml:space="preserve"> </w:t>
-      </w:r>
-      <w:r>
-        <w:t xml:space="preserve">chegava ao mentor, e permaneciam humanas as duas etapas que efetivamente fecham um ciclo</w:t>
-      </w:r>
-      <w:r>
-        <w:t xml:space="preserve"> </w:t>
-      </w:r>
-      <w:r>
-        <w:t xml:space="preserve">formativo: decidir se o percurso do discente satisfaz o critério que autoriza a</w:t>
-      </w:r>
-      <w:r>
-        <w:t xml:space="preserve"> </w:t>
-      </w:r>
-      <w:r>
-        <w:t xml:space="preserve">certificação e devolver a ele uma orientação capaz de alterar o desempenho antes da</w:t>
-      </w:r>
-      <w:r>
-        <w:t xml:space="preserve"> </w:t>
-      </w:r>
-      <w:r>
-        <w:t xml:space="preserve">unidade seguinte. Ambas as etapas eram executadas por leitura visual dos gráficos. A</w:t>
-      </w:r>
-      <w:r>
-        <w:t xml:space="preserve"> </w:t>
-      </w:r>
-      <w:r>
-        <w:t xml:space="preserve">redução do tempo de consolidação não se converteu, portanto, em redução do tempo até a</w:t>
-      </w:r>
-      <w:r>
-        <w:t xml:space="preserve"> </w:t>
-      </w:r>
-      <w:r>
-        <w:t xml:space="preserve">decisão, que permanecia como gargalo real do processo.</w:t>
-      </w:r>
-    </w:p>
-    <w:p>
-      <w:pPr>
-        <w:pStyle w:val="BodyText"/>
-      </w:pPr>
-      <w:r>
-        <w:t xml:space="preserve">Há uma segunda limitação, menos visível e de consequência mais ampla, que diz respeito ao</w:t>
-      </w:r>
-      <w:r>
-        <w:t xml:space="preserve"> </w:t>
-      </w:r>
-      <w:r>
-        <w:t xml:space="preserve">meio em que as medições passaram a residir. A planilha eletrônica acumulava a função de</w:t>
-      </w:r>
-      <w:r>
-        <w:t xml:space="preserve"> </w:t>
-      </w:r>
-      <w:r>
-        <w:t xml:space="preserve">camada de persistência sem oferecer as garantias que essa função exige. Nada impede que</w:t>
-      </w:r>
-      <w:r>
-        <w:t xml:space="preserve"> </w:t>
-      </w:r>
-      <w:r>
-        <w:t xml:space="preserve">uma medição anterior seja sobrescrita, a nota não fica formalmente vinculada ao discente e</w:t>
-      </w:r>
-      <w:r>
-        <w:t xml:space="preserve"> </w:t>
-      </w:r>
-      <w:r>
-        <w:t xml:space="preserve">à competência que a originaram, e o momento da coleta se perde quando o arquivo é</w:t>
-      </w:r>
-      <w:r>
-        <w:t xml:space="preserve"> </w:t>
-      </w:r>
-      <w:r>
-        <w:t xml:space="preserve">reorganizado entre unidades. A série histórica de cada participante existia, portanto, por</w:t>
-      </w:r>
-      <w:r>
-        <w:t xml:space="preserve"> </w:t>
-      </w:r>
-      <w:r>
-        <w:t xml:space="preserve">convenção de uso, e não por construção.</w:t>
-      </w:r>
-    </w:p>
-    <w:p>
-      <w:pPr>
-        <w:pStyle w:val="BodyText"/>
-      </w:pPr>
-      <w:r>
-        <w:t xml:space="preserve">Essa fragilidade importa porque os dois critérios que o programa formula são comparativos</w:t>
-      </w:r>
-      <w:r>
-        <w:t xml:space="preserve"> </w:t>
-      </w:r>
-      <w:r>
-        <w:t xml:space="preserve">e não pontuais. A certificação, tal como enunciada pela coordenação, exige evidência de</w:t>
-      </w:r>
-      <w:r>
-        <w:t xml:space="preserve"> </w:t>
-      </w:r>
-      <w:r>
-        <w:t xml:space="preserve">evolução em pelo menos dois terços das competências avaliadas, e a recomendação pedagógica</w:t>
-      </w:r>
-      <w:r>
-        <w:t xml:space="preserve"> </w:t>
-      </w:r>
-      <w:r>
-        <w:t xml:space="preserve">deve alcançar o discente cujo desempenho caiu em relação à unidade anterior, mesmo quando</w:t>
-      </w:r>
-      <w:r>
-        <w:t xml:space="preserve"> </w:t>
-      </w:r>
-      <w:r>
-        <w:t xml:space="preserve">a nota permanece dentro da faixa considerada adequada. Nenhum dos dois pode ser computado</w:t>
-      </w:r>
-      <w:r>
-        <w:t xml:space="preserve"> </w:t>
-      </w:r>
-      <w:r>
-        <w:t xml:space="preserve">sobre a medição mais recente isoladamente. Ambos perguntam como a competência variou entre</w:t>
-      </w:r>
-      <w:r>
-        <w:t xml:space="preserve"> </w:t>
-      </w:r>
-      <w:r>
-        <w:t xml:space="preserve">unidades sucessivas, e não em que ponto ela se encontra agora.</w:t>
-      </w:r>
-    </w:p>
-    <w:p>
-      <w:pPr>
-        <w:pStyle w:val="BodyText"/>
-      </w:pPr>
-      <w:r>
-        <w:t xml:space="preserve">Diante disso, o problema que orienta este trabalho pode ser formulado nos seguintes</w:t>
-      </w:r>
-      <w:r>
-        <w:t xml:space="preserve"> </w:t>
-      </w:r>
-      <w:r>
-        <w:t xml:space="preserve">termos: quais componentes uma automação de ciclo formativo precisa incorporar para que a</w:t>
-      </w:r>
-      <w:r>
-        <w:t xml:space="preserve"> </w:t>
-      </w:r>
-      <w:r>
-        <w:t xml:space="preserve">decisão de certificação e a devolutiva ao discente deixem de depender de leitura manual de</w:t>
-      </w:r>
-      <w:r>
-        <w:t xml:space="preserve"> </w:t>
-      </w:r>
-      <w:r>
-        <w:t xml:space="preserve">indicadores, e que condições de persistência de dados essas duas camadas impõem à</w:t>
-      </w:r>
-      <w:r>
-        <w:t xml:space="preserve"> </w:t>
-      </w:r>
-      <w:r>
-        <w:t xml:space="preserve">arquitetura que as sustenta. A pergunta é de natureza arquitetural antes de ser de</w:t>
-      </w:r>
-      <w:r>
-        <w:t xml:space="preserve"> </w:t>
-      </w:r>
-      <w:r>
-        <w:t xml:space="preserve">natureza pedagógica, porque a viabilidade de ambas as camadas depende de uma propriedade</w:t>
-      </w:r>
-      <w:r>
-        <w:t xml:space="preserve"> </w:t>
-      </w:r>
-      <w:r>
-        <w:t xml:space="preserve">da base de dados que a planilha não oferece.</w:t>
-      </w:r>
-    </w:p>
-    <w:p>
-      <w:pPr>
-        <w:pStyle w:val="BodyText"/>
-      </w:pPr>
-      <w:r>
-        <w:t xml:space="preserve">O objetivo geral consiste em descrever e avaliar a solução construída no ciclo de 2025 do</w:t>
-      </w:r>
-      <w:r>
-        <w:t xml:space="preserve"> </w:t>
-      </w:r>
-      <w:r>
-        <w:t xml:space="preserve">projeto, que estendeu a automação existente com uma camada de decisão e uma camada de</w:t>
-      </w:r>
-      <w:r>
-        <w:t xml:space="preserve"> </w:t>
-      </w:r>
-      <w:r>
-        <w:t xml:space="preserve">intervenção assentadas sobre persistência relacional com rastreabilidade histórica.</w:t>
-      </w:r>
-      <w:r>
-        <w:t xml:space="preserve"> </w:t>
-      </w:r>
-      <w:r>
-        <w:t xml:space="preserve">Especificamente, o trabalho descreve o modelo de dados adotado e as restrições de</w:t>
-      </w:r>
-      <w:r>
-        <w:t xml:space="preserve"> </w:t>
-      </w:r>
-      <w:r>
-        <w:t xml:space="preserve">integridade que preservam a série de medições. Apresenta também a operacionalização do</w:t>
-      </w:r>
-      <w:r>
-        <w:t xml:space="preserve"> </w:t>
-      </w:r>
-      <w:r>
-        <w:t xml:space="preserve">critério de certificação como consulta computável exposta em serviço, o fluxo de</w:t>
-      </w:r>
-      <w:r>
-        <w:t xml:space="preserve"> </w:t>
-      </w:r>
-      <w:r>
-        <w:t xml:space="preserve">recomendação pedagógica com envio autônomo por correio eletrônico e a caracterização da</w:t>
-      </w:r>
-      <w:r>
-        <w:t xml:space="preserve"> </w:t>
-      </w:r>
-      <w:r>
-        <w:t xml:space="preserve">base efetivamente constituída durante a operação.</w:t>
-      </w:r>
-    </w:p>
-    <w:p>
-      <w:pPr>
-        <w:pStyle w:val="BodyText"/>
-      </w:pPr>
-      <w:r>
-        <w:t xml:space="preserve">A contribuição sobre o ciclo anterior está no deslocamento do limite da automação.</w:t>
-      </w:r>
-      <w:r>
-        <w:t xml:space="preserve"> </w:t>
-      </w:r>
-      <w:r>
-        <w:t xml:space="preserve">Enquanto o trabalho de 2024 respondia à pergunta de como produzir o indicador em menos</w:t>
-      </w:r>
-      <w:r>
-        <w:t xml:space="preserve"> </w:t>
-      </w:r>
-      <w:r>
-        <w:t xml:space="preserve">tempo, o de 2025 responde à de como produzir a decisão e a intervenção a partir dele. Esse</w:t>
-      </w:r>
-      <w:r>
-        <w:t xml:space="preserve"> </w:t>
-      </w:r>
-      <w:r>
-        <w:t xml:space="preserve">deslocamento exige tanto a formalização do critério em código auditável quanto a</w:t>
-      </w:r>
-      <w:r>
-        <w:t xml:space="preserve"> </w:t>
-      </w:r>
-      <w:r>
-        <w:t xml:space="preserve">substituição da planilha por um banco de dados relacional capaz de responder pela</w:t>
-      </w:r>
-      <w:r>
-        <w:t xml:space="preserve"> </w:t>
-      </w:r>
-      <w:r>
-        <w:t xml:space="preserve">trajetória de cada competência. Somam-se a isso a migração da infraestrutura de</w:t>
-      </w:r>
-      <w:r>
-        <w:t xml:space="preserve"> </w:t>
-      </w:r>
-      <w:r>
-        <w:t xml:space="preserve">hospedagem, conduzida no mesmo período, e a exposição da regra de certificação como</w:t>
-      </w:r>
-      <w:r>
-        <w:t xml:space="preserve"> </w:t>
-      </w:r>
-      <w:r>
-        <w:t xml:space="preserve">serviço consumível por qualquer cliente autorizado.</w:t>
-      </w:r>
-    </w:p>
-    <w:p>
-      <w:pPr>
-        <w:pStyle w:val="BodyText"/>
-      </w:pPr>
-      <w:r>
-        <w:t xml:space="preserve">O relato apoia-se em evidência de operação real e não em ambiente construído para o</w:t>
-      </w:r>
-      <w:r>
-        <w:t xml:space="preserve"> </w:t>
-      </w:r>
-      <w:r>
-        <w:t xml:space="preserve">experimento, o que define tanto o seu alcance quanto os seus limites. A base analisada</w:t>
-      </w:r>
-      <w:r>
-        <w:t xml:space="preserve"> </w:t>
-      </w:r>
-      <w:r>
-        <w:t xml:space="preserve">reúne os registros de autoavaliação acumulados por trinta e três discentes ao longo de</w:t>
-      </w:r>
-      <w:r>
-        <w:t xml:space="preserve"> </w:t>
-      </w:r>
-      <w:r>
-        <w:t xml:space="preserve">nove unidades do ciclo de 2025, dos quais quinze conjuntos completos de medições,</w:t>
-      </w:r>
-      <w:r>
-        <w:t xml:space="preserve"> </w:t>
-      </w:r>
-      <w:r>
-        <w:t xml:space="preserve">concentrados em sete participantes, constituem o material efetivamente comparável. Ela</w:t>
-      </w:r>
-      <w:r>
-        <w:t xml:space="preserve"> </w:t>
-      </w:r>
-      <w:r>
-        <w:t xml:space="preserve">sustenta afirmações sobre a viabilidade das camadas propostas em condições de uso, sem</w:t>
-      </w:r>
-      <w:r>
-        <w:t xml:space="preserve"> </w:t>
-      </w:r>
-      <w:r>
-        <w:t xml:space="preserve">autorizar afirmação sobre escala ou sobre efeito pedagógico da intervenção. Todos os dados</w:t>
-      </w:r>
-      <w:r>
-        <w:t xml:space="preserve"> </w:t>
-      </w:r>
-      <w:r>
-        <w:t xml:space="preserve">utilizados são operacionais do próprio programa e foram tratados de forma agregada, sem</w:t>
-      </w:r>
-      <w:r>
-        <w:t xml:space="preserve"> </w:t>
-      </w:r>
-      <w:r>
-        <w:t xml:space="preserve">que qualquer registro individual seja reportado.</w:t>
-      </w:r>
-    </w:p>
-    <w:p>
-      <w:pPr>
-        <w:pStyle w:val="BodyText"/>
-      </w:pPr>
-      <w:r>
-        <w:t xml:space="preserve">O texto está organizado em cinco seções. A seção 2 reúne a literatura sobre automação de</w:t>
-      </w:r>
-      <w:r>
-        <w:t xml:space="preserve"> </w:t>
-      </w:r>
-      <w:r>
-        <w:t xml:space="preserve">processos em instituições de ensino, sobre plataformas de baixo código e a fronteira entre</w:t>
-      </w:r>
-      <w:r>
-        <w:t xml:space="preserve"> </w:t>
-      </w:r>
-      <w:r>
-        <w:t xml:space="preserve">orquestração e regra de negócio, e sobre as condições de mensuração de competências</w:t>
-      </w:r>
-      <w:r>
-        <w:t xml:space="preserve"> </w:t>
-      </w:r>
-      <w:r>
-        <w:t xml:space="preserve">socioemocionais, delimitando a lacuna que o trabalho ocupa. A seção 3 descreve o método,</w:t>
-      </w:r>
-      <w:r>
-        <w:t xml:space="preserve"> </w:t>
-      </w:r>
-      <w:r>
-        <w:t xml:space="preserve">incluindo o recorte do estudo, a arquitetura da solução, o modelo de dados e a formulação</w:t>
-      </w:r>
-      <w:r>
-        <w:t xml:space="preserve"> </w:t>
-      </w:r>
-      <w:r>
-        <w:t xml:space="preserve">exata das regras de certificação e de recomendação. Nela também se registra o tratamento</w:t>
-      </w:r>
-      <w:r>
-        <w:t xml:space="preserve"> </w:t>
-      </w:r>
-      <w:r>
-        <w:t xml:space="preserve">dado aos dados pessoais. A seção 4 apresenta a base constituída, a cobertura longitudinal</w:t>
-      </w:r>
-      <w:r>
-        <w:t xml:space="preserve"> </w:t>
-      </w:r>
-      <w:r>
-        <w:t xml:space="preserve">que ela oferece, o comportamento observado das duas camadas e os tempos de execução,</w:t>
-      </w:r>
-      <w:r>
-        <w:t xml:space="preserve"> </w:t>
-      </w:r>
-      <w:r>
-        <w:t xml:space="preserve">seguidos da discussão desses resultados à luz da literatura e das limitações do estudo. A</w:t>
-      </w:r>
-      <w:r>
-        <w:t xml:space="preserve"> </w:t>
-      </w:r>
-      <w:r>
-        <w:t xml:space="preserve">seção 5 retoma o objetivo, sintetiza o que a evidência sustenta e aponta os desdobramentos</w:t>
-      </w:r>
-      <w:r>
-        <w:t xml:space="preserve"> </w:t>
-      </w:r>
-      <w:r>
-        <w:t xml:space="preserve">previstos para os ciclos seguintes.</w:t>
+        <w:t xml:space="preserve">O objeto deste trabalho reúne três discussões que costumam ser tratadas separadamente na</w:t>
+      </w:r>
+      <w:r>
+        <w:t xml:space="preserve"> </w:t>
+      </w:r>
+      <w:r>
+        <w:t xml:space="preserve">literatura. A primeira trata da automação de processos administrativos e de sua aplicação</w:t>
+      </w:r>
+      <w:r>
+        <w:t xml:space="preserve"> </w:t>
+      </w:r>
+      <w:r>
+        <w:t xml:space="preserve">recente em instituições de ensino. A segunda trata das plataformas de baixo código, que</w:t>
+      </w:r>
+      <w:r>
+        <w:t xml:space="preserve"> </w:t>
+      </w:r>
+      <w:r>
+        <w:t xml:space="preserve">tornaram a construção de fluxos automatizados acessível a equipes pequenas e levantaram a</w:t>
+      </w:r>
+      <w:r>
+        <w:t xml:space="preserve"> </w:t>
+      </w:r>
+      <w:r>
+        <w:t xml:space="preserve">questão de onde deve residir a regra de negócio. A terceira trata da avaliação de</w:t>
+      </w:r>
+      <w:r>
+        <w:t xml:space="preserve"> </w:t>
+      </w:r>
+      <w:r>
+        <w:t xml:space="preserve">competências socioemocionais e das condições sob as quais uma medição pode sustentar</w:t>
+      </w:r>
+      <w:r>
+        <w:t xml:space="preserve"> </w:t>
+      </w:r>
+      <w:r>
+        <w:t xml:space="preserve">decisão. As quatro subseções seguintes percorrem essas discussões e delimitam a lacuna que</w:t>
+      </w:r>
+      <w:r>
+        <w:t xml:space="preserve"> </w:t>
+      </w:r>
+      <w:r>
+        <w:t xml:space="preserve">o ciclo de 2025 do projeto procurou preencher.</w:t>
+      </w:r>
+    </w:p>
+    <w:p>
+      <w:pPr>
+        <w:pStyle w:val="Heading3"/>
+      </w:pPr>
+      <w:bookmarkStart w:id="26" w:name="Xa79ce898157e97e792d66d218d2f335bfb8b41d"/>
+      <w:r>
+        <w:t xml:space="preserve">2.1 Automação de processos e sua aplicação em instituições de ensino</w:t>
+      </w:r>
+      <w:bookmarkEnd w:id="26"/>
+    </w:p>
+    <w:p>
+      <w:pPr>
+        <w:pStyle w:val="FirstParagraph"/>
+      </w:pPr>
+      <w:r>
+        <w:t xml:space="preserve">A automação é classicamente definida pela substituição da intervenção humana em tarefas</w:t>
+      </w:r>
+      <w:r>
+        <w:t xml:space="preserve"> </w:t>
+      </w:r>
+      <w:r>
+        <w:t xml:space="preserve">cuja execução é repetitiva e cujo critério de decisão pode ser antecipado, o que a torna</w:t>
+      </w:r>
+      <w:r>
+        <w:t xml:space="preserve"> </w:t>
+      </w:r>
+      <w:r>
+        <w:t xml:space="preserve">aplicável tanto a processos industriais quanto a processos administrativos (Groover, 2010).</w:t>
+      </w:r>
+      <w:r>
+        <w:t xml:space="preserve"> </w:t>
+      </w:r>
+      <w:r>
+        <w:t xml:space="preserve">O deslocamento do conceito para o trabalho de escritório trouxe consigo uma diferença</w:t>
+      </w:r>
+      <w:r>
+        <w:t xml:space="preserve"> </w:t>
+      </w:r>
+      <w:r>
+        <w:t xml:space="preserve">relevante, uma vez que o insumo deixou de ser material e passou a ser registro, e a</w:t>
+      </w:r>
+      <w:r>
+        <w:t xml:space="preserve"> </w:t>
+      </w:r>
+      <w:r>
+        <w:t xml:space="preserve">qualidade do resultado passou a depender da qualidade do dado disponível no momento da</w:t>
+      </w:r>
+      <w:r>
+        <w:t xml:space="preserve"> </w:t>
+      </w:r>
+      <w:r>
+        <w:t xml:space="preserve">execução.</w:t>
+      </w:r>
+    </w:p>
+    <w:p>
+      <w:pPr>
+        <w:pStyle w:val="BodyText"/>
+      </w:pPr>
+      <w:r>
+        <w:t xml:space="preserve">Em instituições de ensino, essa transposição foi documentada com maior intensidade a partir</w:t>
+      </w:r>
+      <w:r>
+        <w:t xml:space="preserve"> </w:t>
+      </w:r>
+      <w:r>
+        <w:t xml:space="preserve">da difusão das ferramentas de automação robótica de processos. A revisão conduzida por</w:t>
+      </w:r>
+      <w:r>
+        <w:t xml:space="preserve"> </w:t>
+      </w:r>
+      <w:r>
+        <w:t xml:space="preserve">Bhardwaj e Kumar (2025) reúne relatos de aplicação em matrícula, conferência documental,</w:t>
+      </w:r>
+      <w:r>
+        <w:t xml:space="preserve"> </w:t>
+      </w:r>
+      <w:r>
+        <w:t xml:space="preserve">lançamento de frequência e atendimento a solicitações de estudantes, e identifica como</w:t>
+      </w:r>
+      <w:r>
+        <w:t xml:space="preserve"> </w:t>
+      </w:r>
+      <w:r>
+        <w:t xml:space="preserve">ganhos recorrentes a redução do tempo de execução e a diminuição de erros de transcrição.</w:t>
+      </w:r>
+      <w:r>
+        <w:t xml:space="preserve"> </w:t>
+      </w:r>
+      <w:r>
+        <w:t xml:space="preserve">Os mesmos autores observam que a maior parte das implantações permanece na camada de</w:t>
+      </w:r>
+      <w:r>
+        <w:t xml:space="preserve"> </w:t>
+      </w:r>
+      <w:r>
+        <w:t xml:space="preserve">tarefas administrativas de apoio, sem alcançar processos que envolvem julgamento acadêmico.</w:t>
+      </w:r>
+    </w:p>
+    <w:p>
+      <w:pPr>
+        <w:pStyle w:val="BodyText"/>
+      </w:pPr>
+      <w:r>
+        <w:t xml:space="preserve">Essa concentração explica um padrão que interessa diretamente ao presente trabalho. Os</w:t>
+      </w:r>
+      <w:r>
+        <w:t xml:space="preserve"> </w:t>
+      </w:r>
+      <w:r>
+        <w:t xml:space="preserve">processos automatizados com maior frequência são aqueles cujo produto é um documento ou um</w:t>
+      </w:r>
+      <w:r>
+        <w:t xml:space="preserve"> </w:t>
+      </w:r>
+      <w:r>
+        <w:t xml:space="preserve">registro, e não aqueles cujo produto é uma decisão sobre o percurso formativo de alguém.</w:t>
+      </w:r>
+      <w:r>
+        <w:t xml:space="preserve"> </w:t>
+      </w:r>
+      <w:r>
+        <w:t xml:space="preserve">Por meio da automação da coleta e da consolidação de dados, uma instituição obtém</w:t>
+      </w:r>
+      <w:r>
+        <w:t xml:space="preserve"> </w:t>
+      </w:r>
+      <w:r>
+        <w:t xml:space="preserve">indicadores em menos tempo, sem que isso altere quem decide o que fazer com eles nem em que</w:t>
+      </w:r>
+      <w:r>
+        <w:t xml:space="preserve"> </w:t>
+      </w:r>
+      <w:r>
+        <w:t xml:space="preserve">base a decisão é tomada. A etapa de decisão permanece manual, apoiada na leitura de</w:t>
+      </w:r>
+      <w:r>
+        <w:t xml:space="preserve"> </w:t>
+      </w:r>
+      <w:r>
+        <w:t xml:space="preserve">planilhas produzidas pela própria automação.</w:t>
+      </w:r>
+    </w:p>
+    <w:p>
+      <w:pPr>
+        <w:pStyle w:val="BodyText"/>
+      </w:pPr>
+      <w:r>
+        <w:t xml:space="preserve">Há ainda um segundo aspecto pouco explorado nos relatos de implantação, referente ao meio</w:t>
+      </w:r>
+      <w:r>
+        <w:t xml:space="preserve"> </w:t>
+      </w:r>
+      <w:r>
+        <w:t xml:space="preserve">em que o dado produzido pela automação passa a residir. A planilha eletrônica acumula, na</w:t>
+      </w:r>
+      <w:r>
+        <w:t xml:space="preserve"> </w:t>
+      </w:r>
+      <w:r>
+        <w:t xml:space="preserve">prática de muitos programas, a função de camada de persistência, sem oferecer as garantias</w:t>
+      </w:r>
+      <w:r>
+        <w:t xml:space="preserve"> </w:t>
+      </w:r>
+      <w:r>
+        <w:t xml:space="preserve">que essa função exige. Não há tipagem obrigatória das colunas, não há restrição que impeça</w:t>
+      </w:r>
+      <w:r>
+        <w:t xml:space="preserve"> </w:t>
+      </w:r>
+      <w:r>
+        <w:t xml:space="preserve">a exclusão de um registro do qual outro depende e não há distinção formal entre uma medição</w:t>
+      </w:r>
+      <w:r>
+        <w:t xml:space="preserve"> </w:t>
+      </w:r>
+      <w:r>
+        <w:t xml:space="preserve">nova e a sobrescrita de uma antiga, propriedades que os sistemas gerenciadores de bancos de</w:t>
+      </w:r>
+      <w:r>
+        <w:t xml:space="preserve"> </w:t>
+      </w:r>
+      <w:r>
+        <w:t xml:space="preserve">dados relacionais oferecem por construção (Elmasri; Navathe, 2018). O efeito é que a série</w:t>
+      </w:r>
+      <w:r>
+        <w:t xml:space="preserve"> </w:t>
+      </w:r>
+      <w:r>
+        <w:t xml:space="preserve">histórica de um mesmo indivíduo existe apenas enquanto ninguém reorganizar a planilha.</w:t>
+      </w:r>
+    </w:p>
+    <w:p>
+      <w:pPr>
+        <w:pStyle w:val="Heading3"/>
+      </w:pPr>
+      <w:bookmarkStart w:id="27" w:name="Xe2a1abc01141e0c43829b9ca2da57e826ce1bd1"/>
+      <w:r>
+        <w:t xml:space="preserve">2.2 Plataformas de baixo código e a fronteira entre orquestração e regra de negócio</w:t>
+      </w:r>
+      <w:bookmarkEnd w:id="27"/>
+    </w:p>
+    <w:p>
+      <w:pPr>
+        <w:pStyle w:val="FirstParagraph"/>
+      </w:pPr>
+      <w:r>
+        <w:t xml:space="preserve">As plataformas de baixo código e de código zero deslocaram a construção de fluxos</w:t>
+      </w:r>
+      <w:r>
+        <w:t xml:space="preserve"> </w:t>
+      </w:r>
+      <w:r>
+        <w:t xml:space="preserve">automatizados para fora das equipes de desenvolvimento, ao substituírem a escrita de código</w:t>
+      </w:r>
+      <w:r>
+        <w:t xml:space="preserve"> </w:t>
+      </w:r>
+      <w:r>
+        <w:t xml:space="preserve">pela composição visual de nós de integração. A revisão sistemática de Ajimati, Carroll e</w:t>
+      </w:r>
+      <w:r>
+        <w:t xml:space="preserve"> </w:t>
+      </w:r>
+      <w:r>
+        <w:t xml:space="preserve">Maher (2025) identifica como motivadores de adoção a redução do tempo de entrega e a</w:t>
+      </w:r>
+      <w:r>
+        <w:t xml:space="preserve"> </w:t>
+      </w:r>
+      <w:r>
+        <w:t xml:space="preserve">possibilidade de que profissionais sem formação em programação construam soluções próprias,</w:t>
+      </w:r>
+      <w:r>
+        <w:t xml:space="preserve"> </w:t>
+      </w:r>
+      <w:r>
+        <w:t xml:space="preserve">prática que a literatura designa por desenvolvimento cidadão. A ferramenta n8n, empregada</w:t>
+      </w:r>
+      <w:r>
+        <w:t xml:space="preserve"> </w:t>
+      </w:r>
+      <w:r>
+        <w:t xml:space="preserve">neste trabalho, integra essa categoria e permite ainda a execução em infraestrutura própria</w:t>
+      </w:r>
+      <w:r>
+        <w:t xml:space="preserve"> </w:t>
+      </w:r>
+      <w:r>
+        <w:t xml:space="preserve">(N8n, 2025).</w:t>
+      </w:r>
+    </w:p>
+    <w:p>
+      <w:pPr>
+        <w:pStyle w:val="BodyText"/>
+      </w:pPr>
+      <w:r>
+        <w:t xml:space="preserve">A mesma revisão registra as limitações que acompanham a adoção. As mais citadas são a</w:t>
+      </w:r>
+      <w:r>
+        <w:t xml:space="preserve"> </w:t>
+      </w:r>
+      <w:r>
+        <w:t xml:space="preserve">dependência em relação ao fornecedor da plataforma, a dificuldade de versionamento e teste</w:t>
+      </w:r>
+      <w:r>
+        <w:t xml:space="preserve"> </w:t>
+      </w:r>
+      <w:r>
+        <w:t xml:space="preserve">dos artefatos visuais e a degradação da manutenibilidade à medida que a lógica de negócio</w:t>
+      </w:r>
+      <w:r>
+        <w:t xml:space="preserve"> </w:t>
+      </w:r>
+      <w:r>
+        <w:t xml:space="preserve">se acumula dentro dos fluxos (Ajimati; Carroll; Maher, 2025). O terceiro ponto é o que</w:t>
+      </w:r>
+      <w:r>
+        <w:t xml:space="preserve"> </w:t>
+      </w:r>
+      <w:r>
+        <w:t xml:space="preserve">condiciona a arquitetura descrita na seção 3, porque um critério de certificação escrito</w:t>
+      </w:r>
+      <w:r>
+        <w:t xml:space="preserve"> </w:t>
+      </w:r>
+      <w:r>
+        <w:t xml:space="preserve">como sequência de nós não pode ser lido, versionado nem auditado com o mesmo custo de um</w:t>
+      </w:r>
+      <w:r>
+        <w:t xml:space="preserve"> </w:t>
+      </w:r>
+      <w:r>
+        <w:t xml:space="preserve">critério escrito como código em repositório.</w:t>
+      </w:r>
+    </w:p>
+    <w:p>
+      <w:pPr>
+        <w:pStyle w:val="BodyText"/>
+      </w:pPr>
+      <w:r>
+        <w:t xml:space="preserve">A literatura de gestão de processos de negócio trata dessa fronteira há mais tempo e chegou</w:t>
+      </w:r>
+      <w:r>
+        <w:t xml:space="preserve"> </w:t>
+      </w:r>
+      <w:r>
+        <w:t xml:space="preserve">a uma formulação explícita. Bazhenova et al. (2019) descrevem a separação entre o modelo de</w:t>
+      </w:r>
+      <w:r>
+        <w:t xml:space="preserve"> </w:t>
+      </w:r>
+      <w:r>
+        <w:t xml:space="preserve">processo, que define a sequência de atividades, e o modelo de decisão, que define a lógica</w:t>
+      </w:r>
+      <w:r>
+        <w:t xml:space="preserve"> </w:t>
+      </w:r>
+      <w:r>
+        <w:t xml:space="preserve">aplicada em cada ponto de escolha, e sustentam que manter a segunda fora da primeira é o</w:t>
+      </w:r>
+      <w:r>
+        <w:t xml:space="preserve"> </w:t>
+      </w:r>
+      <w:r>
+        <w:t xml:space="preserve">que permite alterar o critério sem reconstruir o fluxo. A recomendação prática é que a</w:t>
+      </w:r>
+      <w:r>
+        <w:t xml:space="preserve"> </w:t>
+      </w:r>
+      <w:r>
+        <w:t xml:space="preserve">regra resida em componente próprio, acessível ao processo por meio de uma interface</w:t>
+      </w:r>
+      <w:r>
+        <w:t xml:space="preserve"> </w:t>
+      </w:r>
+      <w:r>
+        <w:t xml:space="preserve">estável.</w:t>
+      </w:r>
+    </w:p>
+    <w:p>
+      <w:pPr>
+        <w:pStyle w:val="BodyText"/>
+      </w:pPr>
+      <w:r>
+        <w:t xml:space="preserve">Essa separação encontra na arquitetura de serviços em rede o mecanismo de implementação</w:t>
+      </w:r>
+      <w:r>
+        <w:t xml:space="preserve"> </w:t>
+      </w:r>
+      <w:r>
+        <w:t xml:space="preserve">correspondente. O estilo arquitetural que orienta a construção de interfaces de programação</w:t>
+      </w:r>
+      <w:r>
+        <w:t xml:space="preserve"> </w:t>
+      </w:r>
+      <w:r>
+        <w:t xml:space="preserve">sobre o protocolo da web define a interação entre cliente e servidor por meio de um</w:t>
+      </w:r>
+      <w:r>
+        <w:t xml:space="preserve"> </w:t>
+      </w:r>
+      <w:r>
+        <w:t xml:space="preserve">contrato uniforme, no qual o cliente desconhece a implementação interna do serviço que</w:t>
+      </w:r>
+      <w:r>
+        <w:t xml:space="preserve"> </w:t>
+      </w:r>
+      <w:r>
+        <w:t xml:space="preserve">consome (Fielding, 2000). Aplicado ao caso da automação, o arranjo permite que a ferramenta</w:t>
+      </w:r>
+      <w:r>
+        <w:t xml:space="preserve"> </w:t>
+      </w:r>
+      <w:r>
+        <w:t xml:space="preserve">de orquestração invoque um cálculo sem conter o cálculo, e que a substituição de qualquer</w:t>
+      </w:r>
+      <w:r>
+        <w:t xml:space="preserve"> </w:t>
+      </w:r>
+      <w:r>
+        <w:t xml:space="preserve">uma das duas partes não obrigue a reescrever a outra.</w:t>
+      </w:r>
+    </w:p>
+    <w:p>
+      <w:pPr>
+        <w:pStyle w:val="Heading3"/>
+      </w:pPr>
+      <w:bookmarkStart w:id="28" w:name="X4ea4c045a4a03ac7debfa8deba3de2723df5210"/>
+      <w:r>
+        <w:t xml:space="preserve">2.3 Competências socioemocionais e as condições de sua mensuração</w:t>
+      </w:r>
+      <w:bookmarkEnd w:id="28"/>
+    </w:p>
+    <w:p>
+      <w:pPr>
+        <w:pStyle w:val="FirstParagraph"/>
+      </w:pPr>
+      <w:r>
+        <w:t xml:space="preserve">O interesse por competências socioemocionais em programas de formação técnica decorre de</w:t>
+      </w:r>
+      <w:r>
+        <w:t xml:space="preserve"> </w:t>
+      </w:r>
+      <w:r>
+        <w:t xml:space="preserve">uma constatação recorrente sobre a prática profissional. Munir (2022), ao investigar a</w:t>
+      </w:r>
+      <w:r>
+        <w:t xml:space="preserve"> </w:t>
+      </w:r>
+      <w:r>
+        <w:t xml:space="preserve">percepção de engenheiros em exercício, verifica que a competência técnica é considerada</w:t>
+      </w:r>
+      <w:r>
+        <w:t xml:space="preserve"> </w:t>
+      </w:r>
+      <w:r>
+        <w:t xml:space="preserve">insuficiente para o desempenho esperado, e que atributos como comunicação, trabalho</w:t>
+      </w:r>
+      <w:r>
+        <w:t xml:space="preserve"> </w:t>
+      </w:r>
+      <w:r>
+        <w:t xml:space="preserve">colaborativo e resolução de problemas em equipe são apontados como determinantes em</w:t>
+      </w:r>
+      <w:r>
+        <w:t xml:space="preserve"> </w:t>
+      </w:r>
+      <w:r>
+        <w:t xml:space="preserve">contextos multidisciplinares. A autora observa que os currículos de engenharia seguem</w:t>
+      </w:r>
+      <w:r>
+        <w:t xml:space="preserve"> </w:t>
+      </w:r>
+      <w:r>
+        <w:t xml:space="preserve">concentrados na formação técnica, o que sustenta a inclusão dessas competências no desenho</w:t>
+      </w:r>
+      <w:r>
+        <w:t xml:space="preserve"> </w:t>
+      </w:r>
+      <w:r>
+        <w:t xml:space="preserve">de programas de capacitação.</w:t>
+      </w:r>
+    </w:p>
+    <w:p>
+      <w:pPr>
+        <w:pStyle w:val="BodyText"/>
+      </w:pPr>
+      <w:r>
+        <w:t xml:space="preserve">O programa que constitui o contexto deste trabalho incorpora essa orientação em sua própria</w:t>
+      </w:r>
+      <w:r>
+        <w:t xml:space="preserve"> </w:t>
+      </w:r>
+      <w:r>
+        <w:t xml:space="preserve">estrutura de operação, ao estabelecer uma matriz de competências socioemocionais e uma</w:t>
+      </w:r>
+      <w:r>
+        <w:t xml:space="preserve"> </w:t>
+      </w:r>
+      <w:r>
+        <w:t xml:space="preserve">escala de avaliação aplicadas ao acompanhamento dos participantes (Embrapii, 2021). A</w:t>
+      </w:r>
+      <w:r>
+        <w:t xml:space="preserve"> </w:t>
+      </w:r>
+      <w:r>
+        <w:t xml:space="preserve">matriz não foi definida por esta pesquisa e é tomada como dado do contexto, de modo que a</w:t>
+      </w:r>
+      <w:r>
+        <w:t xml:space="preserve"> </w:t>
+      </w:r>
+      <w:r>
+        <w:t xml:space="preserve">discussão pertinente aqui não é a de quais competências avaliar, mas a de como tratar as</w:t>
+      </w:r>
+      <w:r>
+        <w:t xml:space="preserve"> </w:t>
+      </w:r>
+      <w:r>
+        <w:t xml:space="preserve">medições produzidas por esse instrumento.</w:t>
+      </w:r>
+    </w:p>
+    <w:p>
+      <w:pPr>
+        <w:pStyle w:val="BodyText"/>
+      </w:pPr>
+      <w:r>
+        <w:t xml:space="preserve">A mensuração de competências socioemocionais depende, na maior parte das aplicações, de</w:t>
+      </w:r>
+      <w:r>
+        <w:t xml:space="preserve"> </w:t>
+      </w:r>
+      <w:r>
+        <w:t xml:space="preserve">instrumentos de autoavaliação em escala ordinal, escolha justificada pelo custo de</w:t>
+      </w:r>
+      <w:r>
+        <w:t xml:space="preserve"> </w:t>
+      </w:r>
+      <w:r>
+        <w:t xml:space="preserve">observação direta e pela natureza dos atributos avaliados. Al-Sa’di et al. (2023), ao</w:t>
+      </w:r>
+      <w:r>
+        <w:t xml:space="preserve"> </w:t>
+      </w:r>
+      <w:r>
+        <w:t xml:space="preserve">construírem e validarem um instrumento dessa natureza para educadores, descrevem o</w:t>
+      </w:r>
+      <w:r>
+        <w:t xml:space="preserve"> </w:t>
+      </w:r>
+      <w:r>
+        <w:t xml:space="preserve">procedimento de validação em duas etapas e registram as fragilidades conhecidas do formato,</w:t>
+      </w:r>
+      <w:r>
+        <w:t xml:space="preserve"> </w:t>
+      </w:r>
+      <w:r>
+        <w:t xml:space="preserve">entre as quais a desejabilidade social e a variação individual na interpretação dos pontos</w:t>
+      </w:r>
+      <w:r>
+        <w:t xml:space="preserve"> </w:t>
+      </w:r>
+      <w:r>
+        <w:t xml:space="preserve">da escala. A implicação prática é que uma medição isolada carrega incerteza suficiente para</w:t>
+      </w:r>
+      <w:r>
+        <w:t xml:space="preserve"> </w:t>
+      </w:r>
+      <w:r>
+        <w:t xml:space="preserve">desaconselhar seu uso como base de decisão.</w:t>
+      </w:r>
+    </w:p>
+    <w:p>
+      <w:pPr>
+        <w:pStyle w:val="BodyText"/>
+      </w:pPr>
+      <w:r>
+        <w:t xml:space="preserve">Diante disso, a comparação entre medições sucessivas do mesmo indivíduo torna-se mais</w:t>
+      </w:r>
+      <w:r>
+        <w:t xml:space="preserve"> </w:t>
+      </w:r>
+      <w:r>
+        <w:t xml:space="preserve">informativa do que o valor absoluto de qualquer uma delas, porque parte do viés individual</w:t>
+      </w:r>
+      <w:r>
+        <w:t xml:space="preserve"> </w:t>
+      </w:r>
+      <w:r>
+        <w:t xml:space="preserve">tende a se manter constante entre as aplicações. A condição para essa comparação é de</w:t>
+      </w:r>
+      <w:r>
+        <w:t xml:space="preserve"> </w:t>
+      </w:r>
+      <w:r>
+        <w:t xml:space="preserve">natureza técnica e não metodológica, uma vez que exige que as medições anteriores</w:t>
+      </w:r>
+      <w:r>
+        <w:t xml:space="preserve"> </w:t>
+      </w:r>
+      <w:r>
+        <w:t xml:space="preserve">permaneçam recuperáveis, associadas ao mesmo discente e à mesma competência, com o momento</w:t>
+      </w:r>
+      <w:r>
+        <w:t xml:space="preserve"> </w:t>
+      </w:r>
+      <w:r>
+        <w:t xml:space="preserve">de coleta preservado. Bancos de dados relacionais atendem a esse requisito por meio das</w:t>
+      </w:r>
+      <w:r>
+        <w:t xml:space="preserve"> </w:t>
+      </w:r>
+      <w:r>
+        <w:t xml:space="preserve">restrições de integridade referencial, que impedem que a remoção de um registro relacionado</w:t>
+      </w:r>
+      <w:r>
+        <w:t xml:space="preserve"> </w:t>
+      </w:r>
+      <w:r>
+        <w:t xml:space="preserve">elimine silenciosamente as medições associadas (Silberschatz; Korth; Sudarshan, 2020).</w:t>
+      </w:r>
+    </w:p>
+    <w:p>
+      <w:pPr>
+        <w:pStyle w:val="Heading3"/>
+      </w:pPr>
+      <w:bookmarkStart w:id="29" w:name="X6a2ee9b9dc9881776778de04fe2bdea5724f6f6"/>
+      <w:r>
+        <w:t xml:space="preserve">2.4 Da geração de indicadores à devolutiva acionável</w:t>
+      </w:r>
+      <w:bookmarkEnd w:id="29"/>
+    </w:p>
+    <w:p>
+      <w:pPr>
+        <w:pStyle w:val="FirstParagraph"/>
+      </w:pPr>
+      <w:r>
+        <w:t xml:space="preserve">A transformação de dados educacionais em orientação para o estudante é o objeto do campo de</w:t>
+      </w:r>
+      <w:r>
+        <w:t xml:space="preserve"> </w:t>
+      </w:r>
+      <w:r>
+        <w:t xml:space="preserve">análise da aprendizagem, no qual os painéis de acompanhamento constituem o artefato mais</w:t>
+      </w:r>
+      <w:r>
+        <w:t xml:space="preserve"> </w:t>
+      </w:r>
+      <w:r>
+        <w:t xml:space="preserve">difundido. Uma revisão de painéis recentes (Susnjak; Ramaswami; Mathrani, 2022) verifica</w:t>
+      </w:r>
+      <w:r>
+        <w:t xml:space="preserve"> </w:t>
+      </w:r>
+      <w:r>
+        <w:t xml:space="preserve">que a quase totalidade deles opera em nível descritivo, apresentando ao estudante a sua</w:t>
+      </w:r>
+      <w:r>
+        <w:t xml:space="preserve"> </w:t>
+      </w:r>
+      <w:r>
+        <w:t xml:space="preserve">posição atual sem indicar que providência tomar, lacuna que os autores caracterizam como</w:t>
+      </w:r>
+      <w:r>
+        <w:t xml:space="preserve"> </w:t>
+      </w:r>
+      <w:r>
+        <w:t xml:space="preserve">ausência de análise prescritiva. A apresentação de indicadores,</w:t>
+      </w:r>
+      <w:r>
+        <w:t xml:space="preserve"> </w:t>
+      </w:r>
+      <w:r>
+        <w:t xml:space="preserve">isoladamente, não produz a mudança de comportamento que justificaria a sua produção.</w:t>
+      </w:r>
+    </w:p>
+    <w:p>
+      <w:pPr>
+        <w:pStyle w:val="BodyText"/>
+      </w:pPr>
+      <w:r>
+        <w:t xml:space="preserve">A superação dessa lacuna tem sido buscada por meio da vinculação entre a orientação</w:t>
+      </w:r>
+      <w:r>
+        <w:t xml:space="preserve"> </w:t>
+      </w:r>
+      <w:r>
+        <w:t xml:space="preserve">entregue e as causas identificadas no desempenho. Afzaal et al. (2021) combinam predição de</w:t>
+      </w:r>
+      <w:r>
+        <w:t xml:space="preserve"> </w:t>
+      </w:r>
+      <w:r>
+        <w:t xml:space="preserve">desempenho com técnicas de explicabilidade para gerar recomendações que indicam quais</w:t>
+      </w:r>
+      <w:r>
+        <w:t xml:space="preserve"> </w:t>
+      </w:r>
+      <w:r>
+        <w:t xml:space="preserve">fatores respondem pelo resultado projetado e que ação corretiva corresponde a cada um,</w:t>
+      </w:r>
+      <w:r>
+        <w:t xml:space="preserve"> </w:t>
+      </w:r>
+      <w:r>
+        <w:t xml:space="preserve">argumentando que a informação sobre o resultado provável, desacompanhada da explicação, não</w:t>
+      </w:r>
+      <w:r>
+        <w:t xml:space="preserve"> </w:t>
+      </w:r>
+      <w:r>
+        <w:t xml:space="preserve">sustenta a autorregulação do estudante. O trabalho evidencia que a devolutiva útil depende</w:t>
+      </w:r>
+      <w:r>
+        <w:t xml:space="preserve"> </w:t>
+      </w:r>
+      <w:r>
+        <w:t xml:space="preserve">de dados históricos suficientes para que a causa seja identificável.</w:t>
+      </w:r>
+    </w:p>
+    <w:p>
+      <w:pPr>
+        <w:pStyle w:val="BodyText"/>
+      </w:pPr>
+      <w:r>
+        <w:t xml:space="preserve">A mesma dependência aparece do lado da decisão institucional. Um critério de certificação</w:t>
+      </w:r>
+      <w:r>
+        <w:t xml:space="preserve"> </w:t>
+      </w:r>
+      <w:r>
+        <w:t xml:space="preserve">que compare o desempenho de um discente com o seu próprio desempenho anterior só pode ser</w:t>
+      </w:r>
+      <w:r>
+        <w:t xml:space="preserve"> </w:t>
+      </w:r>
+      <w:r>
+        <w:t xml:space="preserve">executado sobre uma base que preserve as medições de todas as unidades avaliativas, com a</w:t>
+      </w:r>
+      <w:r>
+        <w:t xml:space="preserve"> </w:t>
+      </w:r>
+      <w:r>
+        <w:t xml:space="preserve">associação entre discente e competência mantida ao longo do tempo. A alternativa usual, que</w:t>
+      </w:r>
+      <w:r>
+        <w:t xml:space="preserve"> </w:t>
+      </w:r>
+      <w:r>
+        <w:t xml:space="preserve">consiste em aplicar o critério sobre a medição mais recente, mede posição e não trajetória,</w:t>
+      </w:r>
+      <w:r>
+        <w:t xml:space="preserve"> </w:t>
+      </w:r>
+      <w:r>
+        <w:t xml:space="preserve">e responde a uma pergunta diferente daquela que o programa formula.</w:t>
+      </w:r>
+    </w:p>
+    <w:p>
+      <w:pPr>
+        <w:pStyle w:val="BodyText"/>
+      </w:pPr>
+      <w:r>
+        <w:t xml:space="preserve">As duas linhas convergem em um ponto que delimita a contribuição deste artigo. Tanto a</w:t>
+      </w:r>
+      <w:r>
+        <w:t xml:space="preserve"> </w:t>
+      </w:r>
+      <w:r>
+        <w:t xml:space="preserve">decisão sobre o cumprimento de um critério quanto a devolutiva dirigida a quem não o</w:t>
+      </w:r>
+      <w:r>
+        <w:t xml:space="preserve"> </w:t>
+      </w:r>
+      <w:r>
+        <w:t xml:space="preserve">cumpriu pressupõem acesso à série de medições de cada participante, e não ao seu valor mais</w:t>
+      </w:r>
+      <w:r>
+        <w:t xml:space="preserve"> </w:t>
+      </w:r>
+      <w:r>
+        <w:t xml:space="preserve">recente. Automatizar a produção de indicadores resolve o problema do tempo de consolidação</w:t>
+      </w:r>
+      <w:r>
+        <w:t xml:space="preserve"> </w:t>
+      </w:r>
+      <w:r>
+        <w:t xml:space="preserve">sem resolver o da decisão, que permanece dependente da existência de uma base capaz de</w:t>
+      </w:r>
+      <w:r>
+        <w:t xml:space="preserve"> </w:t>
+      </w:r>
+      <w:r>
+        <w:t xml:space="preserve">responder como cada competência variou entre unidades avaliativas sucessivas.</w:t>
       </w:r>
     </w:p>
     <w:p>
       <w:pPr>
         <w:pStyle w:val="Heading2"/>
       </w:pPr>
-      <w:bookmarkStart w:id="25" w:name="referencial-teórico"/>
-      <w:r>
-        <w:t xml:space="preserve">2 Referencial teórico</w:t>
-      </w:r>
-      <w:bookmarkEnd w:id="25"/>
+      <w:bookmarkStart w:id="30" w:name="método-da-pesquisa"/>
+      <w:r>
+        <w:t xml:space="preserve">3 Método da pesquisa</w:t>
+      </w:r>
+      <w:bookmarkEnd w:id="30"/>
     </w:p>
     <w:p>
       <w:pPr>
         <w:pStyle w:val="FirstParagraph"/>
       </w:pPr>
       <w:r>
-        <w:t xml:space="preserve">O objeto deste trabalho reúne três discussões que costumam ser tratadas separadamente na</w:t>
-      </w:r>
-      <w:r>
-        <w:t xml:space="preserve"> </w:t>
-      </w:r>
-      <w:r>
-        <w:t xml:space="preserve">literatura. A primeira trata da automação de processos administrativos e de sua aplicação</w:t>
-      </w:r>
-      <w:r>
-        <w:t xml:space="preserve"> </w:t>
-      </w:r>
-      <w:r>
-        <w:t xml:space="preserve">recente em instituições de ensino. A segunda trata das plataformas de baixo código, que</w:t>
-      </w:r>
-      <w:r>
-        <w:t xml:space="preserve"> </w:t>
-      </w:r>
-      <w:r>
-        <w:t xml:space="preserve">tornaram a construção de fluxos automatizados acessível a equipes pequenas e levantaram a</w:t>
-      </w:r>
-      <w:r>
-        <w:t xml:space="preserve"> </w:t>
-      </w:r>
-      <w:r>
-        <w:t xml:space="preserve">questão de onde deve residir a regra de negócio. A terceira trata da avaliação de</w:t>
-      </w:r>
-      <w:r>
-        <w:t xml:space="preserve"> </w:t>
-      </w:r>
-      <w:r>
-        <w:t xml:space="preserve">competências socioemocionais e das condições sob as quais uma medição pode sustentar</w:t>
-      </w:r>
-      <w:r>
-        <w:t xml:space="preserve"> </w:t>
-      </w:r>
-      <w:r>
-        <w:t xml:space="preserve">decisão. As quatro subseções seguintes percorrem essas discussões e delimitam a lacuna que</w:t>
-      </w:r>
-      <w:r>
-        <w:t xml:space="preserve"> </w:t>
-      </w:r>
-      <w:r>
-        <w:t xml:space="preserve">o ciclo de 2025 do projeto procurou preencher.</w:t>
+        <w:t xml:space="preserve">Este trabalho caracteriza-se como pesquisa aplicada de natureza descritiva, conduzida</w:t>
+      </w:r>
+      <w:r>
+        <w:t xml:space="preserve"> </w:t>
+      </w:r>
+      <w:r>
+        <w:t xml:space="preserve">sobre a operação real de um programa de capacitação profissional, e não sobre um ambiente</w:t>
+      </w:r>
+      <w:r>
+        <w:t xml:space="preserve"> </w:t>
+      </w:r>
+      <w:r>
+        <w:t xml:space="preserve">construído para o experimento. O objeto de estudo é o próprio sistema em funcionamento no</w:t>
+      </w:r>
+      <w:r>
+        <w:t xml:space="preserve"> </w:t>
+      </w:r>
+      <w:r>
+        <w:t xml:space="preserve">ciclo de 2025 do programa Capacitação 4.0, cujos componentes foram construídos e operados</w:t>
+      </w:r>
+      <w:r>
+        <w:t xml:space="preserve"> </w:t>
+      </w:r>
+      <w:r>
+        <w:t xml:space="preserve">pela equipe de pesquisa ao longo de dois editais consecutivos de fluxo contínuo. A</w:t>
+      </w:r>
+      <w:r>
+        <w:t xml:space="preserve"> </w:t>
+      </w:r>
+      <w:r>
+        <w:t xml:space="preserve">descrição que segue privilegia o nível de detalhe necessário para que um terceiro</w:t>
+      </w:r>
+      <w:r>
+        <w:t xml:space="preserve"> </w:t>
+      </w:r>
+      <w:r>
+        <w:t xml:space="preserve">reproduza a solução em contexto equivalente, sem transcrever rotinas de implementação.</w:t>
+      </w:r>
+    </w:p>
+    <w:p>
+      <w:pPr>
+        <w:pStyle w:val="BodyText"/>
+      </w:pPr>
+      <w:r>
+        <w:t xml:space="preserve">A evidência empregada provém de acervos distintos e verificáveis. O primeiro é o</w:t>
+      </w:r>
+      <w:r>
+        <w:t xml:space="preserve"> </w:t>
+      </w:r>
+      <w:r>
+        <w:t xml:space="preserve">código-fonte da interface de programação de aplicações, mantido em repositório versionado.</w:t>
+      </w:r>
+      <w:r>
+        <w:t xml:space="preserve"> </w:t>
+      </w:r>
+      <w:r>
+        <w:t xml:space="preserve">O segundo reúne as exportações em formato JSON dos fluxos construídos na ferramenta de</w:t>
+      </w:r>
+      <w:r>
+        <w:t xml:space="preserve"> </w:t>
+      </w:r>
+      <w:r>
+        <w:t xml:space="preserve">automação. O terceiro é uma consulta agregada ao banco de dados de produção, realizada em</w:t>
+      </w:r>
+      <w:r>
+        <w:t xml:space="preserve"> </w:t>
+      </w:r>
+      <w:r>
+        <w:t xml:space="preserve">27 de julho de 2026. Sempre que um valor numérico é apresentado, indica-se de qual acervo</w:t>
+      </w:r>
+      <w:r>
+        <w:t xml:space="preserve"> </w:t>
+      </w:r>
+      <w:r>
+        <w:t xml:space="preserve">foi extraído e em que data, uma vez que a base permanece em uso e um número sem data não é</w:t>
+      </w:r>
+      <w:r>
+        <w:t xml:space="preserve"> </w:t>
+      </w:r>
+      <w:r>
+        <w:t xml:space="preserve">reproduzível por terceiros.</w:t>
       </w:r>
     </w:p>
     <w:p>
       <w:pPr>
         <w:pStyle w:val="Heading3"/>
       </w:pPr>
-      <w:bookmarkStart w:id="26" w:name="Xa79ce898157e97e792d66d218d2f335bfb8b41d"/>
-      <w:r>
-        <w:t xml:space="preserve">2.1 Automação de processos e sua aplicação em instituições de ensino</w:t>
-      </w:r>
-      <w:bookmarkEnd w:id="26"/>
+      <w:bookmarkStart w:id="31" w:name="contexto-e-recorte-do-estudo"/>
+      <w:r>
+        <w:t xml:space="preserve">3.1 Contexto e recorte do estudo</w:t>
+      </w:r>
+      <w:bookmarkEnd w:id="31"/>
     </w:p>
     <w:p>
       <w:pPr>
         <w:pStyle w:val="FirstParagraph"/>
       </w:pPr>
       <w:r>
-        <w:t xml:space="preserve">A automação é classicamente definida pela substituição da intervenção humana em tarefas</w:t>
-      </w:r>
-      <w:r>
-        <w:t xml:space="preserve"> </w:t>
-      </w:r>
-      <w:r>
-        <w:t xml:space="preserve">cuja execução é repetitiva e cujo critério de decisão pode ser antecipado, o que a torna</w:t>
-      </w:r>
-      <w:r>
-        <w:t xml:space="preserve"> </w:t>
-      </w:r>
-      <w:r>
-        <w:t xml:space="preserve">aplicável tanto a processos industriais quanto a processos administrativos (Groover, 2010).</w:t>
-      </w:r>
-      <w:r>
-        <w:t xml:space="preserve"> </w:t>
-      </w:r>
-      <w:r>
-        <w:t xml:space="preserve">O deslocamento do conceito para o trabalho de escritório trouxe consigo uma diferença</w:t>
-      </w:r>
-      <w:r>
-        <w:t xml:space="preserve"> </w:t>
-      </w:r>
-      <w:r>
-        <w:t xml:space="preserve">relevante, uma vez que o insumo deixou de ser material e passou a ser registro, e a</w:t>
-      </w:r>
-      <w:r>
-        <w:t xml:space="preserve"> </w:t>
-      </w:r>
-      <w:r>
-        <w:t xml:space="preserve">qualidade do resultado passou a depender da qualidade do dado disponível no momento da</w:t>
-      </w:r>
-      <w:r>
-        <w:t xml:space="preserve"> </w:t>
-      </w:r>
-      <w:r>
-        <w:t xml:space="preserve">execução.</w:t>
-      </w:r>
-    </w:p>
-    <w:p>
-      <w:pPr>
-        <w:pStyle w:val="BodyText"/>
-      </w:pPr>
-      <w:r>
-        <w:t xml:space="preserve">Em instituições de ensino, essa transposição foi documentada com maior intensidade a partir</w:t>
-      </w:r>
-      <w:r>
-        <w:t xml:space="preserve"> </w:t>
-      </w:r>
-      <w:r>
-        <w:t xml:space="preserve">da difusão das ferramentas de automação robótica de processos. A revisão conduzida por</w:t>
-      </w:r>
-      <w:r>
-        <w:t xml:space="preserve"> </w:t>
-      </w:r>
-      <w:r>
-        <w:t xml:space="preserve">Bhardwaj e Kumar (2025) reúne relatos de aplicação em matrícula, conferência documental,</w:t>
-      </w:r>
-      <w:r>
-        <w:t xml:space="preserve"> </w:t>
-      </w:r>
-      <w:r>
-        <w:t xml:space="preserve">lançamento de frequência e atendimento a solicitações de estudantes, e identifica como</w:t>
-      </w:r>
-      <w:r>
-        <w:t xml:space="preserve"> </w:t>
-      </w:r>
-      <w:r>
-        <w:t xml:space="preserve">ganhos recorrentes a redução do tempo de execução e a diminuição de erros de transcrição.</w:t>
-      </w:r>
-      <w:r>
-        <w:t xml:space="preserve"> </w:t>
-      </w:r>
-      <w:r>
-        <w:t xml:space="preserve">Os mesmos autores observam que a maior parte das implantações permanece na camada de</w:t>
-      </w:r>
-      <w:r>
-        <w:t xml:space="preserve"> </w:t>
-      </w:r>
-      <w:r>
-        <w:t xml:space="preserve">tarefas administrativas de apoio, sem alcançar processos que envolvem julgamento acadêmico.</w:t>
-      </w:r>
-    </w:p>
-    <w:p>
-      <w:pPr>
-        <w:pStyle w:val="BodyText"/>
-      </w:pPr>
-      <w:r>
-        <w:t xml:space="preserve">Essa concentração explica um padrão que interessa diretamente ao presente trabalho. Os</w:t>
-      </w:r>
-      <w:r>
-        <w:t xml:space="preserve"> </w:t>
-      </w:r>
-      <w:r>
-        <w:t xml:space="preserve">processos automatizados com maior frequência são aqueles cujo produto é um documento ou um</w:t>
-      </w:r>
-      <w:r>
-        <w:t xml:space="preserve"> </w:t>
-      </w:r>
-      <w:r>
-        <w:t xml:space="preserve">registro, e não aqueles cujo produto é uma decisão sobre o percurso formativo de alguém.</w:t>
-      </w:r>
-      <w:r>
-        <w:t xml:space="preserve"> </w:t>
-      </w:r>
-      <w:r>
-        <w:t xml:space="preserve">Por meio da automação da coleta e da consolidação de dados, uma instituição obtém</w:t>
-      </w:r>
-      <w:r>
-        <w:t xml:space="preserve"> </w:t>
-      </w:r>
-      <w:r>
-        <w:t xml:space="preserve">indicadores em menos tempo, sem que isso altere quem decide o que fazer com eles nem em que</w:t>
-      </w:r>
-      <w:r>
-        <w:t xml:space="preserve"> </w:t>
-      </w:r>
-      <w:r>
-        <w:t xml:space="preserve">base a decisão é tomada. A etapa de decisão permanece manual, apoiada na leitura de</w:t>
-      </w:r>
-      <w:r>
-        <w:t xml:space="preserve"> </w:t>
-      </w:r>
-      <w:r>
-        <w:t xml:space="preserve">planilhas produzidas pela própria automação.</w:t>
-      </w:r>
-    </w:p>
-    <w:p>
-      <w:pPr>
-        <w:pStyle w:val="BodyText"/>
-      </w:pPr>
-      <w:r>
-        <w:t xml:space="preserve">Há ainda um segundo aspecto pouco explorado nos relatos de implantação, referente ao meio</w:t>
-      </w:r>
-      <w:r>
-        <w:t xml:space="preserve"> </w:t>
-      </w:r>
-      <w:r>
-        <w:t xml:space="preserve">em que o dado produzido pela automação passa a residir. A planilha eletrônica acumula, na</w:t>
-      </w:r>
-      <w:r>
-        <w:t xml:space="preserve"> </w:t>
-      </w:r>
-      <w:r>
-        <w:t xml:space="preserve">prática de muitos programas, a função de camada de persistência, sem oferecer as garantias</w:t>
-      </w:r>
-      <w:r>
-        <w:t xml:space="preserve"> </w:t>
-      </w:r>
-      <w:r>
-        <w:t xml:space="preserve">que essa função exige. Não há tipagem obrigatória das colunas, não há restrição que impeça</w:t>
-      </w:r>
-      <w:r>
-        <w:t xml:space="preserve"> </w:t>
-      </w:r>
-      <w:r>
-        <w:t xml:space="preserve">a exclusão de um registro do qual outro depende e não há distinção formal entre uma medição</w:t>
-      </w:r>
-      <w:r>
-        <w:t xml:space="preserve"> </w:t>
-      </w:r>
-      <w:r>
-        <w:t xml:space="preserve">nova e a sobrescrita de uma antiga, propriedades que os sistemas gerenciadores de bancos de</w:t>
-      </w:r>
-      <w:r>
-        <w:t xml:space="preserve"> </w:t>
-      </w:r>
-      <w:r>
-        <w:t xml:space="preserve">dados relacionais oferecem por construção (Elmasri; Navathe, 2018). O efeito é que a série</w:t>
-      </w:r>
-      <w:r>
-        <w:t xml:space="preserve"> </w:t>
-      </w:r>
-      <w:r>
-        <w:t xml:space="preserve">histórica de um mesmo indivíduo existe apenas enquanto ninguém reorganizar a planilha.</w:t>
-      </w:r>
-    </w:p>
-    <w:p>
-      <w:pPr>
-        <w:pStyle w:val="Heading3"/>
-      </w:pPr>
-      <w:bookmarkStart w:id="27" w:name="Xe2a1abc01141e0c43829b9ca2da57e826ce1bd1"/>
-      <w:r>
-        <w:t xml:space="preserve">2.2 Plataformas de baixo código e a fronteira entre orquestração e regra de negócio</w:t>
-      </w:r>
-      <w:bookmarkEnd w:id="27"/>
-    </w:p>
-    <w:p>
-      <w:pPr>
-        <w:pStyle w:val="FirstParagraph"/>
-      </w:pPr>
-      <w:r>
-        <w:t xml:space="preserve">As plataformas de baixo código e de código zero deslocaram a construção de fluxos</w:t>
-      </w:r>
-      <w:r>
-        <w:t xml:space="preserve"> </w:t>
-      </w:r>
-      <w:r>
-        <w:t xml:space="preserve">automatizados para fora das equipes de desenvolvimento, ao substituírem a escrita de código</w:t>
-      </w:r>
-      <w:r>
-        <w:t xml:space="preserve"> </w:t>
-      </w:r>
-      <w:r>
-        <w:t xml:space="preserve">pela composição visual de nós de integração. A revisão sistemática de Ajimati, Carroll e</w:t>
-      </w:r>
-      <w:r>
-        <w:t xml:space="preserve"> </w:t>
-      </w:r>
-      <w:r>
-        <w:t xml:space="preserve">Maher (2025) identifica como motivadores de adoção a redução do tempo de entrega e a</w:t>
-      </w:r>
-      <w:r>
-        <w:t xml:space="preserve"> </w:t>
-      </w:r>
-      <w:r>
-        <w:t xml:space="preserve">possibilidade de que profissionais sem formação em programação construam soluções próprias,</w:t>
-      </w:r>
-      <w:r>
-        <w:t xml:space="preserve"> </w:t>
-      </w:r>
-      <w:r>
-        <w:t xml:space="preserve">prática que a literatura designa por desenvolvimento cidadão. A ferramenta n8n, empregada</w:t>
-      </w:r>
-      <w:r>
-        <w:t xml:space="preserve"> </w:t>
-      </w:r>
-      <w:r>
-        <w:t xml:space="preserve">neste trabalho, integra essa categoria e permite ainda a execução em infraestrutura própria</w:t>
-      </w:r>
-      <w:r>
-        <w:t xml:space="preserve"> </w:t>
-      </w:r>
-      <w:r>
-        <w:t xml:space="preserve">(N8n, 2025).</w:t>
-      </w:r>
-    </w:p>
-    <w:p>
-      <w:pPr>
-        <w:pStyle w:val="BodyText"/>
-      </w:pPr>
-      <w:r>
-        <w:t xml:space="preserve">A mesma revisão registra as limitações que acompanham a adoção. As mais citadas são a</w:t>
-      </w:r>
-      <w:r>
-        <w:t xml:space="preserve"> </w:t>
-      </w:r>
-      <w:r>
-        <w:t xml:space="preserve">dependência em relação ao fornecedor da plataforma, a dificuldade de versionamento e teste</w:t>
-      </w:r>
-      <w:r>
-        <w:t xml:space="preserve"> </w:t>
-      </w:r>
-      <w:r>
-        <w:t xml:space="preserve">dos artefatos visuais e a degradação da manutenibilidade à medida que a lógica de negócio</w:t>
-      </w:r>
-      <w:r>
-        <w:t xml:space="preserve"> </w:t>
-      </w:r>
-      <w:r>
-        <w:t xml:space="preserve">se acumula dentro dos fluxos (Ajimati; Carroll; Maher, 2025). O terceiro ponto é o que</w:t>
-      </w:r>
-      <w:r>
-        <w:t xml:space="preserve"> </w:t>
-      </w:r>
-      <w:r>
-        <w:t xml:space="preserve">condiciona a arquitetura descrita na seção 3, porque um critério de certificação escrito</w:t>
-      </w:r>
-      <w:r>
-        <w:t xml:space="preserve"> </w:t>
-      </w:r>
-      <w:r>
-        <w:t xml:space="preserve">como sequência de nós não pode ser lido, versionado nem auditado com o mesmo custo de um</w:t>
-      </w:r>
-      <w:r>
-        <w:t xml:space="preserve"> </w:t>
-      </w:r>
-      <w:r>
-        <w:t xml:space="preserve">critério escrito como código em repositório.</w:t>
-      </w:r>
-    </w:p>
-    <w:p>
-      <w:pPr>
-        <w:pStyle w:val="BodyText"/>
-      </w:pPr>
-      <w:r>
-        <w:t xml:space="preserve">A literatura de gestão de processos de negócio trata dessa fronteira há mais tempo e chegou</w:t>
-      </w:r>
-      <w:r>
-        <w:t xml:space="preserve"> </w:t>
-      </w:r>
-      <w:r>
-        <w:t xml:space="preserve">a uma formulação explícita. Bazhenova et al. (2019) descrevem a separação entre o modelo de</w:t>
-      </w:r>
-      <w:r>
-        <w:t xml:space="preserve"> </w:t>
-      </w:r>
-      <w:r>
-        <w:t xml:space="preserve">processo, que define a sequência de atividades, e o modelo de decisão, que define a lógica</w:t>
-      </w:r>
-      <w:r>
-        <w:t xml:space="preserve"> </w:t>
-      </w:r>
-      <w:r>
-        <w:t xml:space="preserve">aplicada em cada ponto de escolha, e sustentam que manter a segunda fora da primeira é o</w:t>
-      </w:r>
-      <w:r>
-        <w:t xml:space="preserve"> </w:t>
-      </w:r>
-      <w:r>
-        <w:t xml:space="preserve">que permite alterar o critério sem reconstruir o fluxo. A recomendação prática é que a</w:t>
-      </w:r>
-      <w:r>
-        <w:t xml:space="preserve"> </w:t>
-      </w:r>
-      <w:r>
-        <w:t xml:space="preserve">regra resida em componente próprio, acessível ao processo por meio de uma interface</w:t>
-      </w:r>
-      <w:r>
-        <w:t xml:space="preserve"> </w:t>
-      </w:r>
-      <w:r>
-        <w:t xml:space="preserve">estável.</w:t>
-      </w:r>
-    </w:p>
-    <w:p>
-      <w:pPr>
-        <w:pStyle w:val="BodyText"/>
-      </w:pPr>
-      <w:r>
-        <w:t xml:space="preserve">Essa separação encontra na arquitetura de serviços em rede o mecanismo de implementação</w:t>
-      </w:r>
-      <w:r>
-        <w:t xml:space="preserve"> </w:t>
-      </w:r>
-      <w:r>
-        <w:t xml:space="preserve">correspondente. O estilo arquitetural que orienta a construção de interfaces de programação</w:t>
-      </w:r>
-      <w:r>
-        <w:t xml:space="preserve"> </w:t>
-      </w:r>
-      <w:r>
-        <w:t xml:space="preserve">sobre o protocolo da web define a interação entre cliente e servidor por meio de um</w:t>
-      </w:r>
-      <w:r>
-        <w:t xml:space="preserve"> </w:t>
-      </w:r>
-      <w:r>
-        <w:t xml:space="preserve">contrato uniforme, no qual o cliente desconhece a implementação interna do serviço que</w:t>
-      </w:r>
-      <w:r>
-        <w:t xml:space="preserve"> </w:t>
-      </w:r>
-      <w:r>
-        <w:t xml:space="preserve">consome (Fielding, 2000). Aplicado ao caso da automação, o arranjo permite que a ferramenta</w:t>
-      </w:r>
-      <w:r>
-        <w:t xml:space="preserve"> </w:t>
-      </w:r>
-      <w:r>
-        <w:t xml:space="preserve">de orquestração invoque um cálculo sem conter o cálculo, e que a substituição de qualquer</w:t>
-      </w:r>
-      <w:r>
-        <w:t xml:space="preserve"> </w:t>
-      </w:r>
-      <w:r>
-        <w:t xml:space="preserve">uma das duas partes não obrigue a reescrever a outra.</w:t>
-      </w:r>
-    </w:p>
-    <w:p>
-      <w:pPr>
-        <w:pStyle w:val="Heading3"/>
-      </w:pPr>
-      <w:bookmarkStart w:id="28" w:name="X4ea4c045a4a03ac7debfa8deba3de2723df5210"/>
-      <w:r>
-        <w:t xml:space="preserve">2.3 Competências socioemocionais e as condições de sua mensuração</w:t>
-      </w:r>
-      <w:bookmarkEnd w:id="28"/>
-    </w:p>
-    <w:p>
-      <w:pPr>
-        <w:pStyle w:val="FirstParagraph"/>
-      </w:pPr>
-      <w:r>
-        <w:t xml:space="preserve">O interesse por competências socioemocionais em programas de formação técnica decorre de</w:t>
-      </w:r>
-      <w:r>
-        <w:t xml:space="preserve"> </w:t>
-      </w:r>
-      <w:r>
-        <w:t xml:space="preserve">uma constatação recorrente sobre a prática profissional. Munir (2022), ao investigar a</w:t>
-      </w:r>
-      <w:r>
-        <w:t xml:space="preserve"> </w:t>
-      </w:r>
-      <w:r>
-        <w:t xml:space="preserve">percepção de engenheiros em exercício, verifica que a competência técnica é considerada</w:t>
-      </w:r>
-      <w:r>
-        <w:t xml:space="preserve"> </w:t>
-      </w:r>
-      <w:r>
-        <w:t xml:space="preserve">insuficiente para o desempenho esperado, e que atributos como comunicação, trabalho</w:t>
-      </w:r>
-      <w:r>
-        <w:t xml:space="preserve"> </w:t>
-      </w:r>
-      <w:r>
-        <w:t xml:space="preserve">colaborativo e resolução de problemas em equipe são apontados como determinantes em</w:t>
-      </w:r>
-      <w:r>
-        <w:t xml:space="preserve"> </w:t>
-      </w:r>
-      <w:r>
-        <w:t xml:space="preserve">contextos multidisciplinares. A autora observa que os currículos de engenharia seguem</w:t>
-      </w:r>
-      <w:r>
-        <w:t xml:space="preserve"> </w:t>
-      </w:r>
-      <w:r>
-        <w:t xml:space="preserve">concentrados na formação técnica, o que sustenta a inclusão dessas competências no desenho</w:t>
-      </w:r>
-      <w:r>
-        <w:t xml:space="preserve"> </w:t>
-      </w:r>
-      <w:r>
-        <w:t xml:space="preserve">de programas de capacitação.</w:t>
-      </w:r>
-    </w:p>
-    <w:p>
-      <w:pPr>
-        <w:pStyle w:val="BodyText"/>
-      </w:pPr>
-      <w:r>
-        <w:t xml:space="preserve">O programa que constitui o contexto deste trabalho incorpora essa orientação em sua própria</w:t>
-      </w:r>
-      <w:r>
-        <w:t xml:space="preserve"> </w:t>
-      </w:r>
-      <w:r>
-        <w:t xml:space="preserve">estrutura de operação, ao estabelecer uma matriz de competências socioemocionais e uma</w:t>
-      </w:r>
-      <w:r>
-        <w:t xml:space="preserve"> </w:t>
-      </w:r>
-      <w:r>
-        <w:t xml:space="preserve">escala de avaliação aplicadas ao acompanhamento dos participantes (Embrapii, 2021). A</w:t>
-      </w:r>
-      <w:r>
-        <w:t xml:space="preserve"> </w:t>
-      </w:r>
-      <w:r>
-        <w:t xml:space="preserve">matriz não foi definida por esta pesquisa e é tomada como dado do contexto, de modo que a</w:t>
-      </w:r>
-      <w:r>
-        <w:t xml:space="preserve"> </w:t>
-      </w:r>
-      <w:r>
-        <w:t xml:space="preserve">discussão pertinente aqui não é a de quais competências avaliar, mas a de como tratar as</w:t>
-      </w:r>
-      <w:r>
-        <w:t xml:space="preserve"> </w:t>
-      </w:r>
-      <w:r>
-        <w:t xml:space="preserve">medições produzidas por esse instrumento.</w:t>
-      </w:r>
-    </w:p>
-    <w:p>
-      <w:pPr>
-        <w:pStyle w:val="BodyText"/>
-      </w:pPr>
-      <w:r>
-        <w:t xml:space="preserve">A mensuração de competências socioemocionais depende, na maior parte das aplicações, de</w:t>
-      </w:r>
-      <w:r>
-        <w:t xml:space="preserve"> </w:t>
-      </w:r>
-      <w:r>
-        <w:t xml:space="preserve">instrumentos de autoavaliação em escala ordinal, escolha justificada pelo custo de</w:t>
-      </w:r>
-      <w:r>
-        <w:t xml:space="preserve"> </w:t>
-      </w:r>
-      <w:r>
-        <w:t xml:space="preserve">observação direta e pela natureza dos atributos avaliados. Al-Sa’di et al. (2023), ao</w:t>
-      </w:r>
-      <w:r>
-        <w:t xml:space="preserve"> </w:t>
-      </w:r>
-      <w:r>
-        <w:t xml:space="preserve">construírem e validarem um instrumento dessa natureza para educadores, descrevem o</w:t>
-      </w:r>
-      <w:r>
-        <w:t xml:space="preserve"> </w:t>
-      </w:r>
-      <w:r>
-        <w:t xml:space="preserve">procedimento de validação em duas etapas e registram as fragilidades conhecidas do formato,</w:t>
-      </w:r>
-      <w:r>
-        <w:t xml:space="preserve"> </w:t>
-      </w:r>
-      <w:r>
-        <w:t xml:space="preserve">entre as quais a desejabilidade social e a variação individual na interpretação dos pontos</w:t>
-      </w:r>
-      <w:r>
-        <w:t xml:space="preserve"> </w:t>
-      </w:r>
-      <w:r>
-        <w:t xml:space="preserve">da escala. A implicação prática é que uma medição isolada carrega incerteza suficiente para</w:t>
-      </w:r>
-      <w:r>
-        <w:t xml:space="preserve"> </w:t>
-      </w:r>
-      <w:r>
-        <w:t xml:space="preserve">desaconselhar seu uso como base de decisão.</w:t>
-      </w:r>
-    </w:p>
-    <w:p>
-      <w:pPr>
-        <w:pStyle w:val="BodyText"/>
-      </w:pPr>
-      <w:r>
-        <w:t xml:space="preserve">Diante disso, a comparação entre medições sucessivas do mesmo indivíduo torna-se mais</w:t>
-      </w:r>
-      <w:r>
-        <w:t xml:space="preserve"> </w:t>
-      </w:r>
-      <w:r>
-        <w:t xml:space="preserve">informativa do que o valor absoluto de qualquer uma delas, porque parte do viés individual</w:t>
-      </w:r>
-      <w:r>
-        <w:t xml:space="preserve"> </w:t>
-      </w:r>
-      <w:r>
-        <w:t xml:space="preserve">tende a se manter constante entre as aplicações. A condição para essa comparação é de</w:t>
-      </w:r>
-      <w:r>
-        <w:t xml:space="preserve"> </w:t>
-      </w:r>
-      <w:r>
-        <w:t xml:space="preserve">natureza técnica e não metodológica, uma vez que exige que as medições anteriores</w:t>
-      </w:r>
-      <w:r>
-        <w:t xml:space="preserve"> </w:t>
-      </w:r>
-      <w:r>
-        <w:t xml:space="preserve">permaneçam recuperáveis, associadas ao mesmo discente e à mesma competência, com o momento</w:t>
-      </w:r>
-      <w:r>
-        <w:t xml:space="preserve"> </w:t>
-      </w:r>
-      <w:r>
-        <w:t xml:space="preserve">de coleta preservado. Bancos de dados relacionais atendem a esse requisito por meio das</w:t>
-      </w:r>
-      <w:r>
-        <w:t xml:space="preserve"> </w:t>
-      </w:r>
-      <w:r>
-        <w:t xml:space="preserve">restrições de integridade referencial, que impedem que a remoção de um registro relacionado</w:t>
-      </w:r>
-      <w:r>
-        <w:t xml:space="preserve"> </w:t>
-      </w:r>
-      <w:r>
-        <w:t xml:space="preserve">elimine silenciosamente as medições associadas (Silberschatz; Korth; Sudarshan, 2020).</w:t>
-      </w:r>
-    </w:p>
-    <w:p>
-      <w:pPr>
-        <w:pStyle w:val="Heading3"/>
-      </w:pPr>
-      <w:bookmarkStart w:id="29" w:name="X6a2ee9b9dc9881776778de04fe2bdea5724f6f6"/>
-      <w:r>
-        <w:t xml:space="preserve">2.4 Da geração de indicadores à devolutiva acionável</w:t>
-      </w:r>
-      <w:bookmarkEnd w:id="29"/>
-    </w:p>
-    <w:p>
-      <w:pPr>
-        <w:pStyle w:val="FirstParagraph"/>
-      </w:pPr>
-      <w:r>
-        <w:t xml:space="preserve">A transformação de dados educacionais em orientação para o estudante é o objeto do campo de</w:t>
-      </w:r>
-      <w:r>
-        <w:t xml:space="preserve"> </w:t>
-      </w:r>
-      <w:r>
-        <w:t xml:space="preserve">análise da aprendizagem, no qual os painéis de acompanhamento constituem o artefato mais</w:t>
-      </w:r>
-      <w:r>
-        <w:t xml:space="preserve"> </w:t>
-      </w:r>
-      <w:r>
-        <w:t xml:space="preserve">difundido. Uma revisão de painéis recentes (Susnjak; Ramaswami; Mathrani, 2022) verifica</w:t>
-      </w:r>
-      <w:r>
-        <w:t xml:space="preserve"> </w:t>
-      </w:r>
-      <w:r>
-        <w:t xml:space="preserve">que a quase totalidade deles opera em nível descritivo, apresentando ao estudante a sua</w:t>
-      </w:r>
-      <w:r>
-        <w:t xml:space="preserve"> </w:t>
-      </w:r>
-      <w:r>
-        <w:t xml:space="preserve">posição atual sem indicar que providência tomar, lacuna que os autores caracterizam como</w:t>
-      </w:r>
-      <w:r>
-        <w:t xml:space="preserve"> </w:t>
-      </w:r>
-      <w:r>
-        <w:t xml:space="preserve">ausência de análise prescritiva. A apresentação de indicadores,</w:t>
-      </w:r>
-      <w:r>
-        <w:t xml:space="preserve"> </w:t>
-      </w:r>
-      <w:r>
-        <w:t xml:space="preserve">isoladamente, não produz a mudança de comportamento que justificaria a sua produção.</w:t>
-      </w:r>
-    </w:p>
-    <w:p>
-      <w:pPr>
-        <w:pStyle w:val="BodyText"/>
-      </w:pPr>
-      <w:r>
-        <w:t xml:space="preserve">A superação dessa lacuna tem sido buscada por meio da vinculação entre a orientação</w:t>
-      </w:r>
-      <w:r>
-        <w:t xml:space="preserve"> </w:t>
-      </w:r>
-      <w:r>
-        <w:t xml:space="preserve">entregue e as causas identificadas no desempenho. Afzaal et al. (2021) combinam predição de</w:t>
-      </w:r>
-      <w:r>
-        <w:t xml:space="preserve"> </w:t>
-      </w:r>
-      <w:r>
-        <w:t xml:space="preserve">desempenho com técnicas de explicabilidade para gerar recomendações que indicam quais</w:t>
-      </w:r>
-      <w:r>
-        <w:t xml:space="preserve"> </w:t>
-      </w:r>
-      <w:r>
-        <w:t xml:space="preserve">fatores respondem pelo resultado projetado e que ação corretiva corresponde a cada um,</w:t>
-      </w:r>
-      <w:r>
-        <w:t xml:space="preserve"> </w:t>
-      </w:r>
-      <w:r>
-        <w:t xml:space="preserve">argumentando que a informação sobre o resultado provável, desacompanhada da explicação, não</w:t>
-      </w:r>
-      <w:r>
-        <w:t xml:space="preserve"> </w:t>
-      </w:r>
-      <w:r>
-        <w:t xml:space="preserve">sustenta a autorregulação do estudante. O trabalho evidencia que a devolutiva útil depende</w:t>
-      </w:r>
-      <w:r>
-        <w:t xml:space="preserve"> </w:t>
-      </w:r>
-      <w:r>
-        <w:t xml:space="preserve">de dados históricos suficientes para que a causa seja identificável.</w:t>
-      </w:r>
-    </w:p>
-    <w:p>
-      <w:pPr>
-        <w:pStyle w:val="BodyText"/>
-      </w:pPr>
-      <w:r>
-        <w:t xml:space="preserve">A mesma dependência aparece do lado da decisão institucional. Um critério de certificação</w:t>
-      </w:r>
-      <w:r>
-        <w:t xml:space="preserve"> </w:t>
-      </w:r>
-      <w:r>
-        <w:t xml:space="preserve">que compare o desempenho de um discente com o seu próprio desempenho anterior só pode ser</w:t>
-      </w:r>
-      <w:r>
-        <w:t xml:space="preserve"> </w:t>
-      </w:r>
-      <w:r>
-        <w:t xml:space="preserve">executado sobre uma base que preserve as medições de todas as unidades avaliativas, com a</w:t>
-      </w:r>
-      <w:r>
-        <w:t xml:space="preserve"> </w:t>
-      </w:r>
-      <w:r>
-        <w:t xml:space="preserve">associação entre discente e competência mantida ao longo do tempo. A alternativa usual, que</w:t>
-      </w:r>
-      <w:r>
-        <w:t xml:space="preserve"> </w:t>
-      </w:r>
-      <w:r>
-        <w:t xml:space="preserve">consiste em aplicar o critério sobre a medição mais recente, mede posição e não trajetória,</w:t>
-      </w:r>
-      <w:r>
-        <w:t xml:space="preserve"> </w:t>
-      </w:r>
-      <w:r>
-        <w:t xml:space="preserve">e responde a uma pergunta diferente daquela que o programa formula.</w:t>
-      </w:r>
-    </w:p>
-    <w:p>
-      <w:pPr>
-        <w:pStyle w:val="BodyText"/>
-      </w:pPr>
-      <w:r>
-        <w:t xml:space="preserve">As duas linhas convergem em um ponto que delimita a contribuição deste artigo. Tanto a</w:t>
-      </w:r>
-      <w:r>
-        <w:t xml:space="preserve"> </w:t>
-      </w:r>
-      <w:r>
-        <w:t xml:space="preserve">decisão sobre o cumprimento de um critério quanto a devolutiva dirigida a quem não o</w:t>
-      </w:r>
-      <w:r>
-        <w:t xml:space="preserve"> </w:t>
-      </w:r>
-      <w:r>
-        <w:t xml:space="preserve">cumpriu pressupõem acesso à série de medições de cada participante, e não ao seu valor mais</w:t>
-      </w:r>
-      <w:r>
-        <w:t xml:space="preserve"> </w:t>
-      </w:r>
-      <w:r>
-        <w:t xml:space="preserve">recente. Automatizar a produção de indicadores resolve o problema do tempo de consolidação</w:t>
-      </w:r>
-      <w:r>
-        <w:t xml:space="preserve"> </w:t>
-      </w:r>
-      <w:r>
-        <w:t xml:space="preserve">sem resolver o da decisão, que permanece dependente da existência de uma base capaz de</w:t>
-      </w:r>
-      <w:r>
-        <w:t xml:space="preserve"> </w:t>
-      </w:r>
-      <w:r>
-        <w:t xml:space="preserve">responder como cada competência variou entre unidades avaliativas sucessivas.</w:t>
-      </w:r>
-    </w:p>
-    <w:p>
-      <w:pPr>
-        <w:pStyle w:val="Heading2"/>
-      </w:pPr>
-      <w:bookmarkStart w:id="30" w:name="método-da-pesquisa"/>
-      <w:r>
-        <w:t xml:space="preserve">3 Método da pesquisa</w:t>
-      </w:r>
-      <w:bookmarkEnd w:id="30"/>
-    </w:p>
-    <w:p>
-      <w:pPr>
-        <w:pStyle w:val="FirstParagraph"/>
-      </w:pPr>
-      <w:r>
-        <w:t xml:space="preserve">Este trabalho caracteriza-se como pesquisa aplicada de natureza descritiva, conduzida</w:t>
-      </w:r>
-      <w:r>
-        <w:t xml:space="preserve"> </w:t>
-      </w:r>
-      <w:r>
-        <w:t xml:space="preserve">sobre a operação real de um programa de capacitação profissional, e não sobre um ambiente</w:t>
-      </w:r>
-      <w:r>
-        <w:t xml:space="preserve"> </w:t>
-      </w:r>
-      <w:r>
-        <w:t xml:space="preserve">construído para o experimento. O objeto de estudo é o próprio sistema em funcionamento no</w:t>
-      </w:r>
-      <w:r>
-        <w:t xml:space="preserve"> </w:t>
-      </w:r>
-      <w:r>
-        <w:t xml:space="preserve">ciclo de 2025 do programa Capacitação 4.0, cujos componentes foram construídos e operados</w:t>
-      </w:r>
-      <w:r>
-        <w:t xml:space="preserve"> </w:t>
-      </w:r>
-      <w:r>
-        <w:t xml:space="preserve">pela equipe de pesquisa ao longo de dois editais consecutivos de fluxo contínuo. A</w:t>
-      </w:r>
-      <w:r>
-        <w:t xml:space="preserve"> </w:t>
-      </w:r>
-      <w:r>
-        <w:t xml:space="preserve">descrição que segue privilegia o nível de detalhe necessário para que um terceiro</w:t>
-      </w:r>
-      <w:r>
-        <w:t xml:space="preserve"> </w:t>
-      </w:r>
-      <w:r>
-        <w:t xml:space="preserve">reproduza a solução em contexto equivalente, sem transcrever rotinas de implementação.</w:t>
-      </w:r>
-    </w:p>
-    <w:p>
-      <w:pPr>
-        <w:pStyle w:val="BodyText"/>
-      </w:pPr>
-      <w:r>
-        <w:t xml:space="preserve">A evidência empregada provém de acervos distintos e verificáveis. O primeiro é o</w:t>
-      </w:r>
-      <w:r>
-        <w:t xml:space="preserve"> </w:t>
-      </w:r>
-      <w:r>
-        <w:t xml:space="preserve">código-fonte da interface de programação de aplicações, mantido em repositório versionado.</w:t>
-      </w:r>
-      <w:r>
-        <w:t xml:space="preserve"> </w:t>
-      </w:r>
-      <w:r>
-        <w:t xml:space="preserve">O segundo reúne as exportações em formato JSON dos fluxos construídos na ferramenta de</w:t>
-      </w:r>
-      <w:r>
-        <w:t xml:space="preserve"> </w:t>
-      </w:r>
-      <w:r>
-        <w:t xml:space="preserve">automação. O terceiro é uma consulta agregada ao banco de dados de produção, realizada em</w:t>
-      </w:r>
-      <w:r>
-        <w:t xml:space="preserve"> </w:t>
-      </w:r>
-      <w:r>
-        <w:t xml:space="preserve">27 de julho de 2026. Sempre que um valor numérico é apresentado, indica-se de qual acervo</w:t>
-      </w:r>
-      <w:r>
-        <w:t xml:space="preserve"> </w:t>
-      </w:r>
-      <w:r>
-        <w:t xml:space="preserve">foi extraído e em que data, uma vez que a base permanece em uso e um número sem data não é</w:t>
-      </w:r>
-      <w:r>
-        <w:t xml:space="preserve"> </w:t>
-      </w:r>
-      <w:r>
-        <w:t xml:space="preserve">reproduzível por terceiros.</w:t>
-      </w:r>
-    </w:p>
-    <w:p>
-      <w:pPr>
-        <w:pStyle w:val="Heading3"/>
-      </w:pPr>
-      <w:bookmarkStart w:id="31" w:name="contexto-e-recorte-do-estudo"/>
-      <w:r>
-        <w:t xml:space="preserve">3.1 Contexto e recorte do estudo</w:t>
-      </w:r>
-      <w:bookmarkEnd w:id="31"/>
-    </w:p>
-    <w:p>
-      <w:pPr>
-        <w:pStyle w:val="FirstParagraph"/>
-      </w:pPr>
-      <w:r>
         <w:t xml:space="preserve">O programa Capacitação 4.0 vincula discentes a projetos de inovação conduzidos em parceria</w:t>
       </w:r>
       <w:r>
@@ -1924,28 +1924,33 @@
     </w:p>
     <w:p>
       <w:pPr>
-        <w:pStyle w:val="BodyText"/>
-      </w:pPr>
-      <w:r>
-        <w:rPr>
-          <w:b/>
-        </w:rPr>
+        <w:pStyle w:val="Legenda"/>
+      </w:pPr>
+      <w:r>
         <w:t xml:space="preserve">Quadro 1 — Competências socioemocionais avaliadas no ciclo de 2025, após o desdobramento da inteligência emocional em subcompetências.</w:t>
       </w:r>
     </w:p>
     <w:tbl>
       <w:tblPr>
         <w:tblStyle w:val="Table"/>
-        <w:tblW w:type="pct" w:w="0.0"/>
+        <w:tblW w:type="pct" w:w="5000"/>
+        <w:tblLayout w:type="fixed"/>
         <w:tblLook w:firstRow="1"/>
       </w:tblPr>
-      <w:tblGrid/>
+      <w:tblGrid>
+        <w:gridCol w:w="2121"/>
+        <w:gridCol w:w="2291"/>
+        <w:gridCol w:w="2121"/>
+        <w:gridCol w:w="2539"/>
+      </w:tblGrid>
       <w:tr>
         <w:trPr>
+          <w:cantSplit/>
           <w:cnfStyle w:firstRow="1"/>
         </w:trPr>
         <w:tc>
           <w:tcPr>
+            <w:tcW w:w="2121" w:type="dxa"/>
             <w:tcBorders>
               <w:bottom w:val="single"/>
             </w:tcBorders>
@@ -1963,6 +1968,7 @@
         </w:tc>
         <w:tc>
           <w:tcPr>
+            <w:tcW w:w="2291" w:type="dxa"/>
             <w:tcBorders>
               <w:bottom w:val="single"/>
             </w:tcBorders>
@@ -1974,12 +1980,13 @@
               <w:jc w:val="left"/>
             </w:pPr>
             <w:r>
-              <w:t xml:space="preserve">Competência</w:t>
+              <w:t xml:space="preserve">Competência macro</w:t>
             </w:r>
           </w:p>
         </w:tc>
         <w:tc>
           <w:tcPr>
+            <w:tcW w:w="2121" w:type="dxa"/>
             <w:tcBorders>
               <w:bottom w:val="single"/>
             </w:tcBorders>
@@ -1991,12 +1998,33 @@
               <w:jc w:val="left"/>
             </w:pPr>
             <w:r>
-              <w:t xml:space="preserve">Nível na matriz</w:t>
+              <w:t xml:space="preserve">#</w:t>
+            </w:r>
+          </w:p>
+        </w:tc>
+        <w:tc>
+          <w:tcPr>
+            <w:tcW w:w="2539" w:type="dxa"/>
+            <w:tcBorders>
+              <w:bottom w:val="single"/>
+            </w:tcBorders>
+            <w:vAlign w:val="bottom"/>
+          </w:tcPr>
+          <w:p>
+            <w:pPr>
+              <w:pStyle w:val="Compact"/>
+              <w:jc w:val="left"/>
+            </w:pPr>
+            <w:r>
+              <w:t xml:space="preserve">Subcompetência de inteligência emocional</w:t>
             </w:r>
           </w:p>
         </w:tc>
       </w:tr>
       <w:tr>
+        <w:trPr>
+          <w:cantSplit/>
+        </w:trPr>
         <w:tc>
           <w:p>
             <w:pPr>
@@ -2026,12 +2054,26 @@
               <w:jc w:val="left"/>
             </w:pPr>
             <w:r>
-              <w:t xml:space="preserve">macro</w:t>
+              <w:t xml:space="preserve">7</w:t>
+            </w:r>
+          </w:p>
+        </w:tc>
+        <w:tc>
+          <w:p>
+            <w:pPr>
+              <w:pStyle w:val="Compact"/>
+              <w:jc w:val="left"/>
+            </w:pPr>
+            <w:r>
+              <w:t xml:space="preserve">Autorregulação</w:t>
             </w:r>
           </w:p>
         </w:tc>
       </w:tr>
       <w:tr>
+        <w:trPr>
+          <w:cantSplit/>
+        </w:trPr>
         <w:tc>
           <w:p>
             <w:pPr>
@@ -2061,12 +2103,26 @@
               <w:jc w:val="left"/>
             </w:pPr>
             <w:r>
-              <w:t xml:space="preserve">macro</w:t>
+              <w:t xml:space="preserve">8</w:t>
+            </w:r>
+          </w:p>
+        </w:tc>
+        <w:tc>
+          <w:p>
+            <w:pPr>
+              <w:pStyle w:val="Compact"/>
+              <w:jc w:val="left"/>
+            </w:pPr>
+            <w:r>
+              <w:t xml:space="preserve">Percepção social</w:t>
             </w:r>
           </w:p>
         </w:tc>
       </w:tr>
       <w:tr>
+        <w:trPr>
+          <w:cantSplit/>
+        </w:trPr>
         <w:tc>
           <w:p>
             <w:pPr>
@@ -2096,12 +2152,26 @@
               <w:jc w:val="left"/>
             </w:pPr>
             <w:r>
-              <w:t xml:space="preserve">macro</w:t>
+              <w:t xml:space="preserve">9</w:t>
+            </w:r>
+          </w:p>
+        </w:tc>
+        <w:tc>
+          <w:p>
+            <w:pPr>
+              <w:pStyle w:val="Compact"/>
+              <w:jc w:val="left"/>
+            </w:pPr>
+            <w:r>
+              <w:t xml:space="preserve">Autoconhecimento</w:t>
             </w:r>
           </w:p>
         </w:tc>
       </w:tr>
       <w:tr>
+        <w:trPr>
+          <w:cantSplit/>
+        </w:trPr>
         <w:tc>
           <w:p>
             <w:pPr>
@@ -2131,12 +2201,26 @@
               <w:jc w:val="left"/>
             </w:pPr>
             <w:r>
-              <w:t xml:space="preserve">macro</w:t>
+              <w:t xml:space="preserve">10</w:t>
+            </w:r>
+          </w:p>
+        </w:tc>
+        <w:tc>
+          <w:p>
+            <w:pPr>
+              <w:pStyle w:val="Compact"/>
+              <w:jc w:val="left"/>
+            </w:pPr>
+            <w:r>
+              <w:t xml:space="preserve">Habilidades de relacionamento</w:t>
             </w:r>
           </w:p>
         </w:tc>
       </w:tr>
       <w:tr>
+        <w:trPr>
+          <w:cantSplit/>
+        </w:trPr>
         <w:tc>
           <w:p>
             <w:pPr>
@@ -2160,18 +2244,16 @@
           </w:p>
         </w:tc>
         <w:tc>
-          <w:p>
-            <w:pPr>
-              <w:pStyle w:val="Compact"/>
-              <w:jc w:val="left"/>
-            </w:pPr>
-            <w:r>
-              <w:t xml:space="preserve">macro</w:t>
-            </w:r>
-          </w:p>
+          <w:p/>
+        </w:tc>
+        <w:tc>
+          <w:p/>
         </w:tc>
       </w:tr>
       <w:tr>
+        <w:trPr>
+          <w:cantSplit/>
+        </w:trPr>
         <w:tc>
           <w:p>
             <w:pPr>
@@ -2195,161 +2277,16 @@
           </w:p>
         </w:tc>
         <w:tc>
-          <w:p>
-            <w:pPr>
-              <w:pStyle w:val="Compact"/>
-              <w:jc w:val="left"/>
-            </w:pPr>
-            <w:r>
-              <w:t xml:space="preserve">macro</w:t>
-            </w:r>
-          </w:p>
-        </w:tc>
-      </w:tr>
-      <w:tr>
-        <w:tc>
-          <w:p>
-            <w:pPr>
-              <w:pStyle w:val="Compact"/>
-              <w:jc w:val="left"/>
-            </w:pPr>
-            <w:r>
-              <w:t xml:space="preserve">7</w:t>
-            </w:r>
-          </w:p>
+          <w:p/>
         </w:tc>
         <w:tc>
-          <w:p>
-            <w:pPr>
-              <w:pStyle w:val="Compact"/>
-              <w:jc w:val="left"/>
-            </w:pPr>
-            <w:r>
-              <w:t xml:space="preserve">Inteligência emocional: autorregulação</w:t>
-            </w:r>
-          </w:p>
-        </w:tc>
-        <w:tc>
-          <w:p>
-            <w:pPr>
-              <w:pStyle w:val="Compact"/>
-              <w:jc w:val="left"/>
-            </w:pPr>
-            <w:r>
-              <w:t xml:space="preserve">subcompetência</w:t>
-            </w:r>
-          </w:p>
-        </w:tc>
-      </w:tr>
-      <w:tr>
-        <w:tc>
-          <w:p>
-            <w:pPr>
-              <w:pStyle w:val="Compact"/>
-              <w:jc w:val="left"/>
-            </w:pPr>
-            <w:r>
-              <w:t xml:space="preserve">8</w:t>
-            </w:r>
-          </w:p>
-        </w:tc>
-        <w:tc>
-          <w:p>
-            <w:pPr>
-              <w:pStyle w:val="Compact"/>
-              <w:jc w:val="left"/>
-            </w:pPr>
-            <w:r>
-              <w:t xml:space="preserve">Inteligência emocional: percepção social</w:t>
-            </w:r>
-          </w:p>
-        </w:tc>
-        <w:tc>
-          <w:p>
-            <w:pPr>
-              <w:pStyle w:val="Compact"/>
-              <w:jc w:val="left"/>
-            </w:pPr>
-            <w:r>
-              <w:t xml:space="preserve">subcompetência</w:t>
-            </w:r>
-          </w:p>
-        </w:tc>
-      </w:tr>
-      <w:tr>
-        <w:tc>
-          <w:p>
-            <w:pPr>
-              <w:pStyle w:val="Compact"/>
-              <w:jc w:val="left"/>
-            </w:pPr>
-            <w:r>
-              <w:t xml:space="preserve">9</w:t>
-            </w:r>
-          </w:p>
-        </w:tc>
-        <w:tc>
-          <w:p>
-            <w:pPr>
-              <w:pStyle w:val="Compact"/>
-              <w:jc w:val="left"/>
-            </w:pPr>
-            <w:r>
-              <w:t xml:space="preserve">Inteligência emocional: autoconhecimento</w:t>
-            </w:r>
-          </w:p>
-        </w:tc>
-        <w:tc>
-          <w:p>
-            <w:pPr>
-              <w:pStyle w:val="Compact"/>
-              <w:jc w:val="left"/>
-            </w:pPr>
-            <w:r>
-              <w:t xml:space="preserve">subcompetência</w:t>
-            </w:r>
-          </w:p>
-        </w:tc>
-      </w:tr>
-      <w:tr>
-        <w:tc>
-          <w:p>
-            <w:pPr>
-              <w:pStyle w:val="Compact"/>
-              <w:jc w:val="left"/>
-            </w:pPr>
-            <w:r>
-              <w:t xml:space="preserve">10</w:t>
-            </w:r>
-          </w:p>
-        </w:tc>
-        <w:tc>
-          <w:p>
-            <w:pPr>
-              <w:pStyle w:val="Compact"/>
-              <w:jc w:val="left"/>
-            </w:pPr>
-            <w:r>
-              <w:t xml:space="preserve">Inteligência emocional: habilidades de relacionamento</w:t>
-            </w:r>
-          </w:p>
-        </w:tc>
-        <w:tc>
-          <w:p>
-            <w:pPr>
-              <w:pStyle w:val="Compact"/>
-              <w:jc w:val="left"/>
-            </w:pPr>
-            <w:r>
-              <w:t xml:space="preserve">subcompetência</w:t>
-            </w:r>
-          </w:p>
+          <w:p/>
         </w:tc>
       </w:tr>
     </w:tbl>
     <w:p>
       <w:pPr>
-        <w:pStyle w:val="BodyText"/>
+        <w:pStyle w:val="FonteIlustracao"/>
       </w:pPr>
       <w:r>
         <w:t xml:space="preserve">Fonte: elaborado pelos autores.</w:t>
@@ -2526,18 +2463,15 @@
     </w:p>
     <w:p>
       <w:pPr>
-        <w:pStyle w:val="BodyText"/>
-      </w:pPr>
-      <w:r>
-        <w:rPr>
-          <w:b/>
-        </w:rPr>
+        <w:pStyle w:val="Legenda"/>
+      </w:pPr>
+      <w:r>
         <w:t xml:space="preserve">Figura 1 — Arquitetura da solução no ciclo de 2025, com a orquestração em n8n e a interface de programação de aplicações como núcleo de persistência e de decisão.</w:t>
       </w:r>
     </w:p>
     <w:p>
       <w:pPr>
-        <w:pStyle w:val="BodyText"/>
+        <w:pStyle w:val="FonteIlustracao"/>
       </w:pPr>
       <w:r>
         <w:t xml:space="preserve">Fonte: elaborado pelos autores.</w:t>
@@ -2784,18 +2718,15 @@
     </w:p>
     <w:p>
       <w:pPr>
-        <w:pStyle w:val="BodyText"/>
-      </w:pPr>
-      <w:r>
-        <w:rPr>
-          <w:b/>
-        </w:rPr>
+        <w:pStyle w:val="Legenda"/>
+      </w:pPr>
+      <w:r>
         <w:t xml:space="preserve">Figura 2 — Modelo entidade-relacionamento do domínio de avaliação de competências socioemocionais.</w:t>
       </w:r>
     </w:p>
     <w:p>
       <w:pPr>
-        <w:pStyle w:val="BodyText"/>
+        <w:pStyle w:val="FonteIlustracao"/>
       </w:pPr>
       <w:r>
         <w:t xml:space="preserve">Fonte: elaborado pelos autores.</w:t>
@@ -3031,7 +2962,7 @@
         <w:rPr>
           <w:rStyle w:val="VerbatimChar"/>
         </w:rPr>
-        <w:t xml:space="preserve">        um conjunto por competencia macro, com as medicoes da propria competencia</w:t>
+        <w:t xml:space="preserve">        um conjunto por competencia macro, com as suas medicoes</w:t>
       </w:r>
       <w:r>
         <w:br/>
@@ -3747,28 +3678,33 @@
     </w:p>
     <w:p>
       <w:pPr>
-        <w:pStyle w:val="BodyText"/>
-      </w:pPr>
-      <w:r>
-        <w:rPr>
-          <w:b/>
-        </w:rPr>
+        <w:pStyle w:val="Legenda"/>
+      </w:pPr>
+      <w:r>
         <w:t xml:space="preserve">Tabela 1 — Caracterização agregada da base de produção do ciclo de 2025, apurada em 27 de julho de 2026 (n=33 discentes), incluindo a distribuição dos registros de autoavaliação pelas nove unidades.</w:t>
       </w:r>
     </w:p>
     <w:tbl>
       <w:tblPr>
         <w:tblStyle w:val="Table"/>
-        <w:tblW w:type="pct" w:w="0.0"/>
+        <w:tblW w:type="pct" w:w="5000"/>
+        <w:tblLayout w:type="fixed"/>
         <w:tblLook w:firstRow="1"/>
       </w:tblPr>
-      <w:tblGrid/>
+      <w:tblGrid>
+        <w:gridCol w:w="2279"/>
+        <w:gridCol w:w="2256"/>
+        <w:gridCol w:w="2279"/>
+        <w:gridCol w:w="2258"/>
+      </w:tblGrid>
       <w:tr>
         <w:trPr>
+          <w:cantSplit/>
           <w:cnfStyle w:firstRow="1"/>
         </w:trPr>
         <w:tc>
           <w:tcPr>
+            <w:tcW w:w="2279" w:type="dxa"/>
             <w:tcBorders>
               <w:bottom w:val="single"/>
             </w:tcBorders>
@@ -3786,6 +3722,43 @@
         </w:tc>
         <w:tc>
           <w:tcPr>
+            <w:tcW w:w="2256" w:type="dxa"/>
+            <w:tcBorders>
+              <w:bottom w:val="single"/>
+            </w:tcBorders>
+            <w:vAlign w:val="bottom"/>
+          </w:tcPr>
+          <w:p>
+            <w:pPr>
+              <w:pStyle w:val="Compact"/>
+              <w:jc w:val="left"/>
+            </w:pPr>
+            <w:r>
+              <w:t xml:space="preserve">Valor</w:t>
+            </w:r>
+          </w:p>
+        </w:tc>
+        <w:tc>
+          <w:tcPr>
+            <w:tcW w:w="2279" w:type="dxa"/>
+            <w:tcBorders>
+              <w:bottom w:val="single"/>
+            </w:tcBorders>
+            <w:vAlign w:val="bottom"/>
+          </w:tcPr>
+          <w:p>
+            <w:pPr>
+              <w:pStyle w:val="Compact"/>
+              <w:jc w:val="left"/>
+            </w:pPr>
+            <w:r>
+              <w:t xml:space="preserve">Métrica</w:t>
+            </w:r>
+          </w:p>
+        </w:tc>
+        <w:tc>
+          <w:tcPr>
+            <w:tcW w:w="2258" w:type="dxa"/>
             <w:tcBorders>
               <w:bottom w:val="single"/>
             </w:tcBorders>
@@ -3803,6 +3776,9 @@
         </w:tc>
       </w:tr>
       <w:tr>
+        <w:trPr>
+          <w:cantSplit/>
+        </w:trPr>
         <w:tc>
           <w:p>
             <w:pPr>
@@ -3825,128 +3801,6 @@
             </w:r>
           </w:p>
         </w:tc>
-      </w:tr>
-      <w:tr>
-        <w:tc>
-          <w:p>
-            <w:pPr>
-              <w:pStyle w:val="Compact"/>
-              <w:jc w:val="left"/>
-            </w:pPr>
-            <w:r>
-              <w:t xml:space="preserve">Período dos cadastros</w:t>
-            </w:r>
-          </w:p>
-        </w:tc>
-        <w:tc>
-          <w:p>
-            <w:pPr>
-              <w:pStyle w:val="Compact"/>
-              <w:jc w:val="left"/>
-            </w:pPr>
-            <w:r>
-              <w:t xml:space="preserve">23/01/2025 a 01/04/2025</w:t>
-            </w:r>
-          </w:p>
-        </w:tc>
-      </w:tr>
-      <w:tr>
-        <w:tc>
-          <w:p>
-            <w:pPr>
-              <w:pStyle w:val="Compact"/>
-              <w:jc w:val="left"/>
-            </w:pPr>
-            <w:r>
-              <w:t xml:space="preserve">Registros de autoavaliação</w:t>
-            </w:r>
-          </w:p>
-        </w:tc>
-        <w:tc>
-          <w:p>
-            <w:pPr>
-              <w:pStyle w:val="Compact"/>
-              <w:jc w:val="left"/>
-            </w:pPr>
-            <w:r>
-              <w:t xml:space="preserve">177</w:t>
-            </w:r>
-          </w:p>
-        </w:tc>
-      </w:tr>
-      <w:tr>
-        <w:tc>
-          <w:p>
-            <w:pPr>
-              <w:pStyle w:val="Compact"/>
-              <w:jc w:val="left"/>
-            </w:pPr>
-            <w:r>
-              <w:t xml:space="preserve">Período das autoavaliações</w:t>
-            </w:r>
-          </w:p>
-        </w:tc>
-        <w:tc>
-          <w:p>
-            <w:pPr>
-              <w:pStyle w:val="Compact"/>
-              <w:jc w:val="left"/>
-            </w:pPr>
-            <w:r>
-              <w:t xml:space="preserve">23/01/2025 a 06/09/2025</w:t>
-            </w:r>
-          </w:p>
-        </w:tc>
-      </w:tr>
-      <w:tr>
-        <w:tc>
-          <w:p>
-            <w:pPr>
-              <w:pStyle w:val="Compact"/>
-              <w:jc w:val="left"/>
-            </w:pPr>
-            <w:r>
-              <w:t xml:space="preserve">Unidades avaliativas</w:t>
-            </w:r>
-          </w:p>
-        </w:tc>
-        <w:tc>
-          <w:p>
-            <w:pPr>
-              <w:pStyle w:val="Compact"/>
-              <w:jc w:val="left"/>
-            </w:pPr>
-            <w:r>
-              <w:t xml:space="preserve">9</w:t>
-            </w:r>
-          </w:p>
-        </w:tc>
-      </w:tr>
-      <w:tr>
-        <w:tc>
-          <w:p>
-            <w:pPr>
-              <w:pStyle w:val="Compact"/>
-              <w:jc w:val="left"/>
-            </w:pPr>
-            <w:r>
-              <w:t xml:space="preserve">Registros por unidade, da 1ª à 9ª</w:t>
-            </w:r>
-          </w:p>
-        </w:tc>
-        <w:tc>
-          <w:p>
-            <w:pPr>
-              <w:pStyle w:val="Compact"/>
-              <w:jc w:val="left"/>
-            </w:pPr>
-            <w:r>
-              <w:t xml:space="preserve">33 · 33 · 33 · 33 · 33 · 7 · 3 · 1 · 1</w:t>
-            </w:r>
-          </w:p>
-        </w:tc>
-      </w:tr>
-      <w:tr>
         <w:tc>
           <w:p>
             <w:pPr>
@@ -3971,6 +3825,31 @@
         </w:tc>
       </w:tr>
       <w:tr>
+        <w:trPr>
+          <w:cantSplit/>
+        </w:trPr>
+        <w:tc>
+          <w:p>
+            <w:pPr>
+              <w:pStyle w:val="Compact"/>
+              <w:jc w:val="left"/>
+            </w:pPr>
+            <w:r>
+              <w:t xml:space="preserve">Discentes com notas lançadas</w:t>
+            </w:r>
+          </w:p>
+        </w:tc>
+        <w:tc>
+          <w:p>
+            <w:pPr>
+              <w:pStyle w:val="Compact"/>
+              <w:jc w:val="left"/>
+            </w:pPr>
+            <w:r>
+              <w:t xml:space="preserve">7</w:t>
+            </w:r>
+          </w:p>
+        </w:tc>
         <w:tc>
           <w:p>
             <w:pPr>
@@ -3995,6 +3874,31 @@
         </w:tc>
       </w:tr>
       <w:tr>
+        <w:trPr>
+          <w:cantSplit/>
+        </w:trPr>
+        <w:tc>
+          <w:p>
+            <w:pPr>
+              <w:pStyle w:val="Compact"/>
+              <w:jc w:val="left"/>
+            </w:pPr>
+            <w:r>
+              <w:t xml:space="preserve">Registros de autoavaliação</w:t>
+            </w:r>
+          </w:p>
+        </w:tc>
+        <w:tc>
+          <w:p>
+            <w:pPr>
+              <w:pStyle w:val="Compact"/>
+              <w:jc w:val="left"/>
+            </w:pPr>
+            <w:r>
+              <w:t xml:space="preserve">177</w:t>
+            </w:r>
+          </w:p>
+        </w:tc>
         <w:tc>
           <w:p>
             <w:pPr>
@@ -4019,6 +3923,31 @@
         </w:tc>
       </w:tr>
       <w:tr>
+        <w:trPr>
+          <w:cantSplit/>
+        </w:trPr>
+        <w:tc>
+          <w:p>
+            <w:pPr>
+              <w:pStyle w:val="Compact"/>
+              <w:jc w:val="left"/>
+            </w:pPr>
+            <w:r>
+              <w:t xml:space="preserve">Unidades avaliativas</w:t>
+            </w:r>
+          </w:p>
+        </w:tc>
+        <w:tc>
+          <w:p>
+            <w:pPr>
+              <w:pStyle w:val="Compact"/>
+              <w:jc w:val="left"/>
+            </w:pPr>
+            <w:r>
+              <w:t xml:space="preserve">9</w:t>
+            </w:r>
+          </w:p>
+        </w:tc>
         <w:tc>
           <w:p>
             <w:pPr>
@@ -4043,6 +3972,9 @@
         </w:tc>
       </w:tr>
       <w:tr>
+        <w:trPr>
+          <w:cantSplit/>
+        </w:trPr>
         <w:tc>
           <w:p>
             <w:pPr>
@@ -4050,7 +3982,7 @@
               <w:jc w:val="left"/>
             </w:pPr>
             <w:r>
-              <w:t xml:space="preserve">Discentes com notas lançadas</w:t>
+              <w:t xml:space="preserve">Mentores</w:t>
             </w:r>
           </w:p>
         </w:tc>
@@ -4061,12 +3993,10 @@
               <w:jc w:val="left"/>
             </w:pPr>
             <w:r>
-              <w:t xml:space="preserve">7</w:t>
+              <w:t xml:space="preserve">2</w:t>
             </w:r>
           </w:p>
         </w:tc>
-      </w:tr>
-      <w:tr>
         <w:tc>
           <w:p>
             <w:pPr>
@@ -4091,6 +4021,31 @@
         </w:tc>
       </w:tr>
       <w:tr>
+        <w:trPr>
+          <w:cantSplit/>
+        </w:trPr>
+        <w:tc>
+          <w:p>
+            <w:pPr>
+              <w:pStyle w:val="Compact"/>
+              <w:jc w:val="left"/>
+            </w:pPr>
+            <w:r>
+              <w:t xml:space="preserve">Projetos</w:t>
+            </w:r>
+          </w:p>
+        </w:tc>
+        <w:tc>
+          <w:p>
+            <w:pPr>
+              <w:pStyle w:val="Compact"/>
+              <w:jc w:val="left"/>
+            </w:pPr>
+            <w:r>
+              <w:t xml:space="preserve">3</w:t>
+            </w:r>
+          </w:p>
+        </w:tc>
         <w:tc>
           <w:p>
             <w:pPr>
@@ -4115,6 +4070,31 @@
         </w:tc>
       </w:tr>
       <w:tr>
+        <w:trPr>
+          <w:cantSplit/>
+        </w:trPr>
+        <w:tc>
+          <w:p>
+            <w:pPr>
+              <w:pStyle w:val="Compact"/>
+              <w:jc w:val="left"/>
+            </w:pPr>
+            <w:r>
+              <w:t xml:space="preserve">Registros de auditoria</w:t>
+            </w:r>
+          </w:p>
+        </w:tc>
+        <w:tc>
+          <w:p>
+            <w:pPr>
+              <w:pStyle w:val="Compact"/>
+              <w:jc w:val="left"/>
+            </w:pPr>
+            <w:r>
+              <w:t xml:space="preserve">1.792</w:t>
+            </w:r>
+          </w:p>
+        </w:tc>
         <w:tc>
           <w:p>
             <w:pPr>
@@ -4139,6 +4119,9 @@
         </w:tc>
       </w:tr>
       <w:tr>
+        <w:trPr>
+          <w:cantSplit/>
+        </w:trPr>
         <w:tc>
           <w:p>
             <w:pPr>
@@ -4146,7 +4129,7 @@
               <w:jc w:val="left"/>
             </w:pPr>
             <w:r>
-              <w:t xml:space="preserve">Mentores</w:t>
+              <w:t xml:space="preserve">Registros por unidade, da 1ª à 9ª</w:t>
             </w:r>
           </w:p>
         </w:tc>
@@ -4157,20 +4140,7 @@
               <w:jc w:val="left"/>
             </w:pPr>
             <w:r>
-              <w:t xml:space="preserve">2</w:t>
-            </w:r>
-          </w:p>
-        </w:tc>
-      </w:tr>
-      <w:tr>
-        <w:tc>
-          <w:p>
-            <w:pPr>
-              <w:pStyle w:val="Compact"/>
-              <w:jc w:val="left"/>
-            </w:pPr>
-            <w:r>
-              <w:t xml:space="preserve">Projetos</w:t>
+              <w:t xml:space="preserve">33 · 33 · 33 · 33 · 33 · 7 · 3 · 1 · 1</w:t>
             </w:r>
           </w:p>
         </w:tc>
@@ -4181,20 +4151,7 @@
               <w:jc w:val="left"/>
             </w:pPr>
             <w:r>
-              <w:t xml:space="preserve">3</w:t>
-            </w:r>
-          </w:p>
-        </w:tc>
-      </w:tr>
-      <w:tr>
-        <w:tc>
-          <w:p>
-            <w:pPr>
-              <w:pStyle w:val="Compact"/>
-              <w:jc w:val="left"/>
-            </w:pPr>
-            <w:r>
-              <w:t xml:space="preserve">Registros de auditoria do painel administrativo</w:t>
+              <w:t xml:space="preserve">Período das autoavaliações</w:t>
             </w:r>
           </w:p>
         </w:tc>
@@ -4205,7 +4162,7 @@
               <w:jc w:val="left"/>
             </w:pPr>
             <w:r>
-              <w:t xml:space="preserve">1.792</w:t>
+              <w:t xml:space="preserve">23/01/2025 a 06/09/2025</w:t>
             </w:r>
           </w:p>
         </w:tc>
@@ -4213,7 +4170,7 @@
     </w:tbl>
     <w:p>
       <w:pPr>
-        <w:pStyle w:val="BodyText"/>
+        <w:pStyle w:val="FonteIlustracao"/>
       </w:pPr>
       <w:r>
         <w:t xml:space="preserve">Fonte: dados da pesquisa.</w:t>
@@ -4318,50 +4275,6 @@
         <w:pStyle w:val="BodyText"/>
       </w:pPr>
       <w:r>
-        <w:t xml:space="preserve">A razão entre discentes cadastrados e mentores responsáveis é de aproximadamente dezesseis</w:t>
-      </w:r>
-      <w:r>
-        <w:t xml:space="preserve"> </w:t>
-      </w:r>
-      <w:r>
-        <w:t xml:space="preserve">para um, distribuída em três projetos. Esse valor não é parâmetro de qualidade do</w:t>
-      </w:r>
-      <w:r>
-        <w:t xml:space="preserve"> </w:t>
-      </w:r>
-      <w:r>
-        <w:t xml:space="preserve">acompanhamento, mas explica a natureza do problema que motivou a automação: a produção</w:t>
-      </w:r>
-      <w:r>
-        <w:t xml:space="preserve"> </w:t>
-      </w:r>
-      <w:r>
-        <w:t xml:space="preserve">manual do perfil de cada discente recaía sobre uma equipe pequena e a cada unidade</w:t>
-      </w:r>
-      <w:r>
-        <w:t xml:space="preserve"> </w:t>
-      </w:r>
-      <w:r>
-        <w:t xml:space="preserve">avaliativa, o que multiplica o esforço pelo número de ciclos, e não apenas pelo número de</w:t>
-      </w:r>
-      <w:r>
-        <w:t xml:space="preserve"> </w:t>
-      </w:r>
-      <w:r>
-        <w:t xml:space="preserve">participantes. A carga acumulada ao longo de nove unidades é a grandeza que a solução</w:t>
-      </w:r>
-      <w:r>
-        <w:t xml:space="preserve"> </w:t>
-      </w:r>
-      <w:r>
-        <w:t xml:space="preserve">descrita neste trabalho desloca para a máquina.</w:t>
-      </w:r>
-    </w:p>
-    <w:p>
-      <w:pPr>
-        <w:pStyle w:val="BodyText"/>
-      </w:pPr>
-      <w:r>
         <w:t xml:space="preserve">A tabela de auditoria do painel administrativo acumulou 1.792 registros no período, contra</w:t>
       </w:r>
       <w:r>
@@ -4554,6 +4467,95 @@
         <w:pStyle w:val="BodyText"/>
       </w:pPr>
       <w:r>
+        <w:t xml:space="preserve">A forma como essa comparação chega ao mentor está reproduzida na Figura 3,</w:t>
+      </w:r>
+      <w:r>
+        <w:t xml:space="preserve"> </w:t>
+      </w:r>
+      <w:r>
+        <w:t xml:space="preserve">construída com dados sintéticos: o gráfico de perfil sobrepõe as medições de duas</w:t>
+      </w:r>
+      <w:r>
+        <w:t xml:space="preserve"> </w:t>
+      </w:r>
+      <w:r>
+        <w:t xml:space="preserve">unidades sucessivas sobre os mesmos eixos, e é dessa sobreposição que tanto a leitura</w:t>
+      </w:r>
+      <w:r>
+        <w:t xml:space="preserve"> </w:t>
+      </w:r>
+      <w:r>
+        <w:t xml:space="preserve">humana quanto as duas regras extraem a variação de cada competência.</w:t>
+      </w:r>
+    </w:p>
+    <w:p>
+      <w:pPr>
+        <w:pStyle w:val="BodyText"/>
+      </w:pPr>
+      <w:r>
+        <w:drawing>
+          <wp:inline>
+            <wp:extent cx="5334000" cy="2998786"/>
+            <wp:effectExtent b="0" l="0" r="0" t="0"/>
+            <wp:docPr descr="" title="" id="1" name="Picture"/>
+            <a:graphic>
+              <a:graphicData uri="http://schemas.openxmlformats.org/drawingml/2006/picture">
+                <pic:pic>
+                  <pic:nvPicPr>
+                    <pic:cNvPr descr="figuras/fig-04-1.png" id="0" name="Picture"/>
+                    <pic:cNvPicPr>
+                      <a:picLocks noChangeArrowheads="1" noChangeAspect="1"/>
+                    </pic:cNvPicPr>
+                  </pic:nvPicPr>
+                  <pic:blipFill>
+                    <a:blip r:embed="rId42"/>
+                    <a:stretch>
+                      <a:fillRect/>
+                    </a:stretch>
+                  </pic:blipFill>
+                  <pic:spPr bwMode="auto">
+                    <a:xfrm>
+                      <a:off x="0" y="0"/>
+                      <a:ext cx="5334000" cy="2998786"/>
+                    </a:xfrm>
+                    <a:prstGeom prst="rect">
+                      <a:avLst/>
+                    </a:prstGeom>
+                    <a:noFill/>
+                    <a:ln w="9525">
+                      <a:noFill/>
+                      <a:headEnd/>
+                      <a:tailEnd/>
+                    </a:ln>
+                  </pic:spPr>
+                </pic:pic>
+              </a:graphicData>
+            </a:graphic>
+          </wp:inline>
+        </w:drawing>
+      </w:r>
+    </w:p>
+    <w:p>
+      <w:pPr>
+        <w:pStyle w:val="Legenda"/>
+      </w:pPr>
+      <w:r>
+        <w:t xml:space="preserve">Figura 3 — Gráfico de perfil de competências macro, com duas unidades sucessivas sobrepostas em escala de 0 a 4. Exemplo sintético, construído para ilustrar o formato da saída, sem dado de discente.</w:t>
+      </w:r>
+    </w:p>
+    <w:p>
+      <w:pPr>
+        <w:pStyle w:val="FonteIlustracao"/>
+      </w:pPr>
+      <w:r>
+        <w:t xml:space="preserve">Fonte: elaborado pelos autores.</w:t>
+      </w:r>
+    </w:p>
+    <w:p>
+      <w:pPr>
+        <w:pStyle w:val="BodyText"/>
+      </w:pPr>
+      <w:r>
         <w:t xml:space="preserve">O contraste com a organização anterior dos dados é o ponto central. Uma planilha em que</w:t>
       </w:r>
       <w:r>
@@ -4653,11 +4655,11 @@
       <w:pPr>
         <w:pStyle w:val="Heading3"/>
       </w:pPr>
-      <w:bookmarkStart w:id="42" w:name="X4c2c2f052d6b2bf03a9e2fdbda407addf68e42a"/>
+      <w:bookmarkStart w:id="43" w:name="X4c2c2f052d6b2bf03a9e2fdbda407addf68e42a"/>
       <w:r>
         <w:t xml:space="preserve">4.3 Comportamento observado das camadas de decisão e de intervenção</w:t>
       </w:r>
-      <w:bookmarkEnd w:id="42"/>
+      <w:bookmarkEnd w:id="43"/>
     </w:p>
     <w:p>
       <w:pPr>
@@ -4758,6 +4760,101 @@
         <w:pStyle w:val="BodyText"/>
       </w:pPr>
       <w:r>
+        <w:t xml:space="preserve">Os artefatos que as duas camadas entregam estão reproduzidos na Figura 4, também</w:t>
+      </w:r>
+      <w:r>
+        <w:t xml:space="preserve"> </w:t>
+      </w:r>
+      <w:r>
+        <w:t xml:space="preserve">em exemplos sintéticos, uma vez que nenhum documento emitido para discente real pode ser</w:t>
+      </w:r>
+      <w:r>
+        <w:t xml:space="preserve"> </w:t>
+      </w:r>
+      <w:r>
+        <w:t xml:space="preserve">reproduzido em publicação aberta. O certificado registra a participação no programa, e a</w:t>
+      </w:r>
+      <w:r>
+        <w:t xml:space="preserve"> </w:t>
+      </w:r>
+      <w:r>
+        <w:t xml:space="preserve">mensagem de recomendação nomeia a competência apontada, a condição que disparou o</w:t>
+      </w:r>
+      <w:r>
+        <w:t xml:space="preserve"> </w:t>
+      </w:r>
+      <w:r>
+        <w:t xml:space="preserve">apontamento e a prática sugerida.</w:t>
+      </w:r>
+    </w:p>
+    <w:p>
+      <w:pPr>
+        <w:pStyle w:val="BodyText"/>
+      </w:pPr>
+      <w:r>
+        <w:drawing>
+          <wp:inline>
+            <wp:extent cx="5334000" cy="2332389"/>
+            <wp:effectExtent b="0" l="0" r="0" t="0"/>
+            <wp:docPr descr="" title="" id="1" name="Picture"/>
+            <a:graphic>
+              <a:graphicData uri="http://schemas.openxmlformats.org/drawingml/2006/picture">
+                <pic:pic>
+                  <pic:nvPicPr>
+                    <pic:cNvPr descr="figuras/fig-04-2.png" id="0" name="Picture"/>
+                    <pic:cNvPicPr>
+                      <a:picLocks noChangeArrowheads="1" noChangeAspect="1"/>
+                    </pic:cNvPicPr>
+                  </pic:nvPicPr>
+                  <pic:blipFill>
+                    <a:blip r:embed="rId44"/>
+                    <a:stretch>
+                      <a:fillRect/>
+                    </a:stretch>
+                  </pic:blipFill>
+                  <pic:spPr bwMode="auto">
+                    <a:xfrm>
+                      <a:off x="0" y="0"/>
+                      <a:ext cx="5334000" cy="2332389"/>
+                    </a:xfrm>
+                    <a:prstGeom prst="rect">
+                      <a:avLst/>
+                    </a:prstGeom>
+                    <a:noFill/>
+                    <a:ln w="9525">
+                      <a:noFill/>
+                      <a:headEnd/>
+                      <a:tailEnd/>
+                    </a:ln>
+                  </pic:spPr>
+                </pic:pic>
+              </a:graphicData>
+            </a:graphic>
+          </wp:inline>
+        </w:drawing>
+      </w:r>
+    </w:p>
+    <w:p>
+      <w:pPr>
+        <w:pStyle w:val="Legenda"/>
+      </w:pPr>
+      <w:r>
+        <w:t xml:space="preserve">Figura 4 — Certificado de participação e mensagem de recomendação pedagógica, os dois artefatos entregues pelas camadas de decisão e de intervenção. Exemplos sintéticos, sem dado de discente.</w:t>
+      </w:r>
+    </w:p>
+    <w:p>
+      <w:pPr>
+        <w:pStyle w:val="FonteIlustracao"/>
+      </w:pPr>
+      <w:r>
+        <w:t xml:space="preserve">Fonte: elaborado pelos autores.</w:t>
+      </w:r>
+    </w:p>
+    <w:p>
+      <w:pPr>
+        <w:pStyle w:val="BodyText"/>
+      </w:pPr>
+      <w:r>
         <w:t xml:space="preserve">O envio das mensagens não é persistido em tabela do banco, de modo que o volume entregue</w:t>
       </w:r>
       <w:r>
@@ -4801,11 +4898,11 @@
       <w:pPr>
         <w:pStyle w:val="Heading3"/>
       </w:pPr>
-      <w:bookmarkStart w:id="43" w:name="tempo-de-execução"/>
+      <w:bookmarkStart w:id="45" w:name="tempo-de-execução"/>
       <w:r>
         <w:t xml:space="preserve">4.4 Tempo de execução</w:t>
       </w:r>
-      <w:bookmarkEnd w:id="43"/>
+      <w:bookmarkEnd w:id="45"/>
     </w:p>
     <w:p>
       <w:pPr>
@@ -4859,32 +4956,32 @@
     </w:p>
     <w:p>
       <w:pPr>
-        <w:pStyle w:val="BodyText"/>
-      </w:pPr>
-      <w:r>
-        <w:rPr>
-          <w:b/>
-        </w:rPr>
+        <w:pStyle w:val="Legenda"/>
+      </w:pPr>
+      <w:r>
         <w:t xml:space="preserve">Tabela 2 — Tempo de execução por etapa, do processo manual às etapas automatizadas dos ciclos de 2024 e de 2025.</w:t>
       </w:r>
     </w:p>
     <w:tbl>
       <w:tblPr>
         <w:tblStyle w:val="Table"/>
-        <w:tblW w:type="pct" w:w="5000.0"/>
+        <w:tblW w:type="pct" w:w="5000"/>
+        <w:tblLayout w:type="fixed"/>
         <w:tblLook w:firstRow="1"/>
       </w:tblPr>
       <w:tblGrid>
-        <w:gridCol w:w="2640"/>
-        <w:gridCol w:w="2640"/>
-        <w:gridCol w:w="2640"/>
+        <w:gridCol w:w="3024"/>
+        <w:gridCol w:w="3024"/>
+        <w:gridCol w:w="3024"/>
       </w:tblGrid>
       <w:tr>
         <w:trPr>
+          <w:cantSplit/>
           <w:cnfStyle w:firstRow="1"/>
         </w:trPr>
         <w:tc>
           <w:tcPr>
+            <w:tcW w:w="3024" w:type="dxa"/>
             <w:tcBorders>
               <w:bottom w:val="single"/>
             </w:tcBorders>
@@ -4902,6 +4999,7 @@
         </w:tc>
         <w:tc>
           <w:tcPr>
+            <w:tcW w:w="3024" w:type="dxa"/>
             <w:tcBorders>
               <w:bottom w:val="single"/>
             </w:tcBorders>
@@ -4919,6 +5017,7 @@
         </w:tc>
         <w:tc>
           <w:tcPr>
+            <w:tcW w:w="3024" w:type="dxa"/>
             <w:tcBorders>
               <w:bottom w:val="single"/>
             </w:tcBorders>
@@ -4936,6 +5035,9 @@
         </w:tc>
       </w:tr>
       <w:tr>
+        <w:trPr>
+          <w:cantSplit/>
+        </w:trPr>
         <w:tc>
           <w:p>
             <w:pPr>
@@ -4971,6 +5073,9 @@
         </w:tc>
       </w:tr>
       <w:tr>
+        <w:trPr>
+          <w:cantSplit/>
+        </w:trPr>
         <w:tc>
           <w:p>
             <w:pPr>
@@ -5006,6 +5111,9 @@
         </w:tc>
       </w:tr>
       <w:tr>
+        <w:trPr>
+          <w:cantSplit/>
+        </w:trPr>
         <w:tc>
           <w:p>
             <w:pPr>
@@ -5041,6 +5149,9 @@
         </w:tc>
       </w:tr>
       <w:tr>
+        <w:trPr>
+          <w:cantSplit/>
+        </w:trPr>
         <w:tc>
           <w:p>
             <w:pPr>
@@ -5078,7 +5189,7 @@
     </w:tbl>
     <w:p>
       <w:pPr>
-        <w:pStyle w:val="BodyText"/>
+        <w:pStyle w:val="FonteIlustracao"/>
       </w:pPr>
       <w:r>
         <w:t xml:space="preserve">Fonte: dados da pesquisa.</w:t>
@@ -5232,11 +5343,11 @@
       <w:pPr>
         <w:pStyle w:val="Heading3"/>
       </w:pPr>
-      <w:bookmarkStart w:id="44" w:name="discussão"/>
+      <w:bookmarkStart w:id="46" w:name="discussão"/>
       <w:r>
         <w:t xml:space="preserve">4.5 Discussão</w:t>
       </w:r>
-      <w:bookmarkEnd w:id="44"/>
+      <w:bookmarkEnd w:id="46"/>
     </w:p>
     <w:p>
       <w:pPr>
@@ -5584,11 +5695,11 @@
       <w:pPr>
         <w:pStyle w:val="Heading3"/>
       </w:pPr>
-      <w:bookmarkStart w:id="45" w:name="limitações"/>
+      <w:bookmarkStart w:id="47" w:name="limitações"/>
       <w:r>
         <w:t xml:space="preserve">4.6 Limitações</w:t>
       </w:r>
-      <w:bookmarkEnd w:id="45"/>
+      <w:bookmarkEnd w:id="47"/>
     </w:p>
     <w:p>
       <w:pPr>
@@ -5776,11 +5887,11 @@
       <w:pPr>
         <w:pStyle w:val="Heading2"/>
       </w:pPr>
-      <w:bookmarkStart w:id="46" w:name="conclusão"/>
+      <w:bookmarkStart w:id="48" w:name="conclusão"/>
       <w:r>
         <w:t xml:space="preserve">5 Conclusão</w:t>
       </w:r>
-      <w:bookmarkEnd w:id="46"/>
+      <w:bookmarkEnd w:id="48"/>
     </w:p>
     <w:p>
       <w:pPr>
@@ -6138,11 +6249,11 @@
       <w:pPr>
         <w:pStyle w:val="Heading2"/>
       </w:pPr>
-      <w:bookmarkStart w:id="47" w:name="agradecimentos"/>
+      <w:bookmarkStart w:id="49" w:name="agradecimentos"/>
       <w:r>
         <w:t xml:space="preserve">Agradecimentos</w:t>
       </w:r>
-      <w:bookmarkEnd w:id="47"/>
+      <w:bookmarkEnd w:id="49"/>
     </w:p>
     <w:p>
       <w:pPr>
@@ -6198,11 +6309,11 @@
       <w:pPr>
         <w:pStyle w:val="Heading2"/>
       </w:pPr>
-      <w:bookmarkStart w:id="48" w:name="financiamento"/>
+      <w:bookmarkStart w:id="50" w:name="financiamento"/>
       <w:r>
         <w:t xml:space="preserve">Financiamento</w:t>
       </w:r>
-      <w:bookmarkEnd w:id="48"/>
+      <w:bookmarkEnd w:id="50"/>
     </w:p>
     <w:p>
       <w:pPr>
@@ -6216,11 +6327,11 @@
       <w:pPr>
         <w:pStyle w:val="Heading2"/>
       </w:pPr>
-      <w:bookmarkStart w:id="49" w:name="conflito-de-interesses"/>
+      <w:bookmarkStart w:id="51" w:name="conflito-de-interesses"/>
       <w:r>
         <w:t xml:space="preserve">Conflito de interesses</w:t>
       </w:r>
-      <w:bookmarkEnd w:id="49"/>
+      <w:bookmarkEnd w:id="51"/>
     </w:p>
     <w:p>
       <w:pPr>
@@ -6234,11 +6345,11 @@
       <w:pPr>
         <w:pStyle w:val="Heading1"/>
       </w:pPr>
-      <w:bookmarkStart w:id="50" w:name="referências"/>
+      <w:bookmarkStart w:id="52" w:name="referências"/>
       <w:r>
         <w:t xml:space="preserve">REFERÊNCIAS</w:t>
       </w:r>
-      <w:bookmarkEnd w:id="50"/>
+      <w:bookmarkEnd w:id="52"/>
     </w:p>
     <w:p>
       <w:pPr>
@@ -6739,6 +6850,8 @@
     <w:qFormat/>
     <w:pPr>
       <w:spacing w:before="36" w:after="36"/>
+      <w:ind w:firstLine="0"/>
+      <w:jc w:val="left"/>
     </w:pPr>
   </w:style>
   <w:style w:type="paragraph" w:styleId="Title">
@@ -7030,9 +7143,9 @@
     <w:tblPr>
       <w:tblInd w:w="0" w:type="dxa"/>
       <w:tblCellMar>
-        <w:top w:w="0" w:type="dxa"/>
+        <w:top w:w="80" w:type="dxa"/>
         <w:left w:w="108" w:type="dxa"/>
-        <w:bottom w:w="0" w:type="dxa"/>
+        <w:bottom w:w="80" w:type="dxa"/>
         <w:right w:w="108" w:type="dxa"/>
       </w:tblCellMar>
     </w:tblPr>
@@ -7079,6 +7192,11 @@
   <w:style w:type="paragraph" w:customStyle="1" w:styleId="Figure">
     <w:name w:val="Figure"/>
     <w:basedOn w:val="Normal"/>
+    <w:pPr>
+      <w:spacing w:before="120" w:after="0"/>
+      <w:ind w:firstLine="0"/>
+      <w:jc w:val="center"/>
+    </w:pPr>
   </w:style>
   <w:style w:type="paragraph" w:customStyle="1" w:styleId="CaptionedFigure">
     <w:name w:val="Captioned Figure"/>
@@ -7096,8 +7214,9 @@
     <w:name w:val="Verbatim Char"/>
     <w:basedOn w:val="BodyTextChar"/>
     <w:rPr>
-      <w:rFonts w:ascii="Consolas" w:hAnsi="Consolas"/>
-      <w:sz w:val="22"/>
+      <w:rFonts w:ascii="Liberation Mono" w:hAnsi="Liberation Mono" w:cs="Liberation Mono"/>
+      <w:sz w:val="18"/>
+      <w:szCs w:val="18"/>
     </w:rPr>
   </w:style>
   <w:style w:type="character" w:styleId="FootnoteReference">
@@ -7132,13 +7251,64 @@
       <w:color w:val="365F91" w:themeColor="accent1" w:themeShade="BF"/>
     </w:rPr>
   </w:style>
+  <w:style w:type="paragraph" w:customStyle="1" w:styleId="Legenda">
+    <w:name w:val="Legenda"/>
+    <w:basedOn w:val="Normal"/>
+    <w:pPr>
+      <w:keepNext/>
+      <w:spacing w:before="120" w:after="60" w:line="240" w:lineRule="auto"/>
+      <w:ind w:firstLine="0"/>
+      <w:jc w:val="center"/>
+    </w:pPr>
+    <w:rPr>
+      <w:sz w:val="20"/>
+      <w:szCs w:val="20"/>
+    </w:rPr>
+  </w:style>
+  <w:style w:type="paragraph" w:customStyle="1" w:styleId="FonteIlustracao">
+    <w:name w:val="Fonte da ilustração"/>
+    <w:basedOn w:val="Normal"/>
+    <w:pPr>
+      <w:spacing w:before="60" w:after="180" w:line="240" w:lineRule="auto"/>
+      <w:ind w:firstLine="0"/>
+      <w:jc w:val="center"/>
+    </w:pPr>
+    <w:rPr>
+      <w:sz w:val="16"/>
+      <w:szCs w:val="16"/>
+    </w:rPr>
+  </w:style>
   <w:style w:type="paragraph" w:customStyle="1" w:styleId="SourceCode">
     <w:name w:val="Source Code"/>
     <w:basedOn w:val="Normal"/>
-    <w:link w:val="VerbatimChar"/>
     <w:pPr>
-      <w:wordWrap w:val="off"/>
+      <w:spacing w:before="0" w:after="0" w:line="240" w:lineRule="auto"/>
+      <w:ind w:left="340" w:firstLine="0"/>
+      <w:jc w:val="left"/>
     </w:pPr>
+    <w:rPr>
+      <w:rFonts w:ascii="Liberation Mono" w:hAnsi="Liberation Mono" w:cs="Liberation Mono"/>
+      <w:sz w:val="18"/>
+      <w:szCs w:val="18"/>
+    </w:rPr>
+  </w:style>
+  <w:style w:type="paragraph" w:customStyle="1" w:styleId="AbstractEN">
+    <w:name w:val="Abstract em inglês"/>
+    <w:basedOn w:val="Normal"/>
+    <w:rPr>
+      <w:i/>
+      <w:iCs/>
+    </w:rPr>
+  </w:style>
+  <w:style w:type="paragraph" w:customStyle="1" w:styleId="AbstractEN">
+    <w:name w:val="AbstractEN"/>
+    <w:basedOn w:val="BodyText"/>
+    <w:qFormat/>
+  </w:style>
+  <w:style w:type="paragraph" w:customStyle="1" w:styleId="FonteIlustracao">
+    <w:name w:val="FonteIlustracao"/>
+    <w:basedOn w:val="BodyText"/>
+    <w:qFormat/>
   </w:style>
   <w:style w:type="character" w:customStyle="1" w:styleId="KeywordTok">
     <w:name w:val="KeywordTok"/>

--- a/build/artigo.docx
+++ b/build/artigo.docx
@@ -3215,19 +3215,19 @@
         <w:pStyle w:val="BodyText"/>
       </w:pPr>
       <w:r>
-        <w:t xml:space="preserve">A emissão do documento é conduzida pelo quarto fluxo de automação. Após autenticar-se na</w:t>
-      </w:r>
-      <w:r>
-        <w:t xml:space="preserve"> </w:t>
-      </w:r>
-      <w:r>
-        <w:t xml:space="preserve">interface, o fluxo percorre a relação de discentes em lote e normaliza a capitalização do</w:t>
-      </w:r>
-      <w:r>
-        <w:t xml:space="preserve"> </w:t>
-      </w:r>
-      <w:r>
-        <w:t xml:space="preserve">nome, que é armazenado em caixa baixa na origem. Em seguida preenche um modelo de</w:t>
+        <w:t xml:space="preserve">A emissão do documento é conduzida pelo quarto fluxo de automação, reproduzido na</w:t>
+      </w:r>
+      <w:r>
+        <w:t xml:space="preserve"> </w:t>
+      </w:r>
+      <w:r>
+        <w:t xml:space="preserve">Figura 3. Após autenticar-se na interface, o fluxo percorre a relação de discentes em</w:t>
+      </w:r>
+      <w:r>
+        <w:t xml:space="preserve"> </w:t>
+      </w:r>
+      <w:r>
+        <w:t xml:space="preserve">lote e normaliza a capitalização do nome, que é armazenado em caixa baixa na origem. Em seguida preenche um modelo de</w:t>
       </w:r>
       <w:r>
         <w:t xml:space="preserve"> </w:t>
@@ -3274,13 +3274,76 @@
     </w:p>
     <w:p>
       <w:pPr>
+        <w:pStyle w:val="BodyText"/>
+      </w:pPr>
+      <w:r>
+        <w:drawing>
+          <wp:inline>
+            <wp:extent cx="5334000" cy="1361009"/>
+            <wp:effectExtent b="0" l="0" r="0" t="0"/>
+            <wp:docPr descr="" title="" id="1" name="Picture"/>
+            <a:graphic>
+              <a:graphicData uri="http://schemas.openxmlformats.org/drawingml/2006/picture">
+                <pic:pic>
+                  <pic:nvPicPr>
+                    <pic:cNvPr descr="figuras/fig-03-3.png" id="0" name="Picture"/>
+                    <pic:cNvPicPr>
+                      <a:picLocks noChangeArrowheads="1" noChangeAspect="1"/>
+                    </pic:cNvPicPr>
+                  </pic:nvPicPr>
+                  <pic:blipFill>
+                    <a:blip r:embed="rId37"/>
+                    <a:stretch>
+                      <a:fillRect/>
+                    </a:stretch>
+                  </pic:blipFill>
+                  <pic:spPr bwMode="auto">
+                    <a:xfrm>
+                      <a:off x="0" y="0"/>
+                      <a:ext cx="5334000" cy="1361009"/>
+                    </a:xfrm>
+                    <a:prstGeom prst="rect">
+                      <a:avLst/>
+                    </a:prstGeom>
+                    <a:noFill/>
+                    <a:ln w="9525">
+                      <a:noFill/>
+                      <a:headEnd/>
+                      <a:tailEnd/>
+                    </a:ln>
+                  </pic:spPr>
+                </pic:pic>
+              </a:graphicData>
+            </a:graphic>
+          </wp:inline>
+        </w:drawing>
+      </w:r>
+    </w:p>
+    <w:p>
+      <w:pPr>
+        <w:pStyle w:val="Legenda"/>
+      </w:pPr>
+      <w:r>
+        <w:t xml:space="preserve">Figura 3 — Fluxo de emissão de certificados construído na ferramenta de automação, do gatilho manual à conversão em PDF e à concessão de permissões. Endereços de serviço suprimidos.</w:t>
+      </w:r>
+    </w:p>
+    <w:p>
+      <w:pPr>
+        <w:pStyle w:val="FonteIlustracao"/>
+      </w:pPr>
+      <w:r>
+        <w:t xml:space="preserve">Fonte: dados da pesquisa.</w:t>
+      </w:r>
+    </w:p>
+    <w:p>
+      <w:pPr>
         <w:pStyle w:val="Heading3"/>
       </w:pPr>
-      <w:bookmarkStart w:id="37" w:name="X1b424eb77056e7c315bd9f8d1b751b10aeb7605"/>
+      <w:bookmarkStart w:id="38" w:name="X1b424eb77056e7c315bd9f8d1b751b10aeb7605"/>
       <w:r>
         <w:t xml:space="preserve">3.5 Camada de intervenção: a regra de recomendação pedagógica</w:t>
       </w:r>
-      <w:bookmarkEnd w:id="37"/>
+      <w:bookmarkEnd w:id="38"/>
     </w:p>
     <w:p>
       <w:pPr>
@@ -3424,11 +3487,11 @@
       <w:pPr>
         <w:pStyle w:val="Heading3"/>
       </w:pPr>
-      <w:bookmarkStart w:id="38" w:name="X96218a0cfe79e2a8e3d58ce5a3560ef33371d22"/>
+      <w:bookmarkStart w:id="39" w:name="X96218a0cfe79e2a8e3d58ce5a3560ef33371d22"/>
       <w:r>
         <w:t xml:space="preserve">3.6 Tratamento dos dados e procedimentos éticos</w:t>
       </w:r>
-      <w:bookmarkEnd w:id="38"/>
+      <w:bookmarkEnd w:id="39"/>
     </w:p>
     <w:p>
       <w:pPr>
@@ -3485,42 +3548,48 @@
         <w:t xml:space="preserve"> </w:t>
       </w:r>
       <w:r>
-        <w:t xml:space="preserve">Nenhum dado individual de discente é reportado no texto, nas tabelas ou nas figuras, e as</w:t>
-      </w:r>
-      <w:r>
-        <w:t xml:space="preserve"> </w:t>
-      </w:r>
-      <w:r>
-        <w:t xml:space="preserve">ilustrações foram redesenhadas como diagramas esquemáticos em lugar de capturas de tela,</w:t>
-      </w:r>
-      <w:r>
-        <w:t xml:space="preserve"> </w:t>
-      </w:r>
-      <w:r>
-        <w:t xml:space="preserve">justamente para eliminar a via mais provável de exposição acidental. Os identificadores de</w:t>
-      </w:r>
-      <w:r>
-        <w:t xml:space="preserve"> </w:t>
-      </w:r>
-      <w:r>
-        <w:t xml:space="preserve">infraestrutura, como nomes de servidor e credenciais de acesso, permanecem em variáveis de</w:t>
-      </w:r>
-      <w:r>
-        <w:t xml:space="preserve"> </w:t>
-      </w:r>
-      <w:r>
-        <w:t xml:space="preserve">ambiente e não são reproduzidos aqui.</w:t>
+        <w:t xml:space="preserve">Nenhum dado individual de discente é reportado no texto, nas tabelas ou nas figuras. As</w:t>
+      </w:r>
+      <w:r>
+        <w:t xml:space="preserve"> </w:t>
+      </w:r>
+      <w:r>
+        <w:t xml:space="preserve">capturas de tela reproduzidas foram tratadas antes de entrar no artigo, com supressão do</w:t>
+      </w:r>
+      <w:r>
+        <w:t xml:space="preserve"> </w:t>
+      </w:r>
+      <w:r>
+        <w:t xml:space="preserve">nome do discente no relatório de perfil, e o modelo de certificado aparece com as marcações</w:t>
+      </w:r>
+      <w:r>
+        <w:t xml:space="preserve"> </w:t>
+      </w:r>
+      <w:r>
+        <w:t xml:space="preserve">de substituição ainda no lugar dos dados que o fluxo insere na emissão. Os identificadores</w:t>
+      </w:r>
+      <w:r>
+        <w:t xml:space="preserve"> </w:t>
+      </w:r>
+      <w:r>
+        <w:t xml:space="preserve">de infraestrutura, como nomes de servidor e credenciais de acesso, permanecem em variáveis</w:t>
+      </w:r>
+      <w:r>
+        <w:t xml:space="preserve"> </w:t>
+      </w:r>
+      <w:r>
+        <w:t xml:space="preserve">de ambiente e foram suprimidos das figuras em que apareciam.</w:t>
       </w:r>
     </w:p>
     <w:p>
       <w:pPr>
         <w:pStyle w:val="Heading2"/>
       </w:pPr>
-      <w:bookmarkStart w:id="39" w:name="resultados-e-discussões"/>
+      <w:bookmarkStart w:id="40" w:name="resultados-e-discussões"/>
       <w:r>
         <w:t xml:space="preserve">4 Resultados e discussões</w:t>
       </w:r>
-      <w:bookmarkEnd w:id="39"/>
+      <w:bookmarkEnd w:id="40"/>
     </w:p>
     <w:p>
       <w:pPr>
@@ -3620,11 +3689,11 @@
       <w:pPr>
         <w:pStyle w:val="Heading3"/>
       </w:pPr>
-      <w:bookmarkStart w:id="40" w:name="Xe60b372d3dfb883306b8f4f6f44c96d36304449"/>
+      <w:bookmarkStart w:id="41" w:name="Xe60b372d3dfb883306b8f4f6f44c96d36304449"/>
       <w:r>
         <w:t xml:space="preserve">4.1 A base de dados constituída no ciclo de 2025</w:t>
       </w:r>
-      <w:bookmarkEnd w:id="40"/>
+      <w:bookmarkEnd w:id="41"/>
     </w:p>
     <w:p>
       <w:pPr>
@@ -4324,11 +4393,11 @@
       <w:pPr>
         <w:pStyle w:val="Heading3"/>
       </w:pPr>
-      <w:bookmarkStart w:id="41" w:name="Xc80a5d285d2374a13b72f4c5d054adf8e2400ee"/>
+      <w:bookmarkStart w:id="42" w:name="Xc80a5d285d2374a13b72f4c5d054adf8e2400ee"/>
       <w:r>
         <w:t xml:space="preserve">4.2 Cobertura longitudinal e computabilidade da regra de certificação</w:t>
       </w:r>
-      <w:bookmarkEnd w:id="41"/>
+      <w:bookmarkEnd w:id="42"/>
     </w:p>
     <w:p>
       <w:pPr>
@@ -4467,25 +4536,37 @@
         <w:pStyle w:val="BodyText"/>
       </w:pPr>
       <w:r>
-        <w:t xml:space="preserve">A forma como essa comparação chega ao mentor está reproduzida na Figura 3,</w:t>
-      </w:r>
-      <w:r>
-        <w:t xml:space="preserve"> </w:t>
-      </w:r>
-      <w:r>
-        <w:t xml:space="preserve">construída com dados sintéticos: o gráfico de perfil sobrepõe as medições de duas</w:t>
-      </w:r>
-      <w:r>
-        <w:t xml:space="preserve"> </w:t>
-      </w:r>
-      <w:r>
-        <w:t xml:space="preserve">unidades sucessivas sobre os mesmos eixos, e é dessa sobreposição que tanto a leitura</w:t>
-      </w:r>
-      <w:r>
-        <w:t xml:space="preserve"> </w:t>
-      </w:r>
-      <w:r>
-        <w:t xml:space="preserve">humana quanto as duas regras extraem a variação de cada competência.</w:t>
+        <w:t xml:space="preserve">A forma como essa comparação chega ao mentor está na Figura 4, um relatório</w:t>
+      </w:r>
+      <w:r>
+        <w:t xml:space="preserve"> </w:t>
+      </w:r>
+      <w:r>
+        <w:t xml:space="preserve">efetivamente produzido pelo fluxo de geração de gráficos, aqui em uma execução de outubro</w:t>
+      </w:r>
+      <w:r>
+        <w:t xml:space="preserve"> </w:t>
+      </w:r>
+      <w:r>
+        <w:t xml:space="preserve">de 2024. As avaliações sucessivas de um mesmo discente aparecem sobrepostas nos mesmos</w:t>
+      </w:r>
+      <w:r>
+        <w:t xml:space="preserve"> </w:t>
+      </w:r>
+      <w:r>
+        <w:t xml:space="preserve">eixos, e a tabela ao lado converte cada medição no nível qualitativo correspondente. É</w:t>
+      </w:r>
+      <w:r>
+        <w:t xml:space="preserve"> </w:t>
+      </w:r>
+      <w:r>
+        <w:t xml:space="preserve">dessa sobreposição que tanto a leitura humana quanto as duas regras extraem a variação de</w:t>
+      </w:r>
+      <w:r>
+        <w:t xml:space="preserve"> </w:t>
+      </w:r>
+      <w:r>
+        <w:t xml:space="preserve">cada competência.</w:t>
       </w:r>
     </w:p>
     <w:p>
@@ -4495,7 +4576,7 @@
       <w:r>
         <w:drawing>
           <wp:inline>
-            <wp:extent cx="5334000" cy="2998786"/>
+            <wp:extent cx="4674249" cy="2962305"/>
             <wp:effectExtent b="0" l="0" r="0" t="0"/>
             <wp:docPr descr="" title="" id="1" name="Picture"/>
             <a:graphic>
@@ -4508,7 +4589,7 @@
                     </pic:cNvPicPr>
                   </pic:nvPicPr>
                   <pic:blipFill>
-                    <a:blip r:embed="rId42"/>
+                    <a:blip r:embed="rId43"/>
                     <a:stretch>
                       <a:fillRect/>
                     </a:stretch>
@@ -4516,7 +4597,7 @@
                   <pic:spPr bwMode="auto">
                     <a:xfrm>
                       <a:off x="0" y="0"/>
-                      <a:ext cx="5334000" cy="2998786"/>
+                      <a:ext cx="4674249" cy="2962305"/>
                     </a:xfrm>
                     <a:prstGeom prst="rect">
                       <a:avLst/>
@@ -4540,7 +4621,7 @@
         <w:pStyle w:val="Legenda"/>
       </w:pPr>
       <w:r>
-        <w:t xml:space="preserve">Figura 3 — Gráfico de perfil de competências macro, com duas unidades sucessivas sobrepostas em escala de 0 a 4. Exemplo sintético, construído para ilustrar o formato da saída, sem dado de discente.</w:t>
+        <w:t xml:space="preserve">Figura 4 — Relatório de perfil produzido pelo fluxo de geração de gráficos, com três avaliações sucessivas sobrepostas nos eixos das competências e a tabela dos níveis qualitativos correspondentes. Nome do discente suprimido.</w:t>
       </w:r>
     </w:p>
     <w:p>
@@ -4548,7 +4629,7 @@
         <w:pStyle w:val="FonteIlustracao"/>
       </w:pPr>
       <w:r>
-        <w:t xml:space="preserve">Fonte: elaborado pelos autores.</w:t>
+        <w:t xml:space="preserve">Fonte: dados da pesquisa.</w:t>
       </w:r>
     </w:p>
     <w:p>
@@ -4655,11 +4736,11 @@
       <w:pPr>
         <w:pStyle w:val="Heading3"/>
       </w:pPr>
-      <w:bookmarkStart w:id="43" w:name="X4c2c2f052d6b2bf03a9e2fdbda407addf68e42a"/>
+      <w:bookmarkStart w:id="44" w:name="X4c2c2f052d6b2bf03a9e2fdbda407addf68e42a"/>
       <w:r>
         <w:t xml:space="preserve">4.3 Comportamento observado das camadas de decisão e de intervenção</w:t>
       </w:r>
-      <w:bookmarkEnd w:id="43"/>
+      <w:bookmarkEnd w:id="44"/>
     </w:p>
     <w:p>
       <w:pPr>
@@ -4760,31 +4841,43 @@
         <w:pStyle w:val="BodyText"/>
       </w:pPr>
       <w:r>
-        <w:t xml:space="preserve">Os artefatos que as duas camadas entregam estão reproduzidos na Figura 4, também</w:t>
-      </w:r>
-      <w:r>
-        <w:t xml:space="preserve"> </w:t>
-      </w:r>
-      <w:r>
-        <w:t xml:space="preserve">em exemplos sintéticos, uma vez que nenhum documento emitido para discente real pode ser</w:t>
-      </w:r>
-      <w:r>
-        <w:t xml:space="preserve"> </w:t>
-      </w:r>
-      <w:r>
-        <w:t xml:space="preserve">reproduzido em publicação aberta. O certificado registra a participação no programa, e a</w:t>
-      </w:r>
-      <w:r>
-        <w:t xml:space="preserve"> </w:t>
-      </w:r>
-      <w:r>
-        <w:t xml:space="preserve">mensagem de recomendação nomeia a competência apontada, a condição que disparou o</w:t>
-      </w:r>
-      <w:r>
-        <w:t xml:space="preserve"> </w:t>
-      </w:r>
-      <w:r>
-        <w:t xml:space="preserve">apontamento e a prática sugerida.</w:t>
+        <w:t xml:space="preserve">O documento que a camada de emissão produz está na Figura 5 e na Figura 6, que</w:t>
+      </w:r>
+      <w:r>
+        <w:t xml:space="preserve"> </w:t>
+      </w:r>
+      <w:r>
+        <w:t xml:space="preserve">reproduzem a frente e o verso do modelo preenchido pelo fluxo. O que aparece nos campos é</w:t>
+      </w:r>
+      <w:r>
+        <w:t xml:space="preserve"> </w:t>
+      </w:r>
+      <w:r>
+        <w:t xml:space="preserve">a marcação que o fluxo substitui pelos dados de cada discente no momento da emissão, e não</w:t>
+      </w:r>
+      <w:r>
+        <w:t xml:space="preserve"> </w:t>
+      </w:r>
+      <w:r>
+        <w:t xml:space="preserve">um certificado emitido: reproduzir um documento já preenchido exporia nome e número de</w:t>
+      </w:r>
+      <w:r>
+        <w:t xml:space="preserve"> </w:t>
+      </w:r>
+      <w:r>
+        <w:t xml:space="preserve">inscrição no cadastro de pessoas físicas. A frente registra a participação no programa e o</w:t>
+      </w:r>
+      <w:r>
+        <w:t xml:space="preserve"> </w:t>
+      </w:r>
+      <w:r>
+        <w:t xml:space="preserve">projeto ao qual o discente esteve vinculado, e o verso enumera as competências</w:t>
+      </w:r>
+      <w:r>
+        <w:t xml:space="preserve"> </w:t>
+      </w:r>
+      <w:r>
+        <w:t xml:space="preserve">socioemocionais trabalhadas no percurso.</w:t>
       </w:r>
     </w:p>
     <w:p>
@@ -4794,7 +4887,7 @@
       <w:r>
         <w:drawing>
           <wp:inline>
-            <wp:extent cx="5334000" cy="2332389"/>
+            <wp:extent cx="4150425" cy="2936174"/>
             <wp:effectExtent b="0" l="0" r="0" t="0"/>
             <wp:docPr descr="" title="" id="1" name="Picture"/>
             <a:graphic>
@@ -4807,7 +4900,7 @@
                     </pic:cNvPicPr>
                   </pic:nvPicPr>
                   <pic:blipFill>
-                    <a:blip r:embed="rId44"/>
+                    <a:blip r:embed="rId45"/>
                     <a:stretch>
                       <a:fillRect/>
                     </a:stretch>
@@ -4815,7 +4908,7 @@
                   <pic:spPr bwMode="auto">
                     <a:xfrm>
                       <a:off x="0" y="0"/>
-                      <a:ext cx="5334000" cy="2332389"/>
+                      <a:ext cx="4150425" cy="2936174"/>
                     </a:xfrm>
                     <a:prstGeom prst="rect">
                       <a:avLst/>
@@ -4839,7 +4932,7 @@
         <w:pStyle w:val="Legenda"/>
       </w:pPr>
       <w:r>
-        <w:t xml:space="preserve">Figura 4 — Certificado de participação e mensagem de recomendação pedagógica, os dois artefatos entregues pelas camadas de decisão e de intervenção. Exemplos sintéticos, sem dado de discente.</w:t>
+        <w:t xml:space="preserve">Figura 5 — Frente do modelo de certificado preenchido pelo fluxo de emissão. Os campos entre chaves são substituídos pelos dados do discente na emissão. Identificação institucional suprimida em razão da avaliação cega.</w:t>
       </w:r>
     </w:p>
     <w:p>
@@ -4847,7 +4940,70 @@
         <w:pStyle w:val="FonteIlustracao"/>
       </w:pPr>
       <w:r>
-        <w:t xml:space="preserve">Fonte: elaborado pelos autores.</w:t>
+        <w:t xml:space="preserve">Fonte: dados da pesquisa.</w:t>
+      </w:r>
+    </w:p>
+    <w:p>
+      <w:pPr>
+        <w:pStyle w:val="BodyText"/>
+      </w:pPr>
+      <w:r>
+        <w:drawing>
+          <wp:inline>
+            <wp:extent cx="4150425" cy="2930236"/>
+            <wp:effectExtent b="0" l="0" r="0" t="0"/>
+            <wp:docPr descr="" title="" id="1" name="Picture"/>
+            <a:graphic>
+              <a:graphicData uri="http://schemas.openxmlformats.org/drawingml/2006/picture">
+                <pic:pic>
+                  <pic:nvPicPr>
+                    <pic:cNvPr descr="figuras/fig-04-3.png" id="0" name="Picture"/>
+                    <pic:cNvPicPr>
+                      <a:picLocks noChangeArrowheads="1" noChangeAspect="1"/>
+                    </pic:cNvPicPr>
+                  </pic:nvPicPr>
+                  <pic:blipFill>
+                    <a:blip r:embed="rId46"/>
+                    <a:stretch>
+                      <a:fillRect/>
+                    </a:stretch>
+                  </pic:blipFill>
+                  <pic:spPr bwMode="auto">
+                    <a:xfrm>
+                      <a:off x="0" y="0"/>
+                      <a:ext cx="4150425" cy="2930236"/>
+                    </a:xfrm>
+                    <a:prstGeom prst="rect">
+                      <a:avLst/>
+                    </a:prstGeom>
+                    <a:noFill/>
+                    <a:ln w="9525">
+                      <a:noFill/>
+                      <a:headEnd/>
+                      <a:tailEnd/>
+                    </a:ln>
+                  </pic:spPr>
+                </pic:pic>
+              </a:graphicData>
+            </a:graphic>
+          </wp:inline>
+        </w:drawing>
+      </w:r>
+    </w:p>
+    <w:p>
+      <w:pPr>
+        <w:pStyle w:val="Legenda"/>
+      </w:pPr>
+      <w:r>
+        <w:t xml:space="preserve">Figura 6 — Verso do modelo de certificado, com a relação das competências socioemocionais trabalhadas no percurso formativo. Identificação institucional suprimida em razão da avaliação cega.</w:t>
+      </w:r>
+    </w:p>
+    <w:p>
+      <w:pPr>
+        <w:pStyle w:val="FonteIlustracao"/>
+      </w:pPr>
+      <w:r>
+        <w:t xml:space="preserve">Fonte: dados da pesquisa.</w:t>
       </w:r>
     </w:p>
     <w:p>
@@ -4898,11 +5054,11 @@
       <w:pPr>
         <w:pStyle w:val="Heading3"/>
       </w:pPr>
-      <w:bookmarkStart w:id="45" w:name="tempo-de-execução"/>
+      <w:bookmarkStart w:id="47" w:name="tempo-de-execução"/>
       <w:r>
         <w:t xml:space="preserve">4.4 Tempo de execução</w:t>
       </w:r>
-      <w:bookmarkEnd w:id="45"/>
+      <w:bookmarkEnd w:id="47"/>
     </w:p>
     <w:p>
       <w:pPr>
@@ -5343,11 +5499,11 @@
       <w:pPr>
         <w:pStyle w:val="Heading3"/>
       </w:pPr>
-      <w:bookmarkStart w:id="46" w:name="discussão"/>
+      <w:bookmarkStart w:id="48" w:name="discussão"/>
       <w:r>
         <w:t xml:space="preserve">4.5 Discussão</w:t>
       </w:r>
-      <w:bookmarkEnd w:id="46"/>
+      <w:bookmarkEnd w:id="48"/>
     </w:p>
     <w:p>
       <w:pPr>
@@ -5695,11 +5851,11 @@
       <w:pPr>
         <w:pStyle w:val="Heading3"/>
       </w:pPr>
-      <w:bookmarkStart w:id="47" w:name="limitações"/>
+      <w:bookmarkStart w:id="49" w:name="limitações"/>
       <w:r>
         <w:t xml:space="preserve">4.6 Limitações</w:t>
       </w:r>
-      <w:bookmarkEnd w:id="47"/>
+      <w:bookmarkEnd w:id="49"/>
     </w:p>
     <w:p>
       <w:pPr>
@@ -5887,11 +6043,11 @@
       <w:pPr>
         <w:pStyle w:val="Heading2"/>
       </w:pPr>
-      <w:bookmarkStart w:id="48" w:name="conclusão"/>
+      <w:bookmarkStart w:id="50" w:name="conclusão"/>
       <w:r>
         <w:t xml:space="preserve">5 Conclusão</w:t>
       </w:r>
-      <w:bookmarkEnd w:id="48"/>
+      <w:bookmarkEnd w:id="50"/>
     </w:p>
     <w:p>
       <w:pPr>
@@ -6249,11 +6405,11 @@
       <w:pPr>
         <w:pStyle w:val="Heading2"/>
       </w:pPr>
-      <w:bookmarkStart w:id="49" w:name="agradecimentos"/>
+      <w:bookmarkStart w:id="51" w:name="agradecimentos"/>
       <w:r>
         <w:t xml:space="preserve">Agradecimentos</w:t>
       </w:r>
-      <w:bookmarkEnd w:id="49"/>
+      <w:bookmarkEnd w:id="51"/>
     </w:p>
     <w:p>
       <w:pPr>
@@ -6309,11 +6465,11 @@
       <w:pPr>
         <w:pStyle w:val="Heading2"/>
       </w:pPr>
-      <w:bookmarkStart w:id="50" w:name="financiamento"/>
+      <w:bookmarkStart w:id="52" w:name="financiamento"/>
       <w:r>
         <w:t xml:space="preserve">Financiamento</w:t>
       </w:r>
-      <w:bookmarkEnd w:id="50"/>
+      <w:bookmarkEnd w:id="52"/>
     </w:p>
     <w:p>
       <w:pPr>
@@ -6327,11 +6483,11 @@
       <w:pPr>
         <w:pStyle w:val="Heading2"/>
       </w:pPr>
-      <w:bookmarkStart w:id="51" w:name="conflito-de-interesses"/>
+      <w:bookmarkStart w:id="53" w:name="conflito-de-interesses"/>
       <w:r>
         <w:t xml:space="preserve">Conflito de interesses</w:t>
       </w:r>
-      <w:bookmarkEnd w:id="51"/>
+      <w:bookmarkEnd w:id="53"/>
     </w:p>
     <w:p>
       <w:pPr>
@@ -6345,11 +6501,11 @@
       <w:pPr>
         <w:pStyle w:val="Heading1"/>
       </w:pPr>
-      <w:bookmarkStart w:id="52" w:name="referências"/>
+      <w:bookmarkStart w:id="54" w:name="referências"/>
       <w:r>
         <w:t xml:space="preserve">REFERÊNCIAS</w:t>
       </w:r>
-      <w:bookmarkEnd w:id="52"/>
+      <w:bookmarkEnd w:id="54"/>
     </w:p>
     <w:p>
       <w:pPr>

--- a/build/artigo.docx
+++ b/build/artigo.docx
@@ -2831,7 +2831,13 @@
         <w:pStyle w:val="BodyText"/>
       </w:pPr>
       <w:r>
-        <w:t xml:space="preserve">A gravação das dez medições de uma autoavaliação é executada registro a registro, na mesma</w:t>
+        <w:t xml:space="preserve">A gravação das onze linhas de uma autoavaliação, das quais dez são medições</w:t>
+      </w:r>
+      <w:r>
+        <w:t xml:space="preserve"> </w:t>
+      </w:r>
+      <w:r>
+        <w:t xml:space="preserve">independentes, é executada registro a registro, na mesma</w:t>
       </w:r>
       <w:r>
         <w:t xml:space="preserve"> </w:t>
@@ -4621,7 +4627,7 @@
         <w:pStyle w:val="Legenda"/>
       </w:pPr>
       <w:r>
-        <w:t xml:space="preserve">Figura 4 — Relatório de perfil produzido pelo fluxo de geração de gráficos, com três avaliações sucessivas sobrepostas nos eixos das competências e a tabela dos níveis qualitativos correspondentes. Nome do discente suprimido.</w:t>
+        <w:t xml:space="preserve">Figura 4 — Relatório de perfil produzido pelo fluxo de geração de gráficos, com três avaliações sucessivas sobrepostas nos eixos das competências e a tabela dos níveis qualitativos correspondentes. A data que acompanha cada rótulo é a do registro da autoavaliação, não a da unidade avaliativa. Nome do discente suprimido.</w:t>
       </w:r>
     </w:p>
     <w:p>
@@ -4940,7 +4946,7 @@
         <w:pStyle w:val="FonteIlustracao"/>
       </w:pPr>
       <w:r>
-        <w:t xml:space="preserve">Fonte: dados da pesquisa.</w:t>
+        <w:t xml:space="preserve">Fonte: modelo de documento do programa Capacitação 4.0.</w:t>
       </w:r>
     </w:p>
     <w:p>
@@ -5003,7 +5009,7 @@
         <w:pStyle w:val="FonteIlustracao"/>
       </w:pPr>
       <w:r>
-        <w:t xml:space="preserve">Fonte: dados da pesquisa.</w:t>
+        <w:t xml:space="preserve">Fonte: modelo de documento do programa Capacitação 4.0.</w:t>
       </w:r>
     </w:p>
     <w:p>
